--- a/docs/word/08_Matriz_Pruebas.docx
+++ b/docs/word/08_Matriz_Pruebas.docx
@@ -2,9 +2,6 @@
 <file path=word/document.xml><?xml version="1.0" encoding="utf-8"?>
 <w:document xmlns:wpc="http://schemas.microsoft.com/office/word/2010/wordprocessingCanvas" xmlns:mo="http://schemas.microsoft.com/office/mac/office/2008/main" xmlns:mc="http://schemas.openxmlformats.org/markup-compatibility/2006" xmlns:mv="urn:schemas-microsoft-com:mac:vml" xmlns:o="urn:schemas-microsoft-com:office:office" xmlns:r="http://schemas.openxmlformats.org/officeDocument/2006/relationships" xmlns:m="http://schemas.openxmlformats.org/officeDocument/2006/math" xmlns:v="urn:schemas-microsoft-com:vml" xmlns:wp14="http://schemas.microsoft.com/office/word/2010/wordprocessingDrawing" xmlns:wp="http://schemas.openxmlformats.org/drawingml/2006/wordprocessingDrawing" xmlns:w10="urn:schemas-microsoft-com:office:word" xmlns:w="http://schemas.openxmlformats.org/wordprocessingml/2006/main" xmlns:w14="http://schemas.microsoft.com/office/word/2010/wordml" xmlns:wpg="http://schemas.microsoft.com/office/word/2010/wordprocessingGroup" xmlns:wpi="http://schemas.microsoft.com/office/word/2010/wordprocessingInk" xmlns:wne="http://schemas.microsoft.com/office/word/2006/wordml" xmlns:wps="http://schemas.microsoft.com/office/word/2010/wordprocessingShape" mc:Ignorable="w14 wp14">
   <w:body>
-    <w:p>
-      <w:pPr/>
-    </w:p>
     <w:p>
       <w:pPr/>
     </w:p>
@@ -14,6 +11,25 @@
         <w:jc w:val="center"/>
       </w:pPr>
       <w:r>
+        <w:rPr>
+          <w:rFonts w:ascii="Arial" w:hAnsi="Arial" w:eastAsia="Arial"/>
+          <w:b/>
+          <w:color w:val="000000"/>
+          <w:sz w:val="22"/>
+        </w:rPr>
+        <w:t>BODEGA NORTE</w:t>
+      </w:r>
+    </w:p>
+    <w:p>
+      <w:pPr>
+        <w:jc w:val="center"/>
+      </w:pPr>
+      <w:r>
+        <w:rPr>
+          <w:rFonts w:ascii="Arial" w:hAnsi="Arial" w:eastAsia="Arial"/>
+          <w:color w:val="000000"/>
+          <w:sz w:val="22"/>
+        </w:rPr>
         <w:t>Matriz de pruebas y validación</w:t>
       </w:r>
     </w:p>
@@ -23,11 +39,12 @@
       </w:pPr>
       <w:r>
         <w:rPr>
-          <w:rFonts w:ascii="Arial" w:hAnsi="Arial"/>
-          <w:color w:val="1F4E79"/>
-          <w:sz w:val="24"/>
+          <w:rFonts w:ascii="Arial" w:hAnsi="Arial" w:eastAsia="Arial"/>
+          <w:b/>
+          <w:color w:val="000000"/>
+          <w:sz w:val="22"/>
         </w:rPr>
-        <w:t>Sistema de inventario y ventas para la bodega Bodega Norte</w:t>
+        <w:t>Experiencias Formativas en Situaciones Reales de Trabajo III (EFSR14908)</w:t>
       </w:r>
     </w:p>
     <w:p>
@@ -36,2980 +53,121 @@
       </w:pPr>
       <w:r>
         <w:rPr>
-          <w:rFonts w:ascii="Arial" w:hAnsi="Arial"/>
-          <w:b/>
-          <w:color w:val="10294B"/>
+          <w:rFonts w:ascii="Arial" w:hAnsi="Arial" w:eastAsia="Arial"/>
+          <w:color w:val="000000"/>
           <w:sz w:val="22"/>
         </w:rPr>
-        <w:t>DOCUMENTO ACADÉMICO EDITABLE</w:t>
+        <w:t>Judith Jenny Jimenez Monago</w:t>
       </w:r>
     </w:p>
-    <w:p/>
-    <w:tbl>
-      <w:tblPr>
-        <w:tblW w:type="auto" w:w="0"/>
-        <w:jc w:val="center"/>
-        <w:tblLayout w:type="autofit"/>
-        <w:tblLook w:firstColumn="1" w:firstRow="1" w:lastColumn="0" w:lastRow="0" w:noHBand="0" w:noVBand="1" w:val="04A0"/>
-      </w:tblPr>
-      <w:tblGrid>
-        <w:gridCol w:w="4320"/>
-        <w:gridCol w:w="4320"/>
-      </w:tblGrid>
-      <w:tr>
-        <w:tc>
-          <w:tcPr>
-            <w:tcW w:type="dxa" w:w="4320"/>
-            <w:shd w:fill="EAF0F6"/>
-            <w:tcBorders>
-              <w:top w:val="single" w:sz="4" w:space="0" w:color="D9D9D9"/>
-              <w:left w:val="single" w:sz="4" w:space="0" w:color="D9D9D9"/>
-              <w:bottom w:val="single" w:sz="4" w:space="0" w:color="D9D9D9"/>
-              <w:right w:val="single" w:sz="4" w:space="0" w:color="D9D9D9"/>
-              <w:insideH w:val="single" w:sz="4" w:space="0" w:color="D9D9D9"/>
-              <w:insideV w:val="single" w:sz="4" w:space="0" w:color="D9D9D9"/>
-            </w:tcBorders>
-            <w:tcMar>
-              <w:top w:w="80" w:type="dxa"/>
-              <w:start w:w="100" w:type="dxa"/>
-              <w:bottom w:w="80" w:type="dxa"/>
-              <w:end w:w="100" w:type="dxa"/>
-            </w:tcMar>
-            <w:vAlign w:val="center"/>
-          </w:tcPr>
-          <w:p>
-            <w:r>
-              <w:rPr>
-                <w:rFonts w:ascii="Arial" w:hAnsi="Arial"/>
-                <w:b/>
-                <w:color w:val="10294B"/>
-                <w:sz w:val="20"/>
-              </w:rPr>
-              <w:t>Curso</w:t>
-            </w:r>
-          </w:p>
-        </w:tc>
-        <w:tc>
-          <w:tcPr>
-            <w:tcW w:type="dxa" w:w="4320"/>
-            <w:tcBorders>
-              <w:top w:val="single" w:sz="4" w:space="0" w:color="D9D9D9"/>
-              <w:left w:val="single" w:sz="4" w:space="0" w:color="D9D9D9"/>
-              <w:bottom w:val="single" w:sz="4" w:space="0" w:color="D9D9D9"/>
-              <w:right w:val="single" w:sz="4" w:space="0" w:color="D9D9D9"/>
-              <w:insideH w:val="single" w:sz="4" w:space="0" w:color="D9D9D9"/>
-              <w:insideV w:val="single" w:sz="4" w:space="0" w:color="D9D9D9"/>
-            </w:tcBorders>
-            <w:tcMar>
-              <w:top w:w="80" w:type="dxa"/>
-              <w:start w:w="100" w:type="dxa"/>
-              <w:bottom w:w="80" w:type="dxa"/>
-              <w:end w:w="100" w:type="dxa"/>
-            </w:tcMar>
-            <w:vAlign w:val="center"/>
-          </w:tcPr>
-          <w:p>
-            <w:r>
-              <w:rPr>
-                <w:rFonts w:ascii="Arial" w:hAnsi="Arial"/>
-                <w:sz w:val="20"/>
-              </w:rPr>
-              <w:t>EFSR14908 – Experiencia Formativa en Situación Real de Trabajo</w:t>
-            </w:r>
-          </w:p>
-        </w:tc>
-      </w:tr>
-      <w:tr>
-        <w:tc>
-          <w:tcPr>
-            <w:tcW w:type="dxa" w:w="4320"/>
-            <w:shd w:fill="EAF0F6"/>
-            <w:tcBorders>
-              <w:top w:val="single" w:sz="4" w:space="0" w:color="D9D9D9"/>
-              <w:left w:val="single" w:sz="4" w:space="0" w:color="D9D9D9"/>
-              <w:bottom w:val="single" w:sz="4" w:space="0" w:color="D9D9D9"/>
-              <w:right w:val="single" w:sz="4" w:space="0" w:color="D9D9D9"/>
-              <w:insideH w:val="single" w:sz="4" w:space="0" w:color="D9D9D9"/>
-              <w:insideV w:val="single" w:sz="4" w:space="0" w:color="D9D9D9"/>
-            </w:tcBorders>
-            <w:tcMar>
-              <w:top w:w="80" w:type="dxa"/>
-              <w:start w:w="100" w:type="dxa"/>
-              <w:bottom w:w="80" w:type="dxa"/>
-              <w:end w:w="100" w:type="dxa"/>
-            </w:tcMar>
-            <w:vAlign w:val="center"/>
-          </w:tcPr>
-          <w:p>
-            <w:r>
-              <w:rPr>
-                <w:rFonts w:ascii="Arial" w:hAnsi="Arial"/>
-                <w:b/>
-                <w:color w:val="10294B"/>
-                <w:sz w:val="20"/>
-              </w:rPr>
-              <w:t>Docente</w:t>
-            </w:r>
-          </w:p>
-        </w:tc>
-        <w:tc>
-          <w:tcPr>
-            <w:tcW w:type="dxa" w:w="4320"/>
-            <w:tcBorders>
-              <w:top w:val="single" w:sz="4" w:space="0" w:color="D9D9D9"/>
-              <w:left w:val="single" w:sz="4" w:space="0" w:color="D9D9D9"/>
-              <w:bottom w:val="single" w:sz="4" w:space="0" w:color="D9D9D9"/>
-              <w:right w:val="single" w:sz="4" w:space="0" w:color="D9D9D9"/>
-              <w:insideH w:val="single" w:sz="4" w:space="0" w:color="D9D9D9"/>
-              <w:insideV w:val="single" w:sz="4" w:space="0" w:color="D9D9D9"/>
-            </w:tcBorders>
-            <w:tcMar>
-              <w:top w:w="80" w:type="dxa"/>
-              <w:start w:w="100" w:type="dxa"/>
-              <w:bottom w:w="80" w:type="dxa"/>
-              <w:end w:w="100" w:type="dxa"/>
-            </w:tcMar>
-            <w:vAlign w:val="center"/>
-          </w:tcPr>
-          <w:p>
-            <w:r>
-              <w:rPr>
-                <w:rFonts w:ascii="Arial" w:hAnsi="Arial"/>
-                <w:sz w:val="20"/>
-              </w:rPr>
-              <w:t>Judith Jiménez Monago</w:t>
-            </w:r>
-          </w:p>
-        </w:tc>
-      </w:tr>
-      <w:tr>
-        <w:tc>
-          <w:tcPr>
-            <w:tcW w:type="dxa" w:w="4320"/>
-            <w:shd w:fill="EAF0F6"/>
-            <w:tcBorders>
-              <w:top w:val="single" w:sz="4" w:space="0" w:color="D9D9D9"/>
-              <w:left w:val="single" w:sz="4" w:space="0" w:color="D9D9D9"/>
-              <w:bottom w:val="single" w:sz="4" w:space="0" w:color="D9D9D9"/>
-              <w:right w:val="single" w:sz="4" w:space="0" w:color="D9D9D9"/>
-              <w:insideH w:val="single" w:sz="4" w:space="0" w:color="D9D9D9"/>
-              <w:insideV w:val="single" w:sz="4" w:space="0" w:color="D9D9D9"/>
-            </w:tcBorders>
-            <w:tcMar>
-              <w:top w:w="80" w:type="dxa"/>
-              <w:start w:w="100" w:type="dxa"/>
-              <w:bottom w:w="80" w:type="dxa"/>
-              <w:end w:w="100" w:type="dxa"/>
-            </w:tcMar>
-            <w:vAlign w:val="center"/>
-          </w:tcPr>
-          <w:p>
-            <w:r>
-              <w:rPr>
-                <w:rFonts w:ascii="Arial" w:hAnsi="Arial"/>
-                <w:b/>
-                <w:color w:val="10294B"/>
-                <w:sz w:val="20"/>
-              </w:rPr>
-              <w:t>Periodo</w:t>
-            </w:r>
-          </w:p>
-        </w:tc>
-        <w:tc>
-          <w:tcPr>
-            <w:tcW w:type="dxa" w:w="4320"/>
-            <w:tcBorders>
-              <w:top w:val="single" w:sz="4" w:space="0" w:color="D9D9D9"/>
-              <w:left w:val="single" w:sz="4" w:space="0" w:color="D9D9D9"/>
-              <w:bottom w:val="single" w:sz="4" w:space="0" w:color="D9D9D9"/>
-              <w:right w:val="single" w:sz="4" w:space="0" w:color="D9D9D9"/>
-              <w:insideH w:val="single" w:sz="4" w:space="0" w:color="D9D9D9"/>
-              <w:insideV w:val="single" w:sz="4" w:space="0" w:color="D9D9D9"/>
-            </w:tcBorders>
-            <w:tcMar>
-              <w:top w:w="80" w:type="dxa"/>
-              <w:start w:w="100" w:type="dxa"/>
-              <w:bottom w:w="80" w:type="dxa"/>
-              <w:end w:w="100" w:type="dxa"/>
-            </w:tcMar>
-            <w:vAlign w:val="center"/>
-          </w:tcPr>
-          <w:p>
-            <w:r>
-              <w:rPr>
-                <w:rFonts w:ascii="Arial" w:hAnsi="Arial"/>
-                <w:sz w:val="20"/>
-              </w:rPr>
-              <w:t>Periodo académico 2026</w:t>
-            </w:r>
-          </w:p>
-        </w:tc>
-      </w:tr>
-      <w:tr>
-        <w:tc>
-          <w:tcPr>
-            <w:tcW w:type="dxa" w:w="4320"/>
-            <w:shd w:fill="EAF0F6"/>
-            <w:tcBorders>
-              <w:top w:val="single" w:sz="4" w:space="0" w:color="D9D9D9"/>
-              <w:left w:val="single" w:sz="4" w:space="0" w:color="D9D9D9"/>
-              <w:bottom w:val="single" w:sz="4" w:space="0" w:color="D9D9D9"/>
-              <w:right w:val="single" w:sz="4" w:space="0" w:color="D9D9D9"/>
-              <w:insideH w:val="single" w:sz="4" w:space="0" w:color="D9D9D9"/>
-              <w:insideV w:val="single" w:sz="4" w:space="0" w:color="D9D9D9"/>
-            </w:tcBorders>
-            <w:tcMar>
-              <w:top w:w="80" w:type="dxa"/>
-              <w:start w:w="100" w:type="dxa"/>
-              <w:bottom w:w="80" w:type="dxa"/>
-              <w:end w:w="100" w:type="dxa"/>
-            </w:tcMar>
-            <w:vAlign w:val="center"/>
-          </w:tcPr>
-          <w:p>
-            <w:r>
-              <w:rPr>
-                <w:rFonts w:ascii="Arial" w:hAnsi="Arial"/>
-                <w:b/>
-                <w:color w:val="10294B"/>
-                <w:sz w:val="20"/>
-              </w:rPr>
-              <w:t>Entregable</w:t>
-            </w:r>
-          </w:p>
-        </w:tc>
-        <w:tc>
-          <w:tcPr>
-            <w:tcW w:type="dxa" w:w="4320"/>
-            <w:tcBorders>
-              <w:top w:val="single" w:sz="4" w:space="0" w:color="D9D9D9"/>
-              <w:left w:val="single" w:sz="4" w:space="0" w:color="D9D9D9"/>
-              <w:bottom w:val="single" w:sz="4" w:space="0" w:color="D9D9D9"/>
-              <w:right w:val="single" w:sz="4" w:space="0" w:color="D9D9D9"/>
-              <w:insideH w:val="single" w:sz="4" w:space="0" w:color="D9D9D9"/>
-              <w:insideV w:val="single" w:sz="4" w:space="0" w:color="D9D9D9"/>
-            </w:tcBorders>
-            <w:tcMar>
-              <w:top w:w="80" w:type="dxa"/>
-              <w:start w:w="100" w:type="dxa"/>
-              <w:bottom w:w="80" w:type="dxa"/>
-              <w:end w:w="100" w:type="dxa"/>
-            </w:tcMar>
-            <w:vAlign w:val="center"/>
-          </w:tcPr>
-          <w:p>
-            <w:r>
-              <w:rPr>
-                <w:rFonts w:ascii="Arial" w:hAnsi="Arial"/>
-                <w:sz w:val="20"/>
-              </w:rPr>
-              <w:t>Evidencias funcionales, técnicas y de usabilidad</w:t>
-            </w:r>
-          </w:p>
-        </w:tc>
-      </w:tr>
-      <w:tr>
-        <w:tc>
-          <w:tcPr>
-            <w:tcW w:type="dxa" w:w="4320"/>
-            <w:shd w:fill="EAF0F6"/>
-            <w:tcBorders>
-              <w:top w:val="single" w:sz="4" w:space="0" w:color="D9D9D9"/>
-              <w:left w:val="single" w:sz="4" w:space="0" w:color="D9D9D9"/>
-              <w:bottom w:val="single" w:sz="4" w:space="0" w:color="D9D9D9"/>
-              <w:right w:val="single" w:sz="4" w:space="0" w:color="D9D9D9"/>
-              <w:insideH w:val="single" w:sz="4" w:space="0" w:color="D9D9D9"/>
-              <w:insideV w:val="single" w:sz="4" w:space="0" w:color="D9D9D9"/>
-            </w:tcBorders>
-            <w:tcMar>
-              <w:top w:w="80" w:type="dxa"/>
-              <w:start w:w="100" w:type="dxa"/>
-              <w:bottom w:w="80" w:type="dxa"/>
-              <w:end w:w="100" w:type="dxa"/>
-            </w:tcMar>
-            <w:vAlign w:val="center"/>
-          </w:tcPr>
-          <w:p>
-            <w:r>
-              <w:rPr>
-                <w:rFonts w:ascii="Arial" w:hAnsi="Arial"/>
-                <w:b/>
-                <w:color w:val="10294B"/>
-                <w:sz w:val="20"/>
-              </w:rPr>
-              <w:t>Estudiante / integrantes</w:t>
-            </w:r>
-          </w:p>
-        </w:tc>
-        <w:tc>
-          <w:tcPr>
-            <w:tcW w:type="dxa" w:w="4320"/>
-            <w:tcBorders>
-              <w:top w:val="single" w:sz="4" w:space="0" w:color="D9D9D9"/>
-              <w:left w:val="single" w:sz="4" w:space="0" w:color="D9D9D9"/>
-              <w:bottom w:val="single" w:sz="4" w:space="0" w:color="D9D9D9"/>
-              <w:right w:val="single" w:sz="4" w:space="0" w:color="D9D9D9"/>
-              <w:insideH w:val="single" w:sz="4" w:space="0" w:color="D9D9D9"/>
-              <w:insideV w:val="single" w:sz="4" w:space="0" w:color="D9D9D9"/>
-            </w:tcBorders>
-            <w:tcMar>
-              <w:top w:w="80" w:type="dxa"/>
-              <w:start w:w="100" w:type="dxa"/>
-              <w:bottom w:w="80" w:type="dxa"/>
-              <w:end w:w="100" w:type="dxa"/>
-            </w:tcMar>
-            <w:vAlign w:val="center"/>
-          </w:tcPr>
-          <w:p>
-            <w:r>
-              <w:rPr>
-                <w:rFonts w:ascii="Arial" w:hAnsi="Arial"/>
-                <w:sz w:val="20"/>
-              </w:rPr>
-              <w:t>[Completar]</w:t>
-            </w:r>
-          </w:p>
-        </w:tc>
-      </w:tr>
-      <w:tr>
-        <w:tc>
-          <w:tcPr>
-            <w:tcW w:type="dxa" w:w="4320"/>
-            <w:shd w:fill="EAF0F6"/>
-            <w:tcBorders>
-              <w:top w:val="single" w:sz="4" w:space="0" w:color="D9D9D9"/>
-              <w:left w:val="single" w:sz="4" w:space="0" w:color="D9D9D9"/>
-              <w:bottom w:val="single" w:sz="4" w:space="0" w:color="D9D9D9"/>
-              <w:right w:val="single" w:sz="4" w:space="0" w:color="D9D9D9"/>
-              <w:insideH w:val="single" w:sz="4" w:space="0" w:color="D9D9D9"/>
-              <w:insideV w:val="single" w:sz="4" w:space="0" w:color="D9D9D9"/>
-            </w:tcBorders>
-            <w:tcMar>
-              <w:top w:w="80" w:type="dxa"/>
-              <w:start w:w="100" w:type="dxa"/>
-              <w:bottom w:w="80" w:type="dxa"/>
-              <w:end w:w="100" w:type="dxa"/>
-            </w:tcMar>
-            <w:vAlign w:val="center"/>
-          </w:tcPr>
-          <w:p>
-            <w:r>
-              <w:rPr>
-                <w:rFonts w:ascii="Arial" w:hAnsi="Arial"/>
-                <w:b/>
-                <w:color w:val="10294B"/>
-                <w:sz w:val="20"/>
-              </w:rPr>
-              <w:t>Coordinador del proyecto</w:t>
-            </w:r>
-          </w:p>
-        </w:tc>
-        <w:tc>
-          <w:tcPr>
-            <w:tcW w:type="dxa" w:w="4320"/>
-            <w:tcBorders>
-              <w:top w:val="single" w:sz="4" w:space="0" w:color="D9D9D9"/>
-              <w:left w:val="single" w:sz="4" w:space="0" w:color="D9D9D9"/>
-              <w:bottom w:val="single" w:sz="4" w:space="0" w:color="D9D9D9"/>
-              <w:right w:val="single" w:sz="4" w:space="0" w:color="D9D9D9"/>
-              <w:insideH w:val="single" w:sz="4" w:space="0" w:color="D9D9D9"/>
-              <w:insideV w:val="single" w:sz="4" w:space="0" w:color="D9D9D9"/>
-            </w:tcBorders>
-            <w:tcMar>
-              <w:top w:w="80" w:type="dxa"/>
-              <w:start w:w="100" w:type="dxa"/>
-              <w:bottom w:w="80" w:type="dxa"/>
-              <w:end w:w="100" w:type="dxa"/>
-            </w:tcMar>
-            <w:vAlign w:val="center"/>
-          </w:tcPr>
-          <w:p>
-            <w:r>
-              <w:rPr>
-                <w:rFonts w:ascii="Arial" w:hAnsi="Arial"/>
-                <w:sz w:val="20"/>
-              </w:rPr>
-              <w:t>[Completar]</w:t>
-            </w:r>
-          </w:p>
-        </w:tc>
-      </w:tr>
-      <w:tr>
-        <w:tc>
-          <w:tcPr>
-            <w:tcW w:type="dxa" w:w="4320"/>
-            <w:shd w:fill="EAF0F6"/>
-            <w:tcBorders>
-              <w:top w:val="single" w:sz="4" w:space="0" w:color="D9D9D9"/>
-              <w:left w:val="single" w:sz="4" w:space="0" w:color="D9D9D9"/>
-              <w:bottom w:val="single" w:sz="4" w:space="0" w:color="D9D9D9"/>
-              <w:right w:val="single" w:sz="4" w:space="0" w:color="D9D9D9"/>
-              <w:insideH w:val="single" w:sz="4" w:space="0" w:color="D9D9D9"/>
-              <w:insideV w:val="single" w:sz="4" w:space="0" w:color="D9D9D9"/>
-            </w:tcBorders>
-            <w:tcMar>
-              <w:top w:w="80" w:type="dxa"/>
-              <w:start w:w="100" w:type="dxa"/>
-              <w:bottom w:w="80" w:type="dxa"/>
-              <w:end w:w="100" w:type="dxa"/>
-            </w:tcMar>
-            <w:vAlign w:val="center"/>
-          </w:tcPr>
-          <w:p>
-            <w:r>
-              <w:rPr>
-                <w:rFonts w:ascii="Arial" w:hAnsi="Arial"/>
-                <w:b/>
-                <w:color w:val="10294B"/>
-                <w:sz w:val="20"/>
-              </w:rPr>
-              <w:t>Institución / bodega</w:t>
-            </w:r>
-          </w:p>
-        </w:tc>
-        <w:tc>
-          <w:tcPr>
-            <w:tcW w:type="dxa" w:w="4320"/>
-            <w:tcBorders>
-              <w:top w:val="single" w:sz="4" w:space="0" w:color="D9D9D9"/>
-              <w:left w:val="single" w:sz="4" w:space="0" w:color="D9D9D9"/>
-              <w:bottom w:val="single" w:sz="4" w:space="0" w:color="D9D9D9"/>
-              <w:right w:val="single" w:sz="4" w:space="0" w:color="D9D9D9"/>
-              <w:insideH w:val="single" w:sz="4" w:space="0" w:color="D9D9D9"/>
-              <w:insideV w:val="single" w:sz="4" w:space="0" w:color="D9D9D9"/>
-            </w:tcBorders>
-            <w:tcMar>
-              <w:top w:w="80" w:type="dxa"/>
-              <w:start w:w="100" w:type="dxa"/>
-              <w:bottom w:w="80" w:type="dxa"/>
-              <w:end w:w="100" w:type="dxa"/>
-            </w:tcMar>
-            <w:vAlign w:val="center"/>
-          </w:tcPr>
-          <w:p>
-            <w:r>
-              <w:rPr>
-                <w:rFonts w:ascii="Arial" w:hAnsi="Arial"/>
-                <w:sz w:val="20"/>
-              </w:rPr>
-              <w:t>Bodega Norte – [completar ubicación]</w:t>
-            </w:r>
-          </w:p>
-        </w:tc>
-      </w:tr>
-      <w:tr>
-        <w:tc>
-          <w:tcPr>
-            <w:tcW w:type="dxa" w:w="4320"/>
-            <w:shd w:fill="EAF0F6"/>
-            <w:tcBorders>
-              <w:top w:val="single" w:sz="4" w:space="0" w:color="D9D9D9"/>
-              <w:left w:val="single" w:sz="4" w:space="0" w:color="D9D9D9"/>
-              <w:bottom w:val="single" w:sz="4" w:space="0" w:color="D9D9D9"/>
-              <w:right w:val="single" w:sz="4" w:space="0" w:color="D9D9D9"/>
-              <w:insideH w:val="single" w:sz="4" w:space="0" w:color="D9D9D9"/>
-              <w:insideV w:val="single" w:sz="4" w:space="0" w:color="D9D9D9"/>
-            </w:tcBorders>
-            <w:tcMar>
-              <w:top w:w="80" w:type="dxa"/>
-              <w:start w:w="100" w:type="dxa"/>
-              <w:bottom w:w="80" w:type="dxa"/>
-              <w:end w:w="100" w:type="dxa"/>
-            </w:tcMar>
-            <w:vAlign w:val="center"/>
-          </w:tcPr>
-          <w:p>
-            <w:r>
-              <w:rPr>
-                <w:rFonts w:ascii="Arial" w:hAnsi="Arial"/>
-                <w:b/>
-                <w:color w:val="10294B"/>
-                <w:sz w:val="20"/>
-              </w:rPr>
-              <w:t>Fecha de entrega</w:t>
-            </w:r>
-          </w:p>
-        </w:tc>
-        <w:tc>
-          <w:tcPr>
-            <w:tcW w:type="dxa" w:w="4320"/>
-            <w:tcBorders>
-              <w:top w:val="single" w:sz="4" w:space="0" w:color="D9D9D9"/>
-              <w:left w:val="single" w:sz="4" w:space="0" w:color="D9D9D9"/>
-              <w:bottom w:val="single" w:sz="4" w:space="0" w:color="D9D9D9"/>
-              <w:right w:val="single" w:sz="4" w:space="0" w:color="D9D9D9"/>
-              <w:insideH w:val="single" w:sz="4" w:space="0" w:color="D9D9D9"/>
-              <w:insideV w:val="single" w:sz="4" w:space="0" w:color="D9D9D9"/>
-            </w:tcBorders>
-            <w:tcMar>
-              <w:top w:w="80" w:type="dxa"/>
-              <w:start w:w="100" w:type="dxa"/>
-              <w:bottom w:w="80" w:type="dxa"/>
-              <w:end w:w="100" w:type="dxa"/>
-            </w:tcMar>
-            <w:vAlign w:val="center"/>
-          </w:tcPr>
-          <w:p>
-            <w:r>
-              <w:rPr>
-                <w:rFonts w:ascii="Arial" w:hAnsi="Arial"/>
-                <w:sz w:val="20"/>
-              </w:rPr>
-              <w:t>[Completar]</w:t>
-            </w:r>
-          </w:p>
-        </w:tc>
-      </w:tr>
-    </w:tbl>
-    <w:p/>
     <w:p>
       <w:pPr>
         <w:jc w:val="center"/>
       </w:pPr>
       <w:r>
         <w:rPr>
-          <w:i/>
-          <w:color w:val="6B7280"/>
-          <w:sz w:val="18"/>
+          <w:rFonts w:ascii="Arial" w:hAnsi="Arial" w:eastAsia="Arial"/>
+          <w:color w:val="000000"/>
+          <w:sz w:val="22"/>
         </w:rPr>
-        <w:t>Elaborado a partir de la estructura y criterios indicados en los documentos de referencia del curso.</w:t>
+        <w:t>Ciclo cuarto | Periodo 2026 | Semestre no consignado en los documentos recibidos</w:t>
+      </w:r>
+    </w:p>
+    <w:p>
+      <w:pPr>
+        <w:jc w:val="center"/>
+      </w:pPr>
+      <w:r>
+        <w:rPr>
+          <w:rFonts w:ascii="Arial" w:hAnsi="Arial" w:eastAsia="Arial"/>
+          <w:color w:val="000000"/>
+          <w:sz w:val="22"/>
+        </w:rPr>
+        <w:t>Grupo 10</w:t>
+      </w:r>
+    </w:p>
+    <w:p/>
+    <w:p>
+      <w:pPr>
+        <w:jc w:val="left"/>
+      </w:pPr>
+      <w:r>
+        <w:rPr>
+          <w:rFonts w:ascii="Arial" w:hAnsi="Arial" w:eastAsia="Arial"/>
+          <w:color w:val="000000"/>
+          <w:sz w:val="22"/>
+        </w:rPr>
+        <w:t>Coordinador: Gonzalo Yoel Choque Becerra</w:t>
       </w:r>
     </w:p>
     <w:p>
       <w:r>
+        <w:rPr>
+          <w:rFonts w:ascii="Arial" w:hAnsi="Arial" w:eastAsia="Arial"/>
+          <w:color w:val="000000"/>
+          <w:sz w:val="22"/>
+        </w:rPr>
+        <w:t>Integrantes: Adrian Alexander Berrocal Villanueva; Lalo Alessandro Eugenio Montalvo; Juan Diego Romero Peralta</w:t>
+      </w:r>
+    </w:p>
+    <w:p>
+      <w:r>
+        <w:rPr>
+          <w:rFonts w:ascii="Arial" w:hAnsi="Arial" w:eastAsia="Arial"/>
+          <w:color w:val="000000"/>
+          <w:sz w:val="22"/>
+        </w:rPr>
+        <w:t>Fecha de elaboración: 4 de octubre de 2026</w:t>
+      </w:r>
+    </w:p>
+    <w:p>
+      <w:r>
+        <w:rPr>
+          <w:rFonts w:ascii="Arial" w:hAnsi="Arial" w:eastAsia="Arial"/>
+          <w:color w:val="000000"/>
+          <w:sz w:val="22"/>
+        </w:rPr>
         <w:br w:type="page"/>
       </w:r>
     </w:p>
     <w:p>
       <w:pPr>
         <w:pStyle w:val="Heading1"/>
+        <w:keepNext/>
+        <w:keepLines/>
       </w:pPr>
       <w:r>
-        <w:t>1. Criterios de prueba</w:t>
+        <w:rPr>
+          <w:rFonts w:ascii="Arial" w:hAnsi="Arial" w:eastAsia="Arial"/>
+          <w:color w:val="000000"/>
+          <w:sz w:val="22"/>
+        </w:rPr>
+        <w:t>1. Alcance de la matriz</w:t>
       </w:r>
     </w:p>
     <w:p>
       <w:r>
-        <w:t>La matriz cubre los flujos principales del MVP, la validación de formularios, la actualización de existencias, la adaptación responsive, la compilación y la prueba de integración. Cada resultado debe acompañarse de captura o registro de ejecución cuando se presente el informe.</w:t>
+        <w:rPr>
+          <w:rFonts w:ascii="Arial" w:hAnsi="Arial" w:eastAsia="Arial"/>
+          <w:color w:val="000000"/>
+          <w:sz w:val="22"/>
+        </w:rPr>
+        <w:t>La matriz separa las compilaciones realizadas de las pruebas de integración con Supabase y de la aceptación visual. La prueba SQL Server anterior no valida PostgreSQL. El 04-10-2026 pasaron 18 pruebas locales y se revisaron ventas, cancelación, proveedores, configuración, roles demo y fechas en el navegador. La integración HTTP PostgreSQL y la aceptación del equipo permanecen pendientes.</w:t>
       </w:r>
     </w:p>
     <w:p>
       <w:pPr>
         <w:pStyle w:val="Heading1"/>
+        <w:keepNext/>
+        <w:keepLines/>
       </w:pPr>
       <w:r>
-        <w:t>2. Casos de prueba</w:t>
-      </w:r>
-    </w:p>
-    <w:tbl>
-      <w:tblPr>
-        <w:tblStyle w:val="TableGrid"/>
-        <w:tblW w:type="auto" w:w="0"/>
-        <w:jc w:val="center"/>
-        <w:tblLook w:firstColumn="1" w:firstRow="1" w:lastColumn="0" w:lastRow="0" w:noHBand="0" w:noVBand="1" w:val="04A0"/>
-      </w:tblPr>
-      <w:tblGrid>
-        <w:gridCol w:w="1728"/>
-        <w:gridCol w:w="1728"/>
-        <w:gridCol w:w="1728"/>
-        <w:gridCol w:w="1728"/>
-        <w:gridCol w:w="1728"/>
-      </w:tblGrid>
-      <w:tr>
-        <w:trPr>
-          <w:tblHeader w:val="true"/>
-        </w:trPr>
-        <w:tc>
-          <w:tcPr>
-            <w:tcW w:type="dxa" w:w="1728"/>
-            <w:shd w:fill="10294B"/>
-            <w:tcBorders>
-              <w:top w:val="single" w:sz="4" w:space="0" w:color="10294B"/>
-              <w:left w:val="single" w:sz="4" w:space="0" w:color="10294B"/>
-              <w:bottom w:val="single" w:sz="4" w:space="0" w:color="10294B"/>
-              <w:right w:val="single" w:sz="4" w:space="0" w:color="10294B"/>
-              <w:insideH w:val="single" w:sz="4" w:space="0" w:color="10294B"/>
-              <w:insideV w:val="single" w:sz="4" w:space="0" w:color="10294B"/>
-            </w:tcBorders>
-            <w:tcMar>
-              <w:top w:w="80" w:type="dxa"/>
-              <w:start w:w="100" w:type="dxa"/>
-              <w:bottom w:w="80" w:type="dxa"/>
-              <w:end w:w="100" w:type="dxa"/>
-            </w:tcMar>
-          </w:tcPr>
-          <w:p>
-            <w:r>
-              <w:rPr>
-                <w:rFonts w:ascii="Arial" w:hAnsi="Arial"/>
-                <w:b/>
-                <w:color w:val="FFFFFF"/>
-                <w:sz w:val="18"/>
-              </w:rPr>
-              <w:t>ID</w:t>
-            </w:r>
-          </w:p>
-        </w:tc>
-        <w:tc>
-          <w:tcPr>
-            <w:tcW w:type="dxa" w:w="1728"/>
-            <w:shd w:fill="10294B"/>
-            <w:tcBorders>
-              <w:top w:val="single" w:sz="4" w:space="0" w:color="10294B"/>
-              <w:left w:val="single" w:sz="4" w:space="0" w:color="10294B"/>
-              <w:bottom w:val="single" w:sz="4" w:space="0" w:color="10294B"/>
-              <w:right w:val="single" w:sz="4" w:space="0" w:color="10294B"/>
-              <w:insideH w:val="single" w:sz="4" w:space="0" w:color="10294B"/>
-              <w:insideV w:val="single" w:sz="4" w:space="0" w:color="10294B"/>
-            </w:tcBorders>
-            <w:tcMar>
-              <w:top w:w="80" w:type="dxa"/>
-              <w:start w:w="100" w:type="dxa"/>
-              <w:bottom w:w="80" w:type="dxa"/>
-              <w:end w:w="100" w:type="dxa"/>
-            </w:tcMar>
-          </w:tcPr>
-          <w:p>
-            <w:r>
-              <w:rPr>
-                <w:rFonts w:ascii="Arial" w:hAnsi="Arial"/>
-                <w:b/>
-                <w:color w:val="FFFFFF"/>
-                <w:sz w:val="18"/>
-              </w:rPr>
-              <w:t>Módulo</w:t>
-            </w:r>
-          </w:p>
-        </w:tc>
-        <w:tc>
-          <w:tcPr>
-            <w:tcW w:type="dxa" w:w="1728"/>
-            <w:shd w:fill="10294B"/>
-            <w:tcBorders>
-              <w:top w:val="single" w:sz="4" w:space="0" w:color="10294B"/>
-              <w:left w:val="single" w:sz="4" w:space="0" w:color="10294B"/>
-              <w:bottom w:val="single" w:sz="4" w:space="0" w:color="10294B"/>
-              <w:right w:val="single" w:sz="4" w:space="0" w:color="10294B"/>
-              <w:insideH w:val="single" w:sz="4" w:space="0" w:color="10294B"/>
-              <w:insideV w:val="single" w:sz="4" w:space="0" w:color="10294B"/>
-            </w:tcBorders>
-            <w:tcMar>
-              <w:top w:w="80" w:type="dxa"/>
-              <w:start w:w="100" w:type="dxa"/>
-              <w:bottom w:w="80" w:type="dxa"/>
-              <w:end w:w="100" w:type="dxa"/>
-            </w:tcMar>
-          </w:tcPr>
-          <w:p>
-            <w:r>
-              <w:rPr>
-                <w:rFonts w:ascii="Arial" w:hAnsi="Arial"/>
-                <w:b/>
-                <w:color w:val="FFFFFF"/>
-                <w:sz w:val="18"/>
-              </w:rPr>
-              <w:t>Entrada / acción</w:t>
-            </w:r>
-          </w:p>
-        </w:tc>
-        <w:tc>
-          <w:tcPr>
-            <w:tcW w:type="dxa" w:w="1728"/>
-            <w:shd w:fill="10294B"/>
-            <w:tcBorders>
-              <w:top w:val="single" w:sz="4" w:space="0" w:color="10294B"/>
-              <w:left w:val="single" w:sz="4" w:space="0" w:color="10294B"/>
-              <w:bottom w:val="single" w:sz="4" w:space="0" w:color="10294B"/>
-              <w:right w:val="single" w:sz="4" w:space="0" w:color="10294B"/>
-              <w:insideH w:val="single" w:sz="4" w:space="0" w:color="10294B"/>
-              <w:insideV w:val="single" w:sz="4" w:space="0" w:color="10294B"/>
-            </w:tcBorders>
-            <w:tcMar>
-              <w:top w:w="80" w:type="dxa"/>
-              <w:start w:w="100" w:type="dxa"/>
-              <w:bottom w:w="80" w:type="dxa"/>
-              <w:end w:w="100" w:type="dxa"/>
-            </w:tcMar>
-          </w:tcPr>
-          <w:p>
-            <w:r>
-              <w:rPr>
-                <w:rFonts w:ascii="Arial" w:hAnsi="Arial"/>
-                <w:b/>
-                <w:color w:val="FFFFFF"/>
-                <w:sz w:val="18"/>
-              </w:rPr>
-              <w:t>Resultado esperado</w:t>
-            </w:r>
-          </w:p>
-        </w:tc>
-        <w:tc>
-          <w:tcPr>
-            <w:tcW w:type="dxa" w:w="1728"/>
-            <w:shd w:fill="10294B"/>
-            <w:tcBorders>
-              <w:top w:val="single" w:sz="4" w:space="0" w:color="10294B"/>
-              <w:left w:val="single" w:sz="4" w:space="0" w:color="10294B"/>
-              <w:bottom w:val="single" w:sz="4" w:space="0" w:color="10294B"/>
-              <w:right w:val="single" w:sz="4" w:space="0" w:color="10294B"/>
-              <w:insideH w:val="single" w:sz="4" w:space="0" w:color="10294B"/>
-              <w:insideV w:val="single" w:sz="4" w:space="0" w:color="10294B"/>
-            </w:tcBorders>
-            <w:tcMar>
-              <w:top w:w="80" w:type="dxa"/>
-              <w:start w:w="100" w:type="dxa"/>
-              <w:bottom w:w="80" w:type="dxa"/>
-              <w:end w:w="100" w:type="dxa"/>
-            </w:tcMar>
-          </w:tcPr>
-          <w:p>
-            <w:r>
-              <w:rPr>
-                <w:rFonts w:ascii="Arial" w:hAnsi="Arial"/>
-                <w:b/>
-                <w:color w:val="FFFFFF"/>
-                <w:sz w:val="18"/>
-              </w:rPr>
-              <w:t>Resultado</w:t>
-            </w:r>
-          </w:p>
-        </w:tc>
-      </w:tr>
-      <w:tr>
-        <w:tc>
-          <w:tcPr>
-            <w:tcW w:type="dxa" w:w="1728"/>
-            <w:shd w:fill="F7F9FB"/>
-            <w:tcBorders>
-              <w:top w:val="single" w:sz="4" w:space="0" w:color="D9D9D9"/>
-              <w:left w:val="single" w:sz="4" w:space="0" w:color="D9D9D9"/>
-              <w:bottom w:val="single" w:sz="4" w:space="0" w:color="D9D9D9"/>
-              <w:right w:val="single" w:sz="4" w:space="0" w:color="D9D9D9"/>
-              <w:insideH w:val="single" w:sz="4" w:space="0" w:color="D9D9D9"/>
-              <w:insideV w:val="single" w:sz="4" w:space="0" w:color="D9D9D9"/>
-            </w:tcBorders>
-            <w:tcMar>
-              <w:top w:w="80" w:type="dxa"/>
-              <w:start w:w="100" w:type="dxa"/>
-              <w:bottom w:w="80" w:type="dxa"/>
-              <w:end w:w="100" w:type="dxa"/>
-            </w:tcMar>
-            <w:vAlign w:val="center"/>
-          </w:tcPr>
-          <w:p>
-            <w:r>
-              <w:rPr>
-                <w:rFonts w:ascii="Arial" w:hAnsi="Arial"/>
-                <w:color w:val="222222"/>
-                <w:sz w:val="18"/>
-              </w:rPr>
-              <w:t>IT-01</w:t>
-            </w:r>
-          </w:p>
-        </w:tc>
-        <w:tc>
-          <w:tcPr>
-            <w:tcW w:type="dxa" w:w="1728"/>
-            <w:shd w:fill="F7F9FB"/>
-            <w:tcBorders>
-              <w:top w:val="single" w:sz="4" w:space="0" w:color="D9D9D9"/>
-              <w:left w:val="single" w:sz="4" w:space="0" w:color="D9D9D9"/>
-              <w:bottom w:val="single" w:sz="4" w:space="0" w:color="D9D9D9"/>
-              <w:right w:val="single" w:sz="4" w:space="0" w:color="D9D9D9"/>
-              <w:insideH w:val="single" w:sz="4" w:space="0" w:color="D9D9D9"/>
-              <w:insideV w:val="single" w:sz="4" w:space="0" w:color="D9D9D9"/>
-            </w:tcBorders>
-            <w:tcMar>
-              <w:top w:w="80" w:type="dxa"/>
-              <w:start w:w="100" w:type="dxa"/>
-              <w:bottom w:w="80" w:type="dxa"/>
-              <w:end w:w="100" w:type="dxa"/>
-            </w:tcMar>
-            <w:vAlign w:val="center"/>
-          </w:tcPr>
-          <w:p>
-            <w:r>
-              <w:rPr>
-                <w:rFonts w:ascii="Arial" w:hAnsi="Arial"/>
-                <w:color w:val="222222"/>
-                <w:sz w:val="18"/>
-              </w:rPr>
-              <w:t>Dashboard</w:t>
-            </w:r>
-          </w:p>
-        </w:tc>
-        <w:tc>
-          <w:tcPr>
-            <w:tcW w:type="dxa" w:w="1728"/>
-            <w:shd w:fill="F7F9FB"/>
-            <w:tcBorders>
-              <w:top w:val="single" w:sz="4" w:space="0" w:color="D9D9D9"/>
-              <w:left w:val="single" w:sz="4" w:space="0" w:color="D9D9D9"/>
-              <w:bottom w:val="single" w:sz="4" w:space="0" w:color="D9D9D9"/>
-              <w:right w:val="single" w:sz="4" w:space="0" w:color="D9D9D9"/>
-              <w:insideH w:val="single" w:sz="4" w:space="0" w:color="D9D9D9"/>
-              <w:insideV w:val="single" w:sz="4" w:space="0" w:color="D9D9D9"/>
-            </w:tcBorders>
-            <w:tcMar>
-              <w:top w:w="80" w:type="dxa"/>
-              <w:start w:w="100" w:type="dxa"/>
-              <w:bottom w:w="80" w:type="dxa"/>
-              <w:end w:w="100" w:type="dxa"/>
-            </w:tcMar>
-            <w:vAlign w:val="center"/>
-          </w:tcPr>
-          <w:p>
-            <w:r>
-              <w:rPr>
-                <w:rFonts w:ascii="Arial" w:hAnsi="Arial"/>
-                <w:color w:val="222222"/>
-                <w:sz w:val="18"/>
-              </w:rPr>
-              <w:t>Abrir la aplicación</w:t>
-            </w:r>
-          </w:p>
-        </w:tc>
-        <w:tc>
-          <w:tcPr>
-            <w:tcW w:type="dxa" w:w="1728"/>
-            <w:shd w:fill="F7F9FB"/>
-            <w:tcBorders>
-              <w:top w:val="single" w:sz="4" w:space="0" w:color="D9D9D9"/>
-              <w:left w:val="single" w:sz="4" w:space="0" w:color="D9D9D9"/>
-              <w:bottom w:val="single" w:sz="4" w:space="0" w:color="D9D9D9"/>
-              <w:right w:val="single" w:sz="4" w:space="0" w:color="D9D9D9"/>
-              <w:insideH w:val="single" w:sz="4" w:space="0" w:color="D9D9D9"/>
-              <w:insideV w:val="single" w:sz="4" w:space="0" w:color="D9D9D9"/>
-            </w:tcBorders>
-            <w:tcMar>
-              <w:top w:w="80" w:type="dxa"/>
-              <w:start w:w="100" w:type="dxa"/>
-              <w:bottom w:w="80" w:type="dxa"/>
-              <w:end w:w="100" w:type="dxa"/>
-            </w:tcMar>
-            <w:vAlign w:val="center"/>
-          </w:tcPr>
-          <w:p>
-            <w:r>
-              <w:rPr>
-                <w:rFonts w:ascii="Arial" w:hAnsi="Arial"/>
-                <w:color w:val="222222"/>
-                <w:sz w:val="18"/>
-              </w:rPr>
-              <w:t>Se muestran KPIs, gráfico, actividad y alerta</w:t>
-            </w:r>
-          </w:p>
-        </w:tc>
-        <w:tc>
-          <w:tcPr>
-            <w:tcW w:type="dxa" w:w="1728"/>
-            <w:shd w:fill="F7F9FB"/>
-            <w:tcBorders>
-              <w:top w:val="single" w:sz="4" w:space="0" w:color="D9D9D9"/>
-              <w:left w:val="single" w:sz="4" w:space="0" w:color="D9D9D9"/>
-              <w:bottom w:val="single" w:sz="4" w:space="0" w:color="D9D9D9"/>
-              <w:right w:val="single" w:sz="4" w:space="0" w:color="D9D9D9"/>
-              <w:insideH w:val="single" w:sz="4" w:space="0" w:color="D9D9D9"/>
-              <w:insideV w:val="single" w:sz="4" w:space="0" w:color="D9D9D9"/>
-            </w:tcBorders>
-            <w:tcMar>
-              <w:top w:w="80" w:type="dxa"/>
-              <w:start w:w="100" w:type="dxa"/>
-              <w:bottom w:w="80" w:type="dxa"/>
-              <w:end w:w="100" w:type="dxa"/>
-            </w:tcMar>
-            <w:vAlign w:val="center"/>
-          </w:tcPr>
-          <w:p>
-            <w:r>
-              <w:rPr>
-                <w:rFonts w:ascii="Arial" w:hAnsi="Arial"/>
-                <w:color w:val="222222"/>
-                <w:sz w:val="18"/>
-              </w:rPr>
-              <w:t>Aprobado</w:t>
-            </w:r>
-          </w:p>
-        </w:tc>
-      </w:tr>
-      <w:tr>
-        <w:tc>
-          <w:tcPr>
-            <w:tcW w:type="dxa" w:w="1728"/>
-            <w:tcBorders>
-              <w:top w:val="single" w:sz="4" w:space="0" w:color="D9D9D9"/>
-              <w:left w:val="single" w:sz="4" w:space="0" w:color="D9D9D9"/>
-              <w:bottom w:val="single" w:sz="4" w:space="0" w:color="D9D9D9"/>
-              <w:right w:val="single" w:sz="4" w:space="0" w:color="D9D9D9"/>
-              <w:insideH w:val="single" w:sz="4" w:space="0" w:color="D9D9D9"/>
-              <w:insideV w:val="single" w:sz="4" w:space="0" w:color="D9D9D9"/>
-            </w:tcBorders>
-            <w:tcMar>
-              <w:top w:w="80" w:type="dxa"/>
-              <w:start w:w="100" w:type="dxa"/>
-              <w:bottom w:w="80" w:type="dxa"/>
-              <w:end w:w="100" w:type="dxa"/>
-            </w:tcMar>
-            <w:vAlign w:val="center"/>
-          </w:tcPr>
-          <w:p>
-            <w:r>
-              <w:rPr>
-                <w:rFonts w:ascii="Arial" w:hAnsi="Arial"/>
-                <w:color w:val="222222"/>
-                <w:sz w:val="18"/>
-              </w:rPr>
-              <w:t>IT-02</w:t>
-            </w:r>
-          </w:p>
-        </w:tc>
-        <w:tc>
-          <w:tcPr>
-            <w:tcW w:type="dxa" w:w="1728"/>
-            <w:tcBorders>
-              <w:top w:val="single" w:sz="4" w:space="0" w:color="D9D9D9"/>
-              <w:left w:val="single" w:sz="4" w:space="0" w:color="D9D9D9"/>
-              <w:bottom w:val="single" w:sz="4" w:space="0" w:color="D9D9D9"/>
-              <w:right w:val="single" w:sz="4" w:space="0" w:color="D9D9D9"/>
-              <w:insideH w:val="single" w:sz="4" w:space="0" w:color="D9D9D9"/>
-              <w:insideV w:val="single" w:sz="4" w:space="0" w:color="D9D9D9"/>
-            </w:tcBorders>
-            <w:tcMar>
-              <w:top w:w="80" w:type="dxa"/>
-              <w:start w:w="100" w:type="dxa"/>
-              <w:bottom w:w="80" w:type="dxa"/>
-              <w:end w:w="100" w:type="dxa"/>
-            </w:tcMar>
-            <w:vAlign w:val="center"/>
-          </w:tcPr>
-          <w:p>
-            <w:r>
-              <w:rPr>
-                <w:rFonts w:ascii="Arial" w:hAnsi="Arial"/>
-                <w:color w:val="222222"/>
-                <w:sz w:val="18"/>
-              </w:rPr>
-              <w:t>Ventas</w:t>
-            </w:r>
-          </w:p>
-        </w:tc>
-        <w:tc>
-          <w:tcPr>
-            <w:tcW w:type="dxa" w:w="1728"/>
-            <w:tcBorders>
-              <w:top w:val="single" w:sz="4" w:space="0" w:color="D9D9D9"/>
-              <w:left w:val="single" w:sz="4" w:space="0" w:color="D9D9D9"/>
-              <w:bottom w:val="single" w:sz="4" w:space="0" w:color="D9D9D9"/>
-              <w:right w:val="single" w:sz="4" w:space="0" w:color="D9D9D9"/>
-              <w:insideH w:val="single" w:sz="4" w:space="0" w:color="D9D9D9"/>
-              <w:insideV w:val="single" w:sz="4" w:space="0" w:color="D9D9D9"/>
-            </w:tcBorders>
-            <w:tcMar>
-              <w:top w:w="80" w:type="dxa"/>
-              <w:start w:w="100" w:type="dxa"/>
-              <w:bottom w:w="80" w:type="dxa"/>
-              <w:end w:w="100" w:type="dxa"/>
-            </w:tcMar>
-            <w:vAlign w:val="center"/>
-          </w:tcPr>
-          <w:p>
-            <w:r>
-              <w:rPr>
-                <w:rFonts w:ascii="Arial" w:hAnsi="Arial"/>
-                <w:color w:val="222222"/>
-                <w:sz w:val="18"/>
-              </w:rPr>
-              <w:t>Vender 1 Leche y 1 Gaseosa</w:t>
-            </w:r>
-          </w:p>
-        </w:tc>
-        <w:tc>
-          <w:tcPr>
-            <w:tcW w:type="dxa" w:w="1728"/>
-            <w:tcBorders>
-              <w:top w:val="single" w:sz="4" w:space="0" w:color="D9D9D9"/>
-              <w:left w:val="single" w:sz="4" w:space="0" w:color="D9D9D9"/>
-              <w:bottom w:val="single" w:sz="4" w:space="0" w:color="D9D9D9"/>
-              <w:right w:val="single" w:sz="4" w:space="0" w:color="D9D9D9"/>
-              <w:insideH w:val="single" w:sz="4" w:space="0" w:color="D9D9D9"/>
-              <w:insideV w:val="single" w:sz="4" w:space="0" w:color="D9D9D9"/>
-            </w:tcBorders>
-            <w:tcMar>
-              <w:top w:w="80" w:type="dxa"/>
-              <w:start w:w="100" w:type="dxa"/>
-              <w:bottom w:w="80" w:type="dxa"/>
-              <w:end w:w="100" w:type="dxa"/>
-            </w:tcMar>
-            <w:vAlign w:val="center"/>
-          </w:tcPr>
-          <w:p>
-            <w:r>
-              <w:rPr>
-                <w:rFonts w:ascii="Arial" w:hAnsi="Arial"/>
-                <w:color w:val="222222"/>
-                <w:sz w:val="18"/>
-              </w:rPr>
-              <w:t>Venta registrada y stock actualizado</w:t>
-            </w:r>
-          </w:p>
-        </w:tc>
-        <w:tc>
-          <w:tcPr>
-            <w:tcW w:type="dxa" w:w="1728"/>
-            <w:tcBorders>
-              <w:top w:val="single" w:sz="4" w:space="0" w:color="D9D9D9"/>
-              <w:left w:val="single" w:sz="4" w:space="0" w:color="D9D9D9"/>
-              <w:bottom w:val="single" w:sz="4" w:space="0" w:color="D9D9D9"/>
-              <w:right w:val="single" w:sz="4" w:space="0" w:color="D9D9D9"/>
-              <w:insideH w:val="single" w:sz="4" w:space="0" w:color="D9D9D9"/>
-              <w:insideV w:val="single" w:sz="4" w:space="0" w:color="D9D9D9"/>
-            </w:tcBorders>
-            <w:tcMar>
-              <w:top w:w="80" w:type="dxa"/>
-              <w:start w:w="100" w:type="dxa"/>
-              <w:bottom w:w="80" w:type="dxa"/>
-              <w:end w:w="100" w:type="dxa"/>
-            </w:tcMar>
-            <w:vAlign w:val="center"/>
-          </w:tcPr>
-          <w:p>
-            <w:r>
-              <w:rPr>
-                <w:rFonts w:ascii="Arial" w:hAnsi="Arial"/>
-                <w:color w:val="222222"/>
-                <w:sz w:val="18"/>
-              </w:rPr>
-              <w:t>Aprobado</w:t>
-            </w:r>
-          </w:p>
-        </w:tc>
-      </w:tr>
-      <w:tr>
-        <w:tc>
-          <w:tcPr>
-            <w:tcW w:type="dxa" w:w="1728"/>
-            <w:shd w:fill="F7F9FB"/>
-            <w:tcBorders>
-              <w:top w:val="single" w:sz="4" w:space="0" w:color="D9D9D9"/>
-              <w:left w:val="single" w:sz="4" w:space="0" w:color="D9D9D9"/>
-              <w:bottom w:val="single" w:sz="4" w:space="0" w:color="D9D9D9"/>
-              <w:right w:val="single" w:sz="4" w:space="0" w:color="D9D9D9"/>
-              <w:insideH w:val="single" w:sz="4" w:space="0" w:color="D9D9D9"/>
-              <w:insideV w:val="single" w:sz="4" w:space="0" w:color="D9D9D9"/>
-            </w:tcBorders>
-            <w:tcMar>
-              <w:top w:w="80" w:type="dxa"/>
-              <w:start w:w="100" w:type="dxa"/>
-              <w:bottom w:w="80" w:type="dxa"/>
-              <w:end w:w="100" w:type="dxa"/>
-            </w:tcMar>
-            <w:vAlign w:val="center"/>
-          </w:tcPr>
-          <w:p>
-            <w:r>
-              <w:rPr>
-                <w:rFonts w:ascii="Arial" w:hAnsi="Arial"/>
-                <w:color w:val="222222"/>
-                <w:sz w:val="18"/>
-              </w:rPr>
-              <w:t>IT-03</w:t>
-            </w:r>
-          </w:p>
-        </w:tc>
-        <w:tc>
-          <w:tcPr>
-            <w:tcW w:type="dxa" w:w="1728"/>
-            <w:shd w:fill="F7F9FB"/>
-            <w:tcBorders>
-              <w:top w:val="single" w:sz="4" w:space="0" w:color="D9D9D9"/>
-              <w:left w:val="single" w:sz="4" w:space="0" w:color="D9D9D9"/>
-              <w:bottom w:val="single" w:sz="4" w:space="0" w:color="D9D9D9"/>
-              <w:right w:val="single" w:sz="4" w:space="0" w:color="D9D9D9"/>
-              <w:insideH w:val="single" w:sz="4" w:space="0" w:color="D9D9D9"/>
-              <w:insideV w:val="single" w:sz="4" w:space="0" w:color="D9D9D9"/>
-            </w:tcBorders>
-            <w:tcMar>
-              <w:top w:w="80" w:type="dxa"/>
-              <w:start w:w="100" w:type="dxa"/>
-              <w:bottom w:w="80" w:type="dxa"/>
-              <w:end w:w="100" w:type="dxa"/>
-            </w:tcMar>
-            <w:vAlign w:val="center"/>
-          </w:tcPr>
-          <w:p>
-            <w:r>
-              <w:rPr>
-                <w:rFonts w:ascii="Arial" w:hAnsi="Arial"/>
-                <w:color w:val="222222"/>
-                <w:sz w:val="18"/>
-              </w:rPr>
-              <w:t>Ventas</w:t>
-            </w:r>
-          </w:p>
-        </w:tc>
-        <w:tc>
-          <w:tcPr>
-            <w:tcW w:type="dxa" w:w="1728"/>
-            <w:shd w:fill="F7F9FB"/>
-            <w:tcBorders>
-              <w:top w:val="single" w:sz="4" w:space="0" w:color="D9D9D9"/>
-              <w:left w:val="single" w:sz="4" w:space="0" w:color="D9D9D9"/>
-              <w:bottom w:val="single" w:sz="4" w:space="0" w:color="D9D9D9"/>
-              <w:right w:val="single" w:sz="4" w:space="0" w:color="D9D9D9"/>
-              <w:insideH w:val="single" w:sz="4" w:space="0" w:color="D9D9D9"/>
-              <w:insideV w:val="single" w:sz="4" w:space="0" w:color="D9D9D9"/>
-            </w:tcBorders>
-            <w:tcMar>
-              <w:top w:w="80" w:type="dxa"/>
-              <w:start w:w="100" w:type="dxa"/>
-              <w:bottom w:w="80" w:type="dxa"/>
-              <w:end w:w="100" w:type="dxa"/>
-            </w:tcMar>
-            <w:vAlign w:val="center"/>
-          </w:tcPr>
-          <w:p>
-            <w:r>
-              <w:rPr>
-                <w:rFonts w:ascii="Arial" w:hAnsi="Arial"/>
-                <w:color w:val="222222"/>
-                <w:sz w:val="18"/>
-              </w:rPr>
-              <w:t>Intentar vender más stock</w:t>
-            </w:r>
-          </w:p>
-        </w:tc>
-        <w:tc>
-          <w:tcPr>
-            <w:tcW w:type="dxa" w:w="1728"/>
-            <w:shd w:fill="F7F9FB"/>
-            <w:tcBorders>
-              <w:top w:val="single" w:sz="4" w:space="0" w:color="D9D9D9"/>
-              <w:left w:val="single" w:sz="4" w:space="0" w:color="D9D9D9"/>
-              <w:bottom w:val="single" w:sz="4" w:space="0" w:color="D9D9D9"/>
-              <w:right w:val="single" w:sz="4" w:space="0" w:color="D9D9D9"/>
-              <w:insideH w:val="single" w:sz="4" w:space="0" w:color="D9D9D9"/>
-              <w:insideV w:val="single" w:sz="4" w:space="0" w:color="D9D9D9"/>
-            </w:tcBorders>
-            <w:tcMar>
-              <w:top w:w="80" w:type="dxa"/>
-              <w:start w:w="100" w:type="dxa"/>
-              <w:bottom w:w="80" w:type="dxa"/>
-              <w:end w:w="100" w:type="dxa"/>
-            </w:tcMar>
-            <w:vAlign w:val="center"/>
-          </w:tcPr>
-          <w:p>
-            <w:r>
-              <w:rPr>
-                <w:rFonts w:ascii="Arial" w:hAnsi="Arial"/>
-                <w:color w:val="222222"/>
-                <w:sz w:val="18"/>
-              </w:rPr>
-              <w:t>Operación bloqueada o validada</w:t>
-            </w:r>
-          </w:p>
-        </w:tc>
-        <w:tc>
-          <w:tcPr>
-            <w:tcW w:type="dxa" w:w="1728"/>
-            <w:shd w:fill="F7F9FB"/>
-            <w:tcBorders>
-              <w:top w:val="single" w:sz="4" w:space="0" w:color="D9D9D9"/>
-              <w:left w:val="single" w:sz="4" w:space="0" w:color="D9D9D9"/>
-              <w:bottom w:val="single" w:sz="4" w:space="0" w:color="D9D9D9"/>
-              <w:right w:val="single" w:sz="4" w:space="0" w:color="D9D9D9"/>
-              <w:insideH w:val="single" w:sz="4" w:space="0" w:color="D9D9D9"/>
-              <w:insideV w:val="single" w:sz="4" w:space="0" w:color="D9D9D9"/>
-            </w:tcBorders>
-            <w:tcMar>
-              <w:top w:w="80" w:type="dxa"/>
-              <w:start w:w="100" w:type="dxa"/>
-              <w:bottom w:w="80" w:type="dxa"/>
-              <w:end w:w="100" w:type="dxa"/>
-            </w:tcMar>
-            <w:vAlign w:val="center"/>
-          </w:tcPr>
-          <w:p>
-            <w:r>
-              <w:rPr>
-                <w:rFonts w:ascii="Arial" w:hAnsi="Arial"/>
-                <w:color w:val="222222"/>
-                <w:sz w:val="18"/>
-              </w:rPr>
-              <w:t>Aprobado</w:t>
-            </w:r>
-          </w:p>
-        </w:tc>
-      </w:tr>
-      <w:tr>
-        <w:tc>
-          <w:tcPr>
-            <w:tcW w:type="dxa" w:w="1728"/>
-            <w:tcBorders>
-              <w:top w:val="single" w:sz="4" w:space="0" w:color="D9D9D9"/>
-              <w:left w:val="single" w:sz="4" w:space="0" w:color="D9D9D9"/>
-              <w:bottom w:val="single" w:sz="4" w:space="0" w:color="D9D9D9"/>
-              <w:right w:val="single" w:sz="4" w:space="0" w:color="D9D9D9"/>
-              <w:insideH w:val="single" w:sz="4" w:space="0" w:color="D9D9D9"/>
-              <w:insideV w:val="single" w:sz="4" w:space="0" w:color="D9D9D9"/>
-            </w:tcBorders>
-            <w:tcMar>
-              <w:top w:w="80" w:type="dxa"/>
-              <w:start w:w="100" w:type="dxa"/>
-              <w:bottom w:w="80" w:type="dxa"/>
-              <w:end w:w="100" w:type="dxa"/>
-            </w:tcMar>
-            <w:vAlign w:val="center"/>
-          </w:tcPr>
-          <w:p>
-            <w:r>
-              <w:rPr>
-                <w:rFonts w:ascii="Arial" w:hAnsi="Arial"/>
-                <w:color w:val="222222"/>
-                <w:sz w:val="18"/>
-              </w:rPr>
-              <w:t>IT-04</w:t>
-            </w:r>
-          </w:p>
-        </w:tc>
-        <w:tc>
-          <w:tcPr>
-            <w:tcW w:type="dxa" w:w="1728"/>
-            <w:tcBorders>
-              <w:top w:val="single" w:sz="4" w:space="0" w:color="D9D9D9"/>
-              <w:left w:val="single" w:sz="4" w:space="0" w:color="D9D9D9"/>
-              <w:bottom w:val="single" w:sz="4" w:space="0" w:color="D9D9D9"/>
-              <w:right w:val="single" w:sz="4" w:space="0" w:color="D9D9D9"/>
-              <w:insideH w:val="single" w:sz="4" w:space="0" w:color="D9D9D9"/>
-              <w:insideV w:val="single" w:sz="4" w:space="0" w:color="D9D9D9"/>
-            </w:tcBorders>
-            <w:tcMar>
-              <w:top w:w="80" w:type="dxa"/>
-              <w:start w:w="100" w:type="dxa"/>
-              <w:bottom w:w="80" w:type="dxa"/>
-              <w:end w:w="100" w:type="dxa"/>
-            </w:tcMar>
-            <w:vAlign w:val="center"/>
-          </w:tcPr>
-          <w:p>
-            <w:r>
-              <w:rPr>
-                <w:rFonts w:ascii="Arial" w:hAnsi="Arial"/>
-                <w:color w:val="222222"/>
-                <w:sz w:val="18"/>
-              </w:rPr>
-              <w:t>Inventario</w:t>
-            </w:r>
-          </w:p>
-        </w:tc>
-        <w:tc>
-          <w:tcPr>
-            <w:tcW w:type="dxa" w:w="1728"/>
-            <w:tcBorders>
-              <w:top w:val="single" w:sz="4" w:space="0" w:color="D9D9D9"/>
-              <w:left w:val="single" w:sz="4" w:space="0" w:color="D9D9D9"/>
-              <w:bottom w:val="single" w:sz="4" w:space="0" w:color="D9D9D9"/>
-              <w:right w:val="single" w:sz="4" w:space="0" w:color="D9D9D9"/>
-              <w:insideH w:val="single" w:sz="4" w:space="0" w:color="D9D9D9"/>
-              <w:insideV w:val="single" w:sz="4" w:space="0" w:color="D9D9D9"/>
-            </w:tcBorders>
-            <w:tcMar>
-              <w:top w:w="80" w:type="dxa"/>
-              <w:start w:w="100" w:type="dxa"/>
-              <w:bottom w:w="80" w:type="dxa"/>
-              <w:end w:w="100" w:type="dxa"/>
-            </w:tcMar>
-            <w:vAlign w:val="center"/>
-          </w:tcPr>
-          <w:p>
-            <w:r>
-              <w:rPr>
-                <w:rFonts w:ascii="Arial" w:hAnsi="Arial"/>
-                <w:color w:val="222222"/>
-                <w:sz w:val="18"/>
-              </w:rPr>
-              <w:t>Usar filtro Bajo</w:t>
-            </w:r>
-          </w:p>
-        </w:tc>
-        <w:tc>
-          <w:tcPr>
-            <w:tcW w:type="dxa" w:w="1728"/>
-            <w:tcBorders>
-              <w:top w:val="single" w:sz="4" w:space="0" w:color="D9D9D9"/>
-              <w:left w:val="single" w:sz="4" w:space="0" w:color="D9D9D9"/>
-              <w:bottom w:val="single" w:sz="4" w:space="0" w:color="D9D9D9"/>
-              <w:right w:val="single" w:sz="4" w:space="0" w:color="D9D9D9"/>
-              <w:insideH w:val="single" w:sz="4" w:space="0" w:color="D9D9D9"/>
-              <w:insideV w:val="single" w:sz="4" w:space="0" w:color="D9D9D9"/>
-            </w:tcBorders>
-            <w:tcMar>
-              <w:top w:w="80" w:type="dxa"/>
-              <w:start w:w="100" w:type="dxa"/>
-              <w:bottom w:w="80" w:type="dxa"/>
-              <w:end w:w="100" w:type="dxa"/>
-            </w:tcMar>
-            <w:vAlign w:val="center"/>
-          </w:tcPr>
-          <w:p>
-            <w:r>
-              <w:rPr>
-                <w:rFonts w:ascii="Arial" w:hAnsi="Arial"/>
-                <w:color w:val="222222"/>
-                <w:sz w:val="18"/>
-              </w:rPr>
-              <w:t>Lista solo productos bajo mínimo</w:t>
-            </w:r>
-          </w:p>
-        </w:tc>
-        <w:tc>
-          <w:tcPr>
-            <w:tcW w:type="dxa" w:w="1728"/>
-            <w:tcBorders>
-              <w:top w:val="single" w:sz="4" w:space="0" w:color="D9D9D9"/>
-              <w:left w:val="single" w:sz="4" w:space="0" w:color="D9D9D9"/>
-              <w:bottom w:val="single" w:sz="4" w:space="0" w:color="D9D9D9"/>
-              <w:right w:val="single" w:sz="4" w:space="0" w:color="D9D9D9"/>
-              <w:insideH w:val="single" w:sz="4" w:space="0" w:color="D9D9D9"/>
-              <w:insideV w:val="single" w:sz="4" w:space="0" w:color="D9D9D9"/>
-            </w:tcBorders>
-            <w:tcMar>
-              <w:top w:w="80" w:type="dxa"/>
-              <w:start w:w="100" w:type="dxa"/>
-              <w:bottom w:w="80" w:type="dxa"/>
-              <w:end w:w="100" w:type="dxa"/>
-            </w:tcMar>
-            <w:vAlign w:val="center"/>
-          </w:tcPr>
-          <w:p>
-            <w:r>
-              <w:rPr>
-                <w:rFonts w:ascii="Arial" w:hAnsi="Arial"/>
-                <w:color w:val="222222"/>
-                <w:sz w:val="18"/>
-              </w:rPr>
-              <w:t>Aprobado</w:t>
-            </w:r>
-          </w:p>
-        </w:tc>
-      </w:tr>
-      <w:tr>
-        <w:tc>
-          <w:tcPr>
-            <w:tcW w:type="dxa" w:w="1728"/>
-            <w:shd w:fill="F7F9FB"/>
-            <w:tcBorders>
-              <w:top w:val="single" w:sz="4" w:space="0" w:color="D9D9D9"/>
-              <w:left w:val="single" w:sz="4" w:space="0" w:color="D9D9D9"/>
-              <w:bottom w:val="single" w:sz="4" w:space="0" w:color="D9D9D9"/>
-              <w:right w:val="single" w:sz="4" w:space="0" w:color="D9D9D9"/>
-              <w:insideH w:val="single" w:sz="4" w:space="0" w:color="D9D9D9"/>
-              <w:insideV w:val="single" w:sz="4" w:space="0" w:color="D9D9D9"/>
-            </w:tcBorders>
-            <w:tcMar>
-              <w:top w:w="80" w:type="dxa"/>
-              <w:start w:w="100" w:type="dxa"/>
-              <w:bottom w:w="80" w:type="dxa"/>
-              <w:end w:w="100" w:type="dxa"/>
-            </w:tcMar>
-            <w:vAlign w:val="center"/>
-          </w:tcPr>
-          <w:p>
-            <w:r>
-              <w:rPr>
-                <w:rFonts w:ascii="Arial" w:hAnsi="Arial"/>
-                <w:color w:val="222222"/>
-                <w:sz w:val="18"/>
-              </w:rPr>
-              <w:t>IT-05</w:t>
-            </w:r>
-          </w:p>
-        </w:tc>
-        <w:tc>
-          <w:tcPr>
-            <w:tcW w:type="dxa" w:w="1728"/>
-            <w:shd w:fill="F7F9FB"/>
-            <w:tcBorders>
-              <w:top w:val="single" w:sz="4" w:space="0" w:color="D9D9D9"/>
-              <w:left w:val="single" w:sz="4" w:space="0" w:color="D9D9D9"/>
-              <w:bottom w:val="single" w:sz="4" w:space="0" w:color="D9D9D9"/>
-              <w:right w:val="single" w:sz="4" w:space="0" w:color="D9D9D9"/>
-              <w:insideH w:val="single" w:sz="4" w:space="0" w:color="D9D9D9"/>
-              <w:insideV w:val="single" w:sz="4" w:space="0" w:color="D9D9D9"/>
-            </w:tcBorders>
-            <w:tcMar>
-              <w:top w:w="80" w:type="dxa"/>
-              <w:start w:w="100" w:type="dxa"/>
-              <w:bottom w:w="80" w:type="dxa"/>
-              <w:end w:w="100" w:type="dxa"/>
-            </w:tcMar>
-            <w:vAlign w:val="center"/>
-          </w:tcPr>
-          <w:p>
-            <w:r>
-              <w:rPr>
-                <w:rFonts w:ascii="Arial" w:hAnsi="Arial"/>
-                <w:color w:val="222222"/>
-                <w:sz w:val="18"/>
-              </w:rPr>
-              <w:t>Inventario</w:t>
-            </w:r>
-          </w:p>
-        </w:tc>
-        <w:tc>
-          <w:tcPr>
-            <w:tcW w:type="dxa" w:w="1728"/>
-            <w:shd w:fill="F7F9FB"/>
-            <w:tcBorders>
-              <w:top w:val="single" w:sz="4" w:space="0" w:color="D9D9D9"/>
-              <w:left w:val="single" w:sz="4" w:space="0" w:color="D9D9D9"/>
-              <w:bottom w:val="single" w:sz="4" w:space="0" w:color="D9D9D9"/>
-              <w:right w:val="single" w:sz="4" w:space="0" w:color="D9D9D9"/>
-              <w:insideH w:val="single" w:sz="4" w:space="0" w:color="D9D9D9"/>
-              <w:insideV w:val="single" w:sz="4" w:space="0" w:color="D9D9D9"/>
-            </w:tcBorders>
-            <w:tcMar>
-              <w:top w:w="80" w:type="dxa"/>
-              <w:start w:w="100" w:type="dxa"/>
-              <w:bottom w:w="80" w:type="dxa"/>
-              <w:end w:w="100" w:type="dxa"/>
-            </w:tcMar>
-            <w:vAlign w:val="center"/>
-          </w:tcPr>
-          <w:p>
-            <w:r>
-              <w:rPr>
-                <w:rFonts w:ascii="Arial" w:hAnsi="Arial"/>
-                <w:color w:val="222222"/>
-                <w:sz w:val="18"/>
-              </w:rPr>
-              <w:t>Buscar por nombre</w:t>
-            </w:r>
-          </w:p>
-        </w:tc>
-        <w:tc>
-          <w:tcPr>
-            <w:tcW w:type="dxa" w:w="1728"/>
-            <w:shd w:fill="F7F9FB"/>
-            <w:tcBorders>
-              <w:top w:val="single" w:sz="4" w:space="0" w:color="D9D9D9"/>
-              <w:left w:val="single" w:sz="4" w:space="0" w:color="D9D9D9"/>
-              <w:bottom w:val="single" w:sz="4" w:space="0" w:color="D9D9D9"/>
-              <w:right w:val="single" w:sz="4" w:space="0" w:color="D9D9D9"/>
-              <w:insideH w:val="single" w:sz="4" w:space="0" w:color="D9D9D9"/>
-              <w:insideV w:val="single" w:sz="4" w:space="0" w:color="D9D9D9"/>
-            </w:tcBorders>
-            <w:tcMar>
-              <w:top w:w="80" w:type="dxa"/>
-              <w:start w:w="100" w:type="dxa"/>
-              <w:bottom w:w="80" w:type="dxa"/>
-              <w:end w:w="100" w:type="dxa"/>
-            </w:tcMar>
-            <w:vAlign w:val="center"/>
-          </w:tcPr>
-          <w:p>
-            <w:r>
-              <w:rPr>
-                <w:rFonts w:ascii="Arial" w:hAnsi="Arial"/>
-                <w:color w:val="222222"/>
-                <w:sz w:val="18"/>
-              </w:rPr>
-              <w:t>Coincidencias relevantes</w:t>
-            </w:r>
-          </w:p>
-        </w:tc>
-        <w:tc>
-          <w:tcPr>
-            <w:tcW w:type="dxa" w:w="1728"/>
-            <w:shd w:fill="F7F9FB"/>
-            <w:tcBorders>
-              <w:top w:val="single" w:sz="4" w:space="0" w:color="D9D9D9"/>
-              <w:left w:val="single" w:sz="4" w:space="0" w:color="D9D9D9"/>
-              <w:bottom w:val="single" w:sz="4" w:space="0" w:color="D9D9D9"/>
-              <w:right w:val="single" w:sz="4" w:space="0" w:color="D9D9D9"/>
-              <w:insideH w:val="single" w:sz="4" w:space="0" w:color="D9D9D9"/>
-              <w:insideV w:val="single" w:sz="4" w:space="0" w:color="D9D9D9"/>
-            </w:tcBorders>
-            <w:tcMar>
-              <w:top w:w="80" w:type="dxa"/>
-              <w:start w:w="100" w:type="dxa"/>
-              <w:bottom w:w="80" w:type="dxa"/>
-              <w:end w:w="100" w:type="dxa"/>
-            </w:tcMar>
-            <w:vAlign w:val="center"/>
-          </w:tcPr>
-          <w:p>
-            <w:r>
-              <w:rPr>
-                <w:rFonts w:ascii="Arial" w:hAnsi="Arial"/>
-                <w:color w:val="222222"/>
-                <w:sz w:val="18"/>
-              </w:rPr>
-              <w:t>Aprobado</w:t>
-            </w:r>
-          </w:p>
-        </w:tc>
-      </w:tr>
-      <w:tr>
-        <w:tc>
-          <w:tcPr>
-            <w:tcW w:type="dxa" w:w="1728"/>
-            <w:tcBorders>
-              <w:top w:val="single" w:sz="4" w:space="0" w:color="D9D9D9"/>
-              <w:left w:val="single" w:sz="4" w:space="0" w:color="D9D9D9"/>
-              <w:bottom w:val="single" w:sz="4" w:space="0" w:color="D9D9D9"/>
-              <w:right w:val="single" w:sz="4" w:space="0" w:color="D9D9D9"/>
-              <w:insideH w:val="single" w:sz="4" w:space="0" w:color="D9D9D9"/>
-              <w:insideV w:val="single" w:sz="4" w:space="0" w:color="D9D9D9"/>
-            </w:tcBorders>
-            <w:tcMar>
-              <w:top w:w="80" w:type="dxa"/>
-              <w:start w:w="100" w:type="dxa"/>
-              <w:bottom w:w="80" w:type="dxa"/>
-              <w:end w:w="100" w:type="dxa"/>
-            </w:tcMar>
-            <w:vAlign w:val="center"/>
-          </w:tcPr>
-          <w:p>
-            <w:r>
-              <w:rPr>
-                <w:rFonts w:ascii="Arial" w:hAnsi="Arial"/>
-                <w:color w:val="222222"/>
-                <w:sz w:val="18"/>
-              </w:rPr>
-              <w:t>IT-06</w:t>
-            </w:r>
-          </w:p>
-        </w:tc>
-        <w:tc>
-          <w:tcPr>
-            <w:tcW w:type="dxa" w:w="1728"/>
-            <w:tcBorders>
-              <w:top w:val="single" w:sz="4" w:space="0" w:color="D9D9D9"/>
-              <w:left w:val="single" w:sz="4" w:space="0" w:color="D9D9D9"/>
-              <w:bottom w:val="single" w:sz="4" w:space="0" w:color="D9D9D9"/>
-              <w:right w:val="single" w:sz="4" w:space="0" w:color="D9D9D9"/>
-              <w:insideH w:val="single" w:sz="4" w:space="0" w:color="D9D9D9"/>
-              <w:insideV w:val="single" w:sz="4" w:space="0" w:color="D9D9D9"/>
-            </w:tcBorders>
-            <w:tcMar>
-              <w:top w:w="80" w:type="dxa"/>
-              <w:start w:w="100" w:type="dxa"/>
-              <w:bottom w:w="80" w:type="dxa"/>
-              <w:end w:w="100" w:type="dxa"/>
-            </w:tcMar>
-            <w:vAlign w:val="center"/>
-          </w:tcPr>
-          <w:p>
-            <w:r>
-              <w:rPr>
-                <w:rFonts w:ascii="Arial" w:hAnsi="Arial"/>
-                <w:color w:val="222222"/>
-                <w:sz w:val="18"/>
-              </w:rPr>
-              <w:t>Productos</w:t>
-            </w:r>
-          </w:p>
-        </w:tc>
-        <w:tc>
-          <w:tcPr>
-            <w:tcW w:type="dxa" w:w="1728"/>
-            <w:tcBorders>
-              <w:top w:val="single" w:sz="4" w:space="0" w:color="D9D9D9"/>
-              <w:left w:val="single" w:sz="4" w:space="0" w:color="D9D9D9"/>
-              <w:bottom w:val="single" w:sz="4" w:space="0" w:color="D9D9D9"/>
-              <w:right w:val="single" w:sz="4" w:space="0" w:color="D9D9D9"/>
-              <w:insideH w:val="single" w:sz="4" w:space="0" w:color="D9D9D9"/>
-              <w:insideV w:val="single" w:sz="4" w:space="0" w:color="D9D9D9"/>
-            </w:tcBorders>
-            <w:tcMar>
-              <w:top w:w="80" w:type="dxa"/>
-              <w:start w:w="100" w:type="dxa"/>
-              <w:bottom w:w="80" w:type="dxa"/>
-              <w:end w:w="100" w:type="dxa"/>
-            </w:tcMar>
-            <w:vAlign w:val="center"/>
-          </w:tcPr>
-          <w:p>
-            <w:r>
-              <w:rPr>
-                <w:rFonts w:ascii="Arial" w:hAnsi="Arial"/>
-                <w:color w:val="222222"/>
-                <w:sz w:val="18"/>
-              </w:rPr>
-              <w:t>Abrir modal Agregar producto</w:t>
-            </w:r>
-          </w:p>
-        </w:tc>
-        <w:tc>
-          <w:tcPr>
-            <w:tcW w:type="dxa" w:w="1728"/>
-            <w:tcBorders>
-              <w:top w:val="single" w:sz="4" w:space="0" w:color="D9D9D9"/>
-              <w:left w:val="single" w:sz="4" w:space="0" w:color="D9D9D9"/>
-              <w:bottom w:val="single" w:sz="4" w:space="0" w:color="D9D9D9"/>
-              <w:right w:val="single" w:sz="4" w:space="0" w:color="D9D9D9"/>
-              <w:insideH w:val="single" w:sz="4" w:space="0" w:color="D9D9D9"/>
-              <w:insideV w:val="single" w:sz="4" w:space="0" w:color="D9D9D9"/>
-            </w:tcBorders>
-            <w:tcMar>
-              <w:top w:w="80" w:type="dxa"/>
-              <w:start w:w="100" w:type="dxa"/>
-              <w:bottom w:w="80" w:type="dxa"/>
-              <w:end w:w="100" w:type="dxa"/>
-            </w:tcMar>
-            <w:vAlign w:val="center"/>
-          </w:tcPr>
-          <w:p>
-            <w:r>
-              <w:rPr>
-                <w:rFonts w:ascii="Arial" w:hAnsi="Arial"/>
-                <w:color w:val="222222"/>
-                <w:sz w:val="18"/>
-              </w:rPr>
-              <w:t>Campos visibles y editables</w:t>
-            </w:r>
-          </w:p>
-        </w:tc>
-        <w:tc>
-          <w:tcPr>
-            <w:tcW w:type="dxa" w:w="1728"/>
-            <w:tcBorders>
-              <w:top w:val="single" w:sz="4" w:space="0" w:color="D9D9D9"/>
-              <w:left w:val="single" w:sz="4" w:space="0" w:color="D9D9D9"/>
-              <w:bottom w:val="single" w:sz="4" w:space="0" w:color="D9D9D9"/>
-              <w:right w:val="single" w:sz="4" w:space="0" w:color="D9D9D9"/>
-              <w:insideH w:val="single" w:sz="4" w:space="0" w:color="D9D9D9"/>
-              <w:insideV w:val="single" w:sz="4" w:space="0" w:color="D9D9D9"/>
-            </w:tcBorders>
-            <w:tcMar>
-              <w:top w:w="80" w:type="dxa"/>
-              <w:start w:w="100" w:type="dxa"/>
-              <w:bottom w:w="80" w:type="dxa"/>
-              <w:end w:w="100" w:type="dxa"/>
-            </w:tcMar>
-            <w:vAlign w:val="center"/>
-          </w:tcPr>
-          <w:p>
-            <w:r>
-              <w:rPr>
-                <w:rFonts w:ascii="Arial" w:hAnsi="Arial"/>
-                <w:color w:val="222222"/>
-                <w:sz w:val="18"/>
-              </w:rPr>
-              <w:t>Aprobado</w:t>
-            </w:r>
-          </w:p>
-        </w:tc>
-      </w:tr>
-      <w:tr>
-        <w:tc>
-          <w:tcPr>
-            <w:tcW w:type="dxa" w:w="1728"/>
-            <w:shd w:fill="F7F9FB"/>
-            <w:tcBorders>
-              <w:top w:val="single" w:sz="4" w:space="0" w:color="D9D9D9"/>
-              <w:left w:val="single" w:sz="4" w:space="0" w:color="D9D9D9"/>
-              <w:bottom w:val="single" w:sz="4" w:space="0" w:color="D9D9D9"/>
-              <w:right w:val="single" w:sz="4" w:space="0" w:color="D9D9D9"/>
-              <w:insideH w:val="single" w:sz="4" w:space="0" w:color="D9D9D9"/>
-              <w:insideV w:val="single" w:sz="4" w:space="0" w:color="D9D9D9"/>
-            </w:tcBorders>
-            <w:tcMar>
-              <w:top w:w="80" w:type="dxa"/>
-              <w:start w:w="100" w:type="dxa"/>
-              <w:bottom w:w="80" w:type="dxa"/>
-              <w:end w:w="100" w:type="dxa"/>
-            </w:tcMar>
-            <w:vAlign w:val="center"/>
-          </w:tcPr>
-          <w:p>
-            <w:r>
-              <w:rPr>
-                <w:rFonts w:ascii="Arial" w:hAnsi="Arial"/>
-                <w:color w:val="222222"/>
-                <w:sz w:val="18"/>
-              </w:rPr>
-              <w:t>IT-07</w:t>
-            </w:r>
-          </w:p>
-        </w:tc>
-        <w:tc>
-          <w:tcPr>
-            <w:tcW w:type="dxa" w:w="1728"/>
-            <w:shd w:fill="F7F9FB"/>
-            <w:tcBorders>
-              <w:top w:val="single" w:sz="4" w:space="0" w:color="D9D9D9"/>
-              <w:left w:val="single" w:sz="4" w:space="0" w:color="D9D9D9"/>
-              <w:bottom w:val="single" w:sz="4" w:space="0" w:color="D9D9D9"/>
-              <w:right w:val="single" w:sz="4" w:space="0" w:color="D9D9D9"/>
-              <w:insideH w:val="single" w:sz="4" w:space="0" w:color="D9D9D9"/>
-              <w:insideV w:val="single" w:sz="4" w:space="0" w:color="D9D9D9"/>
-            </w:tcBorders>
-            <w:tcMar>
-              <w:top w:w="80" w:type="dxa"/>
-              <w:start w:w="100" w:type="dxa"/>
-              <w:bottom w:w="80" w:type="dxa"/>
-              <w:end w:w="100" w:type="dxa"/>
-            </w:tcMar>
-            <w:vAlign w:val="center"/>
-          </w:tcPr>
-          <w:p>
-            <w:r>
-              <w:rPr>
-                <w:rFonts w:ascii="Arial" w:hAnsi="Arial"/>
-                <w:color w:val="222222"/>
-                <w:sz w:val="18"/>
-              </w:rPr>
-              <w:t>Productos</w:t>
-            </w:r>
-          </w:p>
-        </w:tc>
-        <w:tc>
-          <w:tcPr>
-            <w:tcW w:type="dxa" w:w="1728"/>
-            <w:shd w:fill="F7F9FB"/>
-            <w:tcBorders>
-              <w:top w:val="single" w:sz="4" w:space="0" w:color="D9D9D9"/>
-              <w:left w:val="single" w:sz="4" w:space="0" w:color="D9D9D9"/>
-              <w:bottom w:val="single" w:sz="4" w:space="0" w:color="D9D9D9"/>
-              <w:right w:val="single" w:sz="4" w:space="0" w:color="D9D9D9"/>
-              <w:insideH w:val="single" w:sz="4" w:space="0" w:color="D9D9D9"/>
-              <w:insideV w:val="single" w:sz="4" w:space="0" w:color="D9D9D9"/>
-            </w:tcBorders>
-            <w:tcMar>
-              <w:top w:w="80" w:type="dxa"/>
-              <w:start w:w="100" w:type="dxa"/>
-              <w:bottom w:w="80" w:type="dxa"/>
-              <w:end w:w="100" w:type="dxa"/>
-            </w:tcMar>
-            <w:vAlign w:val="center"/>
-          </w:tcPr>
-          <w:p>
-            <w:r>
-              <w:rPr>
-                <w:rFonts w:ascii="Arial" w:hAnsi="Arial"/>
-                <w:color w:val="222222"/>
-                <w:sz w:val="18"/>
-              </w:rPr>
-              <w:t>Guardar sin datos completos</w:t>
-            </w:r>
-          </w:p>
-        </w:tc>
-        <w:tc>
-          <w:tcPr>
-            <w:tcW w:type="dxa" w:w="1728"/>
-            <w:shd w:fill="F7F9FB"/>
-            <w:tcBorders>
-              <w:top w:val="single" w:sz="4" w:space="0" w:color="D9D9D9"/>
-              <w:left w:val="single" w:sz="4" w:space="0" w:color="D9D9D9"/>
-              <w:bottom w:val="single" w:sz="4" w:space="0" w:color="D9D9D9"/>
-              <w:right w:val="single" w:sz="4" w:space="0" w:color="D9D9D9"/>
-              <w:insideH w:val="single" w:sz="4" w:space="0" w:color="D9D9D9"/>
-              <w:insideV w:val="single" w:sz="4" w:space="0" w:color="D9D9D9"/>
-            </w:tcBorders>
-            <w:tcMar>
-              <w:top w:w="80" w:type="dxa"/>
-              <w:start w:w="100" w:type="dxa"/>
-              <w:bottom w:w="80" w:type="dxa"/>
-              <w:end w:w="100" w:type="dxa"/>
-            </w:tcMar>
-            <w:vAlign w:val="center"/>
-          </w:tcPr>
-          <w:p>
-            <w:r>
-              <w:rPr>
-                <w:rFonts w:ascii="Arial" w:hAnsi="Arial"/>
-                <w:color w:val="222222"/>
-                <w:sz w:val="18"/>
-              </w:rPr>
-              <w:t>Botón deshabilitado / validación</w:t>
-            </w:r>
-          </w:p>
-        </w:tc>
-        <w:tc>
-          <w:tcPr>
-            <w:tcW w:type="dxa" w:w="1728"/>
-            <w:shd w:fill="F7F9FB"/>
-            <w:tcBorders>
-              <w:top w:val="single" w:sz="4" w:space="0" w:color="D9D9D9"/>
-              <w:left w:val="single" w:sz="4" w:space="0" w:color="D9D9D9"/>
-              <w:bottom w:val="single" w:sz="4" w:space="0" w:color="D9D9D9"/>
-              <w:right w:val="single" w:sz="4" w:space="0" w:color="D9D9D9"/>
-              <w:insideH w:val="single" w:sz="4" w:space="0" w:color="D9D9D9"/>
-              <w:insideV w:val="single" w:sz="4" w:space="0" w:color="D9D9D9"/>
-            </w:tcBorders>
-            <w:tcMar>
-              <w:top w:w="80" w:type="dxa"/>
-              <w:start w:w="100" w:type="dxa"/>
-              <w:bottom w:w="80" w:type="dxa"/>
-              <w:end w:w="100" w:type="dxa"/>
-            </w:tcMar>
-            <w:vAlign w:val="center"/>
-          </w:tcPr>
-          <w:p>
-            <w:r>
-              <w:rPr>
-                <w:rFonts w:ascii="Arial" w:hAnsi="Arial"/>
-                <w:color w:val="222222"/>
-                <w:sz w:val="18"/>
-              </w:rPr>
-              <w:t>Aprobado</w:t>
-            </w:r>
-          </w:p>
-        </w:tc>
-      </w:tr>
-      <w:tr>
-        <w:tc>
-          <w:tcPr>
-            <w:tcW w:type="dxa" w:w="1728"/>
-            <w:tcBorders>
-              <w:top w:val="single" w:sz="4" w:space="0" w:color="D9D9D9"/>
-              <w:left w:val="single" w:sz="4" w:space="0" w:color="D9D9D9"/>
-              <w:bottom w:val="single" w:sz="4" w:space="0" w:color="D9D9D9"/>
-              <w:right w:val="single" w:sz="4" w:space="0" w:color="D9D9D9"/>
-              <w:insideH w:val="single" w:sz="4" w:space="0" w:color="D9D9D9"/>
-              <w:insideV w:val="single" w:sz="4" w:space="0" w:color="D9D9D9"/>
-            </w:tcBorders>
-            <w:tcMar>
-              <w:top w:w="80" w:type="dxa"/>
-              <w:start w:w="100" w:type="dxa"/>
-              <w:bottom w:w="80" w:type="dxa"/>
-              <w:end w:w="100" w:type="dxa"/>
-            </w:tcMar>
-            <w:vAlign w:val="center"/>
-          </w:tcPr>
-          <w:p>
-            <w:r>
-              <w:rPr>
-                <w:rFonts w:ascii="Arial" w:hAnsi="Arial"/>
-                <w:color w:val="222222"/>
-                <w:sz w:val="18"/>
-              </w:rPr>
-              <w:t>IT-08</w:t>
-            </w:r>
-          </w:p>
-        </w:tc>
-        <w:tc>
-          <w:tcPr>
-            <w:tcW w:type="dxa" w:w="1728"/>
-            <w:tcBorders>
-              <w:top w:val="single" w:sz="4" w:space="0" w:color="D9D9D9"/>
-              <w:left w:val="single" w:sz="4" w:space="0" w:color="D9D9D9"/>
-              <w:bottom w:val="single" w:sz="4" w:space="0" w:color="D9D9D9"/>
-              <w:right w:val="single" w:sz="4" w:space="0" w:color="D9D9D9"/>
-              <w:insideH w:val="single" w:sz="4" w:space="0" w:color="D9D9D9"/>
-              <w:insideV w:val="single" w:sz="4" w:space="0" w:color="D9D9D9"/>
-            </w:tcBorders>
-            <w:tcMar>
-              <w:top w:w="80" w:type="dxa"/>
-              <w:start w:w="100" w:type="dxa"/>
-              <w:bottom w:w="80" w:type="dxa"/>
-              <w:end w:w="100" w:type="dxa"/>
-            </w:tcMar>
-            <w:vAlign w:val="center"/>
-          </w:tcPr>
-          <w:p>
-            <w:r>
-              <w:rPr>
-                <w:rFonts w:ascii="Arial" w:hAnsi="Arial"/>
-                <w:color w:val="222222"/>
-                <w:sz w:val="18"/>
-              </w:rPr>
-              <w:t>Reportes</w:t>
-            </w:r>
-          </w:p>
-        </w:tc>
-        <w:tc>
-          <w:tcPr>
-            <w:tcW w:type="dxa" w:w="1728"/>
-            <w:tcBorders>
-              <w:top w:val="single" w:sz="4" w:space="0" w:color="D9D9D9"/>
-              <w:left w:val="single" w:sz="4" w:space="0" w:color="D9D9D9"/>
-              <w:bottom w:val="single" w:sz="4" w:space="0" w:color="D9D9D9"/>
-              <w:right w:val="single" w:sz="4" w:space="0" w:color="D9D9D9"/>
-              <w:insideH w:val="single" w:sz="4" w:space="0" w:color="D9D9D9"/>
-              <w:insideV w:val="single" w:sz="4" w:space="0" w:color="D9D9D9"/>
-            </w:tcBorders>
-            <w:tcMar>
-              <w:top w:w="80" w:type="dxa"/>
-              <w:start w:w="100" w:type="dxa"/>
-              <w:bottom w:w="80" w:type="dxa"/>
-              <w:end w:w="100" w:type="dxa"/>
-            </w:tcMar>
-            <w:vAlign w:val="center"/>
-          </w:tcPr>
-          <w:p>
-            <w:r>
-              <w:rPr>
-                <w:rFonts w:ascii="Arial" w:hAnsi="Arial"/>
-                <w:color w:val="222222"/>
-                <w:sz w:val="18"/>
-              </w:rPr>
-              <w:t>Abrir Reportes</w:t>
-            </w:r>
-          </w:p>
-        </w:tc>
-        <w:tc>
-          <w:tcPr>
-            <w:tcW w:type="dxa" w:w="1728"/>
-            <w:tcBorders>
-              <w:top w:val="single" w:sz="4" w:space="0" w:color="D9D9D9"/>
-              <w:left w:val="single" w:sz="4" w:space="0" w:color="D9D9D9"/>
-              <w:bottom w:val="single" w:sz="4" w:space="0" w:color="D9D9D9"/>
-              <w:right w:val="single" w:sz="4" w:space="0" w:color="D9D9D9"/>
-              <w:insideH w:val="single" w:sz="4" w:space="0" w:color="D9D9D9"/>
-              <w:insideV w:val="single" w:sz="4" w:space="0" w:color="D9D9D9"/>
-            </w:tcBorders>
-            <w:tcMar>
-              <w:top w:w="80" w:type="dxa"/>
-              <w:start w:w="100" w:type="dxa"/>
-              <w:bottom w:w="80" w:type="dxa"/>
-              <w:end w:w="100" w:type="dxa"/>
-            </w:tcMar>
-            <w:vAlign w:val="center"/>
-          </w:tcPr>
-          <w:p>
-            <w:r>
-              <w:rPr>
-                <w:rFonts w:ascii="Arial" w:hAnsi="Arial"/>
-                <w:color w:val="222222"/>
-                <w:sz w:val="18"/>
-              </w:rPr>
-              <w:t>Resumen de ventas y stock</w:t>
-            </w:r>
-          </w:p>
-        </w:tc>
-        <w:tc>
-          <w:tcPr>
-            <w:tcW w:type="dxa" w:w="1728"/>
-            <w:tcBorders>
-              <w:top w:val="single" w:sz="4" w:space="0" w:color="D9D9D9"/>
-              <w:left w:val="single" w:sz="4" w:space="0" w:color="D9D9D9"/>
-              <w:bottom w:val="single" w:sz="4" w:space="0" w:color="D9D9D9"/>
-              <w:right w:val="single" w:sz="4" w:space="0" w:color="D9D9D9"/>
-              <w:insideH w:val="single" w:sz="4" w:space="0" w:color="D9D9D9"/>
-              <w:insideV w:val="single" w:sz="4" w:space="0" w:color="D9D9D9"/>
-            </w:tcBorders>
-            <w:tcMar>
-              <w:top w:w="80" w:type="dxa"/>
-              <w:start w:w="100" w:type="dxa"/>
-              <w:bottom w:w="80" w:type="dxa"/>
-              <w:end w:w="100" w:type="dxa"/>
-            </w:tcMar>
-            <w:vAlign w:val="center"/>
-          </w:tcPr>
-          <w:p>
-            <w:r>
-              <w:rPr>
-                <w:rFonts w:ascii="Arial" w:hAnsi="Arial"/>
-                <w:color w:val="222222"/>
-                <w:sz w:val="18"/>
-              </w:rPr>
-              <w:t>Aprobado</w:t>
-            </w:r>
-          </w:p>
-        </w:tc>
-      </w:tr>
-      <w:tr>
-        <w:tc>
-          <w:tcPr>
-            <w:tcW w:type="dxa" w:w="1728"/>
-            <w:shd w:fill="F7F9FB"/>
-            <w:tcBorders>
-              <w:top w:val="single" w:sz="4" w:space="0" w:color="D9D9D9"/>
-              <w:left w:val="single" w:sz="4" w:space="0" w:color="D9D9D9"/>
-              <w:bottom w:val="single" w:sz="4" w:space="0" w:color="D9D9D9"/>
-              <w:right w:val="single" w:sz="4" w:space="0" w:color="D9D9D9"/>
-              <w:insideH w:val="single" w:sz="4" w:space="0" w:color="D9D9D9"/>
-              <w:insideV w:val="single" w:sz="4" w:space="0" w:color="D9D9D9"/>
-            </w:tcBorders>
-            <w:tcMar>
-              <w:top w:w="80" w:type="dxa"/>
-              <w:start w:w="100" w:type="dxa"/>
-              <w:bottom w:w="80" w:type="dxa"/>
-              <w:end w:w="100" w:type="dxa"/>
-            </w:tcMar>
-            <w:vAlign w:val="center"/>
-          </w:tcPr>
-          <w:p>
-            <w:r>
-              <w:rPr>
-                <w:rFonts w:ascii="Arial" w:hAnsi="Arial"/>
-                <w:color w:val="222222"/>
-                <w:sz w:val="18"/>
-              </w:rPr>
-              <w:t>IT-09</w:t>
-            </w:r>
-          </w:p>
-        </w:tc>
-        <w:tc>
-          <w:tcPr>
-            <w:tcW w:type="dxa" w:w="1728"/>
-            <w:shd w:fill="F7F9FB"/>
-            <w:tcBorders>
-              <w:top w:val="single" w:sz="4" w:space="0" w:color="D9D9D9"/>
-              <w:left w:val="single" w:sz="4" w:space="0" w:color="D9D9D9"/>
-              <w:bottom w:val="single" w:sz="4" w:space="0" w:color="D9D9D9"/>
-              <w:right w:val="single" w:sz="4" w:space="0" w:color="D9D9D9"/>
-              <w:insideH w:val="single" w:sz="4" w:space="0" w:color="D9D9D9"/>
-              <w:insideV w:val="single" w:sz="4" w:space="0" w:color="D9D9D9"/>
-            </w:tcBorders>
-            <w:tcMar>
-              <w:top w:w="80" w:type="dxa"/>
-              <w:start w:w="100" w:type="dxa"/>
-              <w:bottom w:w="80" w:type="dxa"/>
-              <w:end w:w="100" w:type="dxa"/>
-            </w:tcMar>
-            <w:vAlign w:val="center"/>
-          </w:tcPr>
-          <w:p>
-            <w:r>
-              <w:rPr>
-                <w:rFonts w:ascii="Arial" w:hAnsi="Arial"/>
-                <w:color w:val="222222"/>
-                <w:sz w:val="18"/>
-              </w:rPr>
-              <w:t>Reportes</w:t>
-            </w:r>
-          </w:p>
-        </w:tc>
-        <w:tc>
-          <w:tcPr>
-            <w:tcW w:type="dxa" w:w="1728"/>
-            <w:shd w:fill="F7F9FB"/>
-            <w:tcBorders>
-              <w:top w:val="single" w:sz="4" w:space="0" w:color="D9D9D9"/>
-              <w:left w:val="single" w:sz="4" w:space="0" w:color="D9D9D9"/>
-              <w:bottom w:val="single" w:sz="4" w:space="0" w:color="D9D9D9"/>
-              <w:right w:val="single" w:sz="4" w:space="0" w:color="D9D9D9"/>
-              <w:insideH w:val="single" w:sz="4" w:space="0" w:color="D9D9D9"/>
-              <w:insideV w:val="single" w:sz="4" w:space="0" w:color="D9D9D9"/>
-            </w:tcBorders>
-            <w:tcMar>
-              <w:top w:w="80" w:type="dxa"/>
-              <w:start w:w="100" w:type="dxa"/>
-              <w:bottom w:w="80" w:type="dxa"/>
-              <w:end w:w="100" w:type="dxa"/>
-            </w:tcMar>
-            <w:vAlign w:val="center"/>
-          </w:tcPr>
-          <w:p>
-            <w:r>
-              <w:rPr>
-                <w:rFonts w:ascii="Arial" w:hAnsi="Arial"/>
-                <w:color w:val="222222"/>
-                <w:sz w:val="18"/>
-              </w:rPr>
-              <w:t>Exportar CSV</w:t>
-            </w:r>
-          </w:p>
-        </w:tc>
-        <w:tc>
-          <w:tcPr>
-            <w:tcW w:type="dxa" w:w="1728"/>
-            <w:shd w:fill="F7F9FB"/>
-            <w:tcBorders>
-              <w:top w:val="single" w:sz="4" w:space="0" w:color="D9D9D9"/>
-              <w:left w:val="single" w:sz="4" w:space="0" w:color="D9D9D9"/>
-              <w:bottom w:val="single" w:sz="4" w:space="0" w:color="D9D9D9"/>
-              <w:right w:val="single" w:sz="4" w:space="0" w:color="D9D9D9"/>
-              <w:insideH w:val="single" w:sz="4" w:space="0" w:color="D9D9D9"/>
-              <w:insideV w:val="single" w:sz="4" w:space="0" w:color="D9D9D9"/>
-            </w:tcBorders>
-            <w:tcMar>
-              <w:top w:w="80" w:type="dxa"/>
-              <w:start w:w="100" w:type="dxa"/>
-              <w:bottom w:w="80" w:type="dxa"/>
-              <w:end w:w="100" w:type="dxa"/>
-            </w:tcMar>
-            <w:vAlign w:val="center"/>
-          </w:tcPr>
-          <w:p>
-            <w:r>
-              <w:rPr>
-                <w:rFonts w:ascii="Arial" w:hAnsi="Arial"/>
-                <w:color w:val="222222"/>
-                <w:sz w:val="18"/>
-              </w:rPr>
-              <w:t>Se descarga archivo editable</w:t>
-            </w:r>
-          </w:p>
-        </w:tc>
-        <w:tc>
-          <w:tcPr>
-            <w:tcW w:type="dxa" w:w="1728"/>
-            <w:shd w:fill="F7F9FB"/>
-            <w:tcBorders>
-              <w:top w:val="single" w:sz="4" w:space="0" w:color="D9D9D9"/>
-              <w:left w:val="single" w:sz="4" w:space="0" w:color="D9D9D9"/>
-              <w:bottom w:val="single" w:sz="4" w:space="0" w:color="D9D9D9"/>
-              <w:right w:val="single" w:sz="4" w:space="0" w:color="D9D9D9"/>
-              <w:insideH w:val="single" w:sz="4" w:space="0" w:color="D9D9D9"/>
-              <w:insideV w:val="single" w:sz="4" w:space="0" w:color="D9D9D9"/>
-            </w:tcBorders>
-            <w:tcMar>
-              <w:top w:w="80" w:type="dxa"/>
-              <w:start w:w="100" w:type="dxa"/>
-              <w:bottom w:w="80" w:type="dxa"/>
-              <w:end w:w="100" w:type="dxa"/>
-            </w:tcMar>
-            <w:vAlign w:val="center"/>
-          </w:tcPr>
-          <w:p>
-            <w:r>
-              <w:rPr>
-                <w:rFonts w:ascii="Arial" w:hAnsi="Arial"/>
-                <w:color w:val="222222"/>
-                <w:sz w:val="18"/>
-              </w:rPr>
-              <w:t>Aprobado</w:t>
-            </w:r>
-          </w:p>
-        </w:tc>
-      </w:tr>
-      <w:tr>
-        <w:tc>
-          <w:tcPr>
-            <w:tcW w:type="dxa" w:w="1728"/>
-            <w:tcBorders>
-              <w:top w:val="single" w:sz="4" w:space="0" w:color="D9D9D9"/>
-              <w:left w:val="single" w:sz="4" w:space="0" w:color="D9D9D9"/>
-              <w:bottom w:val="single" w:sz="4" w:space="0" w:color="D9D9D9"/>
-              <w:right w:val="single" w:sz="4" w:space="0" w:color="D9D9D9"/>
-              <w:insideH w:val="single" w:sz="4" w:space="0" w:color="D9D9D9"/>
-              <w:insideV w:val="single" w:sz="4" w:space="0" w:color="D9D9D9"/>
-            </w:tcBorders>
-            <w:tcMar>
-              <w:top w:w="80" w:type="dxa"/>
-              <w:start w:w="100" w:type="dxa"/>
-              <w:bottom w:w="80" w:type="dxa"/>
-              <w:end w:w="100" w:type="dxa"/>
-            </w:tcMar>
-            <w:vAlign w:val="center"/>
-          </w:tcPr>
-          <w:p>
-            <w:r>
-              <w:rPr>
-                <w:rFonts w:ascii="Arial" w:hAnsi="Arial"/>
-                <w:color w:val="222222"/>
-                <w:sz w:val="18"/>
-              </w:rPr>
-              <w:t>IT-10</w:t>
-            </w:r>
-          </w:p>
-        </w:tc>
-        <w:tc>
-          <w:tcPr>
-            <w:tcW w:type="dxa" w:w="1728"/>
-            <w:tcBorders>
-              <w:top w:val="single" w:sz="4" w:space="0" w:color="D9D9D9"/>
-              <w:left w:val="single" w:sz="4" w:space="0" w:color="D9D9D9"/>
-              <w:bottom w:val="single" w:sz="4" w:space="0" w:color="D9D9D9"/>
-              <w:right w:val="single" w:sz="4" w:space="0" w:color="D9D9D9"/>
-              <w:insideH w:val="single" w:sz="4" w:space="0" w:color="D9D9D9"/>
-              <w:insideV w:val="single" w:sz="4" w:space="0" w:color="D9D9D9"/>
-            </w:tcBorders>
-            <w:tcMar>
-              <w:top w:w="80" w:type="dxa"/>
-              <w:start w:w="100" w:type="dxa"/>
-              <w:bottom w:w="80" w:type="dxa"/>
-              <w:end w:w="100" w:type="dxa"/>
-            </w:tcMar>
-            <w:vAlign w:val="center"/>
-          </w:tcPr>
-          <w:p>
-            <w:r>
-              <w:rPr>
-                <w:rFonts w:ascii="Arial" w:hAnsi="Arial"/>
-                <w:color w:val="222222"/>
-                <w:sz w:val="18"/>
-              </w:rPr>
-              <w:t>Responsive</w:t>
-            </w:r>
-          </w:p>
-        </w:tc>
-        <w:tc>
-          <w:tcPr>
-            <w:tcW w:type="dxa" w:w="1728"/>
-            <w:tcBorders>
-              <w:top w:val="single" w:sz="4" w:space="0" w:color="D9D9D9"/>
-              <w:left w:val="single" w:sz="4" w:space="0" w:color="D9D9D9"/>
-              <w:bottom w:val="single" w:sz="4" w:space="0" w:color="D9D9D9"/>
-              <w:right w:val="single" w:sz="4" w:space="0" w:color="D9D9D9"/>
-              <w:insideH w:val="single" w:sz="4" w:space="0" w:color="D9D9D9"/>
-              <w:insideV w:val="single" w:sz="4" w:space="0" w:color="D9D9D9"/>
-            </w:tcBorders>
-            <w:tcMar>
-              <w:top w:w="80" w:type="dxa"/>
-              <w:start w:w="100" w:type="dxa"/>
-              <w:bottom w:w="80" w:type="dxa"/>
-              <w:end w:w="100" w:type="dxa"/>
-            </w:tcMar>
-            <w:vAlign w:val="center"/>
-          </w:tcPr>
-          <w:p>
-            <w:r>
-              <w:rPr>
-                <w:rFonts w:ascii="Arial" w:hAnsi="Arial"/>
-                <w:color w:val="222222"/>
-                <w:sz w:val="18"/>
-              </w:rPr>
-              <w:t>Abrir con ancho 390 px</w:t>
-            </w:r>
-          </w:p>
-        </w:tc>
-        <w:tc>
-          <w:tcPr>
-            <w:tcW w:type="dxa" w:w="1728"/>
-            <w:tcBorders>
-              <w:top w:val="single" w:sz="4" w:space="0" w:color="D9D9D9"/>
-              <w:left w:val="single" w:sz="4" w:space="0" w:color="D9D9D9"/>
-              <w:bottom w:val="single" w:sz="4" w:space="0" w:color="D9D9D9"/>
-              <w:right w:val="single" w:sz="4" w:space="0" w:color="D9D9D9"/>
-              <w:insideH w:val="single" w:sz="4" w:space="0" w:color="D9D9D9"/>
-              <w:insideV w:val="single" w:sz="4" w:space="0" w:color="D9D9D9"/>
-            </w:tcBorders>
-            <w:tcMar>
-              <w:top w:w="80" w:type="dxa"/>
-              <w:start w:w="100" w:type="dxa"/>
-              <w:bottom w:w="80" w:type="dxa"/>
-              <w:end w:w="100" w:type="dxa"/>
-            </w:tcMar>
-            <w:vAlign w:val="center"/>
-          </w:tcPr>
-          <w:p>
-            <w:r>
-              <w:rPr>
-                <w:rFonts w:ascii="Arial" w:hAnsi="Arial"/>
-                <w:color w:val="222222"/>
-                <w:sz w:val="18"/>
-              </w:rPr>
-              <w:t>Menú y tarjetas adaptadas</w:t>
-            </w:r>
-          </w:p>
-        </w:tc>
-        <w:tc>
-          <w:tcPr>
-            <w:tcW w:type="dxa" w:w="1728"/>
-            <w:tcBorders>
-              <w:top w:val="single" w:sz="4" w:space="0" w:color="D9D9D9"/>
-              <w:left w:val="single" w:sz="4" w:space="0" w:color="D9D9D9"/>
-              <w:bottom w:val="single" w:sz="4" w:space="0" w:color="D9D9D9"/>
-              <w:right w:val="single" w:sz="4" w:space="0" w:color="D9D9D9"/>
-              <w:insideH w:val="single" w:sz="4" w:space="0" w:color="D9D9D9"/>
-              <w:insideV w:val="single" w:sz="4" w:space="0" w:color="D9D9D9"/>
-            </w:tcBorders>
-            <w:tcMar>
-              <w:top w:w="80" w:type="dxa"/>
-              <w:start w:w="100" w:type="dxa"/>
-              <w:bottom w:w="80" w:type="dxa"/>
-              <w:end w:w="100" w:type="dxa"/>
-            </w:tcMar>
-            <w:vAlign w:val="center"/>
-          </w:tcPr>
-          <w:p>
-            <w:r>
-              <w:rPr>
-                <w:rFonts w:ascii="Arial" w:hAnsi="Arial"/>
-                <w:color w:val="222222"/>
-                <w:sz w:val="18"/>
-              </w:rPr>
-              <w:t>Aprobado</w:t>
-            </w:r>
-          </w:p>
-        </w:tc>
-      </w:tr>
-      <w:tr>
-        <w:tc>
-          <w:tcPr>
-            <w:tcW w:type="dxa" w:w="1728"/>
-            <w:shd w:fill="F7F9FB"/>
-            <w:tcBorders>
-              <w:top w:val="single" w:sz="4" w:space="0" w:color="D9D9D9"/>
-              <w:left w:val="single" w:sz="4" w:space="0" w:color="D9D9D9"/>
-              <w:bottom w:val="single" w:sz="4" w:space="0" w:color="D9D9D9"/>
-              <w:right w:val="single" w:sz="4" w:space="0" w:color="D9D9D9"/>
-              <w:insideH w:val="single" w:sz="4" w:space="0" w:color="D9D9D9"/>
-              <w:insideV w:val="single" w:sz="4" w:space="0" w:color="D9D9D9"/>
-            </w:tcBorders>
-            <w:tcMar>
-              <w:top w:w="80" w:type="dxa"/>
-              <w:start w:w="100" w:type="dxa"/>
-              <w:bottom w:w="80" w:type="dxa"/>
-              <w:end w:w="100" w:type="dxa"/>
-            </w:tcMar>
-            <w:vAlign w:val="center"/>
-          </w:tcPr>
-          <w:p>
-            <w:r>
-              <w:rPr>
-                <w:rFonts w:ascii="Arial" w:hAnsi="Arial"/>
-                <w:color w:val="222222"/>
-                <w:sz w:val="18"/>
-              </w:rPr>
-              <w:t>IT-11</w:t>
-            </w:r>
-          </w:p>
-        </w:tc>
-        <w:tc>
-          <w:tcPr>
-            <w:tcW w:type="dxa" w:w="1728"/>
-            <w:shd w:fill="F7F9FB"/>
-            <w:tcBorders>
-              <w:top w:val="single" w:sz="4" w:space="0" w:color="D9D9D9"/>
-              <w:left w:val="single" w:sz="4" w:space="0" w:color="D9D9D9"/>
-              <w:bottom w:val="single" w:sz="4" w:space="0" w:color="D9D9D9"/>
-              <w:right w:val="single" w:sz="4" w:space="0" w:color="D9D9D9"/>
-              <w:insideH w:val="single" w:sz="4" w:space="0" w:color="D9D9D9"/>
-              <w:insideV w:val="single" w:sz="4" w:space="0" w:color="D9D9D9"/>
-            </w:tcBorders>
-            <w:tcMar>
-              <w:top w:w="80" w:type="dxa"/>
-              <w:start w:w="100" w:type="dxa"/>
-              <w:bottom w:w="80" w:type="dxa"/>
-              <w:end w:w="100" w:type="dxa"/>
-            </w:tcMar>
-            <w:vAlign w:val="center"/>
-          </w:tcPr>
-          <w:p>
-            <w:r>
-              <w:rPr>
-                <w:rFonts w:ascii="Arial" w:hAnsi="Arial"/>
-                <w:color w:val="222222"/>
-                <w:sz w:val="18"/>
-              </w:rPr>
-              <w:t>Asistente</w:t>
-            </w:r>
-          </w:p>
-        </w:tc>
-        <w:tc>
-          <w:tcPr>
-            <w:tcW w:type="dxa" w:w="1728"/>
-            <w:shd w:fill="F7F9FB"/>
-            <w:tcBorders>
-              <w:top w:val="single" w:sz="4" w:space="0" w:color="D9D9D9"/>
-              <w:left w:val="single" w:sz="4" w:space="0" w:color="D9D9D9"/>
-              <w:bottom w:val="single" w:sz="4" w:space="0" w:color="D9D9D9"/>
-              <w:right w:val="single" w:sz="4" w:space="0" w:color="D9D9D9"/>
-              <w:insideH w:val="single" w:sz="4" w:space="0" w:color="D9D9D9"/>
-              <w:insideV w:val="single" w:sz="4" w:space="0" w:color="D9D9D9"/>
-            </w:tcBorders>
-            <w:tcMar>
-              <w:top w:w="80" w:type="dxa"/>
-              <w:start w:w="100" w:type="dxa"/>
-              <w:bottom w:w="80" w:type="dxa"/>
-              <w:end w:w="100" w:type="dxa"/>
-            </w:tcMar>
-            <w:vAlign w:val="center"/>
-          </w:tcPr>
-          <w:p>
-            <w:r>
-              <w:rPr>
-                <w:rFonts w:ascii="Arial" w:hAnsi="Arial"/>
-                <w:color w:val="222222"/>
-                <w:sz w:val="18"/>
-              </w:rPr>
-              <w:t>Consultar Stock bajo</w:t>
-            </w:r>
-          </w:p>
-        </w:tc>
-        <w:tc>
-          <w:tcPr>
-            <w:tcW w:type="dxa" w:w="1728"/>
-            <w:shd w:fill="F7F9FB"/>
-            <w:tcBorders>
-              <w:top w:val="single" w:sz="4" w:space="0" w:color="D9D9D9"/>
-              <w:left w:val="single" w:sz="4" w:space="0" w:color="D9D9D9"/>
-              <w:bottom w:val="single" w:sz="4" w:space="0" w:color="D9D9D9"/>
-              <w:right w:val="single" w:sz="4" w:space="0" w:color="D9D9D9"/>
-              <w:insideH w:val="single" w:sz="4" w:space="0" w:color="D9D9D9"/>
-              <w:insideV w:val="single" w:sz="4" w:space="0" w:color="D9D9D9"/>
-            </w:tcBorders>
-            <w:tcMar>
-              <w:top w:w="80" w:type="dxa"/>
-              <w:start w:w="100" w:type="dxa"/>
-              <w:bottom w:w="80" w:type="dxa"/>
-              <w:end w:w="100" w:type="dxa"/>
-            </w:tcMar>
-            <w:vAlign w:val="center"/>
-          </w:tcPr>
-          <w:p>
-            <w:r>
-              <w:rPr>
-                <w:rFonts w:ascii="Arial" w:hAnsi="Arial"/>
-                <w:color w:val="222222"/>
-                <w:sz w:val="18"/>
-              </w:rPr>
-              <w:t>Respuesta con productos y cantidad</w:t>
-            </w:r>
-          </w:p>
-        </w:tc>
-        <w:tc>
-          <w:tcPr>
-            <w:tcW w:type="dxa" w:w="1728"/>
-            <w:shd w:fill="F7F9FB"/>
-            <w:tcBorders>
-              <w:top w:val="single" w:sz="4" w:space="0" w:color="D9D9D9"/>
-              <w:left w:val="single" w:sz="4" w:space="0" w:color="D9D9D9"/>
-              <w:bottom w:val="single" w:sz="4" w:space="0" w:color="D9D9D9"/>
-              <w:right w:val="single" w:sz="4" w:space="0" w:color="D9D9D9"/>
-              <w:insideH w:val="single" w:sz="4" w:space="0" w:color="D9D9D9"/>
-              <w:insideV w:val="single" w:sz="4" w:space="0" w:color="D9D9D9"/>
-            </w:tcBorders>
-            <w:tcMar>
-              <w:top w:w="80" w:type="dxa"/>
-              <w:start w:w="100" w:type="dxa"/>
-              <w:bottom w:w="80" w:type="dxa"/>
-              <w:end w:w="100" w:type="dxa"/>
-            </w:tcMar>
-            <w:vAlign w:val="center"/>
-          </w:tcPr>
-          <w:p>
-            <w:r>
-              <w:rPr>
-                <w:rFonts w:ascii="Arial" w:hAnsi="Arial"/>
-                <w:color w:val="222222"/>
-                <w:sz w:val="18"/>
-              </w:rPr>
-              <w:t>Aprobado</w:t>
-            </w:r>
-          </w:p>
-        </w:tc>
-      </w:tr>
-      <w:tr>
-        <w:tc>
-          <w:tcPr>
-            <w:tcW w:type="dxa" w:w="1728"/>
-            <w:tcBorders>
-              <w:top w:val="single" w:sz="4" w:space="0" w:color="D9D9D9"/>
-              <w:left w:val="single" w:sz="4" w:space="0" w:color="D9D9D9"/>
-              <w:bottom w:val="single" w:sz="4" w:space="0" w:color="D9D9D9"/>
-              <w:right w:val="single" w:sz="4" w:space="0" w:color="D9D9D9"/>
-              <w:insideH w:val="single" w:sz="4" w:space="0" w:color="D9D9D9"/>
-              <w:insideV w:val="single" w:sz="4" w:space="0" w:color="D9D9D9"/>
-            </w:tcBorders>
-            <w:tcMar>
-              <w:top w:w="80" w:type="dxa"/>
-              <w:start w:w="100" w:type="dxa"/>
-              <w:bottom w:w="80" w:type="dxa"/>
-              <w:end w:w="100" w:type="dxa"/>
-            </w:tcMar>
-            <w:vAlign w:val="center"/>
-          </w:tcPr>
-          <w:p>
-            <w:r>
-              <w:rPr>
-                <w:rFonts w:ascii="Arial" w:hAnsi="Arial"/>
-                <w:color w:val="222222"/>
-                <w:sz w:val="18"/>
-              </w:rPr>
-              <w:t>IT-12</w:t>
-            </w:r>
-          </w:p>
-        </w:tc>
-        <w:tc>
-          <w:tcPr>
-            <w:tcW w:type="dxa" w:w="1728"/>
-            <w:tcBorders>
-              <w:top w:val="single" w:sz="4" w:space="0" w:color="D9D9D9"/>
-              <w:left w:val="single" w:sz="4" w:space="0" w:color="D9D9D9"/>
-              <w:bottom w:val="single" w:sz="4" w:space="0" w:color="D9D9D9"/>
-              <w:right w:val="single" w:sz="4" w:space="0" w:color="D9D9D9"/>
-              <w:insideH w:val="single" w:sz="4" w:space="0" w:color="D9D9D9"/>
-              <w:insideV w:val="single" w:sz="4" w:space="0" w:color="D9D9D9"/>
-            </w:tcBorders>
-            <w:tcMar>
-              <w:top w:w="80" w:type="dxa"/>
-              <w:start w:w="100" w:type="dxa"/>
-              <w:bottom w:w="80" w:type="dxa"/>
-              <w:end w:w="100" w:type="dxa"/>
-            </w:tcMar>
-            <w:vAlign w:val="center"/>
-          </w:tcPr>
-          <w:p>
-            <w:r>
-              <w:rPr>
-                <w:rFonts w:ascii="Arial" w:hAnsi="Arial"/>
-                <w:color w:val="222222"/>
-                <w:sz w:val="18"/>
-              </w:rPr>
-              <w:t>Build</w:t>
-            </w:r>
-          </w:p>
-        </w:tc>
-        <w:tc>
-          <w:tcPr>
-            <w:tcW w:type="dxa" w:w="1728"/>
-            <w:tcBorders>
-              <w:top w:val="single" w:sz="4" w:space="0" w:color="D9D9D9"/>
-              <w:left w:val="single" w:sz="4" w:space="0" w:color="D9D9D9"/>
-              <w:bottom w:val="single" w:sz="4" w:space="0" w:color="D9D9D9"/>
-              <w:right w:val="single" w:sz="4" w:space="0" w:color="D9D9D9"/>
-              <w:insideH w:val="single" w:sz="4" w:space="0" w:color="D9D9D9"/>
-              <w:insideV w:val="single" w:sz="4" w:space="0" w:color="D9D9D9"/>
-            </w:tcBorders>
-            <w:tcMar>
-              <w:top w:w="80" w:type="dxa"/>
-              <w:start w:w="100" w:type="dxa"/>
-              <w:bottom w:w="80" w:type="dxa"/>
-              <w:end w:w="100" w:type="dxa"/>
-            </w:tcMar>
-            <w:vAlign w:val="center"/>
-          </w:tcPr>
-          <w:p>
-            <w:r>
-              <w:rPr>
-                <w:rFonts w:ascii="Arial" w:hAnsi="Arial"/>
-                <w:color w:val="222222"/>
-                <w:sz w:val="18"/>
-              </w:rPr>
-              <w:t>Ejecutar pnpm run build</w:t>
-            </w:r>
-          </w:p>
-        </w:tc>
-        <w:tc>
-          <w:tcPr>
-            <w:tcW w:type="dxa" w:w="1728"/>
-            <w:tcBorders>
-              <w:top w:val="single" w:sz="4" w:space="0" w:color="D9D9D9"/>
-              <w:left w:val="single" w:sz="4" w:space="0" w:color="D9D9D9"/>
-              <w:bottom w:val="single" w:sz="4" w:space="0" w:color="D9D9D9"/>
-              <w:right w:val="single" w:sz="4" w:space="0" w:color="D9D9D9"/>
-              <w:insideH w:val="single" w:sz="4" w:space="0" w:color="D9D9D9"/>
-              <w:insideV w:val="single" w:sz="4" w:space="0" w:color="D9D9D9"/>
-            </w:tcBorders>
-            <w:tcMar>
-              <w:top w:w="80" w:type="dxa"/>
-              <w:start w:w="100" w:type="dxa"/>
-              <w:bottom w:w="80" w:type="dxa"/>
-              <w:end w:w="100" w:type="dxa"/>
-            </w:tcMar>
-            <w:vAlign w:val="center"/>
-          </w:tcPr>
-          <w:p>
-            <w:r>
-              <w:rPr>
-                <w:rFonts w:ascii="Arial" w:hAnsi="Arial"/>
-                <w:color w:val="222222"/>
-                <w:sz w:val="18"/>
-              </w:rPr>
-              <w:t>Compilación sin errores</w:t>
-            </w:r>
-          </w:p>
-        </w:tc>
-        <w:tc>
-          <w:tcPr>
-            <w:tcW w:type="dxa" w:w="1728"/>
-            <w:tcBorders>
-              <w:top w:val="single" w:sz="4" w:space="0" w:color="D9D9D9"/>
-              <w:left w:val="single" w:sz="4" w:space="0" w:color="D9D9D9"/>
-              <w:bottom w:val="single" w:sz="4" w:space="0" w:color="D9D9D9"/>
-              <w:right w:val="single" w:sz="4" w:space="0" w:color="D9D9D9"/>
-              <w:insideH w:val="single" w:sz="4" w:space="0" w:color="D9D9D9"/>
-              <w:insideV w:val="single" w:sz="4" w:space="0" w:color="D9D9D9"/>
-            </w:tcBorders>
-            <w:tcMar>
-              <w:top w:w="80" w:type="dxa"/>
-              <w:start w:w="100" w:type="dxa"/>
-              <w:bottom w:w="80" w:type="dxa"/>
-              <w:end w:w="100" w:type="dxa"/>
-            </w:tcMar>
-            <w:vAlign w:val="center"/>
-          </w:tcPr>
-          <w:p>
-            <w:r>
-              <w:rPr>
-                <w:rFonts w:ascii="Arial" w:hAnsi="Arial"/>
-                <w:color w:val="222222"/>
-                <w:sz w:val="18"/>
-              </w:rPr>
-              <w:t>Aprobado</w:t>
-            </w:r>
-          </w:p>
-        </w:tc>
-      </w:tr>
-      <w:tr>
-        <w:tc>
-          <w:tcPr>
-            <w:tcW w:type="dxa" w:w="1728"/>
-            <w:shd w:fill="F7F9FB"/>
-            <w:tcBorders>
-              <w:top w:val="single" w:sz="4" w:space="0" w:color="D9D9D9"/>
-              <w:left w:val="single" w:sz="4" w:space="0" w:color="D9D9D9"/>
-              <w:bottom w:val="single" w:sz="4" w:space="0" w:color="D9D9D9"/>
-              <w:right w:val="single" w:sz="4" w:space="0" w:color="D9D9D9"/>
-              <w:insideH w:val="single" w:sz="4" w:space="0" w:color="D9D9D9"/>
-              <w:insideV w:val="single" w:sz="4" w:space="0" w:color="D9D9D9"/>
-            </w:tcBorders>
-            <w:tcMar>
-              <w:top w:w="80" w:type="dxa"/>
-              <w:start w:w="100" w:type="dxa"/>
-              <w:bottom w:w="80" w:type="dxa"/>
-              <w:end w:w="100" w:type="dxa"/>
-            </w:tcMar>
-            <w:vAlign w:val="center"/>
-          </w:tcPr>
-          <w:p>
-            <w:r>
-              <w:rPr>
-                <w:rFonts w:ascii="Arial" w:hAnsi="Arial"/>
-                <w:color w:val="222222"/>
-                <w:sz w:val="18"/>
-              </w:rPr>
-              <w:t>IT-13</w:t>
-            </w:r>
-          </w:p>
-        </w:tc>
-        <w:tc>
-          <w:tcPr>
-            <w:tcW w:type="dxa" w:w="1728"/>
-            <w:shd w:fill="F7F9FB"/>
-            <w:tcBorders>
-              <w:top w:val="single" w:sz="4" w:space="0" w:color="D9D9D9"/>
-              <w:left w:val="single" w:sz="4" w:space="0" w:color="D9D9D9"/>
-              <w:bottom w:val="single" w:sz="4" w:space="0" w:color="D9D9D9"/>
-              <w:right w:val="single" w:sz="4" w:space="0" w:color="D9D9D9"/>
-              <w:insideH w:val="single" w:sz="4" w:space="0" w:color="D9D9D9"/>
-              <w:insideV w:val="single" w:sz="4" w:space="0" w:color="D9D9D9"/>
-            </w:tcBorders>
-            <w:tcMar>
-              <w:top w:w="80" w:type="dxa"/>
-              <w:start w:w="100" w:type="dxa"/>
-              <w:bottom w:w="80" w:type="dxa"/>
-              <w:end w:w="100" w:type="dxa"/>
-            </w:tcMar>
-            <w:vAlign w:val="center"/>
-          </w:tcPr>
-          <w:p>
-            <w:r>
-              <w:rPr>
-                <w:rFonts w:ascii="Arial" w:hAnsi="Arial"/>
-                <w:color w:val="222222"/>
-                <w:sz w:val="18"/>
-              </w:rPr>
-              <w:t>Java</w:t>
-            </w:r>
-          </w:p>
-        </w:tc>
-        <w:tc>
-          <w:tcPr>
-            <w:tcW w:type="dxa" w:w="1728"/>
-            <w:shd w:fill="F7F9FB"/>
-            <w:tcBorders>
-              <w:top w:val="single" w:sz="4" w:space="0" w:color="D9D9D9"/>
-              <w:left w:val="single" w:sz="4" w:space="0" w:color="D9D9D9"/>
-              <w:bottom w:val="single" w:sz="4" w:space="0" w:color="D9D9D9"/>
-              <w:right w:val="single" w:sz="4" w:space="0" w:color="D9D9D9"/>
-              <w:insideH w:val="single" w:sz="4" w:space="0" w:color="D9D9D9"/>
-              <w:insideV w:val="single" w:sz="4" w:space="0" w:color="D9D9D9"/>
-            </w:tcBorders>
-            <w:tcMar>
-              <w:top w:w="80" w:type="dxa"/>
-              <w:start w:w="100" w:type="dxa"/>
-              <w:bottom w:w="80" w:type="dxa"/>
-              <w:end w:w="100" w:type="dxa"/>
-            </w:tcMar>
-            <w:vAlign w:val="center"/>
-          </w:tcPr>
-          <w:p>
-            <w:r>
-              <w:rPr>
-                <w:rFonts w:ascii="Arial" w:hAnsi="Arial"/>
-                <w:color w:val="222222"/>
-                <w:sz w:val="18"/>
-              </w:rPr>
-              <w:t>Ejecutar integración de venta</w:t>
-            </w:r>
-          </w:p>
-        </w:tc>
-        <w:tc>
-          <w:tcPr>
-            <w:tcW w:type="dxa" w:w="1728"/>
-            <w:shd w:fill="F7F9FB"/>
-            <w:tcBorders>
-              <w:top w:val="single" w:sz="4" w:space="0" w:color="D9D9D9"/>
-              <w:left w:val="single" w:sz="4" w:space="0" w:color="D9D9D9"/>
-              <w:bottom w:val="single" w:sz="4" w:space="0" w:color="D9D9D9"/>
-              <w:right w:val="single" w:sz="4" w:space="0" w:color="D9D9D9"/>
-              <w:insideH w:val="single" w:sz="4" w:space="0" w:color="D9D9D9"/>
-              <w:insideV w:val="single" w:sz="4" w:space="0" w:color="D9D9D9"/>
-            </w:tcBorders>
-            <w:tcMar>
-              <w:top w:w="80" w:type="dxa"/>
-              <w:start w:w="100" w:type="dxa"/>
-              <w:bottom w:w="80" w:type="dxa"/>
-              <w:end w:w="100" w:type="dxa"/>
-            </w:tcMar>
-            <w:vAlign w:val="center"/>
-          </w:tcPr>
-          <w:p>
-            <w:r>
-              <w:rPr>
-                <w:rFonts w:ascii="Arial" w:hAnsi="Arial"/>
-                <w:color w:val="222222"/>
-                <w:sz w:val="18"/>
-              </w:rPr>
-              <w:t>IT-02 OK</w:t>
-            </w:r>
-          </w:p>
-        </w:tc>
-        <w:tc>
-          <w:tcPr>
-            <w:tcW w:type="dxa" w:w="1728"/>
-            <w:shd w:fill="F7F9FB"/>
-            <w:tcBorders>
-              <w:top w:val="single" w:sz="4" w:space="0" w:color="D9D9D9"/>
-              <w:left w:val="single" w:sz="4" w:space="0" w:color="D9D9D9"/>
-              <w:bottom w:val="single" w:sz="4" w:space="0" w:color="D9D9D9"/>
-              <w:right w:val="single" w:sz="4" w:space="0" w:color="D9D9D9"/>
-              <w:insideH w:val="single" w:sz="4" w:space="0" w:color="D9D9D9"/>
-              <w:insideV w:val="single" w:sz="4" w:space="0" w:color="D9D9D9"/>
-            </w:tcBorders>
-            <w:tcMar>
-              <w:top w:w="80" w:type="dxa"/>
-              <w:start w:w="100" w:type="dxa"/>
-              <w:bottom w:w="80" w:type="dxa"/>
-              <w:end w:w="100" w:type="dxa"/>
-            </w:tcMar>
-            <w:vAlign w:val="center"/>
-          </w:tcPr>
-          <w:p>
-            <w:r>
-              <w:rPr>
-                <w:rFonts w:ascii="Arial" w:hAnsi="Arial"/>
-                <w:color w:val="222222"/>
-                <w:sz w:val="18"/>
-              </w:rPr>
-              <w:t>Aprobado</w:t>
-            </w:r>
-          </w:p>
-        </w:tc>
-      </w:tr>
-      <w:tr>
-        <w:tc>
-          <w:tcPr>
-            <w:tcW w:type="dxa" w:w="1728"/>
-            <w:tcBorders>
-              <w:top w:val="single" w:sz="4" w:space="0" w:color="D9D9D9"/>
-              <w:left w:val="single" w:sz="4" w:space="0" w:color="D9D9D9"/>
-              <w:bottom w:val="single" w:sz="4" w:space="0" w:color="D9D9D9"/>
-              <w:right w:val="single" w:sz="4" w:space="0" w:color="D9D9D9"/>
-              <w:insideH w:val="single" w:sz="4" w:space="0" w:color="D9D9D9"/>
-              <w:insideV w:val="single" w:sz="4" w:space="0" w:color="D9D9D9"/>
-            </w:tcBorders>
-            <w:tcMar>
-              <w:top w:w="80" w:type="dxa"/>
-              <w:start w:w="100" w:type="dxa"/>
-              <w:bottom w:w="80" w:type="dxa"/>
-              <w:end w:w="100" w:type="dxa"/>
-            </w:tcMar>
-            <w:vAlign w:val="center"/>
-          </w:tcPr>
-          <w:p>
-            <w:r>
-              <w:rPr>
-                <w:rFonts w:ascii="Arial" w:hAnsi="Arial"/>
-                <w:color w:val="222222"/>
-                <w:sz w:val="18"/>
-              </w:rPr>
-              <w:t>IT-14</w:t>
-            </w:r>
-          </w:p>
-        </w:tc>
-        <w:tc>
-          <w:tcPr>
-            <w:tcW w:type="dxa" w:w="1728"/>
-            <w:tcBorders>
-              <w:top w:val="single" w:sz="4" w:space="0" w:color="D9D9D9"/>
-              <w:left w:val="single" w:sz="4" w:space="0" w:color="D9D9D9"/>
-              <w:bottom w:val="single" w:sz="4" w:space="0" w:color="D9D9D9"/>
-              <w:right w:val="single" w:sz="4" w:space="0" w:color="D9D9D9"/>
-              <w:insideH w:val="single" w:sz="4" w:space="0" w:color="D9D9D9"/>
-              <w:insideV w:val="single" w:sz="4" w:space="0" w:color="D9D9D9"/>
-            </w:tcBorders>
-            <w:tcMar>
-              <w:top w:w="80" w:type="dxa"/>
-              <w:start w:w="100" w:type="dxa"/>
-              <w:bottom w:w="80" w:type="dxa"/>
-              <w:end w:w="100" w:type="dxa"/>
-            </w:tcMar>
-            <w:vAlign w:val="center"/>
-          </w:tcPr>
-          <w:p>
-            <w:r>
-              <w:rPr>
-                <w:rFonts w:ascii="Arial" w:hAnsi="Arial"/>
-                <w:color w:val="222222"/>
-                <w:sz w:val="18"/>
-              </w:rPr>
-              <w:t>Documentación</w:t>
-            </w:r>
-          </w:p>
-        </w:tc>
-        <w:tc>
-          <w:tcPr>
-            <w:tcW w:type="dxa" w:w="1728"/>
-            <w:tcBorders>
-              <w:top w:val="single" w:sz="4" w:space="0" w:color="D9D9D9"/>
-              <w:left w:val="single" w:sz="4" w:space="0" w:color="D9D9D9"/>
-              <w:bottom w:val="single" w:sz="4" w:space="0" w:color="D9D9D9"/>
-              <w:right w:val="single" w:sz="4" w:space="0" w:color="D9D9D9"/>
-              <w:insideH w:val="single" w:sz="4" w:space="0" w:color="D9D9D9"/>
-              <w:insideV w:val="single" w:sz="4" w:space="0" w:color="D9D9D9"/>
-            </w:tcBorders>
-            <w:tcMar>
-              <w:top w:w="80" w:type="dxa"/>
-              <w:start w:w="100" w:type="dxa"/>
-              <w:bottom w:w="80" w:type="dxa"/>
-              <w:end w:w="100" w:type="dxa"/>
-            </w:tcMar>
-            <w:vAlign w:val="center"/>
-          </w:tcPr>
-          <w:p>
-            <w:r>
-              <w:rPr>
-                <w:rFonts w:ascii="Arial" w:hAnsi="Arial"/>
-                <w:color w:val="222222"/>
-                <w:sz w:val="18"/>
-              </w:rPr>
-              <w:t>Revisar archivos Word</w:t>
-            </w:r>
-          </w:p>
-        </w:tc>
-        <w:tc>
-          <w:tcPr>
-            <w:tcW w:type="dxa" w:w="1728"/>
-            <w:tcBorders>
-              <w:top w:val="single" w:sz="4" w:space="0" w:color="D9D9D9"/>
-              <w:left w:val="single" w:sz="4" w:space="0" w:color="D9D9D9"/>
-              <w:bottom w:val="single" w:sz="4" w:space="0" w:color="D9D9D9"/>
-              <w:right w:val="single" w:sz="4" w:space="0" w:color="D9D9D9"/>
-              <w:insideH w:val="single" w:sz="4" w:space="0" w:color="D9D9D9"/>
-              <w:insideV w:val="single" w:sz="4" w:space="0" w:color="D9D9D9"/>
-            </w:tcBorders>
-            <w:tcMar>
-              <w:top w:w="80" w:type="dxa"/>
-              <w:start w:w="100" w:type="dxa"/>
-              <w:bottom w:w="80" w:type="dxa"/>
-              <w:end w:w="100" w:type="dxa"/>
-            </w:tcMar>
-            <w:vAlign w:val="center"/>
-          </w:tcPr>
-          <w:p>
-            <w:r>
-              <w:rPr>
-                <w:rFonts w:ascii="Arial" w:hAnsi="Arial"/>
-                <w:color w:val="222222"/>
-                <w:sz w:val="18"/>
-              </w:rPr>
-              <w:t>Editables, con títulos y tablas</w:t>
-            </w:r>
-          </w:p>
-        </w:tc>
-        <w:tc>
-          <w:tcPr>
-            <w:tcW w:type="dxa" w:w="1728"/>
-            <w:tcBorders>
-              <w:top w:val="single" w:sz="4" w:space="0" w:color="D9D9D9"/>
-              <w:left w:val="single" w:sz="4" w:space="0" w:color="D9D9D9"/>
-              <w:bottom w:val="single" w:sz="4" w:space="0" w:color="D9D9D9"/>
-              <w:right w:val="single" w:sz="4" w:space="0" w:color="D9D9D9"/>
-              <w:insideH w:val="single" w:sz="4" w:space="0" w:color="D9D9D9"/>
-              <w:insideV w:val="single" w:sz="4" w:space="0" w:color="D9D9D9"/>
-            </w:tcBorders>
-            <w:tcMar>
-              <w:top w:w="80" w:type="dxa"/>
-              <w:start w:w="100" w:type="dxa"/>
-              <w:bottom w:w="80" w:type="dxa"/>
-              <w:end w:w="100" w:type="dxa"/>
-            </w:tcMar>
-            <w:vAlign w:val="center"/>
-          </w:tcPr>
-          <w:p>
-            <w:r>
-              <w:rPr>
-                <w:rFonts w:ascii="Arial" w:hAnsi="Arial"/>
-                <w:color w:val="222222"/>
-                <w:sz w:val="18"/>
-              </w:rPr>
-              <w:t>Pendiente firma</w:t>
-            </w:r>
-          </w:p>
-        </w:tc>
-      </w:tr>
-    </w:tbl>
-    <w:p/>
-    <w:p>
-      <w:pPr>
-        <w:pStyle w:val="Heading1"/>
-      </w:pPr>
-      <w:r>
-        <w:t>3. Evidencias que deben adjuntarse</w:t>
-      </w:r>
-    </w:p>
-    <w:p>
-      <w:pPr>
-        <w:pStyle w:val="ListBullet"/>
-      </w:pPr>
-      <w:r>
-        <w:t>Captura del Dashboard en escritorio.</w:t>
-      </w:r>
-    </w:p>
-    <w:p>
-      <w:pPr>
-        <w:pStyle w:val="ListBullet"/>
-      </w:pPr>
-      <w:r>
-        <w:t>Captura del Dashboard en móvil.</w:t>
-      </w:r>
-    </w:p>
-    <w:p>
-      <w:pPr>
-        <w:pStyle w:val="ListBullet"/>
-      </w:pPr>
-      <w:r>
-        <w:t>Captura del mensaje de venta registrada.</w:t>
-      </w:r>
-    </w:p>
-    <w:p>
-      <w:pPr>
-        <w:pStyle w:val="ListBullet"/>
-      </w:pPr>
-      <w:r>
-        <w:t>Captura del stock antes y después de una venta.</w:t>
-      </w:r>
-    </w:p>
-    <w:p>
-      <w:pPr>
-        <w:pStyle w:val="ListBullet"/>
-      </w:pPr>
-      <w:r>
-        <w:t>Captura del filtro de stock bajo.</w:t>
-      </w:r>
-    </w:p>
-    <w:p>
-      <w:pPr>
-        <w:pStyle w:val="ListBullet"/>
-      </w:pPr>
-      <w:r>
-        <w:t>Registro de build y prueba Java.</w:t>
-      </w:r>
-    </w:p>
-    <w:p>
-      <w:pPr>
-        <w:pStyle w:val="ListBullet"/>
-      </w:pPr>
-      <w:r>
-        <w:t>Firma o validación del usuario responsable de la bodega, si corresponde.</w:t>
-      </w:r>
-    </w:p>
-    <w:p>
-      <w:pPr>
-        <w:pStyle w:val="Heading1"/>
-      </w:pPr>
-      <w:r>
-        <w:t>4. Registro de ejecución</w:t>
+        <w:rPr>
+          <w:rFonts w:ascii="Arial" w:hAnsi="Arial" w:eastAsia="Arial"/>
+          <w:color w:val="000000"/>
+          <w:sz w:val="22"/>
+        </w:rPr>
+        <w:t>2. Resultados técnicos</w:t>
       </w:r>
     </w:p>
     <w:tbl>
@@ -3027,19 +185,20 @@
       </w:tblGrid>
       <w:tr>
         <w:trPr>
+          <w:cantSplit/>
           <w:tblHeader w:val="true"/>
         </w:trPr>
         <w:tc>
           <w:tcPr>
             <w:tcW w:type="dxa" w:w="2160"/>
-            <w:shd w:fill="10294B"/>
+            <w:shd w:fill="000000"/>
             <w:tcBorders>
-              <w:top w:val="single" w:sz="4" w:space="0" w:color="10294B"/>
-              <w:left w:val="single" w:sz="4" w:space="0" w:color="10294B"/>
-              <w:bottom w:val="single" w:sz="4" w:space="0" w:color="10294B"/>
-              <w:right w:val="single" w:sz="4" w:space="0" w:color="10294B"/>
-              <w:insideH w:val="single" w:sz="4" w:space="0" w:color="10294B"/>
-              <w:insideV w:val="single" w:sz="4" w:space="0" w:color="10294B"/>
+              <w:top w:val="single" w:sz="4" w:space="0" w:color="000000"/>
+              <w:left w:val="single" w:sz="4" w:space="0" w:color="000000"/>
+              <w:bottom w:val="single" w:sz="4" w:space="0" w:color="000000"/>
+              <w:right w:val="single" w:sz="4" w:space="0" w:color="000000"/>
+              <w:insideH w:val="single" w:sz="4" w:space="0" w:color="000000"/>
+              <w:insideV w:val="single" w:sz="4" w:space="0" w:color="000000"/>
             </w:tcBorders>
             <w:tcMar>
               <w:top w:w="80" w:type="dxa"/>
@@ -3049,28 +208,31 @@
             </w:tcMar>
           </w:tcPr>
           <w:p>
+            <w:pPr>
+              <w:keepNext/>
+            </w:pPr>
             <w:r>
               <w:rPr>
-                <w:rFonts w:ascii="Arial" w:hAnsi="Arial"/>
+                <w:rFonts w:ascii="Arial" w:hAnsi="Arial" w:eastAsia="Arial"/>
                 <w:b/>
                 <w:color w:val="FFFFFF"/>
-                <w:sz w:val="18"/>
+                <w:sz w:val="22"/>
               </w:rPr>
-              <w:t>Fecha</w:t>
+              <w:t>ID</w:t>
             </w:r>
           </w:p>
         </w:tc>
         <w:tc>
           <w:tcPr>
             <w:tcW w:type="dxa" w:w="2160"/>
-            <w:shd w:fill="10294B"/>
+            <w:shd w:fill="000000"/>
             <w:tcBorders>
-              <w:top w:val="single" w:sz="4" w:space="0" w:color="10294B"/>
-              <w:left w:val="single" w:sz="4" w:space="0" w:color="10294B"/>
-              <w:bottom w:val="single" w:sz="4" w:space="0" w:color="10294B"/>
-              <w:right w:val="single" w:sz="4" w:space="0" w:color="10294B"/>
-              <w:insideH w:val="single" w:sz="4" w:space="0" w:color="10294B"/>
-              <w:insideV w:val="single" w:sz="4" w:space="0" w:color="10294B"/>
+              <w:top w:val="single" w:sz="4" w:space="0" w:color="000000"/>
+              <w:left w:val="single" w:sz="4" w:space="0" w:color="000000"/>
+              <w:bottom w:val="single" w:sz="4" w:space="0" w:color="000000"/>
+              <w:right w:val="single" w:sz="4" w:space="0" w:color="000000"/>
+              <w:insideH w:val="single" w:sz="4" w:space="0" w:color="000000"/>
+              <w:insideV w:val="single" w:sz="4" w:space="0" w:color="000000"/>
             </w:tcBorders>
             <w:tcMar>
               <w:top w:w="80" w:type="dxa"/>
@@ -3080,28 +242,31 @@
             </w:tcMar>
           </w:tcPr>
           <w:p>
+            <w:pPr>
+              <w:keepNext/>
+            </w:pPr>
             <w:r>
               <w:rPr>
-                <w:rFonts w:ascii="Arial" w:hAnsi="Arial"/>
+                <w:rFonts w:ascii="Arial" w:hAnsi="Arial" w:eastAsia="Arial"/>
                 <w:b/>
                 <w:color w:val="FFFFFF"/>
-                <w:sz w:val="18"/>
+                <w:sz w:val="22"/>
               </w:rPr>
-              <w:t>Ejecutor</w:t>
+              <w:t>Acción</w:t>
             </w:r>
           </w:p>
         </w:tc>
         <w:tc>
           <w:tcPr>
             <w:tcW w:type="dxa" w:w="2160"/>
-            <w:shd w:fill="10294B"/>
+            <w:shd w:fill="000000"/>
             <w:tcBorders>
-              <w:top w:val="single" w:sz="4" w:space="0" w:color="10294B"/>
-              <w:left w:val="single" w:sz="4" w:space="0" w:color="10294B"/>
-              <w:bottom w:val="single" w:sz="4" w:space="0" w:color="10294B"/>
-              <w:right w:val="single" w:sz="4" w:space="0" w:color="10294B"/>
-              <w:insideH w:val="single" w:sz="4" w:space="0" w:color="10294B"/>
-              <w:insideV w:val="single" w:sz="4" w:space="0" w:color="10294B"/>
+              <w:top w:val="single" w:sz="4" w:space="0" w:color="000000"/>
+              <w:left w:val="single" w:sz="4" w:space="0" w:color="000000"/>
+              <w:bottom w:val="single" w:sz="4" w:space="0" w:color="000000"/>
+              <w:right w:val="single" w:sz="4" w:space="0" w:color="000000"/>
+              <w:insideH w:val="single" w:sz="4" w:space="0" w:color="000000"/>
+              <w:insideV w:val="single" w:sz="4" w:space="0" w:color="000000"/>
             </w:tcBorders>
             <w:tcMar>
               <w:top w:w="80" w:type="dxa"/>
@@ -3111,28 +276,31 @@
             </w:tcMar>
           </w:tcPr>
           <w:p>
+            <w:pPr>
+              <w:keepNext/>
+            </w:pPr>
             <w:r>
               <w:rPr>
-                <w:rFonts w:ascii="Arial" w:hAnsi="Arial"/>
+                <w:rFonts w:ascii="Arial" w:hAnsi="Arial" w:eastAsia="Arial"/>
                 <w:b/>
                 <w:color w:val="FFFFFF"/>
-                <w:sz w:val="18"/>
+                <w:sz w:val="22"/>
               </w:rPr>
-              <w:t>Ambiente / navegador</w:t>
+              <w:t>Criterio</w:t>
             </w:r>
           </w:p>
         </w:tc>
         <w:tc>
           <w:tcPr>
             <w:tcW w:type="dxa" w:w="2160"/>
-            <w:shd w:fill="10294B"/>
+            <w:shd w:fill="000000"/>
             <w:tcBorders>
-              <w:top w:val="single" w:sz="4" w:space="0" w:color="10294B"/>
-              <w:left w:val="single" w:sz="4" w:space="0" w:color="10294B"/>
-              <w:bottom w:val="single" w:sz="4" w:space="0" w:color="10294B"/>
-              <w:right w:val="single" w:sz="4" w:space="0" w:color="10294B"/>
-              <w:insideH w:val="single" w:sz="4" w:space="0" w:color="10294B"/>
-              <w:insideV w:val="single" w:sz="4" w:space="0" w:color="10294B"/>
+              <w:top w:val="single" w:sz="4" w:space="0" w:color="000000"/>
+              <w:left w:val="single" w:sz="4" w:space="0" w:color="000000"/>
+              <w:bottom w:val="single" w:sz="4" w:space="0" w:color="000000"/>
+              <w:right w:val="single" w:sz="4" w:space="0" w:color="000000"/>
+              <w:insideH w:val="single" w:sz="4" w:space="0" w:color="000000"/>
+              <w:insideV w:val="single" w:sz="4" w:space="0" w:color="000000"/>
             </w:tcBorders>
             <w:tcMar>
               <w:top w:w="80" w:type="dxa"/>
@@ -3142,30 +310,36 @@
             </w:tcMar>
           </w:tcPr>
           <w:p>
+            <w:pPr>
+              <w:keepNext/>
+            </w:pPr>
             <w:r>
               <w:rPr>
-                <w:rFonts w:ascii="Arial" w:hAnsi="Arial"/>
+                <w:rFonts w:ascii="Arial" w:hAnsi="Arial" w:eastAsia="Arial"/>
                 <w:b/>
                 <w:color w:val="FFFFFF"/>
-                <w:sz w:val="18"/>
+                <w:sz w:val="22"/>
               </w:rPr>
-              <w:t>Observaciones</w:t>
+              <w:t>Resultado y evidencia</w:t>
             </w:r>
           </w:p>
         </w:tc>
       </w:tr>
       <w:tr>
+        <w:trPr>
+          <w:cantSplit/>
+        </w:trPr>
         <w:tc>
           <w:tcPr>
             <w:tcW w:type="dxa" w:w="2160"/>
-            <w:shd w:fill="F7F9FB"/>
+            <w:shd w:fill="FFFFFF"/>
             <w:tcBorders>
-              <w:top w:val="single" w:sz="4" w:space="0" w:color="D9D9D9"/>
-              <w:left w:val="single" w:sz="4" w:space="0" w:color="D9D9D9"/>
-              <w:bottom w:val="single" w:sz="4" w:space="0" w:color="D9D9D9"/>
-              <w:right w:val="single" w:sz="4" w:space="0" w:color="D9D9D9"/>
-              <w:insideH w:val="single" w:sz="4" w:space="0" w:color="D9D9D9"/>
-              <w:insideV w:val="single" w:sz="4" w:space="0" w:color="D9D9D9"/>
+              <w:top w:val="single" w:sz="4" w:space="0" w:color="000000"/>
+              <w:left w:val="single" w:sz="4" w:space="0" w:color="000000"/>
+              <w:bottom w:val="single" w:sz="4" w:space="0" w:color="000000"/>
+              <w:right w:val="single" w:sz="4" w:space="0" w:color="000000"/>
+              <w:insideH w:val="single" w:sz="4" w:space="0" w:color="000000"/>
+              <w:insideV w:val="single" w:sz="4" w:space="0" w:color="000000"/>
             </w:tcBorders>
             <w:tcMar>
               <w:top w:w="80" w:type="dxa"/>
@@ -3178,25 +352,25 @@
           <w:p>
             <w:r>
               <w:rPr>
-                <w:rFonts w:ascii="Arial" w:hAnsi="Arial"/>
-                <w:color w:val="222222"/>
-                <w:sz w:val="18"/>
+                <w:rFonts w:ascii="Arial" w:hAnsi="Arial" w:eastAsia="Arial"/>
+                <w:color w:val="000000"/>
+                <w:sz w:val="22"/>
               </w:rPr>
-              <w:t>[Completar]</w:t>
+              <w:t>BL-01</w:t>
             </w:r>
           </w:p>
         </w:tc>
         <w:tc>
           <w:tcPr>
             <w:tcW w:type="dxa" w:w="2160"/>
-            <w:shd w:fill="F7F9FB"/>
+            <w:shd w:fill="FFFFFF"/>
             <w:tcBorders>
-              <w:top w:val="single" w:sz="4" w:space="0" w:color="D9D9D9"/>
-              <w:left w:val="single" w:sz="4" w:space="0" w:color="D9D9D9"/>
-              <w:bottom w:val="single" w:sz="4" w:space="0" w:color="D9D9D9"/>
-              <w:right w:val="single" w:sz="4" w:space="0" w:color="D9D9D9"/>
-              <w:insideH w:val="single" w:sz="4" w:space="0" w:color="D9D9D9"/>
-              <w:insideV w:val="single" w:sz="4" w:space="0" w:color="D9D9D9"/>
+              <w:top w:val="single" w:sz="4" w:space="0" w:color="000000"/>
+              <w:left w:val="single" w:sz="4" w:space="0" w:color="000000"/>
+              <w:bottom w:val="single" w:sz="4" w:space="0" w:color="000000"/>
+              <w:right w:val="single" w:sz="4" w:space="0" w:color="000000"/>
+              <w:insideH w:val="single" w:sz="4" w:space="0" w:color="000000"/>
+              <w:insideV w:val="single" w:sz="4" w:space="0" w:color="000000"/>
             </w:tcBorders>
             <w:tcMar>
               <w:top w:w="80" w:type="dxa"/>
@@ -3209,25 +383,25 @@
           <w:p>
             <w:r>
               <w:rPr>
-                <w:rFonts w:ascii="Arial" w:hAnsi="Arial"/>
-                <w:color w:val="222222"/>
-                <w:sz w:val="18"/>
+                <w:rFonts w:ascii="Arial" w:hAnsi="Arial" w:eastAsia="Arial"/>
+                <w:color w:val="000000"/>
+                <w:sz w:val="22"/>
               </w:rPr>
-              <w:t>[Completar]</w:t>
+              <w:t>npm run build</w:t>
             </w:r>
           </w:p>
         </w:tc>
         <w:tc>
           <w:tcPr>
             <w:tcW w:type="dxa" w:w="2160"/>
-            <w:shd w:fill="F7F9FB"/>
+            <w:shd w:fill="FFFFFF"/>
             <w:tcBorders>
-              <w:top w:val="single" w:sz="4" w:space="0" w:color="D9D9D9"/>
-              <w:left w:val="single" w:sz="4" w:space="0" w:color="D9D9D9"/>
-              <w:bottom w:val="single" w:sz="4" w:space="0" w:color="D9D9D9"/>
-              <w:right w:val="single" w:sz="4" w:space="0" w:color="D9D9D9"/>
-              <w:insideH w:val="single" w:sz="4" w:space="0" w:color="D9D9D9"/>
-              <w:insideV w:val="single" w:sz="4" w:space="0" w:color="D9D9D9"/>
+              <w:top w:val="single" w:sz="4" w:space="0" w:color="000000"/>
+              <w:left w:val="single" w:sz="4" w:space="0" w:color="000000"/>
+              <w:bottom w:val="single" w:sz="4" w:space="0" w:color="000000"/>
+              <w:right w:val="single" w:sz="4" w:space="0" w:color="000000"/>
+              <w:insideH w:val="single" w:sz="4" w:space="0" w:color="000000"/>
+              <w:insideV w:val="single" w:sz="4" w:space="0" w:color="000000"/>
             </w:tcBorders>
             <w:tcMar>
               <w:top w:w="80" w:type="dxa"/>
@@ -3240,25 +414,25 @@
           <w:p>
             <w:r>
               <w:rPr>
-                <w:rFonts w:ascii="Arial" w:hAnsi="Arial"/>
-                <w:color w:val="222222"/>
-                <w:sz w:val="18"/>
+                <w:rFonts w:ascii="Arial" w:hAnsi="Arial" w:eastAsia="Arial"/>
+                <w:color w:val="000000"/>
+                <w:sz w:val="22"/>
               </w:rPr>
-              <w:t>[Completar]</w:t>
+              <w:t>Vite compila la interfaz sin errores.</w:t>
             </w:r>
           </w:p>
         </w:tc>
         <w:tc>
           <w:tcPr>
             <w:tcW w:type="dxa" w:w="2160"/>
-            <w:shd w:fill="F7F9FB"/>
+            <w:shd w:fill="FFFFFF"/>
             <w:tcBorders>
-              <w:top w:val="single" w:sz="4" w:space="0" w:color="D9D9D9"/>
-              <w:left w:val="single" w:sz="4" w:space="0" w:color="D9D9D9"/>
-              <w:bottom w:val="single" w:sz="4" w:space="0" w:color="D9D9D9"/>
-              <w:right w:val="single" w:sz="4" w:space="0" w:color="D9D9D9"/>
-              <w:insideH w:val="single" w:sz="4" w:space="0" w:color="D9D9D9"/>
-              <w:insideV w:val="single" w:sz="4" w:space="0" w:color="D9D9D9"/>
+              <w:top w:val="single" w:sz="4" w:space="0" w:color="000000"/>
+              <w:left w:val="single" w:sz="4" w:space="0" w:color="000000"/>
+              <w:bottom w:val="single" w:sz="4" w:space="0" w:color="000000"/>
+              <w:right w:val="single" w:sz="4" w:space="0" w:color="000000"/>
+              <w:insideH w:val="single" w:sz="4" w:space="0" w:color="000000"/>
+              <w:insideV w:val="single" w:sz="4" w:space="0" w:color="000000"/>
             </w:tcBorders>
             <w:tcMar>
               <w:top w:w="80" w:type="dxa"/>
@@ -3271,26 +445,30 @@
           <w:p>
             <w:r>
               <w:rPr>
-                <w:rFonts w:ascii="Arial" w:hAnsi="Arial"/>
-                <w:color w:val="222222"/>
-                <w:sz w:val="18"/>
+                <w:rFonts w:ascii="Arial" w:hAnsi="Arial" w:eastAsia="Arial"/>
+                <w:color w:val="000000"/>
+                <w:sz w:val="22"/>
               </w:rPr>
-              <w:t>[Completar]</w:t>
+              <w:t>Aprobada el 28-09-2026; 16 módulos compilados.</w:t>
             </w:r>
           </w:p>
         </w:tc>
       </w:tr>
       <w:tr>
+        <w:trPr>
+          <w:cantSplit/>
+        </w:trPr>
         <w:tc>
           <w:tcPr>
             <w:tcW w:type="dxa" w:w="2160"/>
+            <w:shd w:fill="FFFFFF"/>
             <w:tcBorders>
-              <w:top w:val="single" w:sz="4" w:space="0" w:color="D9D9D9"/>
-              <w:left w:val="single" w:sz="4" w:space="0" w:color="D9D9D9"/>
-              <w:bottom w:val="single" w:sz="4" w:space="0" w:color="D9D9D9"/>
-              <w:right w:val="single" w:sz="4" w:space="0" w:color="D9D9D9"/>
-              <w:insideH w:val="single" w:sz="4" w:space="0" w:color="D9D9D9"/>
-              <w:insideV w:val="single" w:sz="4" w:space="0" w:color="D9D9D9"/>
+              <w:top w:val="single" w:sz="4" w:space="0" w:color="000000"/>
+              <w:left w:val="single" w:sz="4" w:space="0" w:color="000000"/>
+              <w:bottom w:val="single" w:sz="4" w:space="0" w:color="000000"/>
+              <w:right w:val="single" w:sz="4" w:space="0" w:color="000000"/>
+              <w:insideH w:val="single" w:sz="4" w:space="0" w:color="000000"/>
+              <w:insideV w:val="single" w:sz="4" w:space="0" w:color="000000"/>
             </w:tcBorders>
             <w:tcMar>
               <w:top w:w="80" w:type="dxa"/>
@@ -3303,24 +481,25 @@
           <w:p>
             <w:r>
               <w:rPr>
-                <w:rFonts w:ascii="Arial" w:hAnsi="Arial"/>
-                <w:color w:val="222222"/>
-                <w:sz w:val="18"/>
+                <w:rFonts w:ascii="Arial" w:hAnsi="Arial" w:eastAsia="Arial"/>
+                <w:color w:val="000000"/>
+                <w:sz w:val="22"/>
               </w:rPr>
-              <w:t>[Completar]</w:t>
+              <w:t>BL-02</w:t>
             </w:r>
           </w:p>
         </w:tc>
         <w:tc>
           <w:tcPr>
             <w:tcW w:type="dxa" w:w="2160"/>
+            <w:shd w:fill="FFFFFF"/>
             <w:tcBorders>
-              <w:top w:val="single" w:sz="4" w:space="0" w:color="D9D9D9"/>
-              <w:left w:val="single" w:sz="4" w:space="0" w:color="D9D9D9"/>
-              <w:bottom w:val="single" w:sz="4" w:space="0" w:color="D9D9D9"/>
-              <w:right w:val="single" w:sz="4" w:space="0" w:color="D9D9D9"/>
-              <w:insideH w:val="single" w:sz="4" w:space="0" w:color="D9D9D9"/>
-              <w:insideV w:val="single" w:sz="4" w:space="0" w:color="D9D9D9"/>
+              <w:top w:val="single" w:sz="4" w:space="0" w:color="000000"/>
+              <w:left w:val="single" w:sz="4" w:space="0" w:color="000000"/>
+              <w:bottom w:val="single" w:sz="4" w:space="0" w:color="000000"/>
+              <w:right w:val="single" w:sz="4" w:space="0" w:color="000000"/>
+              <w:insideH w:val="single" w:sz="4" w:space="0" w:color="000000"/>
+              <w:insideV w:val="single" w:sz="4" w:space="0" w:color="000000"/>
             </w:tcBorders>
             <w:tcMar>
               <w:top w:w="80" w:type="dxa"/>
@@ -3333,24 +512,25 @@
           <w:p>
             <w:r>
               <w:rPr>
-                <w:rFonts w:ascii="Arial" w:hAnsi="Arial"/>
-                <w:color w:val="222222"/>
-                <w:sz w:val="18"/>
+                <w:rFonts w:ascii="Arial" w:hAnsi="Arial" w:eastAsia="Arial"/>
+                <w:color w:val="000000"/>
+                <w:sz w:val="22"/>
               </w:rPr>
-              <w:t>[Completar]</w:t>
+              <w:t>dotnet build backend/BodegaNorte.sln</w:t>
             </w:r>
           </w:p>
         </w:tc>
         <w:tc>
           <w:tcPr>
             <w:tcW w:type="dxa" w:w="2160"/>
+            <w:shd w:fill="FFFFFF"/>
             <w:tcBorders>
-              <w:top w:val="single" w:sz="4" w:space="0" w:color="D9D9D9"/>
-              <w:left w:val="single" w:sz="4" w:space="0" w:color="D9D9D9"/>
-              <w:bottom w:val="single" w:sz="4" w:space="0" w:color="D9D9D9"/>
-              <w:right w:val="single" w:sz="4" w:space="0" w:color="D9D9D9"/>
-              <w:insideH w:val="single" w:sz="4" w:space="0" w:color="D9D9D9"/>
-              <w:insideV w:val="single" w:sz="4" w:space="0" w:color="D9D9D9"/>
+              <w:top w:val="single" w:sz="4" w:space="0" w:color="000000"/>
+              <w:left w:val="single" w:sz="4" w:space="0" w:color="000000"/>
+              <w:bottom w:val="single" w:sz="4" w:space="0" w:color="000000"/>
+              <w:right w:val="single" w:sz="4" w:space="0" w:color="000000"/>
+              <w:insideH w:val="single" w:sz="4" w:space="0" w:color="000000"/>
+              <w:insideV w:val="single" w:sz="4" w:space="0" w:color="000000"/>
             </w:tcBorders>
             <w:tcMar>
               <w:top w:w="80" w:type="dxa"/>
@@ -3363,24 +543,25 @@
           <w:p>
             <w:r>
               <w:rPr>
-                <w:rFonts w:ascii="Arial" w:hAnsi="Arial"/>
-                <w:color w:val="222222"/>
-                <w:sz w:val="18"/>
+                <w:rFonts w:ascii="Arial" w:hAnsi="Arial" w:eastAsia="Arial"/>
+                <w:color w:val="000000"/>
+                <w:sz w:val="22"/>
               </w:rPr>
-              <w:t>[Completar]</w:t>
+              <w:t>La solución backend compila.</w:t>
             </w:r>
           </w:p>
         </w:tc>
         <w:tc>
           <w:tcPr>
             <w:tcW w:type="dxa" w:w="2160"/>
+            <w:shd w:fill="FFFFFF"/>
             <w:tcBorders>
-              <w:top w:val="single" w:sz="4" w:space="0" w:color="D9D9D9"/>
-              <w:left w:val="single" w:sz="4" w:space="0" w:color="D9D9D9"/>
-              <w:bottom w:val="single" w:sz="4" w:space="0" w:color="D9D9D9"/>
-              <w:right w:val="single" w:sz="4" w:space="0" w:color="D9D9D9"/>
-              <w:insideH w:val="single" w:sz="4" w:space="0" w:color="D9D9D9"/>
-              <w:insideV w:val="single" w:sz="4" w:space="0" w:color="D9D9D9"/>
+              <w:top w:val="single" w:sz="4" w:space="0" w:color="000000"/>
+              <w:left w:val="single" w:sz="4" w:space="0" w:color="000000"/>
+              <w:bottom w:val="single" w:sz="4" w:space="0" w:color="000000"/>
+              <w:right w:val="single" w:sz="4" w:space="0" w:color="000000"/>
+              <w:insideH w:val="single" w:sz="4" w:space="0" w:color="000000"/>
+              <w:insideV w:val="single" w:sz="4" w:space="0" w:color="000000"/>
             </w:tcBorders>
             <w:tcMar>
               <w:top w:w="80" w:type="dxa"/>
@@ -3393,11 +574,269 @@
           <w:p>
             <w:r>
               <w:rPr>
-                <w:rFonts w:ascii="Arial" w:hAnsi="Arial"/>
-                <w:color w:val="222222"/>
-                <w:sz w:val="18"/>
+                <w:rFonts w:ascii="Arial" w:hAnsi="Arial" w:eastAsia="Arial"/>
+                <w:color w:val="000000"/>
+                <w:sz w:val="22"/>
               </w:rPr>
-              <w:t>[Completar]</w:t>
+              <w:t>Aprobada el 28-09-2026; cero advertencias y cero errores.</w:t>
+            </w:r>
+          </w:p>
+        </w:tc>
+      </w:tr>
+      <w:tr>
+        <w:trPr>
+          <w:cantSplit/>
+        </w:trPr>
+        <w:tc>
+          <w:tcPr>
+            <w:tcW w:type="dxa" w:w="2160"/>
+            <w:shd w:fill="FFFFFF"/>
+            <w:tcBorders>
+              <w:top w:val="single" w:sz="4" w:space="0" w:color="000000"/>
+              <w:left w:val="single" w:sz="4" w:space="0" w:color="000000"/>
+              <w:bottom w:val="single" w:sz="4" w:space="0" w:color="000000"/>
+              <w:right w:val="single" w:sz="4" w:space="0" w:color="000000"/>
+              <w:insideH w:val="single" w:sz="4" w:space="0" w:color="000000"/>
+              <w:insideV w:val="single" w:sz="4" w:space="0" w:color="000000"/>
+            </w:tcBorders>
+            <w:tcMar>
+              <w:top w:w="80" w:type="dxa"/>
+              <w:start w:w="100" w:type="dxa"/>
+              <w:bottom w:w="80" w:type="dxa"/>
+              <w:end w:w="100" w:type="dxa"/>
+            </w:tcMar>
+            <w:vAlign w:val="center"/>
+          </w:tcPr>
+          <w:p>
+            <w:r>
+              <w:rPr>
+                <w:rFonts w:ascii="Arial" w:hAnsi="Arial" w:eastAsia="Arial"/>
+                <w:color w:val="000000"/>
+                <w:sz w:val="22"/>
+              </w:rPr>
+              <w:t>IT-API-01</w:t>
+            </w:r>
+          </w:p>
+        </w:tc>
+        <w:tc>
+          <w:tcPr>
+            <w:tcW w:type="dxa" w:w="2160"/>
+            <w:shd w:fill="FFFFFF"/>
+            <w:tcBorders>
+              <w:top w:val="single" w:sz="4" w:space="0" w:color="000000"/>
+              <w:left w:val="single" w:sz="4" w:space="0" w:color="000000"/>
+              <w:bottom w:val="single" w:sz="4" w:space="0" w:color="000000"/>
+              <w:right w:val="single" w:sz="4" w:space="0" w:color="000000"/>
+              <w:insideH w:val="single" w:sz="4" w:space="0" w:color="000000"/>
+              <w:insideV w:val="single" w:sz="4" w:space="0" w:color="000000"/>
+            </w:tcBorders>
+            <w:tcMar>
+              <w:top w:w="80" w:type="dxa"/>
+              <w:start w:w="100" w:type="dxa"/>
+              <w:bottom w:w="80" w:type="dxa"/>
+              <w:end w:w="100" w:type="dxa"/>
+            </w:tcMar>
+            <w:vAlign w:val="center"/>
+          </w:tcPr>
+          <w:p>
+            <w:r>
+              <w:rPr>
+                <w:rFonts w:ascii="Arial" w:hAnsi="Arial" w:eastAsia="Arial"/>
+                <w:color w:val="000000"/>
+                <w:sz w:val="22"/>
+              </w:rPr>
+              <w:t>Registrar por API una venta de una unidad de P-001 en Supabase de desarrollo.</w:t>
+            </w:r>
+          </w:p>
+        </w:tc>
+        <w:tc>
+          <w:tcPr>
+            <w:tcW w:type="dxa" w:w="2160"/>
+            <w:shd w:fill="FFFFFF"/>
+            <w:tcBorders>
+              <w:top w:val="single" w:sz="4" w:space="0" w:color="000000"/>
+              <w:left w:val="single" w:sz="4" w:space="0" w:color="000000"/>
+              <w:bottom w:val="single" w:sz="4" w:space="0" w:color="000000"/>
+              <w:right w:val="single" w:sz="4" w:space="0" w:color="000000"/>
+              <w:insideH w:val="single" w:sz="4" w:space="0" w:color="000000"/>
+              <w:insideV w:val="single" w:sz="4" w:space="0" w:color="000000"/>
+            </w:tcBorders>
+            <w:tcMar>
+              <w:top w:w="80" w:type="dxa"/>
+              <w:start w:w="100" w:type="dxa"/>
+              <w:bottom w:w="80" w:type="dxa"/>
+              <w:end w:w="100" w:type="dxa"/>
+            </w:tcMar>
+            <w:vAlign w:val="center"/>
+          </w:tcPr>
+          <w:p>
+            <w:r>
+              <w:rPr>
+                <w:rFonts w:ascii="Arial" w:hAnsi="Arial" w:eastAsia="Arial"/>
+                <w:color w:val="000000"/>
+                <w:sz w:val="22"/>
+              </w:rPr>
+              <w:t>Stock disminuye exactamente una unidad.</w:t>
+            </w:r>
+          </w:p>
+        </w:tc>
+        <w:tc>
+          <w:tcPr>
+            <w:tcW w:type="dxa" w:w="2160"/>
+            <w:shd w:fill="FFFFFF"/>
+            <w:tcBorders>
+              <w:top w:val="single" w:sz="4" w:space="0" w:color="000000"/>
+              <w:left w:val="single" w:sz="4" w:space="0" w:color="000000"/>
+              <w:bottom w:val="single" w:sz="4" w:space="0" w:color="000000"/>
+              <w:right w:val="single" w:sz="4" w:space="0" w:color="000000"/>
+              <w:insideH w:val="single" w:sz="4" w:space="0" w:color="000000"/>
+              <w:insideV w:val="single" w:sz="4" w:space="0" w:color="000000"/>
+            </w:tcBorders>
+            <w:tcMar>
+              <w:top w:w="80" w:type="dxa"/>
+              <w:start w:w="100" w:type="dxa"/>
+              <w:bottom w:w="80" w:type="dxa"/>
+              <w:end w:w="100" w:type="dxa"/>
+            </w:tcMar>
+            <w:vAlign w:val="center"/>
+          </w:tcPr>
+          <w:p>
+            <w:r>
+              <w:rPr>
+                <w:rFonts w:ascii="Arial" w:hAnsi="Arial" w:eastAsia="Arial"/>
+                <w:color w:val="000000"/>
+                <w:sz w:val="22"/>
+              </w:rPr>
+              <w:t>Pendiente: requiere proyecto, conexión y prueba sobre base de desarrollo.</w:t>
+            </w:r>
+          </w:p>
+        </w:tc>
+      </w:tr>
+      <w:tr>
+        <w:trPr>
+          <w:cantSplit/>
+        </w:trPr>
+        <w:tc>
+          <w:tcPr>
+            <w:tcW w:type="dxa" w:w="2160"/>
+            <w:shd w:fill="FFFFFF"/>
+            <w:tcBorders>
+              <w:top w:val="single" w:sz="4" w:space="0" w:color="000000"/>
+              <w:left w:val="single" w:sz="4" w:space="0" w:color="000000"/>
+              <w:bottom w:val="single" w:sz="4" w:space="0" w:color="000000"/>
+              <w:right w:val="single" w:sz="4" w:space="0" w:color="000000"/>
+              <w:insideH w:val="single" w:sz="4" w:space="0" w:color="000000"/>
+              <w:insideV w:val="single" w:sz="4" w:space="0" w:color="000000"/>
+            </w:tcBorders>
+            <w:tcMar>
+              <w:top w:w="80" w:type="dxa"/>
+              <w:start w:w="100" w:type="dxa"/>
+              <w:bottom w:w="80" w:type="dxa"/>
+              <w:end w:w="100" w:type="dxa"/>
+            </w:tcMar>
+            <w:vAlign w:val="center"/>
+          </w:tcPr>
+          <w:p>
+            <w:r>
+              <w:rPr>
+                <w:rFonts w:ascii="Arial" w:hAnsi="Arial" w:eastAsia="Arial"/>
+                <w:color w:val="000000"/>
+                <w:sz w:val="22"/>
+              </w:rPr>
+              <w:t>IT-API-02</w:t>
+            </w:r>
+          </w:p>
+        </w:tc>
+        <w:tc>
+          <w:tcPr>
+            <w:tcW w:type="dxa" w:w="2160"/>
+            <w:shd w:fill="FFFFFF"/>
+            <w:tcBorders>
+              <w:top w:val="single" w:sz="4" w:space="0" w:color="000000"/>
+              <w:left w:val="single" w:sz="4" w:space="0" w:color="000000"/>
+              <w:bottom w:val="single" w:sz="4" w:space="0" w:color="000000"/>
+              <w:right w:val="single" w:sz="4" w:space="0" w:color="000000"/>
+              <w:insideH w:val="single" w:sz="4" w:space="0" w:color="000000"/>
+              <w:insideV w:val="single" w:sz="4" w:space="0" w:color="000000"/>
+            </w:tcBorders>
+            <w:tcMar>
+              <w:top w:w="80" w:type="dxa"/>
+              <w:start w:w="100" w:type="dxa"/>
+              <w:bottom w:w="80" w:type="dxa"/>
+              <w:end w:w="100" w:type="dxa"/>
+            </w:tcMar>
+            <w:vAlign w:val="center"/>
+          </w:tcPr>
+          <w:p>
+            <w:r>
+              <w:rPr>
+                <w:rFonts w:ascii="Arial" w:hAnsi="Arial" w:eastAsia="Arial"/>
+                <w:color w:val="000000"/>
+                <w:sz w:val="22"/>
+              </w:rPr>
+              <w:t>Solicitar por API una venta superior al stock en Supabase de desarrollo.</w:t>
+            </w:r>
+          </w:p>
+        </w:tc>
+        <w:tc>
+          <w:tcPr>
+            <w:tcW w:type="dxa" w:w="2160"/>
+            <w:shd w:fill="FFFFFF"/>
+            <w:tcBorders>
+              <w:top w:val="single" w:sz="4" w:space="0" w:color="000000"/>
+              <w:left w:val="single" w:sz="4" w:space="0" w:color="000000"/>
+              <w:bottom w:val="single" w:sz="4" w:space="0" w:color="000000"/>
+              <w:right w:val="single" w:sz="4" w:space="0" w:color="000000"/>
+              <w:insideH w:val="single" w:sz="4" w:space="0" w:color="000000"/>
+              <w:insideV w:val="single" w:sz="4" w:space="0" w:color="000000"/>
+            </w:tcBorders>
+            <w:tcMar>
+              <w:top w:w="80" w:type="dxa"/>
+              <w:start w:w="100" w:type="dxa"/>
+              <w:bottom w:w="80" w:type="dxa"/>
+              <w:end w:w="100" w:type="dxa"/>
+            </w:tcMar>
+            <w:vAlign w:val="center"/>
+          </w:tcPr>
+          <w:p>
+            <w:r>
+              <w:rPr>
+                <w:rFonts w:ascii="Arial" w:hAnsi="Arial" w:eastAsia="Arial"/>
+                <w:color w:val="000000"/>
+                <w:sz w:val="22"/>
+              </w:rPr>
+              <w:t>HTTP 400 y stock sin cambios.</w:t>
+            </w:r>
+          </w:p>
+        </w:tc>
+        <w:tc>
+          <w:tcPr>
+            <w:tcW w:type="dxa" w:w="2160"/>
+            <w:shd w:fill="FFFFFF"/>
+            <w:tcBorders>
+              <w:top w:val="single" w:sz="4" w:space="0" w:color="000000"/>
+              <w:left w:val="single" w:sz="4" w:space="0" w:color="000000"/>
+              <w:bottom w:val="single" w:sz="4" w:space="0" w:color="000000"/>
+              <w:right w:val="single" w:sz="4" w:space="0" w:color="000000"/>
+              <w:insideH w:val="single" w:sz="4" w:space="0" w:color="000000"/>
+              <w:insideV w:val="single" w:sz="4" w:space="0" w:color="000000"/>
+            </w:tcBorders>
+            <w:tcMar>
+              <w:top w:w="80" w:type="dxa"/>
+              <w:start w:w="100" w:type="dxa"/>
+              <w:bottom w:w="80" w:type="dxa"/>
+              <w:end w:w="100" w:type="dxa"/>
+            </w:tcMar>
+            <w:vAlign w:val="center"/>
+          </w:tcPr>
+          <w:p>
+            <w:r>
+              <w:rPr>
+                <w:rFonts w:ascii="Arial" w:hAnsi="Arial" w:eastAsia="Arial"/>
+                <w:color w:val="000000"/>
+                <w:sz w:val="22"/>
+              </w:rPr>
+              <w:t>Pendiente: requiere proyecto, conexión y prueba sobre base de desarrollo.</w:t>
             </w:r>
           </w:p>
         </w:tc>
@@ -3407,9 +846,1220 @@
     <w:p>
       <w:pPr>
         <w:pStyle w:val="Heading1"/>
+        <w:keepNext/>
+        <w:keepLines/>
       </w:pPr>
       <w:r>
-        <w:t>5. Aceptación</w:t>
+        <w:rPr>
+          <w:rFonts w:ascii="Arial" w:hAnsi="Arial" w:eastAsia="Arial"/>
+          <w:color w:val="000000"/>
+          <w:sz w:val="22"/>
+        </w:rPr>
+        <w:t>3. Aceptación de interfaz pendiente</w:t>
+      </w:r>
+    </w:p>
+    <w:tbl>
+      <w:tblPr>
+        <w:tblStyle w:val="TableGrid"/>
+        <w:tblW w:type="auto" w:w="0"/>
+        <w:jc w:val="center"/>
+        <w:tblLook w:firstColumn="1" w:firstRow="1" w:lastColumn="0" w:lastRow="0" w:noHBand="0" w:noVBand="1" w:val="04A0"/>
+      </w:tblPr>
+      <w:tblGrid>
+        <w:gridCol w:w="2160"/>
+        <w:gridCol w:w="2160"/>
+        <w:gridCol w:w="2160"/>
+        <w:gridCol w:w="2160"/>
+      </w:tblGrid>
+      <w:tr>
+        <w:trPr>
+          <w:cantSplit/>
+          <w:tblHeader w:val="true"/>
+        </w:trPr>
+        <w:tc>
+          <w:tcPr>
+            <w:tcW w:type="dxa" w:w="2160"/>
+            <w:shd w:fill="000000"/>
+            <w:tcBorders>
+              <w:top w:val="single" w:sz="4" w:space="0" w:color="000000"/>
+              <w:left w:val="single" w:sz="4" w:space="0" w:color="000000"/>
+              <w:bottom w:val="single" w:sz="4" w:space="0" w:color="000000"/>
+              <w:right w:val="single" w:sz="4" w:space="0" w:color="000000"/>
+              <w:insideH w:val="single" w:sz="4" w:space="0" w:color="000000"/>
+              <w:insideV w:val="single" w:sz="4" w:space="0" w:color="000000"/>
+            </w:tcBorders>
+            <w:tcMar>
+              <w:top w:w="80" w:type="dxa"/>
+              <w:start w:w="100" w:type="dxa"/>
+              <w:bottom w:w="80" w:type="dxa"/>
+              <w:end w:w="100" w:type="dxa"/>
+            </w:tcMar>
+          </w:tcPr>
+          <w:p>
+            <w:pPr>
+              <w:keepNext/>
+            </w:pPr>
+            <w:r>
+              <w:rPr>
+                <w:rFonts w:ascii="Arial" w:hAnsi="Arial" w:eastAsia="Arial"/>
+                <w:b/>
+                <w:color w:val="FFFFFF"/>
+                <w:sz w:val="22"/>
+              </w:rPr>
+              <w:t>ID</w:t>
+            </w:r>
+          </w:p>
+        </w:tc>
+        <w:tc>
+          <w:tcPr>
+            <w:tcW w:type="dxa" w:w="2160"/>
+            <w:shd w:fill="000000"/>
+            <w:tcBorders>
+              <w:top w:val="single" w:sz="4" w:space="0" w:color="000000"/>
+              <w:left w:val="single" w:sz="4" w:space="0" w:color="000000"/>
+              <w:bottom w:val="single" w:sz="4" w:space="0" w:color="000000"/>
+              <w:right w:val="single" w:sz="4" w:space="0" w:color="000000"/>
+              <w:insideH w:val="single" w:sz="4" w:space="0" w:color="000000"/>
+              <w:insideV w:val="single" w:sz="4" w:space="0" w:color="000000"/>
+            </w:tcBorders>
+            <w:tcMar>
+              <w:top w:w="80" w:type="dxa"/>
+              <w:start w:w="100" w:type="dxa"/>
+              <w:bottom w:w="80" w:type="dxa"/>
+              <w:end w:w="100" w:type="dxa"/>
+            </w:tcMar>
+          </w:tcPr>
+          <w:p>
+            <w:pPr>
+              <w:keepNext/>
+            </w:pPr>
+            <w:r>
+              <w:rPr>
+                <w:rFonts w:ascii="Arial" w:hAnsi="Arial" w:eastAsia="Arial"/>
+                <w:b/>
+                <w:color w:val="FFFFFF"/>
+                <w:sz w:val="22"/>
+              </w:rPr>
+              <w:t>Acción</w:t>
+            </w:r>
+          </w:p>
+        </w:tc>
+        <w:tc>
+          <w:tcPr>
+            <w:tcW w:type="dxa" w:w="2160"/>
+            <w:shd w:fill="000000"/>
+            <w:tcBorders>
+              <w:top w:val="single" w:sz="4" w:space="0" w:color="000000"/>
+              <w:left w:val="single" w:sz="4" w:space="0" w:color="000000"/>
+              <w:bottom w:val="single" w:sz="4" w:space="0" w:color="000000"/>
+              <w:right w:val="single" w:sz="4" w:space="0" w:color="000000"/>
+              <w:insideH w:val="single" w:sz="4" w:space="0" w:color="000000"/>
+              <w:insideV w:val="single" w:sz="4" w:space="0" w:color="000000"/>
+            </w:tcBorders>
+            <w:tcMar>
+              <w:top w:w="80" w:type="dxa"/>
+              <w:start w:w="100" w:type="dxa"/>
+              <w:bottom w:w="80" w:type="dxa"/>
+              <w:end w:w="100" w:type="dxa"/>
+            </w:tcMar>
+          </w:tcPr>
+          <w:p>
+            <w:pPr>
+              <w:keepNext/>
+            </w:pPr>
+            <w:r>
+              <w:rPr>
+                <w:rFonts w:ascii="Arial" w:hAnsi="Arial" w:eastAsia="Arial"/>
+                <w:b/>
+                <w:color w:val="FFFFFF"/>
+                <w:sz w:val="22"/>
+              </w:rPr>
+              <w:t>Resultado esperado</w:t>
+            </w:r>
+          </w:p>
+        </w:tc>
+        <w:tc>
+          <w:tcPr>
+            <w:tcW w:type="dxa" w:w="2160"/>
+            <w:shd w:fill="000000"/>
+            <w:tcBorders>
+              <w:top w:val="single" w:sz="4" w:space="0" w:color="000000"/>
+              <w:left w:val="single" w:sz="4" w:space="0" w:color="000000"/>
+              <w:bottom w:val="single" w:sz="4" w:space="0" w:color="000000"/>
+              <w:right w:val="single" w:sz="4" w:space="0" w:color="000000"/>
+              <w:insideH w:val="single" w:sz="4" w:space="0" w:color="000000"/>
+              <w:insideV w:val="single" w:sz="4" w:space="0" w:color="000000"/>
+            </w:tcBorders>
+            <w:tcMar>
+              <w:top w:w="80" w:type="dxa"/>
+              <w:start w:w="100" w:type="dxa"/>
+              <w:bottom w:w="80" w:type="dxa"/>
+              <w:end w:w="100" w:type="dxa"/>
+            </w:tcMar>
+          </w:tcPr>
+          <w:p>
+            <w:pPr>
+              <w:keepNext/>
+            </w:pPr>
+            <w:r>
+              <w:rPr>
+                <w:rFonts w:ascii="Arial" w:hAnsi="Arial" w:eastAsia="Arial"/>
+                <w:b/>
+                <w:color w:val="FFFFFF"/>
+                <w:sz w:val="22"/>
+              </w:rPr>
+              <w:t>Estado</w:t>
+            </w:r>
+          </w:p>
+        </w:tc>
+      </w:tr>
+      <w:tr>
+        <w:trPr>
+          <w:cantSplit/>
+        </w:trPr>
+        <w:tc>
+          <w:tcPr>
+            <w:tcW w:type="dxa" w:w="2160"/>
+            <w:shd w:fill="FFFFFF"/>
+            <w:tcBorders>
+              <w:top w:val="single" w:sz="4" w:space="0" w:color="000000"/>
+              <w:left w:val="single" w:sz="4" w:space="0" w:color="000000"/>
+              <w:bottom w:val="single" w:sz="4" w:space="0" w:color="000000"/>
+              <w:right w:val="single" w:sz="4" w:space="0" w:color="000000"/>
+              <w:insideH w:val="single" w:sz="4" w:space="0" w:color="000000"/>
+              <w:insideV w:val="single" w:sz="4" w:space="0" w:color="000000"/>
+            </w:tcBorders>
+            <w:tcMar>
+              <w:top w:w="80" w:type="dxa"/>
+              <w:start w:w="100" w:type="dxa"/>
+              <w:bottom w:w="80" w:type="dxa"/>
+              <w:end w:w="100" w:type="dxa"/>
+            </w:tcMar>
+            <w:vAlign w:val="center"/>
+          </w:tcPr>
+          <w:p>
+            <w:r>
+              <w:rPr>
+                <w:rFonts w:ascii="Arial" w:hAnsi="Arial" w:eastAsia="Arial"/>
+                <w:color w:val="000000"/>
+                <w:sz w:val="22"/>
+              </w:rPr>
+              <w:t>UI-01</w:t>
+            </w:r>
+          </w:p>
+        </w:tc>
+        <w:tc>
+          <w:tcPr>
+            <w:tcW w:type="dxa" w:w="2160"/>
+            <w:shd w:fill="FFFFFF"/>
+            <w:tcBorders>
+              <w:top w:val="single" w:sz="4" w:space="0" w:color="000000"/>
+              <w:left w:val="single" w:sz="4" w:space="0" w:color="000000"/>
+              <w:bottom w:val="single" w:sz="4" w:space="0" w:color="000000"/>
+              <w:right w:val="single" w:sz="4" w:space="0" w:color="000000"/>
+              <w:insideH w:val="single" w:sz="4" w:space="0" w:color="000000"/>
+              <w:insideV w:val="single" w:sz="4" w:space="0" w:color="000000"/>
+            </w:tcBorders>
+            <w:tcMar>
+              <w:top w:w="80" w:type="dxa"/>
+              <w:start w:w="100" w:type="dxa"/>
+              <w:bottom w:w="80" w:type="dxa"/>
+              <w:end w:w="100" w:type="dxa"/>
+            </w:tcMar>
+            <w:vAlign w:val="center"/>
+          </w:tcPr>
+          <w:p>
+            <w:r>
+              <w:rPr>
+                <w:rFonts w:ascii="Arial" w:hAnsi="Arial" w:eastAsia="Arial"/>
+                <w:color w:val="000000"/>
+                <w:sz w:val="22"/>
+              </w:rPr>
+              <w:t>Abrir Dashboard.</w:t>
+            </w:r>
+          </w:p>
+        </w:tc>
+        <w:tc>
+          <w:tcPr>
+            <w:tcW w:type="dxa" w:w="2160"/>
+            <w:shd w:fill="FFFFFF"/>
+            <w:tcBorders>
+              <w:top w:val="single" w:sz="4" w:space="0" w:color="000000"/>
+              <w:left w:val="single" w:sz="4" w:space="0" w:color="000000"/>
+              <w:bottom w:val="single" w:sz="4" w:space="0" w:color="000000"/>
+              <w:right w:val="single" w:sz="4" w:space="0" w:color="000000"/>
+              <w:insideH w:val="single" w:sz="4" w:space="0" w:color="000000"/>
+              <w:insideV w:val="single" w:sz="4" w:space="0" w:color="000000"/>
+            </w:tcBorders>
+            <w:tcMar>
+              <w:top w:w="80" w:type="dxa"/>
+              <w:start w:w="100" w:type="dxa"/>
+              <w:bottom w:w="80" w:type="dxa"/>
+              <w:end w:w="100" w:type="dxa"/>
+            </w:tcMar>
+            <w:vAlign w:val="center"/>
+          </w:tcPr>
+          <w:p>
+            <w:r>
+              <w:rPr>
+                <w:rFonts w:ascii="Arial" w:hAnsi="Arial" w:eastAsia="Arial"/>
+                <w:color w:val="000000"/>
+                <w:sz w:val="22"/>
+              </w:rPr>
+              <w:t>Indicadores, actividad y alertas visibles.</w:t>
+            </w:r>
+          </w:p>
+        </w:tc>
+        <w:tc>
+          <w:tcPr>
+            <w:tcW w:type="dxa" w:w="2160"/>
+            <w:shd w:fill="FFFFFF"/>
+            <w:tcBorders>
+              <w:top w:val="single" w:sz="4" w:space="0" w:color="000000"/>
+              <w:left w:val="single" w:sz="4" w:space="0" w:color="000000"/>
+              <w:bottom w:val="single" w:sz="4" w:space="0" w:color="000000"/>
+              <w:right w:val="single" w:sz="4" w:space="0" w:color="000000"/>
+              <w:insideH w:val="single" w:sz="4" w:space="0" w:color="000000"/>
+              <w:insideV w:val="single" w:sz="4" w:space="0" w:color="000000"/>
+            </w:tcBorders>
+            <w:tcMar>
+              <w:top w:w="80" w:type="dxa"/>
+              <w:start w:w="100" w:type="dxa"/>
+              <w:bottom w:w="80" w:type="dxa"/>
+              <w:end w:w="100" w:type="dxa"/>
+            </w:tcMar>
+            <w:vAlign w:val="center"/>
+          </w:tcPr>
+          <w:p>
+            <w:r>
+              <w:rPr>
+                <w:rFonts w:ascii="Arial" w:hAnsi="Arial" w:eastAsia="Arial"/>
+                <w:color w:val="000000"/>
+                <w:sz w:val="22"/>
+              </w:rPr>
+              <w:t>Pendiente de revisión del equipo.</w:t>
+            </w:r>
+          </w:p>
+        </w:tc>
+      </w:tr>
+      <w:tr>
+        <w:trPr>
+          <w:cantSplit/>
+        </w:trPr>
+        <w:tc>
+          <w:tcPr>
+            <w:tcW w:type="dxa" w:w="2160"/>
+            <w:shd w:fill="FFFFFF"/>
+            <w:tcBorders>
+              <w:top w:val="single" w:sz="4" w:space="0" w:color="000000"/>
+              <w:left w:val="single" w:sz="4" w:space="0" w:color="000000"/>
+              <w:bottom w:val="single" w:sz="4" w:space="0" w:color="000000"/>
+              <w:right w:val="single" w:sz="4" w:space="0" w:color="000000"/>
+              <w:insideH w:val="single" w:sz="4" w:space="0" w:color="000000"/>
+              <w:insideV w:val="single" w:sz="4" w:space="0" w:color="000000"/>
+            </w:tcBorders>
+            <w:tcMar>
+              <w:top w:w="80" w:type="dxa"/>
+              <w:start w:w="100" w:type="dxa"/>
+              <w:bottom w:w="80" w:type="dxa"/>
+              <w:end w:w="100" w:type="dxa"/>
+            </w:tcMar>
+            <w:vAlign w:val="center"/>
+          </w:tcPr>
+          <w:p>
+            <w:r>
+              <w:rPr>
+                <w:rFonts w:ascii="Arial" w:hAnsi="Arial" w:eastAsia="Arial"/>
+                <w:color w:val="000000"/>
+                <w:sz w:val="22"/>
+              </w:rPr>
+              <w:t>UI-02</w:t>
+            </w:r>
+          </w:p>
+        </w:tc>
+        <w:tc>
+          <w:tcPr>
+            <w:tcW w:type="dxa" w:w="2160"/>
+            <w:shd w:fill="FFFFFF"/>
+            <w:tcBorders>
+              <w:top w:val="single" w:sz="4" w:space="0" w:color="000000"/>
+              <w:left w:val="single" w:sz="4" w:space="0" w:color="000000"/>
+              <w:bottom w:val="single" w:sz="4" w:space="0" w:color="000000"/>
+              <w:right w:val="single" w:sz="4" w:space="0" w:color="000000"/>
+              <w:insideH w:val="single" w:sz="4" w:space="0" w:color="000000"/>
+              <w:insideV w:val="single" w:sz="4" w:space="0" w:color="000000"/>
+            </w:tcBorders>
+            <w:tcMar>
+              <w:top w:w="80" w:type="dxa"/>
+              <w:start w:w="100" w:type="dxa"/>
+              <w:bottom w:w="80" w:type="dxa"/>
+              <w:end w:w="100" w:type="dxa"/>
+            </w:tcMar>
+            <w:vAlign w:val="center"/>
+          </w:tcPr>
+          <w:p>
+            <w:r>
+              <w:rPr>
+                <w:rFonts w:ascii="Arial" w:hAnsi="Arial" w:eastAsia="Arial"/>
+                <w:color w:val="000000"/>
+                <w:sz w:val="22"/>
+              </w:rPr>
+              <w:t>Crear y editar un producto.</w:t>
+            </w:r>
+          </w:p>
+        </w:tc>
+        <w:tc>
+          <w:tcPr>
+            <w:tcW w:type="dxa" w:w="2160"/>
+            <w:shd w:fill="FFFFFF"/>
+            <w:tcBorders>
+              <w:top w:val="single" w:sz="4" w:space="0" w:color="000000"/>
+              <w:left w:val="single" w:sz="4" w:space="0" w:color="000000"/>
+              <w:bottom w:val="single" w:sz="4" w:space="0" w:color="000000"/>
+              <w:right w:val="single" w:sz="4" w:space="0" w:color="000000"/>
+              <w:insideH w:val="single" w:sz="4" w:space="0" w:color="000000"/>
+              <w:insideV w:val="single" w:sz="4" w:space="0" w:color="000000"/>
+            </w:tcBorders>
+            <w:tcMar>
+              <w:top w:w="80" w:type="dxa"/>
+              <w:start w:w="100" w:type="dxa"/>
+              <w:bottom w:w="80" w:type="dxa"/>
+              <w:end w:w="100" w:type="dxa"/>
+            </w:tcMar>
+            <w:vAlign w:val="center"/>
+          </w:tcPr>
+          <w:p>
+            <w:r>
+              <w:rPr>
+                <w:rFonts w:ascii="Arial" w:hAnsi="Arial" w:eastAsia="Arial"/>
+                <w:color w:val="000000"/>
+                <w:sz w:val="22"/>
+              </w:rPr>
+              <w:t>Cambios visibles en catálogo e inventario.</w:t>
+            </w:r>
+          </w:p>
+        </w:tc>
+        <w:tc>
+          <w:tcPr>
+            <w:tcW w:type="dxa" w:w="2160"/>
+            <w:shd w:fill="FFFFFF"/>
+            <w:tcBorders>
+              <w:top w:val="single" w:sz="4" w:space="0" w:color="000000"/>
+              <w:left w:val="single" w:sz="4" w:space="0" w:color="000000"/>
+              <w:bottom w:val="single" w:sz="4" w:space="0" w:color="000000"/>
+              <w:right w:val="single" w:sz="4" w:space="0" w:color="000000"/>
+              <w:insideH w:val="single" w:sz="4" w:space="0" w:color="000000"/>
+              <w:insideV w:val="single" w:sz="4" w:space="0" w:color="000000"/>
+            </w:tcBorders>
+            <w:tcMar>
+              <w:top w:w="80" w:type="dxa"/>
+              <w:start w:w="100" w:type="dxa"/>
+              <w:bottom w:w="80" w:type="dxa"/>
+              <w:end w:w="100" w:type="dxa"/>
+            </w:tcMar>
+            <w:vAlign w:val="center"/>
+          </w:tcPr>
+          <w:p>
+            <w:r>
+              <w:rPr>
+                <w:rFonts w:ascii="Arial" w:hAnsi="Arial" w:eastAsia="Arial"/>
+                <w:color w:val="000000"/>
+                <w:sz w:val="22"/>
+              </w:rPr>
+              <w:t>Pendiente de revisión del equipo.</w:t>
+            </w:r>
+          </w:p>
+        </w:tc>
+      </w:tr>
+      <w:tr>
+        <w:trPr>
+          <w:cantSplit/>
+        </w:trPr>
+        <w:tc>
+          <w:tcPr>
+            <w:tcW w:type="dxa" w:w="2160"/>
+            <w:shd w:fill="FFFFFF"/>
+            <w:tcBorders>
+              <w:top w:val="single" w:sz="4" w:space="0" w:color="000000"/>
+              <w:left w:val="single" w:sz="4" w:space="0" w:color="000000"/>
+              <w:bottom w:val="single" w:sz="4" w:space="0" w:color="000000"/>
+              <w:right w:val="single" w:sz="4" w:space="0" w:color="000000"/>
+              <w:insideH w:val="single" w:sz="4" w:space="0" w:color="000000"/>
+              <w:insideV w:val="single" w:sz="4" w:space="0" w:color="000000"/>
+            </w:tcBorders>
+            <w:tcMar>
+              <w:top w:w="80" w:type="dxa"/>
+              <w:start w:w="100" w:type="dxa"/>
+              <w:bottom w:w="80" w:type="dxa"/>
+              <w:end w:w="100" w:type="dxa"/>
+            </w:tcMar>
+            <w:vAlign w:val="center"/>
+          </w:tcPr>
+          <w:p>
+            <w:r>
+              <w:rPr>
+                <w:rFonts w:ascii="Arial" w:hAnsi="Arial" w:eastAsia="Arial"/>
+                <w:color w:val="000000"/>
+                <w:sz w:val="22"/>
+              </w:rPr>
+              <w:t>UI-03</w:t>
+            </w:r>
+          </w:p>
+        </w:tc>
+        <w:tc>
+          <w:tcPr>
+            <w:tcW w:type="dxa" w:w="2160"/>
+            <w:shd w:fill="FFFFFF"/>
+            <w:tcBorders>
+              <w:top w:val="single" w:sz="4" w:space="0" w:color="000000"/>
+              <w:left w:val="single" w:sz="4" w:space="0" w:color="000000"/>
+              <w:bottom w:val="single" w:sz="4" w:space="0" w:color="000000"/>
+              <w:right w:val="single" w:sz="4" w:space="0" w:color="000000"/>
+              <w:insideH w:val="single" w:sz="4" w:space="0" w:color="000000"/>
+              <w:insideV w:val="single" w:sz="4" w:space="0" w:color="000000"/>
+            </w:tcBorders>
+            <w:tcMar>
+              <w:top w:w="80" w:type="dxa"/>
+              <w:start w:w="100" w:type="dxa"/>
+              <w:bottom w:w="80" w:type="dxa"/>
+              <w:end w:w="100" w:type="dxa"/>
+            </w:tcMar>
+            <w:vAlign w:val="center"/>
+          </w:tcPr>
+          <w:p>
+            <w:r>
+              <w:rPr>
+                <w:rFonts w:ascii="Arial" w:hAnsi="Arial" w:eastAsia="Arial"/>
+                <w:color w:val="000000"/>
+                <w:sz w:val="22"/>
+              </w:rPr>
+              <w:t>Aplicar filtro Bajo.</w:t>
+            </w:r>
+          </w:p>
+        </w:tc>
+        <w:tc>
+          <w:tcPr>
+            <w:tcW w:type="dxa" w:w="2160"/>
+            <w:shd w:fill="FFFFFF"/>
+            <w:tcBorders>
+              <w:top w:val="single" w:sz="4" w:space="0" w:color="000000"/>
+              <w:left w:val="single" w:sz="4" w:space="0" w:color="000000"/>
+              <w:bottom w:val="single" w:sz="4" w:space="0" w:color="000000"/>
+              <w:right w:val="single" w:sz="4" w:space="0" w:color="000000"/>
+              <w:insideH w:val="single" w:sz="4" w:space="0" w:color="000000"/>
+              <w:insideV w:val="single" w:sz="4" w:space="0" w:color="000000"/>
+            </w:tcBorders>
+            <w:tcMar>
+              <w:top w:w="80" w:type="dxa"/>
+              <w:start w:w="100" w:type="dxa"/>
+              <w:bottom w:w="80" w:type="dxa"/>
+              <w:end w:w="100" w:type="dxa"/>
+            </w:tcMar>
+            <w:vAlign w:val="center"/>
+          </w:tcPr>
+          <w:p>
+            <w:r>
+              <w:rPr>
+                <w:rFonts w:ascii="Arial" w:hAnsi="Arial" w:eastAsia="Arial"/>
+                <w:color w:val="000000"/>
+                <w:sz w:val="22"/>
+              </w:rPr>
+              <w:t>Solo productos con stock menor o igual al mínimo.</w:t>
+            </w:r>
+          </w:p>
+        </w:tc>
+        <w:tc>
+          <w:tcPr>
+            <w:tcW w:type="dxa" w:w="2160"/>
+            <w:shd w:fill="FFFFFF"/>
+            <w:tcBorders>
+              <w:top w:val="single" w:sz="4" w:space="0" w:color="000000"/>
+              <w:left w:val="single" w:sz="4" w:space="0" w:color="000000"/>
+              <w:bottom w:val="single" w:sz="4" w:space="0" w:color="000000"/>
+              <w:right w:val="single" w:sz="4" w:space="0" w:color="000000"/>
+              <w:insideH w:val="single" w:sz="4" w:space="0" w:color="000000"/>
+              <w:insideV w:val="single" w:sz="4" w:space="0" w:color="000000"/>
+            </w:tcBorders>
+            <w:tcMar>
+              <w:top w:w="80" w:type="dxa"/>
+              <w:start w:w="100" w:type="dxa"/>
+              <w:bottom w:w="80" w:type="dxa"/>
+              <w:end w:w="100" w:type="dxa"/>
+            </w:tcMar>
+            <w:vAlign w:val="center"/>
+          </w:tcPr>
+          <w:p>
+            <w:r>
+              <w:rPr>
+                <w:rFonts w:ascii="Arial" w:hAnsi="Arial" w:eastAsia="Arial"/>
+                <w:color w:val="000000"/>
+                <w:sz w:val="22"/>
+              </w:rPr>
+              <w:t>Pendiente de revisión del equipo.</w:t>
+            </w:r>
+          </w:p>
+        </w:tc>
+      </w:tr>
+      <w:tr>
+        <w:trPr>
+          <w:cantSplit/>
+        </w:trPr>
+        <w:tc>
+          <w:tcPr>
+            <w:tcW w:type="dxa" w:w="2160"/>
+            <w:shd w:fill="FFFFFF"/>
+            <w:tcBorders>
+              <w:top w:val="single" w:sz="4" w:space="0" w:color="000000"/>
+              <w:left w:val="single" w:sz="4" w:space="0" w:color="000000"/>
+              <w:bottom w:val="single" w:sz="4" w:space="0" w:color="000000"/>
+              <w:right w:val="single" w:sz="4" w:space="0" w:color="000000"/>
+              <w:insideH w:val="single" w:sz="4" w:space="0" w:color="000000"/>
+              <w:insideV w:val="single" w:sz="4" w:space="0" w:color="000000"/>
+            </w:tcBorders>
+            <w:tcMar>
+              <w:top w:w="80" w:type="dxa"/>
+              <w:start w:w="100" w:type="dxa"/>
+              <w:bottom w:w="80" w:type="dxa"/>
+              <w:end w:w="100" w:type="dxa"/>
+            </w:tcMar>
+            <w:vAlign w:val="center"/>
+          </w:tcPr>
+          <w:p>
+            <w:r>
+              <w:rPr>
+                <w:rFonts w:ascii="Arial" w:hAnsi="Arial" w:eastAsia="Arial"/>
+                <w:color w:val="000000"/>
+                <w:sz w:val="22"/>
+              </w:rPr>
+              <w:t>UI-04</w:t>
+            </w:r>
+          </w:p>
+        </w:tc>
+        <w:tc>
+          <w:tcPr>
+            <w:tcW w:type="dxa" w:w="2160"/>
+            <w:shd w:fill="FFFFFF"/>
+            <w:tcBorders>
+              <w:top w:val="single" w:sz="4" w:space="0" w:color="000000"/>
+              <w:left w:val="single" w:sz="4" w:space="0" w:color="000000"/>
+              <w:bottom w:val="single" w:sz="4" w:space="0" w:color="000000"/>
+              <w:right w:val="single" w:sz="4" w:space="0" w:color="000000"/>
+              <w:insideH w:val="single" w:sz="4" w:space="0" w:color="000000"/>
+              <w:insideV w:val="single" w:sz="4" w:space="0" w:color="000000"/>
+            </w:tcBorders>
+            <w:tcMar>
+              <w:top w:w="80" w:type="dxa"/>
+              <w:start w:w="100" w:type="dxa"/>
+              <w:bottom w:w="80" w:type="dxa"/>
+              <w:end w:w="100" w:type="dxa"/>
+            </w:tcMar>
+            <w:vAlign w:val="center"/>
+          </w:tcPr>
+          <w:p>
+            <w:r>
+              <w:rPr>
+                <w:rFonts w:ascii="Arial" w:hAnsi="Arial" w:eastAsia="Arial"/>
+                <w:color w:val="000000"/>
+                <w:sz w:val="22"/>
+              </w:rPr>
+              <w:t>Registrar venta desde el carrito.</w:t>
+            </w:r>
+          </w:p>
+        </w:tc>
+        <w:tc>
+          <w:tcPr>
+            <w:tcW w:type="dxa" w:w="2160"/>
+            <w:shd w:fill="FFFFFF"/>
+            <w:tcBorders>
+              <w:top w:val="single" w:sz="4" w:space="0" w:color="000000"/>
+              <w:left w:val="single" w:sz="4" w:space="0" w:color="000000"/>
+              <w:bottom w:val="single" w:sz="4" w:space="0" w:color="000000"/>
+              <w:right w:val="single" w:sz="4" w:space="0" w:color="000000"/>
+              <w:insideH w:val="single" w:sz="4" w:space="0" w:color="000000"/>
+              <w:insideV w:val="single" w:sz="4" w:space="0" w:color="000000"/>
+            </w:tcBorders>
+            <w:tcMar>
+              <w:top w:w="80" w:type="dxa"/>
+              <w:start w:w="100" w:type="dxa"/>
+              <w:bottom w:w="80" w:type="dxa"/>
+              <w:end w:w="100" w:type="dxa"/>
+            </w:tcMar>
+            <w:vAlign w:val="center"/>
+          </w:tcPr>
+          <w:p>
+            <w:r>
+              <w:rPr>
+                <w:rFonts w:ascii="Arial" w:hAnsi="Arial" w:eastAsia="Arial"/>
+                <w:color w:val="000000"/>
+                <w:sz w:val="22"/>
+              </w:rPr>
+              <w:t>Confirmación y actualización de existencias.</w:t>
+            </w:r>
+          </w:p>
+        </w:tc>
+        <w:tc>
+          <w:tcPr>
+            <w:tcW w:type="dxa" w:w="2160"/>
+            <w:shd w:fill="FFFFFF"/>
+            <w:tcBorders>
+              <w:top w:val="single" w:sz="4" w:space="0" w:color="000000"/>
+              <w:left w:val="single" w:sz="4" w:space="0" w:color="000000"/>
+              <w:bottom w:val="single" w:sz="4" w:space="0" w:color="000000"/>
+              <w:right w:val="single" w:sz="4" w:space="0" w:color="000000"/>
+              <w:insideH w:val="single" w:sz="4" w:space="0" w:color="000000"/>
+              <w:insideV w:val="single" w:sz="4" w:space="0" w:color="000000"/>
+            </w:tcBorders>
+            <w:tcMar>
+              <w:top w:w="80" w:type="dxa"/>
+              <w:start w:w="100" w:type="dxa"/>
+              <w:bottom w:w="80" w:type="dxa"/>
+              <w:end w:w="100" w:type="dxa"/>
+            </w:tcMar>
+            <w:vAlign w:val="center"/>
+          </w:tcPr>
+          <w:p>
+            <w:r>
+              <w:rPr>
+                <w:rFonts w:ascii="Arial" w:hAnsi="Arial" w:eastAsia="Arial"/>
+                <w:color w:val="000000"/>
+                <w:sz w:val="22"/>
+              </w:rPr>
+              <w:t>Pendiente de revisión del equipo.</w:t>
+            </w:r>
+          </w:p>
+        </w:tc>
+      </w:tr>
+      <w:tr>
+        <w:trPr>
+          <w:cantSplit/>
+        </w:trPr>
+        <w:tc>
+          <w:tcPr>
+            <w:tcW w:type="dxa" w:w="2160"/>
+            <w:shd w:fill="FFFFFF"/>
+            <w:tcBorders>
+              <w:top w:val="single" w:sz="4" w:space="0" w:color="000000"/>
+              <w:left w:val="single" w:sz="4" w:space="0" w:color="000000"/>
+              <w:bottom w:val="single" w:sz="4" w:space="0" w:color="000000"/>
+              <w:right w:val="single" w:sz="4" w:space="0" w:color="000000"/>
+              <w:insideH w:val="single" w:sz="4" w:space="0" w:color="000000"/>
+              <w:insideV w:val="single" w:sz="4" w:space="0" w:color="000000"/>
+            </w:tcBorders>
+            <w:tcMar>
+              <w:top w:w="80" w:type="dxa"/>
+              <w:start w:w="100" w:type="dxa"/>
+              <w:bottom w:w="80" w:type="dxa"/>
+              <w:end w:w="100" w:type="dxa"/>
+            </w:tcMar>
+            <w:vAlign w:val="center"/>
+          </w:tcPr>
+          <w:p>
+            <w:r>
+              <w:rPr>
+                <w:rFonts w:ascii="Arial" w:hAnsi="Arial" w:eastAsia="Arial"/>
+                <w:color w:val="000000"/>
+                <w:sz w:val="22"/>
+              </w:rPr>
+              <w:t>UI-05</w:t>
+            </w:r>
+          </w:p>
+        </w:tc>
+        <w:tc>
+          <w:tcPr>
+            <w:tcW w:type="dxa" w:w="2160"/>
+            <w:shd w:fill="FFFFFF"/>
+            <w:tcBorders>
+              <w:top w:val="single" w:sz="4" w:space="0" w:color="000000"/>
+              <w:left w:val="single" w:sz="4" w:space="0" w:color="000000"/>
+              <w:bottom w:val="single" w:sz="4" w:space="0" w:color="000000"/>
+              <w:right w:val="single" w:sz="4" w:space="0" w:color="000000"/>
+              <w:insideH w:val="single" w:sz="4" w:space="0" w:color="000000"/>
+              <w:insideV w:val="single" w:sz="4" w:space="0" w:color="000000"/>
+            </w:tcBorders>
+            <w:tcMar>
+              <w:top w:w="80" w:type="dxa"/>
+              <w:start w:w="100" w:type="dxa"/>
+              <w:bottom w:w="80" w:type="dxa"/>
+              <w:end w:w="100" w:type="dxa"/>
+            </w:tcMar>
+            <w:vAlign w:val="center"/>
+          </w:tcPr>
+          <w:p>
+            <w:r>
+              <w:rPr>
+                <w:rFonts w:ascii="Arial" w:hAnsi="Arial" w:eastAsia="Arial"/>
+                <w:color w:val="000000"/>
+                <w:sz w:val="22"/>
+              </w:rPr>
+              <w:t>Intentar seleccionar más unidades que el stock.</w:t>
+            </w:r>
+          </w:p>
+        </w:tc>
+        <w:tc>
+          <w:tcPr>
+            <w:tcW w:type="dxa" w:w="2160"/>
+            <w:shd w:fill="FFFFFF"/>
+            <w:tcBorders>
+              <w:top w:val="single" w:sz="4" w:space="0" w:color="000000"/>
+              <w:left w:val="single" w:sz="4" w:space="0" w:color="000000"/>
+              <w:bottom w:val="single" w:sz="4" w:space="0" w:color="000000"/>
+              <w:right w:val="single" w:sz="4" w:space="0" w:color="000000"/>
+              <w:insideH w:val="single" w:sz="4" w:space="0" w:color="000000"/>
+              <w:insideV w:val="single" w:sz="4" w:space="0" w:color="000000"/>
+            </w:tcBorders>
+            <w:tcMar>
+              <w:top w:w="80" w:type="dxa"/>
+              <w:start w:w="100" w:type="dxa"/>
+              <w:bottom w:w="80" w:type="dxa"/>
+              <w:end w:w="100" w:type="dxa"/>
+            </w:tcMar>
+            <w:vAlign w:val="center"/>
+          </w:tcPr>
+          <w:p>
+            <w:r>
+              <w:rPr>
+                <w:rFonts w:ascii="Arial" w:hAnsi="Arial" w:eastAsia="Arial"/>
+                <w:color w:val="000000"/>
+                <w:sz w:val="22"/>
+              </w:rPr>
+              <w:t>La interfaz impide confirmar la venta.</w:t>
+            </w:r>
+          </w:p>
+        </w:tc>
+        <w:tc>
+          <w:tcPr>
+            <w:tcW w:type="dxa" w:w="2160"/>
+            <w:shd w:fill="FFFFFF"/>
+            <w:tcBorders>
+              <w:top w:val="single" w:sz="4" w:space="0" w:color="000000"/>
+              <w:left w:val="single" w:sz="4" w:space="0" w:color="000000"/>
+              <w:bottom w:val="single" w:sz="4" w:space="0" w:color="000000"/>
+              <w:right w:val="single" w:sz="4" w:space="0" w:color="000000"/>
+              <w:insideH w:val="single" w:sz="4" w:space="0" w:color="000000"/>
+              <w:insideV w:val="single" w:sz="4" w:space="0" w:color="000000"/>
+            </w:tcBorders>
+            <w:tcMar>
+              <w:top w:w="80" w:type="dxa"/>
+              <w:start w:w="100" w:type="dxa"/>
+              <w:bottom w:w="80" w:type="dxa"/>
+              <w:end w:w="100" w:type="dxa"/>
+            </w:tcMar>
+            <w:vAlign w:val="center"/>
+          </w:tcPr>
+          <w:p>
+            <w:r>
+              <w:rPr>
+                <w:rFonts w:ascii="Arial" w:hAnsi="Arial" w:eastAsia="Arial"/>
+                <w:color w:val="000000"/>
+                <w:sz w:val="22"/>
+              </w:rPr>
+              <w:t>Pendiente de revisión del equipo.</w:t>
+            </w:r>
+          </w:p>
+        </w:tc>
+      </w:tr>
+      <w:tr>
+        <w:trPr>
+          <w:cantSplit/>
+        </w:trPr>
+        <w:tc>
+          <w:tcPr>
+            <w:tcW w:type="dxa" w:w="2160"/>
+            <w:shd w:fill="FFFFFF"/>
+            <w:tcBorders>
+              <w:top w:val="single" w:sz="4" w:space="0" w:color="000000"/>
+              <w:left w:val="single" w:sz="4" w:space="0" w:color="000000"/>
+              <w:bottom w:val="single" w:sz="4" w:space="0" w:color="000000"/>
+              <w:right w:val="single" w:sz="4" w:space="0" w:color="000000"/>
+              <w:insideH w:val="single" w:sz="4" w:space="0" w:color="000000"/>
+              <w:insideV w:val="single" w:sz="4" w:space="0" w:color="000000"/>
+            </w:tcBorders>
+            <w:tcMar>
+              <w:top w:w="80" w:type="dxa"/>
+              <w:start w:w="100" w:type="dxa"/>
+              <w:bottom w:w="80" w:type="dxa"/>
+              <w:end w:w="100" w:type="dxa"/>
+            </w:tcMar>
+            <w:vAlign w:val="center"/>
+          </w:tcPr>
+          <w:p>
+            <w:r>
+              <w:rPr>
+                <w:rFonts w:ascii="Arial" w:hAnsi="Arial" w:eastAsia="Arial"/>
+                <w:color w:val="000000"/>
+                <w:sz w:val="22"/>
+              </w:rPr>
+              <w:t>UI-06</w:t>
+            </w:r>
+          </w:p>
+        </w:tc>
+        <w:tc>
+          <w:tcPr>
+            <w:tcW w:type="dxa" w:w="2160"/>
+            <w:shd w:fill="FFFFFF"/>
+            <w:tcBorders>
+              <w:top w:val="single" w:sz="4" w:space="0" w:color="000000"/>
+              <w:left w:val="single" w:sz="4" w:space="0" w:color="000000"/>
+              <w:bottom w:val="single" w:sz="4" w:space="0" w:color="000000"/>
+              <w:right w:val="single" w:sz="4" w:space="0" w:color="000000"/>
+              <w:insideH w:val="single" w:sz="4" w:space="0" w:color="000000"/>
+              <w:insideV w:val="single" w:sz="4" w:space="0" w:color="000000"/>
+            </w:tcBorders>
+            <w:tcMar>
+              <w:top w:w="80" w:type="dxa"/>
+              <w:start w:w="100" w:type="dxa"/>
+              <w:bottom w:w="80" w:type="dxa"/>
+              <w:end w:w="100" w:type="dxa"/>
+            </w:tcMar>
+            <w:vAlign w:val="center"/>
+          </w:tcPr>
+          <w:p>
+            <w:r>
+              <w:rPr>
+                <w:rFonts w:ascii="Arial" w:hAnsi="Arial" w:eastAsia="Arial"/>
+                <w:color w:val="000000"/>
+                <w:sz w:val="22"/>
+              </w:rPr>
+              <w:t>Exportar CSV.</w:t>
+            </w:r>
+          </w:p>
+        </w:tc>
+        <w:tc>
+          <w:tcPr>
+            <w:tcW w:type="dxa" w:w="2160"/>
+            <w:shd w:fill="FFFFFF"/>
+            <w:tcBorders>
+              <w:top w:val="single" w:sz="4" w:space="0" w:color="000000"/>
+              <w:left w:val="single" w:sz="4" w:space="0" w:color="000000"/>
+              <w:bottom w:val="single" w:sz="4" w:space="0" w:color="000000"/>
+              <w:right w:val="single" w:sz="4" w:space="0" w:color="000000"/>
+              <w:insideH w:val="single" w:sz="4" w:space="0" w:color="000000"/>
+              <w:insideV w:val="single" w:sz="4" w:space="0" w:color="000000"/>
+            </w:tcBorders>
+            <w:tcMar>
+              <w:top w:w="80" w:type="dxa"/>
+              <w:start w:w="100" w:type="dxa"/>
+              <w:bottom w:w="80" w:type="dxa"/>
+              <w:end w:w="100" w:type="dxa"/>
+            </w:tcMar>
+            <w:vAlign w:val="center"/>
+          </w:tcPr>
+          <w:p>
+            <w:r>
+              <w:rPr>
+                <w:rFonts w:ascii="Arial" w:hAnsi="Arial" w:eastAsia="Arial"/>
+                <w:color w:val="000000"/>
+                <w:sz w:val="22"/>
+              </w:rPr>
+              <w:t>Archivo válido y legible en hoja de cálculo.</w:t>
+            </w:r>
+          </w:p>
+        </w:tc>
+        <w:tc>
+          <w:tcPr>
+            <w:tcW w:type="dxa" w:w="2160"/>
+            <w:shd w:fill="FFFFFF"/>
+            <w:tcBorders>
+              <w:top w:val="single" w:sz="4" w:space="0" w:color="000000"/>
+              <w:left w:val="single" w:sz="4" w:space="0" w:color="000000"/>
+              <w:bottom w:val="single" w:sz="4" w:space="0" w:color="000000"/>
+              <w:right w:val="single" w:sz="4" w:space="0" w:color="000000"/>
+              <w:insideH w:val="single" w:sz="4" w:space="0" w:color="000000"/>
+              <w:insideV w:val="single" w:sz="4" w:space="0" w:color="000000"/>
+            </w:tcBorders>
+            <w:tcMar>
+              <w:top w:w="80" w:type="dxa"/>
+              <w:start w:w="100" w:type="dxa"/>
+              <w:bottom w:w="80" w:type="dxa"/>
+              <w:end w:w="100" w:type="dxa"/>
+            </w:tcMar>
+            <w:vAlign w:val="center"/>
+          </w:tcPr>
+          <w:p>
+            <w:r>
+              <w:rPr>
+                <w:rFonts w:ascii="Arial" w:hAnsi="Arial" w:eastAsia="Arial"/>
+                <w:color w:val="000000"/>
+                <w:sz w:val="22"/>
+              </w:rPr>
+              <w:t>Pendiente de revisión del equipo.</w:t>
+            </w:r>
+          </w:p>
+        </w:tc>
+      </w:tr>
+      <w:tr>
+        <w:trPr>
+          <w:cantSplit/>
+        </w:trPr>
+        <w:tc>
+          <w:tcPr>
+            <w:tcW w:type="dxa" w:w="2160"/>
+            <w:shd w:fill="FFFFFF"/>
+            <w:tcBorders>
+              <w:top w:val="single" w:sz="4" w:space="0" w:color="000000"/>
+              <w:left w:val="single" w:sz="4" w:space="0" w:color="000000"/>
+              <w:bottom w:val="single" w:sz="4" w:space="0" w:color="000000"/>
+              <w:right w:val="single" w:sz="4" w:space="0" w:color="000000"/>
+              <w:insideH w:val="single" w:sz="4" w:space="0" w:color="000000"/>
+              <w:insideV w:val="single" w:sz="4" w:space="0" w:color="000000"/>
+            </w:tcBorders>
+            <w:tcMar>
+              <w:top w:w="80" w:type="dxa"/>
+              <w:start w:w="100" w:type="dxa"/>
+              <w:bottom w:w="80" w:type="dxa"/>
+              <w:end w:w="100" w:type="dxa"/>
+            </w:tcMar>
+            <w:vAlign w:val="center"/>
+          </w:tcPr>
+          <w:p>
+            <w:r>
+              <w:rPr>
+                <w:rFonts w:ascii="Arial" w:hAnsi="Arial" w:eastAsia="Arial"/>
+                <w:color w:val="000000"/>
+                <w:sz w:val="22"/>
+              </w:rPr>
+              <w:t>UI-07</w:t>
+            </w:r>
+          </w:p>
+        </w:tc>
+        <w:tc>
+          <w:tcPr>
+            <w:tcW w:type="dxa" w:w="2160"/>
+            <w:shd w:fill="FFFFFF"/>
+            <w:tcBorders>
+              <w:top w:val="single" w:sz="4" w:space="0" w:color="000000"/>
+              <w:left w:val="single" w:sz="4" w:space="0" w:color="000000"/>
+              <w:bottom w:val="single" w:sz="4" w:space="0" w:color="000000"/>
+              <w:right w:val="single" w:sz="4" w:space="0" w:color="000000"/>
+              <w:insideH w:val="single" w:sz="4" w:space="0" w:color="000000"/>
+              <w:insideV w:val="single" w:sz="4" w:space="0" w:color="000000"/>
+            </w:tcBorders>
+            <w:tcMar>
+              <w:top w:w="80" w:type="dxa"/>
+              <w:start w:w="100" w:type="dxa"/>
+              <w:bottom w:w="80" w:type="dxa"/>
+              <w:end w:w="100" w:type="dxa"/>
+            </w:tcMar>
+            <w:vAlign w:val="center"/>
+          </w:tcPr>
+          <w:p>
+            <w:r>
+              <w:rPr>
+                <w:rFonts w:ascii="Arial" w:hAnsi="Arial" w:eastAsia="Arial"/>
+                <w:color w:val="000000"/>
+                <w:sz w:val="22"/>
+              </w:rPr>
+              <w:t>Revisar ventana de 390 px.</w:t>
+            </w:r>
+          </w:p>
+        </w:tc>
+        <w:tc>
+          <w:tcPr>
+            <w:tcW w:type="dxa" w:w="2160"/>
+            <w:shd w:fill="FFFFFF"/>
+            <w:tcBorders>
+              <w:top w:val="single" w:sz="4" w:space="0" w:color="000000"/>
+              <w:left w:val="single" w:sz="4" w:space="0" w:color="000000"/>
+              <w:bottom w:val="single" w:sz="4" w:space="0" w:color="000000"/>
+              <w:right w:val="single" w:sz="4" w:space="0" w:color="000000"/>
+              <w:insideH w:val="single" w:sz="4" w:space="0" w:color="000000"/>
+              <w:insideV w:val="single" w:sz="4" w:space="0" w:color="000000"/>
+            </w:tcBorders>
+            <w:tcMar>
+              <w:top w:w="80" w:type="dxa"/>
+              <w:start w:w="100" w:type="dxa"/>
+              <w:bottom w:w="80" w:type="dxa"/>
+              <w:end w:w="100" w:type="dxa"/>
+            </w:tcMar>
+            <w:vAlign w:val="center"/>
+          </w:tcPr>
+          <w:p>
+            <w:r>
+              <w:rPr>
+                <w:rFonts w:ascii="Arial" w:hAnsi="Arial" w:eastAsia="Arial"/>
+                <w:color w:val="000000"/>
+                <w:sz w:val="22"/>
+              </w:rPr>
+              <w:t>Controles utilizables sin desbordamiento crítico.</w:t>
+            </w:r>
+          </w:p>
+        </w:tc>
+        <w:tc>
+          <w:tcPr>
+            <w:tcW w:type="dxa" w:w="2160"/>
+            <w:shd w:fill="FFFFFF"/>
+            <w:tcBorders>
+              <w:top w:val="single" w:sz="4" w:space="0" w:color="000000"/>
+              <w:left w:val="single" w:sz="4" w:space="0" w:color="000000"/>
+              <w:bottom w:val="single" w:sz="4" w:space="0" w:color="000000"/>
+              <w:right w:val="single" w:sz="4" w:space="0" w:color="000000"/>
+              <w:insideH w:val="single" w:sz="4" w:space="0" w:color="000000"/>
+              <w:insideV w:val="single" w:sz="4" w:space="0" w:color="000000"/>
+            </w:tcBorders>
+            <w:tcMar>
+              <w:top w:w="80" w:type="dxa"/>
+              <w:start w:w="100" w:type="dxa"/>
+              <w:bottom w:w="80" w:type="dxa"/>
+              <w:end w:w="100" w:type="dxa"/>
+            </w:tcMar>
+            <w:vAlign w:val="center"/>
+          </w:tcPr>
+          <w:p>
+            <w:r>
+              <w:rPr>
+                <w:rFonts w:ascii="Arial" w:hAnsi="Arial" w:eastAsia="Arial"/>
+                <w:color w:val="000000"/>
+                <w:sz w:val="22"/>
+              </w:rPr>
+              <w:t>Pendiente de revisión del equipo.</w:t>
+            </w:r>
+          </w:p>
+        </w:tc>
+      </w:tr>
+      <w:tr>
+        <w:trPr>
+          <w:cantSplit/>
+        </w:trPr>
+        <w:tc>
+          <w:tcPr>
+            <w:tcW w:type="dxa" w:w="2160"/>
+            <w:shd w:fill="FFFFFF"/>
+            <w:tcBorders>
+              <w:top w:val="single" w:sz="4" w:space="0" w:color="000000"/>
+              <w:left w:val="single" w:sz="4" w:space="0" w:color="000000"/>
+              <w:bottom w:val="single" w:sz="4" w:space="0" w:color="000000"/>
+              <w:right w:val="single" w:sz="4" w:space="0" w:color="000000"/>
+              <w:insideH w:val="single" w:sz="4" w:space="0" w:color="000000"/>
+              <w:insideV w:val="single" w:sz="4" w:space="0" w:color="000000"/>
+            </w:tcBorders>
+            <w:tcMar>
+              <w:top w:w="80" w:type="dxa"/>
+              <w:start w:w="100" w:type="dxa"/>
+              <w:bottom w:w="80" w:type="dxa"/>
+              <w:end w:w="100" w:type="dxa"/>
+            </w:tcMar>
+            <w:vAlign w:val="center"/>
+          </w:tcPr>
+          <w:p>
+            <w:r>
+              <w:rPr>
+                <w:rFonts w:ascii="Arial" w:hAnsi="Arial" w:eastAsia="Arial"/>
+                <w:color w:val="000000"/>
+                <w:sz w:val="22"/>
+              </w:rPr>
+              <w:t>UI-08</w:t>
+            </w:r>
+          </w:p>
+        </w:tc>
+        <w:tc>
+          <w:tcPr>
+            <w:tcW w:type="dxa" w:w="2160"/>
+            <w:shd w:fill="FFFFFF"/>
+            <w:tcBorders>
+              <w:top w:val="single" w:sz="4" w:space="0" w:color="000000"/>
+              <w:left w:val="single" w:sz="4" w:space="0" w:color="000000"/>
+              <w:bottom w:val="single" w:sz="4" w:space="0" w:color="000000"/>
+              <w:right w:val="single" w:sz="4" w:space="0" w:color="000000"/>
+              <w:insideH w:val="single" w:sz="4" w:space="0" w:color="000000"/>
+              <w:insideV w:val="single" w:sz="4" w:space="0" w:color="000000"/>
+            </w:tcBorders>
+            <w:tcMar>
+              <w:top w:w="80" w:type="dxa"/>
+              <w:start w:w="100" w:type="dxa"/>
+              <w:bottom w:w="80" w:type="dxa"/>
+              <w:end w:w="100" w:type="dxa"/>
+            </w:tcMar>
+            <w:vAlign w:val="center"/>
+          </w:tcPr>
+          <w:p>
+            <w:r>
+              <w:rPr>
+                <w:rFonts w:ascii="Arial" w:hAnsi="Arial" w:eastAsia="Arial"/>
+                <w:color w:val="000000"/>
+                <w:sz w:val="22"/>
+              </w:rPr>
+              <w:t>Consultar el asistente local.</w:t>
+            </w:r>
+          </w:p>
+        </w:tc>
+        <w:tc>
+          <w:tcPr>
+            <w:tcW w:type="dxa" w:w="2160"/>
+            <w:shd w:fill="FFFFFF"/>
+            <w:tcBorders>
+              <w:top w:val="single" w:sz="4" w:space="0" w:color="000000"/>
+              <w:left w:val="single" w:sz="4" w:space="0" w:color="000000"/>
+              <w:bottom w:val="single" w:sz="4" w:space="0" w:color="000000"/>
+              <w:right w:val="single" w:sz="4" w:space="0" w:color="000000"/>
+              <w:insideH w:val="single" w:sz="4" w:space="0" w:color="000000"/>
+              <w:insideV w:val="single" w:sz="4" w:space="0" w:color="000000"/>
+            </w:tcBorders>
+            <w:tcMar>
+              <w:top w:w="80" w:type="dxa"/>
+              <w:start w:w="100" w:type="dxa"/>
+              <w:bottom w:w="80" w:type="dxa"/>
+              <w:end w:w="100" w:type="dxa"/>
+            </w:tcMar>
+            <w:vAlign w:val="center"/>
+          </w:tcPr>
+          <w:p>
+            <w:r>
+              <w:rPr>
+                <w:rFonts w:ascii="Arial" w:hAnsi="Arial" w:eastAsia="Arial"/>
+                <w:color w:val="000000"/>
+                <w:sz w:val="22"/>
+              </w:rPr>
+              <w:t>Respuesta de demostración; Watson no conectado.</w:t>
+            </w:r>
+          </w:p>
+        </w:tc>
+        <w:tc>
+          <w:tcPr>
+            <w:tcW w:type="dxa" w:w="2160"/>
+            <w:shd w:fill="FFFFFF"/>
+            <w:tcBorders>
+              <w:top w:val="single" w:sz="4" w:space="0" w:color="000000"/>
+              <w:left w:val="single" w:sz="4" w:space="0" w:color="000000"/>
+              <w:bottom w:val="single" w:sz="4" w:space="0" w:color="000000"/>
+              <w:right w:val="single" w:sz="4" w:space="0" w:color="000000"/>
+              <w:insideH w:val="single" w:sz="4" w:space="0" w:color="000000"/>
+              <w:insideV w:val="single" w:sz="4" w:space="0" w:color="000000"/>
+            </w:tcBorders>
+            <w:tcMar>
+              <w:top w:w="80" w:type="dxa"/>
+              <w:start w:w="100" w:type="dxa"/>
+              <w:bottom w:w="80" w:type="dxa"/>
+              <w:end w:w="100" w:type="dxa"/>
+            </w:tcMar>
+            <w:vAlign w:val="center"/>
+          </w:tcPr>
+          <w:p>
+            <w:r>
+              <w:rPr>
+                <w:rFonts w:ascii="Arial" w:hAnsi="Arial" w:eastAsia="Arial"/>
+                <w:color w:val="000000"/>
+                <w:sz w:val="22"/>
+              </w:rPr>
+              <w:t>Pendiente de revisión del equipo.</w:t>
+            </w:r>
+          </w:p>
+        </w:tc>
+      </w:tr>
+    </w:tbl>
+    <w:p/>
+    <w:p>
+      <w:pPr>
+        <w:pStyle w:val="Heading1"/>
+        <w:keepNext/>
+        <w:keepLines/>
+      </w:pPr>
+      <w:r>
+        <w:rPr>
+          <w:rFonts w:ascii="Arial" w:hAnsi="Arial" w:eastAsia="Arial"/>
+          <w:color w:val="000000"/>
+          <w:sz w:val="22"/>
+        </w:rPr>
+        <w:t>4. Registro de ejecución técnica</w:t>
       </w:r>
     </w:p>
     <w:tbl>
@@ -3426,19 +2076,20 @@
       </w:tblGrid>
       <w:tr>
         <w:trPr>
+          <w:cantSplit/>
           <w:tblHeader w:val="true"/>
         </w:trPr>
         <w:tc>
           <w:tcPr>
             <w:tcW w:type="dxa" w:w="2880"/>
-            <w:shd w:fill="10294B"/>
+            <w:shd w:fill="000000"/>
             <w:tcBorders>
-              <w:top w:val="single" w:sz="4" w:space="0" w:color="10294B"/>
-              <w:left w:val="single" w:sz="4" w:space="0" w:color="10294B"/>
-              <w:bottom w:val="single" w:sz="4" w:space="0" w:color="10294B"/>
-              <w:right w:val="single" w:sz="4" w:space="0" w:color="10294B"/>
-              <w:insideH w:val="single" w:sz="4" w:space="0" w:color="10294B"/>
-              <w:insideV w:val="single" w:sz="4" w:space="0" w:color="10294B"/>
+              <w:top w:val="single" w:sz="4" w:space="0" w:color="000000"/>
+              <w:left w:val="single" w:sz="4" w:space="0" w:color="000000"/>
+              <w:bottom w:val="single" w:sz="4" w:space="0" w:color="000000"/>
+              <w:right w:val="single" w:sz="4" w:space="0" w:color="000000"/>
+              <w:insideH w:val="single" w:sz="4" w:space="0" w:color="000000"/>
+              <w:insideV w:val="single" w:sz="4" w:space="0" w:color="000000"/>
             </w:tcBorders>
             <w:tcMar>
               <w:top w:w="80" w:type="dxa"/>
@@ -3448,28 +2099,31 @@
             </w:tcMar>
           </w:tcPr>
           <w:p>
+            <w:pPr>
+              <w:keepNext/>
+            </w:pPr>
             <w:r>
               <w:rPr>
-                <w:rFonts w:ascii="Arial" w:hAnsi="Arial"/>
+                <w:rFonts w:ascii="Arial" w:hAnsi="Arial" w:eastAsia="Arial"/>
                 <w:b/>
                 <w:color w:val="FFFFFF"/>
-                <w:sz w:val="18"/>
+                <w:sz w:val="22"/>
               </w:rPr>
-              <w:t>Rol</w:t>
+              <w:t>Fecha</w:t>
             </w:r>
           </w:p>
         </w:tc>
         <w:tc>
           <w:tcPr>
             <w:tcW w:type="dxa" w:w="2880"/>
-            <w:shd w:fill="10294B"/>
+            <w:shd w:fill="000000"/>
             <w:tcBorders>
-              <w:top w:val="single" w:sz="4" w:space="0" w:color="10294B"/>
-              <w:left w:val="single" w:sz="4" w:space="0" w:color="10294B"/>
-              <w:bottom w:val="single" w:sz="4" w:space="0" w:color="10294B"/>
-              <w:right w:val="single" w:sz="4" w:space="0" w:color="10294B"/>
-              <w:insideH w:val="single" w:sz="4" w:space="0" w:color="10294B"/>
-              <w:insideV w:val="single" w:sz="4" w:space="0" w:color="10294B"/>
+              <w:top w:val="single" w:sz="4" w:space="0" w:color="000000"/>
+              <w:left w:val="single" w:sz="4" w:space="0" w:color="000000"/>
+              <w:bottom w:val="single" w:sz="4" w:space="0" w:color="000000"/>
+              <w:right w:val="single" w:sz="4" w:space="0" w:color="000000"/>
+              <w:insideH w:val="single" w:sz="4" w:space="0" w:color="000000"/>
+              <w:insideV w:val="single" w:sz="4" w:space="0" w:color="000000"/>
             </w:tcBorders>
             <w:tcMar>
               <w:top w:w="80" w:type="dxa"/>
@@ -3479,28 +2133,31 @@
             </w:tcMar>
           </w:tcPr>
           <w:p>
+            <w:pPr>
+              <w:keepNext/>
+            </w:pPr>
             <w:r>
               <w:rPr>
-                <w:rFonts w:ascii="Arial" w:hAnsi="Arial"/>
+                <w:rFonts w:ascii="Arial" w:hAnsi="Arial" w:eastAsia="Arial"/>
                 <w:b/>
                 <w:color w:val="FFFFFF"/>
-                <w:sz w:val="18"/>
+                <w:sz w:val="22"/>
               </w:rPr>
-              <w:t>Nombre / firma</w:t>
+              <w:t>Ejecutor y ambiente</w:t>
             </w:r>
           </w:p>
         </w:tc>
         <w:tc>
           <w:tcPr>
             <w:tcW w:type="dxa" w:w="2880"/>
-            <w:shd w:fill="10294B"/>
+            <w:shd w:fill="000000"/>
             <w:tcBorders>
-              <w:top w:val="single" w:sz="4" w:space="0" w:color="10294B"/>
-              <w:left w:val="single" w:sz="4" w:space="0" w:color="10294B"/>
-              <w:bottom w:val="single" w:sz="4" w:space="0" w:color="10294B"/>
-              <w:right w:val="single" w:sz="4" w:space="0" w:color="10294B"/>
-              <w:insideH w:val="single" w:sz="4" w:space="0" w:color="10294B"/>
-              <w:insideV w:val="single" w:sz="4" w:space="0" w:color="10294B"/>
+              <w:top w:val="single" w:sz="4" w:space="0" w:color="000000"/>
+              <w:left w:val="single" w:sz="4" w:space="0" w:color="000000"/>
+              <w:bottom w:val="single" w:sz="4" w:space="0" w:color="000000"/>
+              <w:right w:val="single" w:sz="4" w:space="0" w:color="000000"/>
+              <w:insideH w:val="single" w:sz="4" w:space="0" w:color="000000"/>
+              <w:insideV w:val="single" w:sz="4" w:space="0" w:color="000000"/>
             </w:tcBorders>
             <w:tcMar>
               <w:top w:w="80" w:type="dxa"/>
@@ -3510,30 +2167,36 @@
             </w:tcMar>
           </w:tcPr>
           <w:p>
+            <w:pPr>
+              <w:keepNext/>
+            </w:pPr>
             <w:r>
               <w:rPr>
-                <w:rFonts w:ascii="Arial" w:hAnsi="Arial"/>
+                <w:rFonts w:ascii="Arial" w:hAnsi="Arial" w:eastAsia="Arial"/>
                 <w:b/>
                 <w:color w:val="FFFFFF"/>
-                <w:sz w:val="18"/>
+                <w:sz w:val="22"/>
               </w:rPr>
-              <w:t>Fecha</w:t>
+              <w:t>Observación</w:t>
             </w:r>
           </w:p>
         </w:tc>
       </w:tr>
       <w:tr>
+        <w:trPr>
+          <w:cantSplit/>
+        </w:trPr>
         <w:tc>
           <w:tcPr>
             <w:tcW w:type="dxa" w:w="2880"/>
-            <w:shd w:fill="F7F9FB"/>
+            <w:shd w:fill="FFFFFF"/>
             <w:tcBorders>
-              <w:top w:val="single" w:sz="4" w:space="0" w:color="D9D9D9"/>
-              <w:left w:val="single" w:sz="4" w:space="0" w:color="D9D9D9"/>
-              <w:bottom w:val="single" w:sz="4" w:space="0" w:color="D9D9D9"/>
-              <w:right w:val="single" w:sz="4" w:space="0" w:color="D9D9D9"/>
-              <w:insideH w:val="single" w:sz="4" w:space="0" w:color="D9D9D9"/>
-              <w:insideV w:val="single" w:sz="4" w:space="0" w:color="D9D9D9"/>
+              <w:top w:val="single" w:sz="4" w:space="0" w:color="000000"/>
+              <w:left w:val="single" w:sz="4" w:space="0" w:color="000000"/>
+              <w:bottom w:val="single" w:sz="4" w:space="0" w:color="000000"/>
+              <w:right w:val="single" w:sz="4" w:space="0" w:color="000000"/>
+              <w:insideH w:val="single" w:sz="4" w:space="0" w:color="000000"/>
+              <w:insideV w:val="single" w:sz="4" w:space="0" w:color="000000"/>
             </w:tcBorders>
             <w:tcMar>
               <w:top w:w="80" w:type="dxa"/>
@@ -3546,25 +2209,25 @@
           <w:p>
             <w:r>
               <w:rPr>
-                <w:rFonts w:ascii="Arial" w:hAnsi="Arial"/>
-                <w:color w:val="222222"/>
-                <w:sz w:val="18"/>
+                <w:rFonts w:ascii="Arial" w:hAnsi="Arial" w:eastAsia="Arial"/>
+                <w:color w:val="000000"/>
+                <w:sz w:val="22"/>
               </w:rPr>
-              <w:t>Equipo</w:t>
+              <w:t>28-09-2026</w:t>
             </w:r>
           </w:p>
         </w:tc>
         <w:tc>
           <w:tcPr>
             <w:tcW w:type="dxa" w:w="2880"/>
-            <w:shd w:fill="F7F9FB"/>
+            <w:shd w:fill="FFFFFF"/>
             <w:tcBorders>
-              <w:top w:val="single" w:sz="4" w:space="0" w:color="D9D9D9"/>
-              <w:left w:val="single" w:sz="4" w:space="0" w:color="D9D9D9"/>
-              <w:bottom w:val="single" w:sz="4" w:space="0" w:color="D9D9D9"/>
-              <w:right w:val="single" w:sz="4" w:space="0" w:color="D9D9D9"/>
-              <w:insideH w:val="single" w:sz="4" w:space="0" w:color="D9D9D9"/>
-              <w:insideV w:val="single" w:sz="4" w:space="0" w:color="D9D9D9"/>
+              <w:top w:val="single" w:sz="4" w:space="0" w:color="000000"/>
+              <w:left w:val="single" w:sz="4" w:space="0" w:color="000000"/>
+              <w:bottom w:val="single" w:sz="4" w:space="0" w:color="000000"/>
+              <w:right w:val="single" w:sz="4" w:space="0" w:color="000000"/>
+              <w:insideH w:val="single" w:sz="4" w:space="0" w:color="000000"/>
+              <w:insideV w:val="single" w:sz="4" w:space="0" w:color="000000"/>
             </w:tcBorders>
             <w:tcMar>
               <w:top w:w="80" w:type="dxa"/>
@@ -3577,25 +2240,25 @@
           <w:p>
             <w:r>
               <w:rPr>
-                <w:rFonts w:ascii="Arial" w:hAnsi="Arial"/>
-                <w:color w:val="222222"/>
-                <w:sz w:val="18"/>
+                <w:rFonts w:ascii="Arial" w:hAnsi="Arial" w:eastAsia="Arial"/>
+                <w:color w:val="000000"/>
+                <w:sz w:val="22"/>
               </w:rPr>
-              <w:t>[Completar]</w:t>
+              <w:t>Verificación técnica local para preparar el paquete; Windows, .NET SDK, Java 22 y SQL Server LocalDB en la versión previa.</w:t>
             </w:r>
           </w:p>
         </w:tc>
         <w:tc>
           <w:tcPr>
             <w:tcW w:type="dxa" w:w="2880"/>
-            <w:shd w:fill="F7F9FB"/>
+            <w:shd w:fill="FFFFFF"/>
             <w:tcBorders>
-              <w:top w:val="single" w:sz="4" w:space="0" w:color="D9D9D9"/>
-              <w:left w:val="single" w:sz="4" w:space="0" w:color="D9D9D9"/>
-              <w:bottom w:val="single" w:sz="4" w:space="0" w:color="D9D9D9"/>
-              <w:right w:val="single" w:sz="4" w:space="0" w:color="D9D9D9"/>
-              <w:insideH w:val="single" w:sz="4" w:space="0" w:color="D9D9D9"/>
-              <w:insideV w:val="single" w:sz="4" w:space="0" w:color="D9D9D9"/>
+              <w:top w:val="single" w:sz="4" w:space="0" w:color="000000"/>
+              <w:left w:val="single" w:sz="4" w:space="0" w:color="000000"/>
+              <w:bottom w:val="single" w:sz="4" w:space="0" w:color="000000"/>
+              <w:right w:val="single" w:sz="4" w:space="0" w:color="000000"/>
+              <w:insideH w:val="single" w:sz="4" w:space="0" w:color="000000"/>
+              <w:insideV w:val="single" w:sz="4" w:space="0" w:color="000000"/>
             </w:tcBorders>
             <w:tcMar>
               <w:top w:w="80" w:type="dxa"/>
@@ -3608,26 +2271,177 @@
           <w:p>
             <w:r>
               <w:rPr>
-                <w:rFonts w:ascii="Arial" w:hAnsi="Arial"/>
-                <w:color w:val="222222"/>
-                <w:sz w:val="18"/>
+                <w:rFonts w:ascii="Arial" w:hAnsi="Arial" w:eastAsia="Arial"/>
+                <w:color w:val="000000"/>
+                <w:sz w:val="22"/>
               </w:rPr>
-              <w:t>[Completar]</w:t>
+              <w:t>La prueba histórica creó una venta en una base desechable y luego se eliminó. No valida el backend Npgsql actual ni representa aceptación firmada del Grupo 10.</w:t>
+            </w:r>
+          </w:p>
+        </w:tc>
+      </w:tr>
+    </w:tbl>
+    <w:p/>
+    <w:p>
+      <w:pPr>
+        <w:pStyle w:val="Heading1"/>
+        <w:keepNext/>
+        <w:keepLines/>
+      </w:pPr>
+      <w:r>
+        <w:rPr>
+          <w:rFonts w:ascii="Arial" w:hAnsi="Arial" w:eastAsia="Arial"/>
+          <w:color w:val="000000"/>
+          <w:sz w:val="22"/>
+        </w:rPr>
+        <w:t>5. Registro del equipo</w:t>
+      </w:r>
+    </w:p>
+    <w:p>
+      <w:r>
+        <w:rPr>
+          <w:rFonts w:ascii="Arial" w:hAnsi="Arial" w:eastAsia="Arial"/>
+          <w:color w:val="000000"/>
+          <w:sz w:val="22"/>
+        </w:rPr>
+        <w:t>La aceptación manual debe ser registrada por integrantes del Grupo 10. No se incluyen firmas ni nombres de validadores que no hayan sido proporcionados.</w:t>
+      </w:r>
+    </w:p>
+    <w:tbl>
+      <w:tblPr>
+        <w:tblStyle w:val="TableGrid"/>
+        <w:tblW w:type="auto" w:w="0"/>
+        <w:jc w:val="center"/>
+        <w:tblLook w:firstColumn="1" w:firstRow="1" w:lastColumn="0" w:lastRow="0" w:noHBand="0" w:noVBand="1" w:val="04A0"/>
+      </w:tblPr>
+      <w:tblGrid>
+        <w:gridCol w:w="2880"/>
+        <w:gridCol w:w="2880"/>
+        <w:gridCol w:w="2880"/>
+      </w:tblGrid>
+      <w:tr>
+        <w:trPr>
+          <w:cantSplit/>
+          <w:tblHeader w:val="true"/>
+        </w:trPr>
+        <w:tc>
+          <w:tcPr>
+            <w:tcW w:type="dxa" w:w="2880"/>
+            <w:shd w:fill="000000"/>
+            <w:tcBorders>
+              <w:top w:val="single" w:sz="4" w:space="0" w:color="000000"/>
+              <w:left w:val="single" w:sz="4" w:space="0" w:color="000000"/>
+              <w:bottom w:val="single" w:sz="4" w:space="0" w:color="000000"/>
+              <w:right w:val="single" w:sz="4" w:space="0" w:color="000000"/>
+              <w:insideH w:val="single" w:sz="4" w:space="0" w:color="000000"/>
+              <w:insideV w:val="single" w:sz="4" w:space="0" w:color="000000"/>
+            </w:tcBorders>
+            <w:tcMar>
+              <w:top w:w="80" w:type="dxa"/>
+              <w:start w:w="100" w:type="dxa"/>
+              <w:bottom w:w="80" w:type="dxa"/>
+              <w:end w:w="100" w:type="dxa"/>
+            </w:tcMar>
+          </w:tcPr>
+          <w:p>
+            <w:pPr>
+              <w:keepNext/>
+            </w:pPr>
+            <w:r>
+              <w:rPr>
+                <w:rFonts w:ascii="Arial" w:hAnsi="Arial" w:eastAsia="Arial"/>
+                <w:b/>
+                <w:color w:val="FFFFFF"/>
+                <w:sz w:val="22"/>
+              </w:rPr>
+              <w:t>Responsable</w:t>
+            </w:r>
+          </w:p>
+        </w:tc>
+        <w:tc>
+          <w:tcPr>
+            <w:tcW w:type="dxa" w:w="2880"/>
+            <w:shd w:fill="000000"/>
+            <w:tcBorders>
+              <w:top w:val="single" w:sz="4" w:space="0" w:color="000000"/>
+              <w:left w:val="single" w:sz="4" w:space="0" w:color="000000"/>
+              <w:bottom w:val="single" w:sz="4" w:space="0" w:color="000000"/>
+              <w:right w:val="single" w:sz="4" w:space="0" w:color="000000"/>
+              <w:insideH w:val="single" w:sz="4" w:space="0" w:color="000000"/>
+              <w:insideV w:val="single" w:sz="4" w:space="0" w:color="000000"/>
+            </w:tcBorders>
+            <w:tcMar>
+              <w:top w:w="80" w:type="dxa"/>
+              <w:start w:w="100" w:type="dxa"/>
+              <w:bottom w:w="80" w:type="dxa"/>
+              <w:end w:w="100" w:type="dxa"/>
+            </w:tcMar>
+          </w:tcPr>
+          <w:p>
+            <w:pPr>
+              <w:keepNext/>
+            </w:pPr>
+            <w:r>
+              <w:rPr>
+                <w:rFonts w:ascii="Arial" w:hAnsi="Arial" w:eastAsia="Arial"/>
+                <w:b/>
+                <w:color w:val="FFFFFF"/>
+                <w:sz w:val="22"/>
+              </w:rPr>
+              <w:t>Fecha</w:t>
+            </w:r>
+          </w:p>
+        </w:tc>
+        <w:tc>
+          <w:tcPr>
+            <w:tcW w:type="dxa" w:w="2880"/>
+            <w:shd w:fill="000000"/>
+            <w:tcBorders>
+              <w:top w:val="single" w:sz="4" w:space="0" w:color="000000"/>
+              <w:left w:val="single" w:sz="4" w:space="0" w:color="000000"/>
+              <w:bottom w:val="single" w:sz="4" w:space="0" w:color="000000"/>
+              <w:right w:val="single" w:sz="4" w:space="0" w:color="000000"/>
+              <w:insideH w:val="single" w:sz="4" w:space="0" w:color="000000"/>
+              <w:insideV w:val="single" w:sz="4" w:space="0" w:color="000000"/>
+            </w:tcBorders>
+            <w:tcMar>
+              <w:top w:w="80" w:type="dxa"/>
+              <w:start w:w="100" w:type="dxa"/>
+              <w:bottom w:w="80" w:type="dxa"/>
+              <w:end w:w="100" w:type="dxa"/>
+            </w:tcMar>
+          </w:tcPr>
+          <w:p>
+            <w:pPr>
+              <w:keepNext/>
+            </w:pPr>
+            <w:r>
+              <w:rPr>
+                <w:rFonts w:ascii="Arial" w:hAnsi="Arial" w:eastAsia="Arial"/>
+                <w:b/>
+                <w:color w:val="FFFFFF"/>
+                <w:sz w:val="22"/>
+              </w:rPr>
+              <w:t>Evidencia de aceptación</w:t>
             </w:r>
           </w:p>
         </w:tc>
       </w:tr>
       <w:tr>
+        <w:trPr>
+          <w:cantSplit/>
+        </w:trPr>
         <w:tc>
           <w:tcPr>
             <w:tcW w:type="dxa" w:w="2880"/>
+            <w:shd w:fill="FFFFFF"/>
             <w:tcBorders>
-              <w:top w:val="single" w:sz="4" w:space="0" w:color="D9D9D9"/>
-              <w:left w:val="single" w:sz="4" w:space="0" w:color="D9D9D9"/>
-              <w:bottom w:val="single" w:sz="4" w:space="0" w:color="D9D9D9"/>
-              <w:right w:val="single" w:sz="4" w:space="0" w:color="D9D9D9"/>
-              <w:insideH w:val="single" w:sz="4" w:space="0" w:color="D9D9D9"/>
-              <w:insideV w:val="single" w:sz="4" w:space="0" w:color="D9D9D9"/>
+              <w:top w:val="single" w:sz="4" w:space="0" w:color="000000"/>
+              <w:left w:val="single" w:sz="4" w:space="0" w:color="000000"/>
+              <w:bottom w:val="single" w:sz="4" w:space="0" w:color="000000"/>
+              <w:right w:val="single" w:sz="4" w:space="0" w:color="000000"/>
+              <w:insideH w:val="single" w:sz="4" w:space="0" w:color="000000"/>
+              <w:insideV w:val="single" w:sz="4" w:space="0" w:color="000000"/>
             </w:tcBorders>
             <w:tcMar>
               <w:top w:w="80" w:type="dxa"/>
@@ -3640,24 +2454,25 @@
           <w:p>
             <w:r>
               <w:rPr>
-                <w:rFonts w:ascii="Arial" w:hAnsi="Arial"/>
-                <w:color w:val="222222"/>
-                <w:sz w:val="18"/>
+                <w:rFonts w:ascii="Arial" w:hAnsi="Arial" w:eastAsia="Arial"/>
+                <w:color w:val="000000"/>
+                <w:sz w:val="22"/>
               </w:rPr>
-              <w:t>Docente</w:t>
+              <w:t>Pendiente de registro por el equipo</w:t>
             </w:r>
           </w:p>
         </w:tc>
         <w:tc>
           <w:tcPr>
             <w:tcW w:type="dxa" w:w="2880"/>
+            <w:shd w:fill="FFFFFF"/>
             <w:tcBorders>
-              <w:top w:val="single" w:sz="4" w:space="0" w:color="D9D9D9"/>
-              <w:left w:val="single" w:sz="4" w:space="0" w:color="D9D9D9"/>
-              <w:bottom w:val="single" w:sz="4" w:space="0" w:color="D9D9D9"/>
-              <w:right w:val="single" w:sz="4" w:space="0" w:color="D9D9D9"/>
-              <w:insideH w:val="single" w:sz="4" w:space="0" w:color="D9D9D9"/>
-              <w:insideV w:val="single" w:sz="4" w:space="0" w:color="D9D9D9"/>
+              <w:top w:val="single" w:sz="4" w:space="0" w:color="000000"/>
+              <w:left w:val="single" w:sz="4" w:space="0" w:color="000000"/>
+              <w:bottom w:val="single" w:sz="4" w:space="0" w:color="000000"/>
+              <w:right w:val="single" w:sz="4" w:space="0" w:color="000000"/>
+              <w:insideH w:val="single" w:sz="4" w:space="0" w:color="000000"/>
+              <w:insideV w:val="single" w:sz="4" w:space="0" w:color="000000"/>
             </w:tcBorders>
             <w:tcMar>
               <w:top w:w="80" w:type="dxa"/>
@@ -3670,24 +2485,25 @@
           <w:p>
             <w:r>
               <w:rPr>
-                <w:rFonts w:ascii="Arial" w:hAnsi="Arial"/>
-                <w:color w:val="222222"/>
-                <w:sz w:val="18"/>
+                <w:rFonts w:ascii="Arial" w:hAnsi="Arial" w:eastAsia="Arial"/>
+                <w:color w:val="000000"/>
+                <w:sz w:val="22"/>
               </w:rPr>
-              <w:t>Judith Jiménez Monago</w:t>
+              <w:t>Pendiente</w:t>
             </w:r>
           </w:p>
         </w:tc>
         <w:tc>
           <w:tcPr>
             <w:tcW w:type="dxa" w:w="2880"/>
+            <w:shd w:fill="FFFFFF"/>
             <w:tcBorders>
-              <w:top w:val="single" w:sz="4" w:space="0" w:color="D9D9D9"/>
-              <w:left w:val="single" w:sz="4" w:space="0" w:color="D9D9D9"/>
-              <w:bottom w:val="single" w:sz="4" w:space="0" w:color="D9D9D9"/>
-              <w:right w:val="single" w:sz="4" w:space="0" w:color="D9D9D9"/>
-              <w:insideH w:val="single" w:sz="4" w:space="0" w:color="D9D9D9"/>
-              <w:insideV w:val="single" w:sz="4" w:space="0" w:color="D9D9D9"/>
+              <w:top w:val="single" w:sz="4" w:space="0" w:color="000000"/>
+              <w:left w:val="single" w:sz="4" w:space="0" w:color="000000"/>
+              <w:bottom w:val="single" w:sz="4" w:space="0" w:color="000000"/>
+              <w:right w:val="single" w:sz="4" w:space="0" w:color="000000"/>
+              <w:insideH w:val="single" w:sz="4" w:space="0" w:color="000000"/>
+              <w:insideV w:val="single" w:sz="4" w:space="0" w:color="000000"/>
             </w:tcBorders>
             <w:tcMar>
               <w:top w:w="80" w:type="dxa"/>
@@ -3700,112 +2516,52 @@
           <w:p>
             <w:r>
               <w:rPr>
-                <w:rFonts w:ascii="Arial" w:hAnsi="Arial"/>
-                <w:color w:val="222222"/>
-                <w:sz w:val="18"/>
+                <w:rFonts w:ascii="Arial" w:hAnsi="Arial" w:eastAsia="Arial"/>
+                <w:color w:val="000000"/>
+                <w:sz w:val="22"/>
               </w:rPr>
-              <w:t>[Completar]</w:t>
-            </w:r>
-          </w:p>
-        </w:tc>
-      </w:tr>
-      <w:tr>
-        <w:tc>
-          <w:tcPr>
-            <w:tcW w:type="dxa" w:w="2880"/>
-            <w:shd w:fill="F7F9FB"/>
-            <w:tcBorders>
-              <w:top w:val="single" w:sz="4" w:space="0" w:color="D9D9D9"/>
-              <w:left w:val="single" w:sz="4" w:space="0" w:color="D9D9D9"/>
-              <w:bottom w:val="single" w:sz="4" w:space="0" w:color="D9D9D9"/>
-              <w:right w:val="single" w:sz="4" w:space="0" w:color="D9D9D9"/>
-              <w:insideH w:val="single" w:sz="4" w:space="0" w:color="D9D9D9"/>
-              <w:insideV w:val="single" w:sz="4" w:space="0" w:color="D9D9D9"/>
-            </w:tcBorders>
-            <w:tcMar>
-              <w:top w:w="80" w:type="dxa"/>
-              <w:start w:w="100" w:type="dxa"/>
-              <w:bottom w:w="80" w:type="dxa"/>
-              <w:end w:w="100" w:type="dxa"/>
-            </w:tcMar>
-            <w:vAlign w:val="center"/>
-          </w:tcPr>
-          <w:p>
-            <w:r>
-              <w:rPr>
-                <w:rFonts w:ascii="Arial" w:hAnsi="Arial"/>
-                <w:color w:val="222222"/>
-                <w:sz w:val="18"/>
-              </w:rPr>
-              <w:t>Usuario validador</w:t>
-            </w:r>
-          </w:p>
-        </w:tc>
-        <w:tc>
-          <w:tcPr>
-            <w:tcW w:type="dxa" w:w="2880"/>
-            <w:shd w:fill="F7F9FB"/>
-            <w:tcBorders>
-              <w:top w:val="single" w:sz="4" w:space="0" w:color="D9D9D9"/>
-              <w:left w:val="single" w:sz="4" w:space="0" w:color="D9D9D9"/>
-              <w:bottom w:val="single" w:sz="4" w:space="0" w:color="D9D9D9"/>
-              <w:right w:val="single" w:sz="4" w:space="0" w:color="D9D9D9"/>
-              <w:insideH w:val="single" w:sz="4" w:space="0" w:color="D9D9D9"/>
-              <w:insideV w:val="single" w:sz="4" w:space="0" w:color="D9D9D9"/>
-            </w:tcBorders>
-            <w:tcMar>
-              <w:top w:w="80" w:type="dxa"/>
-              <w:start w:w="100" w:type="dxa"/>
-              <w:bottom w:w="80" w:type="dxa"/>
-              <w:end w:w="100" w:type="dxa"/>
-            </w:tcMar>
-            <w:vAlign w:val="center"/>
-          </w:tcPr>
-          <w:p>
-            <w:r>
-              <w:rPr>
-                <w:rFonts w:ascii="Arial" w:hAnsi="Arial"/>
-                <w:color w:val="222222"/>
-                <w:sz w:val="18"/>
-              </w:rPr>
-              <w:t>[Completar]</w:t>
-            </w:r>
-          </w:p>
-        </w:tc>
-        <w:tc>
-          <w:tcPr>
-            <w:tcW w:type="dxa" w:w="2880"/>
-            <w:shd w:fill="F7F9FB"/>
-            <w:tcBorders>
-              <w:top w:val="single" w:sz="4" w:space="0" w:color="D9D9D9"/>
-              <w:left w:val="single" w:sz="4" w:space="0" w:color="D9D9D9"/>
-              <w:bottom w:val="single" w:sz="4" w:space="0" w:color="D9D9D9"/>
-              <w:right w:val="single" w:sz="4" w:space="0" w:color="D9D9D9"/>
-              <w:insideH w:val="single" w:sz="4" w:space="0" w:color="D9D9D9"/>
-              <w:insideV w:val="single" w:sz="4" w:space="0" w:color="D9D9D9"/>
-            </w:tcBorders>
-            <w:tcMar>
-              <w:top w:w="80" w:type="dxa"/>
-              <w:start w:w="100" w:type="dxa"/>
-              <w:bottom w:w="80" w:type="dxa"/>
-              <w:end w:w="100" w:type="dxa"/>
-            </w:tcMar>
-            <w:vAlign w:val="center"/>
-          </w:tcPr>
-          <w:p>
-            <w:r>
-              <w:rPr>
-                <w:rFonts w:ascii="Arial" w:hAnsi="Arial"/>
-                <w:color w:val="222222"/>
-                <w:sz w:val="18"/>
-              </w:rPr>
-              <w:t>[Completar]</w:t>
+              <w:t>Captura o acta por adjuntar</w:t>
             </w:r>
           </w:p>
         </w:tc>
       </w:tr>
     </w:tbl>
     <w:p/>
+    <w:p>
+      <w:pPr>
+        <w:pStyle w:val="Heading1"/>
+        <w:keepNext/>
+        <w:keepLines/>
+      </w:pPr>
+      <w:r>
+        <w:rPr>
+          <w:rFonts w:ascii="Arial" w:hAnsi="Arial" w:eastAsia="Arial"/>
+          <w:color w:val="000000"/>
+          <w:sz w:val="22"/>
+        </w:rPr>
+        <w:t>Actualización operativa al 04-10-2026</w:t>
+      </w:r>
+    </w:p>
+    <w:p>
+      <w:r>
+        <w:rPr>
+          <w:rFonts w:ascii="Arial" w:hAnsi="Arial" w:eastAsia="Arial"/>
+          <w:color w:val="000000"/>
+          <w:sz w:val="22"/>
+        </w:rPr>
+        <w:t>Se implementaron Supabase Auth y permisos administrador/cajero, ajustes con motivo y control de versión, venta con identificador de reintento, anulaciones con devolución única de stock, historial y constancia interna, proveedores y configuración persistentes, auditoría y respaldo JSON. Los reportes usan fecha de Lima y detalles de venta; no se inventan costos históricos.</w:t>
+      </w:r>
+    </w:p>
+    <w:p>
+      <w:r>
+        <w:rPr>
+          <w:rFonts w:ascii="Arial" w:hAnsi="Arial" w:eastAsia="Arial"/>
+          <w:color w:val="000000"/>
+          <w:sz w:val="22"/>
+        </w:rPr>
+        <w:t>Validación técnica: 18 pruebas locales aprobadas; frontend y .NET compilan, con cero errores y advertencias en .NET; Java compila. La revisión de navegador se realizó en modo demo. La conexión privada del backend, integración HTTP PostgreSQL, despliegue Render y aceptación del Grupo 10 están pendientes. La evidencia detallada está en docs/evidencias/validacion_tecnica_2026-10-04.md.</w:t>
+      </w:r>
+    </w:p>
     <w:sectPr>
       <w:headerReference w:type="default" r:id="rId9"/>
       <w:footerReference w:type="default" r:id="rId10"/>
@@ -3827,13 +2583,18 @@
     </w:pPr>
     <w:r>
       <w:rPr>
-        <w:rFonts w:ascii="Arial" w:hAnsi="Arial"/>
-        <w:color w:val="6B7280"/>
-        <w:sz w:val="16"/>
-      </w:rPr>
-      <w:t xml:space="preserve">EFSR14908  ·  Documento editable  ·  Página </w:t>
+        <w:rFonts w:ascii="Arial" w:hAnsi="Arial" w:eastAsia="Arial"/>
+        <w:color w:val="000000"/>
+        <w:sz w:val="22"/>
+      </w:rPr>
+      <w:t xml:space="preserve">EFSR14908 | Página </w:t>
     </w:r>
     <w:r>
+      <w:rPr>
+        <w:rFonts w:ascii="Arial" w:hAnsi="Arial" w:eastAsia="Arial"/>
+        <w:color w:val="000000"/>
+        <w:sz w:val="22"/>
+      </w:rPr>
       <w:fldChar w:fldCharType="begin"/>
       <w:instrText xml:space="preserve"> PAGE </w:instrText>
       <w:fldChar w:fldCharType="end"/>
@@ -3851,11 +2612,11 @@
     </w:pPr>
     <w:r>
       <w:rPr>
-        <w:rFonts w:ascii="Arial" w:hAnsi="Arial"/>
-        <w:color w:val="6B7280"/>
-        <w:sz w:val="16"/>
-      </w:rPr>
-      <w:t>BODEGA NORTE  |  EFSR14908</w:t>
+        <w:rFonts w:ascii="Arial" w:hAnsi="Arial" w:eastAsia="Arial"/>
+        <w:color w:val="000000"/>
+        <w:sz w:val="22"/>
+      </w:rPr>
+      <w:t>BODEGA NORTE | EFSR14908</w:t>
     </w:r>
   </w:p>
 </w:hdr>
@@ -4225,11 +2986,13 @@
     <w:qFormat/>
     <w:rsid w:val="00FC693F"/>
     <w:pPr>
+      <w:keepLines/>
+      <w:widowControl/>
       <w:spacing w:after="120" w:line="240" w:lineRule="auto"/>
     </w:pPr>
     <w:rPr>
       <w:rFonts w:ascii="Arial" w:hAnsi="Arial" w:eastAsia="Arial"/>
-      <w:color w:val="222222"/>
+      <w:color w:val="000000"/>
       <w:sz w:val="22"/>
     </w:rPr>
   </w:style>
@@ -4288,15 +3051,15 @@
     <w:pPr>
       <w:keepNext/>
       <w:keepLines/>
-      <w:spacing w:before="200" w:after="100"/>
+      <w:spacing w:before="160" w:after="80" w:line="240" w:lineRule="auto"/>
       <w:outlineLvl w:val="0"/>
     </w:pPr>
     <w:rPr>
       <w:rFonts w:asciiTheme="majorHAnsi" w:eastAsiaTheme="majorEastAsia" w:hAnsiTheme="majorHAnsi" w:cstheme="majorBidi" w:ascii="Arial" w:hAnsi="Arial" w:eastAsia="Arial"/>
       <w:b/>
       <w:bCs/>
-      <w:color w:val="10294B"/>
-      <w:sz w:val="32"/>
+      <w:color w:val="000000"/>
+      <w:sz w:val="22"/>
       <w:szCs w:val="28"/>
     </w:rPr>
   </w:style>
@@ -4312,15 +3075,15 @@
     <w:pPr>
       <w:keepNext/>
       <w:keepLines/>
-      <w:spacing w:before="200" w:after="100"/>
+      <w:spacing w:before="160" w:after="80" w:line="240" w:lineRule="auto"/>
       <w:outlineLvl w:val="1"/>
     </w:pPr>
     <w:rPr>
       <w:rFonts w:asciiTheme="majorHAnsi" w:eastAsiaTheme="majorEastAsia" w:hAnsiTheme="majorHAnsi" w:cstheme="majorBidi" w:ascii="Arial" w:hAnsi="Arial" w:eastAsia="Arial"/>
       <w:b/>
       <w:bCs/>
-      <w:color w:val="1F4E79"/>
-      <w:sz w:val="26"/>
+      <w:color w:val="000000"/>
+      <w:sz w:val="22"/>
       <w:szCs w:val="26"/>
     </w:rPr>
   </w:style>
@@ -4336,14 +3099,14 @@
     <w:pPr>
       <w:keepNext/>
       <w:keepLines/>
-      <w:spacing w:before="200" w:after="100"/>
+      <w:spacing w:before="160" w:after="80" w:line="240" w:lineRule="auto"/>
       <w:outlineLvl w:val="2"/>
     </w:pPr>
     <w:rPr>
       <w:rFonts w:asciiTheme="majorHAnsi" w:eastAsiaTheme="majorEastAsia" w:hAnsiTheme="majorHAnsi" w:cstheme="majorBidi" w:ascii="Arial" w:hAnsi="Arial" w:eastAsia="Arial"/>
       <w:b/>
       <w:bCs/>
-      <w:color w:val="1F4E79"/>
+      <w:color w:val="000000"/>
       <w:sz w:val="22"/>
     </w:rPr>
   </w:style>
@@ -4575,19 +3338,16 @@
     <w:qFormat/>
     <w:rsid w:val="00FC693F"/>
     <w:pPr>
-      <w:pBdr>
-        <w:bottom w:val="single" w:sz="8" w:space="4" w:color="4F81BD" w:themeColor="accent1"/>
-      </w:pBdr>
-      <w:spacing w:after="100" w:line="240" w:lineRule="auto" w:before="200"/>
+      <w:spacing w:after="80" w:line="240" w:lineRule="auto" w:before="160"/>
       <w:contextualSpacing/>
     </w:pPr>
     <w:rPr>
       <w:rFonts w:asciiTheme="majorHAnsi" w:eastAsiaTheme="majorEastAsia" w:hAnsiTheme="majorHAnsi" w:cstheme="majorBidi" w:ascii="Arial" w:hAnsi="Arial" w:eastAsia="Arial"/>
       <w:b/>
-      <w:color w:val="10294B"/>
+      <w:color w:val="000000"/>
       <w:spacing w:val="5"/>
       <w:kern w:val="28"/>
-      <w:sz w:val="40"/>
+      <w:sz w:val="22"/>
       <w:szCs w:val="52"/>
     </w:rPr>
   </w:style>
@@ -4761,8 +3521,14 @@
       <w:numPr>
         <w:numId w:val="1"/>
       </w:numPr>
+      <w:spacing w:line="240" w:lineRule="auto"/>
       <w:contextualSpacing/>
     </w:pPr>
+    <w:rPr>
+      <w:rFonts w:ascii="Arial" w:hAnsi="Arial" w:eastAsia="Arial"/>
+      <w:color w:val="000000"/>
+      <w:sz w:val="22"/>
+    </w:rPr>
   </w:style>
   <w:style w:type="paragraph" w:styleId="ListBullet2">
     <w:name w:val="List Bullet 2"/>
@@ -4774,8 +3540,14 @@
       <w:numPr>
         <w:numId w:val="2"/>
       </w:numPr>
+      <w:spacing w:line="240" w:lineRule="auto"/>
       <w:contextualSpacing/>
     </w:pPr>
+    <w:rPr>
+      <w:rFonts w:ascii="Arial" w:hAnsi="Arial" w:eastAsia="Arial"/>
+      <w:color w:val="000000"/>
+      <w:sz w:val="22"/>
+    </w:rPr>
   </w:style>
   <w:style w:type="paragraph" w:styleId="ListBullet3">
     <w:name w:val="List Bullet 3"/>
@@ -4800,8 +3572,14 @@
       <w:numPr>
         <w:numId w:val="5"/>
       </w:numPr>
+      <w:spacing w:line="240" w:lineRule="auto"/>
       <w:contextualSpacing/>
     </w:pPr>
+    <w:rPr>
+      <w:rFonts w:ascii="Arial" w:hAnsi="Arial" w:eastAsia="Arial"/>
+      <w:color w:val="000000"/>
+      <w:sz w:val="22"/>
+    </w:rPr>
   </w:style>
   <w:style w:type="paragraph" w:styleId="ListNumber2">
     <w:name w:val="List Number 2"/>
@@ -4813,8 +3591,14 @@
       <w:numPr>
         <w:numId w:val="6"/>
       </w:numPr>
+      <w:spacing w:line="240" w:lineRule="auto"/>
       <w:contextualSpacing/>
     </w:pPr>
+    <w:rPr>
+      <w:rFonts w:ascii="Arial" w:hAnsi="Arial" w:eastAsia="Arial"/>
+      <w:color w:val="000000"/>
+      <w:sz w:val="22"/>
+    </w:rPr>
   </w:style>
   <w:style w:type="paragraph" w:styleId="ListNumber3">
     <w:name w:val="List Number 3"/>

--- a/docs/word/08_Matriz_Pruebas.docx
+++ b/docs/word/08_Matriz_Pruebas.docx
@@ -152,7 +152,7 @@
           <w:color w:val="000000"/>
           <w:sz w:val="22"/>
         </w:rPr>
-        <w:t>La matriz separa las compilaciones realizadas de las pruebas de integración con Supabase y de la aceptación visual. La prueba SQL Server anterior no valida PostgreSQL. El 04-10-2026 pasaron 18 pruebas locales y se revisaron ventas, cancelación, proveedores, configuración, roles demo y fechas en el navegador. La integración HTTP PostgreSQL y la aceptación del equipo permanecen pendientes.</w:t>
+        <w:t>La matriz separa las compilaciones realizadas de las pruebas de integración con Supabase y de la aceptación visual. La prueba SQL Server anterior no valida PostgreSQL. El 04-10-2026 pasaron 18 pruebas locales y se revisaron ventas, cancelación, proveedores, configuración, roles demo y fechas en el navegador. La disponibilidad HTTP de PostgreSQL se verificó; las operaciones autenticadas y la aceptación del equipo permanecen pendientes.</w:t>
       </w:r>
     </w:p>
     <w:p>
@@ -2559,7 +2559,7 @@
           <w:color w:val="000000"/>
           <w:sz w:val="22"/>
         </w:rPr>
-        <w:t>Validación técnica: 18 pruebas locales aprobadas; frontend y .NET compilan, con cero errores y advertencias en .NET; Java compila. La revisión de navegador se realizó en modo demo. La conexión privada del backend, integración HTTP PostgreSQL, despliegue Render y aceptación del Grupo 10 están pendientes. La evidencia detallada está en docs/evidencias/validacion_tecnica_2026-10-04.md.</w:t>
+        <w:t>Validación técnica: 18 pruebas locales aprobadas y compilaciones correctas. Render está publicado y conectado a Supabase con TLS y certificado validado; /api/health/ready responde HTTP 200 y las rutas privadas rechazan acceso anónimo. GitHub Pages usa la API remota. Falta confirmar la cuenta inicial, probar operaciones autenticadas y registrar aceptación del Grupo 10. Evidencia: docs/evidencias/validacion_tecnica_2026-10-04.md.</w:t>
       </w:r>
     </w:p>
     <w:sectPr>

--- a/docs/word/08_Matriz_Pruebas.docx
+++ b/docs/word/08_Matriz_Pruebas.docx
@@ -30,7 +30,7 @@
           <w:color w:val="000000"/>
           <w:sz w:val="22"/>
         </w:rPr>
-        <w:t>Matriz de pruebas y validación</w:t>
+        <w:t>Matriz de pruebas Bodega Norte</w:t>
       </w:r>
     </w:p>
     <w:p>
@@ -70,7 +70,7 @@
           <w:color w:val="000000"/>
           <w:sz w:val="22"/>
         </w:rPr>
-        <w:t>Ciclo cuarto | Periodo 2026 | Semestre no consignado en los documentos recibidos</w:t>
+        <w:t>Ciclo cuarto | Periodo 2026 | Semestre por confirmar</w:t>
       </w:r>
     </w:p>
     <w:p>
@@ -97,7 +97,7 @@
           <w:color w:val="000000"/>
           <w:sz w:val="22"/>
         </w:rPr>
-        <w:t>Coordinador: Gonzalo Yoel Choque Becerra</w:t>
+        <w:t>Coordinador: Gonsalo Yoel Choque Becerra</w:t>
       </w:r>
     </w:p>
     <w:p>
@@ -117,7 +117,7 @@
           <w:color w:val="000000"/>
           <w:sz w:val="22"/>
         </w:rPr>
-        <w:t>Fecha de elaboración: 4 de octubre de 2026</w:t>
+        <w:t>Fecha de elaboración: 12 de octubre de 2026</w:t>
       </w:r>
     </w:p>
     <w:p>
@@ -131,1935 +131,13 @@
       </w:r>
     </w:p>
     <w:p>
-      <w:pPr>
-        <w:pStyle w:val="Heading1"/>
-        <w:keepNext/>
-        <w:keepLines/>
-      </w:pPr>
       <w:r>
         <w:rPr>
           <w:rFonts w:ascii="Arial" w:hAnsi="Arial" w:eastAsia="Arial"/>
           <w:color w:val="000000"/>
           <w:sz w:val="22"/>
         </w:rPr>
-        <w:t>1. Alcance de la matriz</w:t>
-      </w:r>
-    </w:p>
-    <w:p>
-      <w:r>
-        <w:rPr>
-          <w:rFonts w:ascii="Arial" w:hAnsi="Arial" w:eastAsia="Arial"/>
-          <w:color w:val="000000"/>
-          <w:sz w:val="22"/>
-        </w:rPr>
-        <w:t>La matriz separa las compilaciones realizadas de las pruebas de integración con Supabase y de la aceptación visual. La prueba SQL Server anterior no valida PostgreSQL. El 04-10-2026 pasaron 18 pruebas locales y se revisaron ventas, cancelación, proveedores, configuración, roles demo y fechas en el navegador. La disponibilidad HTTP de PostgreSQL se verificó; las operaciones autenticadas y la aceptación del equipo permanecen pendientes.</w:t>
-      </w:r>
-    </w:p>
-    <w:p>
-      <w:pPr>
-        <w:pStyle w:val="Heading1"/>
-        <w:keepNext/>
-        <w:keepLines/>
-      </w:pPr>
-      <w:r>
-        <w:rPr>
-          <w:rFonts w:ascii="Arial" w:hAnsi="Arial" w:eastAsia="Arial"/>
-          <w:color w:val="000000"/>
-          <w:sz w:val="22"/>
-        </w:rPr>
-        <w:t>2. Resultados técnicos</w:t>
-      </w:r>
-    </w:p>
-    <w:tbl>
-      <w:tblPr>
-        <w:tblStyle w:val="TableGrid"/>
-        <w:tblW w:type="auto" w:w="0"/>
-        <w:jc w:val="center"/>
-        <w:tblLook w:firstColumn="1" w:firstRow="1" w:lastColumn="0" w:lastRow="0" w:noHBand="0" w:noVBand="1" w:val="04A0"/>
-      </w:tblPr>
-      <w:tblGrid>
-        <w:gridCol w:w="2160"/>
-        <w:gridCol w:w="2160"/>
-        <w:gridCol w:w="2160"/>
-        <w:gridCol w:w="2160"/>
-      </w:tblGrid>
-      <w:tr>
-        <w:trPr>
-          <w:cantSplit/>
-          <w:tblHeader w:val="true"/>
-        </w:trPr>
-        <w:tc>
-          <w:tcPr>
-            <w:tcW w:type="dxa" w:w="2160"/>
-            <w:shd w:fill="000000"/>
-            <w:tcBorders>
-              <w:top w:val="single" w:sz="4" w:space="0" w:color="000000"/>
-              <w:left w:val="single" w:sz="4" w:space="0" w:color="000000"/>
-              <w:bottom w:val="single" w:sz="4" w:space="0" w:color="000000"/>
-              <w:right w:val="single" w:sz="4" w:space="0" w:color="000000"/>
-              <w:insideH w:val="single" w:sz="4" w:space="0" w:color="000000"/>
-              <w:insideV w:val="single" w:sz="4" w:space="0" w:color="000000"/>
-            </w:tcBorders>
-            <w:tcMar>
-              <w:top w:w="80" w:type="dxa"/>
-              <w:start w:w="100" w:type="dxa"/>
-              <w:bottom w:w="80" w:type="dxa"/>
-              <w:end w:w="100" w:type="dxa"/>
-            </w:tcMar>
-          </w:tcPr>
-          <w:p>
-            <w:pPr>
-              <w:keepNext/>
-            </w:pPr>
-            <w:r>
-              <w:rPr>
-                <w:rFonts w:ascii="Arial" w:hAnsi="Arial" w:eastAsia="Arial"/>
-                <w:b/>
-                <w:color w:val="FFFFFF"/>
-                <w:sz w:val="22"/>
-              </w:rPr>
-              <w:t>ID</w:t>
-            </w:r>
-          </w:p>
-        </w:tc>
-        <w:tc>
-          <w:tcPr>
-            <w:tcW w:type="dxa" w:w="2160"/>
-            <w:shd w:fill="000000"/>
-            <w:tcBorders>
-              <w:top w:val="single" w:sz="4" w:space="0" w:color="000000"/>
-              <w:left w:val="single" w:sz="4" w:space="0" w:color="000000"/>
-              <w:bottom w:val="single" w:sz="4" w:space="0" w:color="000000"/>
-              <w:right w:val="single" w:sz="4" w:space="0" w:color="000000"/>
-              <w:insideH w:val="single" w:sz="4" w:space="0" w:color="000000"/>
-              <w:insideV w:val="single" w:sz="4" w:space="0" w:color="000000"/>
-            </w:tcBorders>
-            <w:tcMar>
-              <w:top w:w="80" w:type="dxa"/>
-              <w:start w:w="100" w:type="dxa"/>
-              <w:bottom w:w="80" w:type="dxa"/>
-              <w:end w:w="100" w:type="dxa"/>
-            </w:tcMar>
-          </w:tcPr>
-          <w:p>
-            <w:pPr>
-              <w:keepNext/>
-            </w:pPr>
-            <w:r>
-              <w:rPr>
-                <w:rFonts w:ascii="Arial" w:hAnsi="Arial" w:eastAsia="Arial"/>
-                <w:b/>
-                <w:color w:val="FFFFFF"/>
-                <w:sz w:val="22"/>
-              </w:rPr>
-              <w:t>Acción</w:t>
-            </w:r>
-          </w:p>
-        </w:tc>
-        <w:tc>
-          <w:tcPr>
-            <w:tcW w:type="dxa" w:w="2160"/>
-            <w:shd w:fill="000000"/>
-            <w:tcBorders>
-              <w:top w:val="single" w:sz="4" w:space="0" w:color="000000"/>
-              <w:left w:val="single" w:sz="4" w:space="0" w:color="000000"/>
-              <w:bottom w:val="single" w:sz="4" w:space="0" w:color="000000"/>
-              <w:right w:val="single" w:sz="4" w:space="0" w:color="000000"/>
-              <w:insideH w:val="single" w:sz="4" w:space="0" w:color="000000"/>
-              <w:insideV w:val="single" w:sz="4" w:space="0" w:color="000000"/>
-            </w:tcBorders>
-            <w:tcMar>
-              <w:top w:w="80" w:type="dxa"/>
-              <w:start w:w="100" w:type="dxa"/>
-              <w:bottom w:w="80" w:type="dxa"/>
-              <w:end w:w="100" w:type="dxa"/>
-            </w:tcMar>
-          </w:tcPr>
-          <w:p>
-            <w:pPr>
-              <w:keepNext/>
-            </w:pPr>
-            <w:r>
-              <w:rPr>
-                <w:rFonts w:ascii="Arial" w:hAnsi="Arial" w:eastAsia="Arial"/>
-                <w:b/>
-                <w:color w:val="FFFFFF"/>
-                <w:sz w:val="22"/>
-              </w:rPr>
-              <w:t>Criterio</w:t>
-            </w:r>
-          </w:p>
-        </w:tc>
-        <w:tc>
-          <w:tcPr>
-            <w:tcW w:type="dxa" w:w="2160"/>
-            <w:shd w:fill="000000"/>
-            <w:tcBorders>
-              <w:top w:val="single" w:sz="4" w:space="0" w:color="000000"/>
-              <w:left w:val="single" w:sz="4" w:space="0" w:color="000000"/>
-              <w:bottom w:val="single" w:sz="4" w:space="0" w:color="000000"/>
-              <w:right w:val="single" w:sz="4" w:space="0" w:color="000000"/>
-              <w:insideH w:val="single" w:sz="4" w:space="0" w:color="000000"/>
-              <w:insideV w:val="single" w:sz="4" w:space="0" w:color="000000"/>
-            </w:tcBorders>
-            <w:tcMar>
-              <w:top w:w="80" w:type="dxa"/>
-              <w:start w:w="100" w:type="dxa"/>
-              <w:bottom w:w="80" w:type="dxa"/>
-              <w:end w:w="100" w:type="dxa"/>
-            </w:tcMar>
-          </w:tcPr>
-          <w:p>
-            <w:pPr>
-              <w:keepNext/>
-            </w:pPr>
-            <w:r>
-              <w:rPr>
-                <w:rFonts w:ascii="Arial" w:hAnsi="Arial" w:eastAsia="Arial"/>
-                <w:b/>
-                <w:color w:val="FFFFFF"/>
-                <w:sz w:val="22"/>
-              </w:rPr>
-              <w:t>Resultado y evidencia</w:t>
-            </w:r>
-          </w:p>
-        </w:tc>
-      </w:tr>
-      <w:tr>
-        <w:trPr>
-          <w:cantSplit/>
-        </w:trPr>
-        <w:tc>
-          <w:tcPr>
-            <w:tcW w:type="dxa" w:w="2160"/>
-            <w:shd w:fill="FFFFFF"/>
-            <w:tcBorders>
-              <w:top w:val="single" w:sz="4" w:space="0" w:color="000000"/>
-              <w:left w:val="single" w:sz="4" w:space="0" w:color="000000"/>
-              <w:bottom w:val="single" w:sz="4" w:space="0" w:color="000000"/>
-              <w:right w:val="single" w:sz="4" w:space="0" w:color="000000"/>
-              <w:insideH w:val="single" w:sz="4" w:space="0" w:color="000000"/>
-              <w:insideV w:val="single" w:sz="4" w:space="0" w:color="000000"/>
-            </w:tcBorders>
-            <w:tcMar>
-              <w:top w:w="80" w:type="dxa"/>
-              <w:start w:w="100" w:type="dxa"/>
-              <w:bottom w:w="80" w:type="dxa"/>
-              <w:end w:w="100" w:type="dxa"/>
-            </w:tcMar>
-            <w:vAlign w:val="center"/>
-          </w:tcPr>
-          <w:p>
-            <w:r>
-              <w:rPr>
-                <w:rFonts w:ascii="Arial" w:hAnsi="Arial" w:eastAsia="Arial"/>
-                <w:color w:val="000000"/>
-                <w:sz w:val="22"/>
-              </w:rPr>
-              <w:t>BL-01</w:t>
-            </w:r>
-          </w:p>
-        </w:tc>
-        <w:tc>
-          <w:tcPr>
-            <w:tcW w:type="dxa" w:w="2160"/>
-            <w:shd w:fill="FFFFFF"/>
-            <w:tcBorders>
-              <w:top w:val="single" w:sz="4" w:space="0" w:color="000000"/>
-              <w:left w:val="single" w:sz="4" w:space="0" w:color="000000"/>
-              <w:bottom w:val="single" w:sz="4" w:space="0" w:color="000000"/>
-              <w:right w:val="single" w:sz="4" w:space="0" w:color="000000"/>
-              <w:insideH w:val="single" w:sz="4" w:space="0" w:color="000000"/>
-              <w:insideV w:val="single" w:sz="4" w:space="0" w:color="000000"/>
-            </w:tcBorders>
-            <w:tcMar>
-              <w:top w:w="80" w:type="dxa"/>
-              <w:start w:w="100" w:type="dxa"/>
-              <w:bottom w:w="80" w:type="dxa"/>
-              <w:end w:w="100" w:type="dxa"/>
-            </w:tcMar>
-            <w:vAlign w:val="center"/>
-          </w:tcPr>
-          <w:p>
-            <w:r>
-              <w:rPr>
-                <w:rFonts w:ascii="Arial" w:hAnsi="Arial" w:eastAsia="Arial"/>
-                <w:color w:val="000000"/>
-                <w:sz w:val="22"/>
-              </w:rPr>
-              <w:t>npm run build</w:t>
-            </w:r>
-          </w:p>
-        </w:tc>
-        <w:tc>
-          <w:tcPr>
-            <w:tcW w:type="dxa" w:w="2160"/>
-            <w:shd w:fill="FFFFFF"/>
-            <w:tcBorders>
-              <w:top w:val="single" w:sz="4" w:space="0" w:color="000000"/>
-              <w:left w:val="single" w:sz="4" w:space="0" w:color="000000"/>
-              <w:bottom w:val="single" w:sz="4" w:space="0" w:color="000000"/>
-              <w:right w:val="single" w:sz="4" w:space="0" w:color="000000"/>
-              <w:insideH w:val="single" w:sz="4" w:space="0" w:color="000000"/>
-              <w:insideV w:val="single" w:sz="4" w:space="0" w:color="000000"/>
-            </w:tcBorders>
-            <w:tcMar>
-              <w:top w:w="80" w:type="dxa"/>
-              <w:start w:w="100" w:type="dxa"/>
-              <w:bottom w:w="80" w:type="dxa"/>
-              <w:end w:w="100" w:type="dxa"/>
-            </w:tcMar>
-            <w:vAlign w:val="center"/>
-          </w:tcPr>
-          <w:p>
-            <w:r>
-              <w:rPr>
-                <w:rFonts w:ascii="Arial" w:hAnsi="Arial" w:eastAsia="Arial"/>
-                <w:color w:val="000000"/>
-                <w:sz w:val="22"/>
-              </w:rPr>
-              <w:t>Vite compila la interfaz sin errores.</w:t>
-            </w:r>
-          </w:p>
-        </w:tc>
-        <w:tc>
-          <w:tcPr>
-            <w:tcW w:type="dxa" w:w="2160"/>
-            <w:shd w:fill="FFFFFF"/>
-            <w:tcBorders>
-              <w:top w:val="single" w:sz="4" w:space="0" w:color="000000"/>
-              <w:left w:val="single" w:sz="4" w:space="0" w:color="000000"/>
-              <w:bottom w:val="single" w:sz="4" w:space="0" w:color="000000"/>
-              <w:right w:val="single" w:sz="4" w:space="0" w:color="000000"/>
-              <w:insideH w:val="single" w:sz="4" w:space="0" w:color="000000"/>
-              <w:insideV w:val="single" w:sz="4" w:space="0" w:color="000000"/>
-            </w:tcBorders>
-            <w:tcMar>
-              <w:top w:w="80" w:type="dxa"/>
-              <w:start w:w="100" w:type="dxa"/>
-              <w:bottom w:w="80" w:type="dxa"/>
-              <w:end w:w="100" w:type="dxa"/>
-            </w:tcMar>
-            <w:vAlign w:val="center"/>
-          </w:tcPr>
-          <w:p>
-            <w:r>
-              <w:rPr>
-                <w:rFonts w:ascii="Arial" w:hAnsi="Arial" w:eastAsia="Arial"/>
-                <w:color w:val="000000"/>
-                <w:sz w:val="22"/>
-              </w:rPr>
-              <w:t>Aprobada el 28-09-2026; 16 módulos compilados.</w:t>
-            </w:r>
-          </w:p>
-        </w:tc>
-      </w:tr>
-      <w:tr>
-        <w:trPr>
-          <w:cantSplit/>
-        </w:trPr>
-        <w:tc>
-          <w:tcPr>
-            <w:tcW w:type="dxa" w:w="2160"/>
-            <w:shd w:fill="FFFFFF"/>
-            <w:tcBorders>
-              <w:top w:val="single" w:sz="4" w:space="0" w:color="000000"/>
-              <w:left w:val="single" w:sz="4" w:space="0" w:color="000000"/>
-              <w:bottom w:val="single" w:sz="4" w:space="0" w:color="000000"/>
-              <w:right w:val="single" w:sz="4" w:space="0" w:color="000000"/>
-              <w:insideH w:val="single" w:sz="4" w:space="0" w:color="000000"/>
-              <w:insideV w:val="single" w:sz="4" w:space="0" w:color="000000"/>
-            </w:tcBorders>
-            <w:tcMar>
-              <w:top w:w="80" w:type="dxa"/>
-              <w:start w:w="100" w:type="dxa"/>
-              <w:bottom w:w="80" w:type="dxa"/>
-              <w:end w:w="100" w:type="dxa"/>
-            </w:tcMar>
-            <w:vAlign w:val="center"/>
-          </w:tcPr>
-          <w:p>
-            <w:r>
-              <w:rPr>
-                <w:rFonts w:ascii="Arial" w:hAnsi="Arial" w:eastAsia="Arial"/>
-                <w:color w:val="000000"/>
-                <w:sz w:val="22"/>
-              </w:rPr>
-              <w:t>BL-02</w:t>
-            </w:r>
-          </w:p>
-        </w:tc>
-        <w:tc>
-          <w:tcPr>
-            <w:tcW w:type="dxa" w:w="2160"/>
-            <w:shd w:fill="FFFFFF"/>
-            <w:tcBorders>
-              <w:top w:val="single" w:sz="4" w:space="0" w:color="000000"/>
-              <w:left w:val="single" w:sz="4" w:space="0" w:color="000000"/>
-              <w:bottom w:val="single" w:sz="4" w:space="0" w:color="000000"/>
-              <w:right w:val="single" w:sz="4" w:space="0" w:color="000000"/>
-              <w:insideH w:val="single" w:sz="4" w:space="0" w:color="000000"/>
-              <w:insideV w:val="single" w:sz="4" w:space="0" w:color="000000"/>
-            </w:tcBorders>
-            <w:tcMar>
-              <w:top w:w="80" w:type="dxa"/>
-              <w:start w:w="100" w:type="dxa"/>
-              <w:bottom w:w="80" w:type="dxa"/>
-              <w:end w:w="100" w:type="dxa"/>
-            </w:tcMar>
-            <w:vAlign w:val="center"/>
-          </w:tcPr>
-          <w:p>
-            <w:r>
-              <w:rPr>
-                <w:rFonts w:ascii="Arial" w:hAnsi="Arial" w:eastAsia="Arial"/>
-                <w:color w:val="000000"/>
-                <w:sz w:val="22"/>
-              </w:rPr>
-              <w:t>dotnet build backend/BodegaNorte.sln</w:t>
-            </w:r>
-          </w:p>
-        </w:tc>
-        <w:tc>
-          <w:tcPr>
-            <w:tcW w:type="dxa" w:w="2160"/>
-            <w:shd w:fill="FFFFFF"/>
-            <w:tcBorders>
-              <w:top w:val="single" w:sz="4" w:space="0" w:color="000000"/>
-              <w:left w:val="single" w:sz="4" w:space="0" w:color="000000"/>
-              <w:bottom w:val="single" w:sz="4" w:space="0" w:color="000000"/>
-              <w:right w:val="single" w:sz="4" w:space="0" w:color="000000"/>
-              <w:insideH w:val="single" w:sz="4" w:space="0" w:color="000000"/>
-              <w:insideV w:val="single" w:sz="4" w:space="0" w:color="000000"/>
-            </w:tcBorders>
-            <w:tcMar>
-              <w:top w:w="80" w:type="dxa"/>
-              <w:start w:w="100" w:type="dxa"/>
-              <w:bottom w:w="80" w:type="dxa"/>
-              <w:end w:w="100" w:type="dxa"/>
-            </w:tcMar>
-            <w:vAlign w:val="center"/>
-          </w:tcPr>
-          <w:p>
-            <w:r>
-              <w:rPr>
-                <w:rFonts w:ascii="Arial" w:hAnsi="Arial" w:eastAsia="Arial"/>
-                <w:color w:val="000000"/>
-                <w:sz w:val="22"/>
-              </w:rPr>
-              <w:t>La solución backend compila.</w:t>
-            </w:r>
-          </w:p>
-        </w:tc>
-        <w:tc>
-          <w:tcPr>
-            <w:tcW w:type="dxa" w:w="2160"/>
-            <w:shd w:fill="FFFFFF"/>
-            <w:tcBorders>
-              <w:top w:val="single" w:sz="4" w:space="0" w:color="000000"/>
-              <w:left w:val="single" w:sz="4" w:space="0" w:color="000000"/>
-              <w:bottom w:val="single" w:sz="4" w:space="0" w:color="000000"/>
-              <w:right w:val="single" w:sz="4" w:space="0" w:color="000000"/>
-              <w:insideH w:val="single" w:sz="4" w:space="0" w:color="000000"/>
-              <w:insideV w:val="single" w:sz="4" w:space="0" w:color="000000"/>
-            </w:tcBorders>
-            <w:tcMar>
-              <w:top w:w="80" w:type="dxa"/>
-              <w:start w:w="100" w:type="dxa"/>
-              <w:bottom w:w="80" w:type="dxa"/>
-              <w:end w:w="100" w:type="dxa"/>
-            </w:tcMar>
-            <w:vAlign w:val="center"/>
-          </w:tcPr>
-          <w:p>
-            <w:r>
-              <w:rPr>
-                <w:rFonts w:ascii="Arial" w:hAnsi="Arial" w:eastAsia="Arial"/>
-                <w:color w:val="000000"/>
-                <w:sz w:val="22"/>
-              </w:rPr>
-              <w:t>Aprobada el 28-09-2026; cero advertencias y cero errores.</w:t>
-            </w:r>
-          </w:p>
-        </w:tc>
-      </w:tr>
-      <w:tr>
-        <w:trPr>
-          <w:cantSplit/>
-        </w:trPr>
-        <w:tc>
-          <w:tcPr>
-            <w:tcW w:type="dxa" w:w="2160"/>
-            <w:shd w:fill="FFFFFF"/>
-            <w:tcBorders>
-              <w:top w:val="single" w:sz="4" w:space="0" w:color="000000"/>
-              <w:left w:val="single" w:sz="4" w:space="0" w:color="000000"/>
-              <w:bottom w:val="single" w:sz="4" w:space="0" w:color="000000"/>
-              <w:right w:val="single" w:sz="4" w:space="0" w:color="000000"/>
-              <w:insideH w:val="single" w:sz="4" w:space="0" w:color="000000"/>
-              <w:insideV w:val="single" w:sz="4" w:space="0" w:color="000000"/>
-            </w:tcBorders>
-            <w:tcMar>
-              <w:top w:w="80" w:type="dxa"/>
-              <w:start w:w="100" w:type="dxa"/>
-              <w:bottom w:w="80" w:type="dxa"/>
-              <w:end w:w="100" w:type="dxa"/>
-            </w:tcMar>
-            <w:vAlign w:val="center"/>
-          </w:tcPr>
-          <w:p>
-            <w:r>
-              <w:rPr>
-                <w:rFonts w:ascii="Arial" w:hAnsi="Arial" w:eastAsia="Arial"/>
-                <w:color w:val="000000"/>
-                <w:sz w:val="22"/>
-              </w:rPr>
-              <w:t>IT-API-01</w:t>
-            </w:r>
-          </w:p>
-        </w:tc>
-        <w:tc>
-          <w:tcPr>
-            <w:tcW w:type="dxa" w:w="2160"/>
-            <w:shd w:fill="FFFFFF"/>
-            <w:tcBorders>
-              <w:top w:val="single" w:sz="4" w:space="0" w:color="000000"/>
-              <w:left w:val="single" w:sz="4" w:space="0" w:color="000000"/>
-              <w:bottom w:val="single" w:sz="4" w:space="0" w:color="000000"/>
-              <w:right w:val="single" w:sz="4" w:space="0" w:color="000000"/>
-              <w:insideH w:val="single" w:sz="4" w:space="0" w:color="000000"/>
-              <w:insideV w:val="single" w:sz="4" w:space="0" w:color="000000"/>
-            </w:tcBorders>
-            <w:tcMar>
-              <w:top w:w="80" w:type="dxa"/>
-              <w:start w:w="100" w:type="dxa"/>
-              <w:bottom w:w="80" w:type="dxa"/>
-              <w:end w:w="100" w:type="dxa"/>
-            </w:tcMar>
-            <w:vAlign w:val="center"/>
-          </w:tcPr>
-          <w:p>
-            <w:r>
-              <w:rPr>
-                <w:rFonts w:ascii="Arial" w:hAnsi="Arial" w:eastAsia="Arial"/>
-                <w:color w:val="000000"/>
-                <w:sz w:val="22"/>
-              </w:rPr>
-              <w:t>Registrar por API una venta de una unidad de P-001 en Supabase de desarrollo.</w:t>
-            </w:r>
-          </w:p>
-        </w:tc>
-        <w:tc>
-          <w:tcPr>
-            <w:tcW w:type="dxa" w:w="2160"/>
-            <w:shd w:fill="FFFFFF"/>
-            <w:tcBorders>
-              <w:top w:val="single" w:sz="4" w:space="0" w:color="000000"/>
-              <w:left w:val="single" w:sz="4" w:space="0" w:color="000000"/>
-              <w:bottom w:val="single" w:sz="4" w:space="0" w:color="000000"/>
-              <w:right w:val="single" w:sz="4" w:space="0" w:color="000000"/>
-              <w:insideH w:val="single" w:sz="4" w:space="0" w:color="000000"/>
-              <w:insideV w:val="single" w:sz="4" w:space="0" w:color="000000"/>
-            </w:tcBorders>
-            <w:tcMar>
-              <w:top w:w="80" w:type="dxa"/>
-              <w:start w:w="100" w:type="dxa"/>
-              <w:bottom w:w="80" w:type="dxa"/>
-              <w:end w:w="100" w:type="dxa"/>
-            </w:tcMar>
-            <w:vAlign w:val="center"/>
-          </w:tcPr>
-          <w:p>
-            <w:r>
-              <w:rPr>
-                <w:rFonts w:ascii="Arial" w:hAnsi="Arial" w:eastAsia="Arial"/>
-                <w:color w:val="000000"/>
-                <w:sz w:val="22"/>
-              </w:rPr>
-              <w:t>Stock disminuye exactamente una unidad.</w:t>
-            </w:r>
-          </w:p>
-        </w:tc>
-        <w:tc>
-          <w:tcPr>
-            <w:tcW w:type="dxa" w:w="2160"/>
-            <w:shd w:fill="FFFFFF"/>
-            <w:tcBorders>
-              <w:top w:val="single" w:sz="4" w:space="0" w:color="000000"/>
-              <w:left w:val="single" w:sz="4" w:space="0" w:color="000000"/>
-              <w:bottom w:val="single" w:sz="4" w:space="0" w:color="000000"/>
-              <w:right w:val="single" w:sz="4" w:space="0" w:color="000000"/>
-              <w:insideH w:val="single" w:sz="4" w:space="0" w:color="000000"/>
-              <w:insideV w:val="single" w:sz="4" w:space="0" w:color="000000"/>
-            </w:tcBorders>
-            <w:tcMar>
-              <w:top w:w="80" w:type="dxa"/>
-              <w:start w:w="100" w:type="dxa"/>
-              <w:bottom w:w="80" w:type="dxa"/>
-              <w:end w:w="100" w:type="dxa"/>
-            </w:tcMar>
-            <w:vAlign w:val="center"/>
-          </w:tcPr>
-          <w:p>
-            <w:r>
-              <w:rPr>
-                <w:rFonts w:ascii="Arial" w:hAnsi="Arial" w:eastAsia="Arial"/>
-                <w:color w:val="000000"/>
-                <w:sz w:val="22"/>
-              </w:rPr>
-              <w:t>Pendiente: requiere proyecto, conexión y prueba sobre base de desarrollo.</w:t>
-            </w:r>
-          </w:p>
-        </w:tc>
-      </w:tr>
-      <w:tr>
-        <w:trPr>
-          <w:cantSplit/>
-        </w:trPr>
-        <w:tc>
-          <w:tcPr>
-            <w:tcW w:type="dxa" w:w="2160"/>
-            <w:shd w:fill="FFFFFF"/>
-            <w:tcBorders>
-              <w:top w:val="single" w:sz="4" w:space="0" w:color="000000"/>
-              <w:left w:val="single" w:sz="4" w:space="0" w:color="000000"/>
-              <w:bottom w:val="single" w:sz="4" w:space="0" w:color="000000"/>
-              <w:right w:val="single" w:sz="4" w:space="0" w:color="000000"/>
-              <w:insideH w:val="single" w:sz="4" w:space="0" w:color="000000"/>
-              <w:insideV w:val="single" w:sz="4" w:space="0" w:color="000000"/>
-            </w:tcBorders>
-            <w:tcMar>
-              <w:top w:w="80" w:type="dxa"/>
-              <w:start w:w="100" w:type="dxa"/>
-              <w:bottom w:w="80" w:type="dxa"/>
-              <w:end w:w="100" w:type="dxa"/>
-            </w:tcMar>
-            <w:vAlign w:val="center"/>
-          </w:tcPr>
-          <w:p>
-            <w:r>
-              <w:rPr>
-                <w:rFonts w:ascii="Arial" w:hAnsi="Arial" w:eastAsia="Arial"/>
-                <w:color w:val="000000"/>
-                <w:sz w:val="22"/>
-              </w:rPr>
-              <w:t>IT-API-02</w:t>
-            </w:r>
-          </w:p>
-        </w:tc>
-        <w:tc>
-          <w:tcPr>
-            <w:tcW w:type="dxa" w:w="2160"/>
-            <w:shd w:fill="FFFFFF"/>
-            <w:tcBorders>
-              <w:top w:val="single" w:sz="4" w:space="0" w:color="000000"/>
-              <w:left w:val="single" w:sz="4" w:space="0" w:color="000000"/>
-              <w:bottom w:val="single" w:sz="4" w:space="0" w:color="000000"/>
-              <w:right w:val="single" w:sz="4" w:space="0" w:color="000000"/>
-              <w:insideH w:val="single" w:sz="4" w:space="0" w:color="000000"/>
-              <w:insideV w:val="single" w:sz="4" w:space="0" w:color="000000"/>
-            </w:tcBorders>
-            <w:tcMar>
-              <w:top w:w="80" w:type="dxa"/>
-              <w:start w:w="100" w:type="dxa"/>
-              <w:bottom w:w="80" w:type="dxa"/>
-              <w:end w:w="100" w:type="dxa"/>
-            </w:tcMar>
-            <w:vAlign w:val="center"/>
-          </w:tcPr>
-          <w:p>
-            <w:r>
-              <w:rPr>
-                <w:rFonts w:ascii="Arial" w:hAnsi="Arial" w:eastAsia="Arial"/>
-                <w:color w:val="000000"/>
-                <w:sz w:val="22"/>
-              </w:rPr>
-              <w:t>Solicitar por API una venta superior al stock en Supabase de desarrollo.</w:t>
-            </w:r>
-          </w:p>
-        </w:tc>
-        <w:tc>
-          <w:tcPr>
-            <w:tcW w:type="dxa" w:w="2160"/>
-            <w:shd w:fill="FFFFFF"/>
-            <w:tcBorders>
-              <w:top w:val="single" w:sz="4" w:space="0" w:color="000000"/>
-              <w:left w:val="single" w:sz="4" w:space="0" w:color="000000"/>
-              <w:bottom w:val="single" w:sz="4" w:space="0" w:color="000000"/>
-              <w:right w:val="single" w:sz="4" w:space="0" w:color="000000"/>
-              <w:insideH w:val="single" w:sz="4" w:space="0" w:color="000000"/>
-              <w:insideV w:val="single" w:sz="4" w:space="0" w:color="000000"/>
-            </w:tcBorders>
-            <w:tcMar>
-              <w:top w:w="80" w:type="dxa"/>
-              <w:start w:w="100" w:type="dxa"/>
-              <w:bottom w:w="80" w:type="dxa"/>
-              <w:end w:w="100" w:type="dxa"/>
-            </w:tcMar>
-            <w:vAlign w:val="center"/>
-          </w:tcPr>
-          <w:p>
-            <w:r>
-              <w:rPr>
-                <w:rFonts w:ascii="Arial" w:hAnsi="Arial" w:eastAsia="Arial"/>
-                <w:color w:val="000000"/>
-                <w:sz w:val="22"/>
-              </w:rPr>
-              <w:t>HTTP 400 y stock sin cambios.</w:t>
-            </w:r>
-          </w:p>
-        </w:tc>
-        <w:tc>
-          <w:tcPr>
-            <w:tcW w:type="dxa" w:w="2160"/>
-            <w:shd w:fill="FFFFFF"/>
-            <w:tcBorders>
-              <w:top w:val="single" w:sz="4" w:space="0" w:color="000000"/>
-              <w:left w:val="single" w:sz="4" w:space="0" w:color="000000"/>
-              <w:bottom w:val="single" w:sz="4" w:space="0" w:color="000000"/>
-              <w:right w:val="single" w:sz="4" w:space="0" w:color="000000"/>
-              <w:insideH w:val="single" w:sz="4" w:space="0" w:color="000000"/>
-              <w:insideV w:val="single" w:sz="4" w:space="0" w:color="000000"/>
-            </w:tcBorders>
-            <w:tcMar>
-              <w:top w:w="80" w:type="dxa"/>
-              <w:start w:w="100" w:type="dxa"/>
-              <w:bottom w:w="80" w:type="dxa"/>
-              <w:end w:w="100" w:type="dxa"/>
-            </w:tcMar>
-            <w:vAlign w:val="center"/>
-          </w:tcPr>
-          <w:p>
-            <w:r>
-              <w:rPr>
-                <w:rFonts w:ascii="Arial" w:hAnsi="Arial" w:eastAsia="Arial"/>
-                <w:color w:val="000000"/>
-                <w:sz w:val="22"/>
-              </w:rPr>
-              <w:t>Pendiente: requiere proyecto, conexión y prueba sobre base de desarrollo.</w:t>
-            </w:r>
-          </w:p>
-        </w:tc>
-      </w:tr>
-    </w:tbl>
-    <w:p/>
-    <w:p>
-      <w:pPr>
-        <w:pStyle w:val="Heading1"/>
-        <w:keepNext/>
-        <w:keepLines/>
-      </w:pPr>
-      <w:r>
-        <w:rPr>
-          <w:rFonts w:ascii="Arial" w:hAnsi="Arial" w:eastAsia="Arial"/>
-          <w:color w:val="000000"/>
-          <w:sz w:val="22"/>
-        </w:rPr>
-        <w:t>3. Aceptación de interfaz pendiente</w:t>
-      </w:r>
-    </w:p>
-    <w:tbl>
-      <w:tblPr>
-        <w:tblStyle w:val="TableGrid"/>
-        <w:tblW w:type="auto" w:w="0"/>
-        <w:jc w:val="center"/>
-        <w:tblLook w:firstColumn="1" w:firstRow="1" w:lastColumn="0" w:lastRow="0" w:noHBand="0" w:noVBand="1" w:val="04A0"/>
-      </w:tblPr>
-      <w:tblGrid>
-        <w:gridCol w:w="2160"/>
-        <w:gridCol w:w="2160"/>
-        <w:gridCol w:w="2160"/>
-        <w:gridCol w:w="2160"/>
-      </w:tblGrid>
-      <w:tr>
-        <w:trPr>
-          <w:cantSplit/>
-          <w:tblHeader w:val="true"/>
-        </w:trPr>
-        <w:tc>
-          <w:tcPr>
-            <w:tcW w:type="dxa" w:w="2160"/>
-            <w:shd w:fill="000000"/>
-            <w:tcBorders>
-              <w:top w:val="single" w:sz="4" w:space="0" w:color="000000"/>
-              <w:left w:val="single" w:sz="4" w:space="0" w:color="000000"/>
-              <w:bottom w:val="single" w:sz="4" w:space="0" w:color="000000"/>
-              <w:right w:val="single" w:sz="4" w:space="0" w:color="000000"/>
-              <w:insideH w:val="single" w:sz="4" w:space="0" w:color="000000"/>
-              <w:insideV w:val="single" w:sz="4" w:space="0" w:color="000000"/>
-            </w:tcBorders>
-            <w:tcMar>
-              <w:top w:w="80" w:type="dxa"/>
-              <w:start w:w="100" w:type="dxa"/>
-              <w:bottom w:w="80" w:type="dxa"/>
-              <w:end w:w="100" w:type="dxa"/>
-            </w:tcMar>
-          </w:tcPr>
-          <w:p>
-            <w:pPr>
-              <w:keepNext/>
-            </w:pPr>
-            <w:r>
-              <w:rPr>
-                <w:rFonts w:ascii="Arial" w:hAnsi="Arial" w:eastAsia="Arial"/>
-                <w:b/>
-                <w:color w:val="FFFFFF"/>
-                <w:sz w:val="22"/>
-              </w:rPr>
-              <w:t>ID</w:t>
-            </w:r>
-          </w:p>
-        </w:tc>
-        <w:tc>
-          <w:tcPr>
-            <w:tcW w:type="dxa" w:w="2160"/>
-            <w:shd w:fill="000000"/>
-            <w:tcBorders>
-              <w:top w:val="single" w:sz="4" w:space="0" w:color="000000"/>
-              <w:left w:val="single" w:sz="4" w:space="0" w:color="000000"/>
-              <w:bottom w:val="single" w:sz="4" w:space="0" w:color="000000"/>
-              <w:right w:val="single" w:sz="4" w:space="0" w:color="000000"/>
-              <w:insideH w:val="single" w:sz="4" w:space="0" w:color="000000"/>
-              <w:insideV w:val="single" w:sz="4" w:space="0" w:color="000000"/>
-            </w:tcBorders>
-            <w:tcMar>
-              <w:top w:w="80" w:type="dxa"/>
-              <w:start w:w="100" w:type="dxa"/>
-              <w:bottom w:w="80" w:type="dxa"/>
-              <w:end w:w="100" w:type="dxa"/>
-            </w:tcMar>
-          </w:tcPr>
-          <w:p>
-            <w:pPr>
-              <w:keepNext/>
-            </w:pPr>
-            <w:r>
-              <w:rPr>
-                <w:rFonts w:ascii="Arial" w:hAnsi="Arial" w:eastAsia="Arial"/>
-                <w:b/>
-                <w:color w:val="FFFFFF"/>
-                <w:sz w:val="22"/>
-              </w:rPr>
-              <w:t>Acción</w:t>
-            </w:r>
-          </w:p>
-        </w:tc>
-        <w:tc>
-          <w:tcPr>
-            <w:tcW w:type="dxa" w:w="2160"/>
-            <w:shd w:fill="000000"/>
-            <w:tcBorders>
-              <w:top w:val="single" w:sz="4" w:space="0" w:color="000000"/>
-              <w:left w:val="single" w:sz="4" w:space="0" w:color="000000"/>
-              <w:bottom w:val="single" w:sz="4" w:space="0" w:color="000000"/>
-              <w:right w:val="single" w:sz="4" w:space="0" w:color="000000"/>
-              <w:insideH w:val="single" w:sz="4" w:space="0" w:color="000000"/>
-              <w:insideV w:val="single" w:sz="4" w:space="0" w:color="000000"/>
-            </w:tcBorders>
-            <w:tcMar>
-              <w:top w:w="80" w:type="dxa"/>
-              <w:start w:w="100" w:type="dxa"/>
-              <w:bottom w:w="80" w:type="dxa"/>
-              <w:end w:w="100" w:type="dxa"/>
-            </w:tcMar>
-          </w:tcPr>
-          <w:p>
-            <w:pPr>
-              <w:keepNext/>
-            </w:pPr>
-            <w:r>
-              <w:rPr>
-                <w:rFonts w:ascii="Arial" w:hAnsi="Arial" w:eastAsia="Arial"/>
-                <w:b/>
-                <w:color w:val="FFFFFF"/>
-                <w:sz w:val="22"/>
-              </w:rPr>
-              <w:t>Resultado esperado</w:t>
-            </w:r>
-          </w:p>
-        </w:tc>
-        <w:tc>
-          <w:tcPr>
-            <w:tcW w:type="dxa" w:w="2160"/>
-            <w:shd w:fill="000000"/>
-            <w:tcBorders>
-              <w:top w:val="single" w:sz="4" w:space="0" w:color="000000"/>
-              <w:left w:val="single" w:sz="4" w:space="0" w:color="000000"/>
-              <w:bottom w:val="single" w:sz="4" w:space="0" w:color="000000"/>
-              <w:right w:val="single" w:sz="4" w:space="0" w:color="000000"/>
-              <w:insideH w:val="single" w:sz="4" w:space="0" w:color="000000"/>
-              <w:insideV w:val="single" w:sz="4" w:space="0" w:color="000000"/>
-            </w:tcBorders>
-            <w:tcMar>
-              <w:top w:w="80" w:type="dxa"/>
-              <w:start w:w="100" w:type="dxa"/>
-              <w:bottom w:w="80" w:type="dxa"/>
-              <w:end w:w="100" w:type="dxa"/>
-            </w:tcMar>
-          </w:tcPr>
-          <w:p>
-            <w:pPr>
-              <w:keepNext/>
-            </w:pPr>
-            <w:r>
-              <w:rPr>
-                <w:rFonts w:ascii="Arial" w:hAnsi="Arial" w:eastAsia="Arial"/>
-                <w:b/>
-                <w:color w:val="FFFFFF"/>
-                <w:sz w:val="22"/>
-              </w:rPr>
-              <w:t>Estado</w:t>
-            </w:r>
-          </w:p>
-        </w:tc>
-      </w:tr>
-      <w:tr>
-        <w:trPr>
-          <w:cantSplit/>
-        </w:trPr>
-        <w:tc>
-          <w:tcPr>
-            <w:tcW w:type="dxa" w:w="2160"/>
-            <w:shd w:fill="FFFFFF"/>
-            <w:tcBorders>
-              <w:top w:val="single" w:sz="4" w:space="0" w:color="000000"/>
-              <w:left w:val="single" w:sz="4" w:space="0" w:color="000000"/>
-              <w:bottom w:val="single" w:sz="4" w:space="0" w:color="000000"/>
-              <w:right w:val="single" w:sz="4" w:space="0" w:color="000000"/>
-              <w:insideH w:val="single" w:sz="4" w:space="0" w:color="000000"/>
-              <w:insideV w:val="single" w:sz="4" w:space="0" w:color="000000"/>
-            </w:tcBorders>
-            <w:tcMar>
-              <w:top w:w="80" w:type="dxa"/>
-              <w:start w:w="100" w:type="dxa"/>
-              <w:bottom w:w="80" w:type="dxa"/>
-              <w:end w:w="100" w:type="dxa"/>
-            </w:tcMar>
-            <w:vAlign w:val="center"/>
-          </w:tcPr>
-          <w:p>
-            <w:r>
-              <w:rPr>
-                <w:rFonts w:ascii="Arial" w:hAnsi="Arial" w:eastAsia="Arial"/>
-                <w:color w:val="000000"/>
-                <w:sz w:val="22"/>
-              </w:rPr>
-              <w:t>UI-01</w:t>
-            </w:r>
-          </w:p>
-        </w:tc>
-        <w:tc>
-          <w:tcPr>
-            <w:tcW w:type="dxa" w:w="2160"/>
-            <w:shd w:fill="FFFFFF"/>
-            <w:tcBorders>
-              <w:top w:val="single" w:sz="4" w:space="0" w:color="000000"/>
-              <w:left w:val="single" w:sz="4" w:space="0" w:color="000000"/>
-              <w:bottom w:val="single" w:sz="4" w:space="0" w:color="000000"/>
-              <w:right w:val="single" w:sz="4" w:space="0" w:color="000000"/>
-              <w:insideH w:val="single" w:sz="4" w:space="0" w:color="000000"/>
-              <w:insideV w:val="single" w:sz="4" w:space="0" w:color="000000"/>
-            </w:tcBorders>
-            <w:tcMar>
-              <w:top w:w="80" w:type="dxa"/>
-              <w:start w:w="100" w:type="dxa"/>
-              <w:bottom w:w="80" w:type="dxa"/>
-              <w:end w:w="100" w:type="dxa"/>
-            </w:tcMar>
-            <w:vAlign w:val="center"/>
-          </w:tcPr>
-          <w:p>
-            <w:r>
-              <w:rPr>
-                <w:rFonts w:ascii="Arial" w:hAnsi="Arial" w:eastAsia="Arial"/>
-                <w:color w:val="000000"/>
-                <w:sz w:val="22"/>
-              </w:rPr>
-              <w:t>Abrir Dashboard.</w:t>
-            </w:r>
-          </w:p>
-        </w:tc>
-        <w:tc>
-          <w:tcPr>
-            <w:tcW w:type="dxa" w:w="2160"/>
-            <w:shd w:fill="FFFFFF"/>
-            <w:tcBorders>
-              <w:top w:val="single" w:sz="4" w:space="0" w:color="000000"/>
-              <w:left w:val="single" w:sz="4" w:space="0" w:color="000000"/>
-              <w:bottom w:val="single" w:sz="4" w:space="0" w:color="000000"/>
-              <w:right w:val="single" w:sz="4" w:space="0" w:color="000000"/>
-              <w:insideH w:val="single" w:sz="4" w:space="0" w:color="000000"/>
-              <w:insideV w:val="single" w:sz="4" w:space="0" w:color="000000"/>
-            </w:tcBorders>
-            <w:tcMar>
-              <w:top w:w="80" w:type="dxa"/>
-              <w:start w:w="100" w:type="dxa"/>
-              <w:bottom w:w="80" w:type="dxa"/>
-              <w:end w:w="100" w:type="dxa"/>
-            </w:tcMar>
-            <w:vAlign w:val="center"/>
-          </w:tcPr>
-          <w:p>
-            <w:r>
-              <w:rPr>
-                <w:rFonts w:ascii="Arial" w:hAnsi="Arial" w:eastAsia="Arial"/>
-                <w:color w:val="000000"/>
-                <w:sz w:val="22"/>
-              </w:rPr>
-              <w:t>Indicadores, actividad y alertas visibles.</w:t>
-            </w:r>
-          </w:p>
-        </w:tc>
-        <w:tc>
-          <w:tcPr>
-            <w:tcW w:type="dxa" w:w="2160"/>
-            <w:shd w:fill="FFFFFF"/>
-            <w:tcBorders>
-              <w:top w:val="single" w:sz="4" w:space="0" w:color="000000"/>
-              <w:left w:val="single" w:sz="4" w:space="0" w:color="000000"/>
-              <w:bottom w:val="single" w:sz="4" w:space="0" w:color="000000"/>
-              <w:right w:val="single" w:sz="4" w:space="0" w:color="000000"/>
-              <w:insideH w:val="single" w:sz="4" w:space="0" w:color="000000"/>
-              <w:insideV w:val="single" w:sz="4" w:space="0" w:color="000000"/>
-            </w:tcBorders>
-            <w:tcMar>
-              <w:top w:w="80" w:type="dxa"/>
-              <w:start w:w="100" w:type="dxa"/>
-              <w:bottom w:w="80" w:type="dxa"/>
-              <w:end w:w="100" w:type="dxa"/>
-            </w:tcMar>
-            <w:vAlign w:val="center"/>
-          </w:tcPr>
-          <w:p>
-            <w:r>
-              <w:rPr>
-                <w:rFonts w:ascii="Arial" w:hAnsi="Arial" w:eastAsia="Arial"/>
-                <w:color w:val="000000"/>
-                <w:sz w:val="22"/>
-              </w:rPr>
-              <w:t>Pendiente de revisión del equipo.</w:t>
-            </w:r>
-          </w:p>
-        </w:tc>
-      </w:tr>
-      <w:tr>
-        <w:trPr>
-          <w:cantSplit/>
-        </w:trPr>
-        <w:tc>
-          <w:tcPr>
-            <w:tcW w:type="dxa" w:w="2160"/>
-            <w:shd w:fill="FFFFFF"/>
-            <w:tcBorders>
-              <w:top w:val="single" w:sz="4" w:space="0" w:color="000000"/>
-              <w:left w:val="single" w:sz="4" w:space="0" w:color="000000"/>
-              <w:bottom w:val="single" w:sz="4" w:space="0" w:color="000000"/>
-              <w:right w:val="single" w:sz="4" w:space="0" w:color="000000"/>
-              <w:insideH w:val="single" w:sz="4" w:space="0" w:color="000000"/>
-              <w:insideV w:val="single" w:sz="4" w:space="0" w:color="000000"/>
-            </w:tcBorders>
-            <w:tcMar>
-              <w:top w:w="80" w:type="dxa"/>
-              <w:start w:w="100" w:type="dxa"/>
-              <w:bottom w:w="80" w:type="dxa"/>
-              <w:end w:w="100" w:type="dxa"/>
-            </w:tcMar>
-            <w:vAlign w:val="center"/>
-          </w:tcPr>
-          <w:p>
-            <w:r>
-              <w:rPr>
-                <w:rFonts w:ascii="Arial" w:hAnsi="Arial" w:eastAsia="Arial"/>
-                <w:color w:val="000000"/>
-                <w:sz w:val="22"/>
-              </w:rPr>
-              <w:t>UI-02</w:t>
-            </w:r>
-          </w:p>
-        </w:tc>
-        <w:tc>
-          <w:tcPr>
-            <w:tcW w:type="dxa" w:w="2160"/>
-            <w:shd w:fill="FFFFFF"/>
-            <w:tcBorders>
-              <w:top w:val="single" w:sz="4" w:space="0" w:color="000000"/>
-              <w:left w:val="single" w:sz="4" w:space="0" w:color="000000"/>
-              <w:bottom w:val="single" w:sz="4" w:space="0" w:color="000000"/>
-              <w:right w:val="single" w:sz="4" w:space="0" w:color="000000"/>
-              <w:insideH w:val="single" w:sz="4" w:space="0" w:color="000000"/>
-              <w:insideV w:val="single" w:sz="4" w:space="0" w:color="000000"/>
-            </w:tcBorders>
-            <w:tcMar>
-              <w:top w:w="80" w:type="dxa"/>
-              <w:start w:w="100" w:type="dxa"/>
-              <w:bottom w:w="80" w:type="dxa"/>
-              <w:end w:w="100" w:type="dxa"/>
-            </w:tcMar>
-            <w:vAlign w:val="center"/>
-          </w:tcPr>
-          <w:p>
-            <w:r>
-              <w:rPr>
-                <w:rFonts w:ascii="Arial" w:hAnsi="Arial" w:eastAsia="Arial"/>
-                <w:color w:val="000000"/>
-                <w:sz w:val="22"/>
-              </w:rPr>
-              <w:t>Crear y editar un producto.</w:t>
-            </w:r>
-          </w:p>
-        </w:tc>
-        <w:tc>
-          <w:tcPr>
-            <w:tcW w:type="dxa" w:w="2160"/>
-            <w:shd w:fill="FFFFFF"/>
-            <w:tcBorders>
-              <w:top w:val="single" w:sz="4" w:space="0" w:color="000000"/>
-              <w:left w:val="single" w:sz="4" w:space="0" w:color="000000"/>
-              <w:bottom w:val="single" w:sz="4" w:space="0" w:color="000000"/>
-              <w:right w:val="single" w:sz="4" w:space="0" w:color="000000"/>
-              <w:insideH w:val="single" w:sz="4" w:space="0" w:color="000000"/>
-              <w:insideV w:val="single" w:sz="4" w:space="0" w:color="000000"/>
-            </w:tcBorders>
-            <w:tcMar>
-              <w:top w:w="80" w:type="dxa"/>
-              <w:start w:w="100" w:type="dxa"/>
-              <w:bottom w:w="80" w:type="dxa"/>
-              <w:end w:w="100" w:type="dxa"/>
-            </w:tcMar>
-            <w:vAlign w:val="center"/>
-          </w:tcPr>
-          <w:p>
-            <w:r>
-              <w:rPr>
-                <w:rFonts w:ascii="Arial" w:hAnsi="Arial" w:eastAsia="Arial"/>
-                <w:color w:val="000000"/>
-                <w:sz w:val="22"/>
-              </w:rPr>
-              <w:t>Cambios visibles en catálogo e inventario.</w:t>
-            </w:r>
-          </w:p>
-        </w:tc>
-        <w:tc>
-          <w:tcPr>
-            <w:tcW w:type="dxa" w:w="2160"/>
-            <w:shd w:fill="FFFFFF"/>
-            <w:tcBorders>
-              <w:top w:val="single" w:sz="4" w:space="0" w:color="000000"/>
-              <w:left w:val="single" w:sz="4" w:space="0" w:color="000000"/>
-              <w:bottom w:val="single" w:sz="4" w:space="0" w:color="000000"/>
-              <w:right w:val="single" w:sz="4" w:space="0" w:color="000000"/>
-              <w:insideH w:val="single" w:sz="4" w:space="0" w:color="000000"/>
-              <w:insideV w:val="single" w:sz="4" w:space="0" w:color="000000"/>
-            </w:tcBorders>
-            <w:tcMar>
-              <w:top w:w="80" w:type="dxa"/>
-              <w:start w:w="100" w:type="dxa"/>
-              <w:bottom w:w="80" w:type="dxa"/>
-              <w:end w:w="100" w:type="dxa"/>
-            </w:tcMar>
-            <w:vAlign w:val="center"/>
-          </w:tcPr>
-          <w:p>
-            <w:r>
-              <w:rPr>
-                <w:rFonts w:ascii="Arial" w:hAnsi="Arial" w:eastAsia="Arial"/>
-                <w:color w:val="000000"/>
-                <w:sz w:val="22"/>
-              </w:rPr>
-              <w:t>Pendiente de revisión del equipo.</w:t>
-            </w:r>
-          </w:p>
-        </w:tc>
-      </w:tr>
-      <w:tr>
-        <w:trPr>
-          <w:cantSplit/>
-        </w:trPr>
-        <w:tc>
-          <w:tcPr>
-            <w:tcW w:type="dxa" w:w="2160"/>
-            <w:shd w:fill="FFFFFF"/>
-            <w:tcBorders>
-              <w:top w:val="single" w:sz="4" w:space="0" w:color="000000"/>
-              <w:left w:val="single" w:sz="4" w:space="0" w:color="000000"/>
-              <w:bottom w:val="single" w:sz="4" w:space="0" w:color="000000"/>
-              <w:right w:val="single" w:sz="4" w:space="0" w:color="000000"/>
-              <w:insideH w:val="single" w:sz="4" w:space="0" w:color="000000"/>
-              <w:insideV w:val="single" w:sz="4" w:space="0" w:color="000000"/>
-            </w:tcBorders>
-            <w:tcMar>
-              <w:top w:w="80" w:type="dxa"/>
-              <w:start w:w="100" w:type="dxa"/>
-              <w:bottom w:w="80" w:type="dxa"/>
-              <w:end w:w="100" w:type="dxa"/>
-            </w:tcMar>
-            <w:vAlign w:val="center"/>
-          </w:tcPr>
-          <w:p>
-            <w:r>
-              <w:rPr>
-                <w:rFonts w:ascii="Arial" w:hAnsi="Arial" w:eastAsia="Arial"/>
-                <w:color w:val="000000"/>
-                <w:sz w:val="22"/>
-              </w:rPr>
-              <w:t>UI-03</w:t>
-            </w:r>
-          </w:p>
-        </w:tc>
-        <w:tc>
-          <w:tcPr>
-            <w:tcW w:type="dxa" w:w="2160"/>
-            <w:shd w:fill="FFFFFF"/>
-            <w:tcBorders>
-              <w:top w:val="single" w:sz="4" w:space="0" w:color="000000"/>
-              <w:left w:val="single" w:sz="4" w:space="0" w:color="000000"/>
-              <w:bottom w:val="single" w:sz="4" w:space="0" w:color="000000"/>
-              <w:right w:val="single" w:sz="4" w:space="0" w:color="000000"/>
-              <w:insideH w:val="single" w:sz="4" w:space="0" w:color="000000"/>
-              <w:insideV w:val="single" w:sz="4" w:space="0" w:color="000000"/>
-            </w:tcBorders>
-            <w:tcMar>
-              <w:top w:w="80" w:type="dxa"/>
-              <w:start w:w="100" w:type="dxa"/>
-              <w:bottom w:w="80" w:type="dxa"/>
-              <w:end w:w="100" w:type="dxa"/>
-            </w:tcMar>
-            <w:vAlign w:val="center"/>
-          </w:tcPr>
-          <w:p>
-            <w:r>
-              <w:rPr>
-                <w:rFonts w:ascii="Arial" w:hAnsi="Arial" w:eastAsia="Arial"/>
-                <w:color w:val="000000"/>
-                <w:sz w:val="22"/>
-              </w:rPr>
-              <w:t>Aplicar filtro Bajo.</w:t>
-            </w:r>
-          </w:p>
-        </w:tc>
-        <w:tc>
-          <w:tcPr>
-            <w:tcW w:type="dxa" w:w="2160"/>
-            <w:shd w:fill="FFFFFF"/>
-            <w:tcBorders>
-              <w:top w:val="single" w:sz="4" w:space="0" w:color="000000"/>
-              <w:left w:val="single" w:sz="4" w:space="0" w:color="000000"/>
-              <w:bottom w:val="single" w:sz="4" w:space="0" w:color="000000"/>
-              <w:right w:val="single" w:sz="4" w:space="0" w:color="000000"/>
-              <w:insideH w:val="single" w:sz="4" w:space="0" w:color="000000"/>
-              <w:insideV w:val="single" w:sz="4" w:space="0" w:color="000000"/>
-            </w:tcBorders>
-            <w:tcMar>
-              <w:top w:w="80" w:type="dxa"/>
-              <w:start w:w="100" w:type="dxa"/>
-              <w:bottom w:w="80" w:type="dxa"/>
-              <w:end w:w="100" w:type="dxa"/>
-            </w:tcMar>
-            <w:vAlign w:val="center"/>
-          </w:tcPr>
-          <w:p>
-            <w:r>
-              <w:rPr>
-                <w:rFonts w:ascii="Arial" w:hAnsi="Arial" w:eastAsia="Arial"/>
-                <w:color w:val="000000"/>
-                <w:sz w:val="22"/>
-              </w:rPr>
-              <w:t>Solo productos con stock menor o igual al mínimo.</w:t>
-            </w:r>
-          </w:p>
-        </w:tc>
-        <w:tc>
-          <w:tcPr>
-            <w:tcW w:type="dxa" w:w="2160"/>
-            <w:shd w:fill="FFFFFF"/>
-            <w:tcBorders>
-              <w:top w:val="single" w:sz="4" w:space="0" w:color="000000"/>
-              <w:left w:val="single" w:sz="4" w:space="0" w:color="000000"/>
-              <w:bottom w:val="single" w:sz="4" w:space="0" w:color="000000"/>
-              <w:right w:val="single" w:sz="4" w:space="0" w:color="000000"/>
-              <w:insideH w:val="single" w:sz="4" w:space="0" w:color="000000"/>
-              <w:insideV w:val="single" w:sz="4" w:space="0" w:color="000000"/>
-            </w:tcBorders>
-            <w:tcMar>
-              <w:top w:w="80" w:type="dxa"/>
-              <w:start w:w="100" w:type="dxa"/>
-              <w:bottom w:w="80" w:type="dxa"/>
-              <w:end w:w="100" w:type="dxa"/>
-            </w:tcMar>
-            <w:vAlign w:val="center"/>
-          </w:tcPr>
-          <w:p>
-            <w:r>
-              <w:rPr>
-                <w:rFonts w:ascii="Arial" w:hAnsi="Arial" w:eastAsia="Arial"/>
-                <w:color w:val="000000"/>
-                <w:sz w:val="22"/>
-              </w:rPr>
-              <w:t>Pendiente de revisión del equipo.</w:t>
-            </w:r>
-          </w:p>
-        </w:tc>
-      </w:tr>
-      <w:tr>
-        <w:trPr>
-          <w:cantSplit/>
-        </w:trPr>
-        <w:tc>
-          <w:tcPr>
-            <w:tcW w:type="dxa" w:w="2160"/>
-            <w:shd w:fill="FFFFFF"/>
-            <w:tcBorders>
-              <w:top w:val="single" w:sz="4" w:space="0" w:color="000000"/>
-              <w:left w:val="single" w:sz="4" w:space="0" w:color="000000"/>
-              <w:bottom w:val="single" w:sz="4" w:space="0" w:color="000000"/>
-              <w:right w:val="single" w:sz="4" w:space="0" w:color="000000"/>
-              <w:insideH w:val="single" w:sz="4" w:space="0" w:color="000000"/>
-              <w:insideV w:val="single" w:sz="4" w:space="0" w:color="000000"/>
-            </w:tcBorders>
-            <w:tcMar>
-              <w:top w:w="80" w:type="dxa"/>
-              <w:start w:w="100" w:type="dxa"/>
-              <w:bottom w:w="80" w:type="dxa"/>
-              <w:end w:w="100" w:type="dxa"/>
-            </w:tcMar>
-            <w:vAlign w:val="center"/>
-          </w:tcPr>
-          <w:p>
-            <w:r>
-              <w:rPr>
-                <w:rFonts w:ascii="Arial" w:hAnsi="Arial" w:eastAsia="Arial"/>
-                <w:color w:val="000000"/>
-                <w:sz w:val="22"/>
-              </w:rPr>
-              <w:t>UI-04</w:t>
-            </w:r>
-          </w:p>
-        </w:tc>
-        <w:tc>
-          <w:tcPr>
-            <w:tcW w:type="dxa" w:w="2160"/>
-            <w:shd w:fill="FFFFFF"/>
-            <w:tcBorders>
-              <w:top w:val="single" w:sz="4" w:space="0" w:color="000000"/>
-              <w:left w:val="single" w:sz="4" w:space="0" w:color="000000"/>
-              <w:bottom w:val="single" w:sz="4" w:space="0" w:color="000000"/>
-              <w:right w:val="single" w:sz="4" w:space="0" w:color="000000"/>
-              <w:insideH w:val="single" w:sz="4" w:space="0" w:color="000000"/>
-              <w:insideV w:val="single" w:sz="4" w:space="0" w:color="000000"/>
-            </w:tcBorders>
-            <w:tcMar>
-              <w:top w:w="80" w:type="dxa"/>
-              <w:start w:w="100" w:type="dxa"/>
-              <w:bottom w:w="80" w:type="dxa"/>
-              <w:end w:w="100" w:type="dxa"/>
-            </w:tcMar>
-            <w:vAlign w:val="center"/>
-          </w:tcPr>
-          <w:p>
-            <w:r>
-              <w:rPr>
-                <w:rFonts w:ascii="Arial" w:hAnsi="Arial" w:eastAsia="Arial"/>
-                <w:color w:val="000000"/>
-                <w:sz w:val="22"/>
-              </w:rPr>
-              <w:t>Registrar venta desde el carrito.</w:t>
-            </w:r>
-          </w:p>
-        </w:tc>
-        <w:tc>
-          <w:tcPr>
-            <w:tcW w:type="dxa" w:w="2160"/>
-            <w:shd w:fill="FFFFFF"/>
-            <w:tcBorders>
-              <w:top w:val="single" w:sz="4" w:space="0" w:color="000000"/>
-              <w:left w:val="single" w:sz="4" w:space="0" w:color="000000"/>
-              <w:bottom w:val="single" w:sz="4" w:space="0" w:color="000000"/>
-              <w:right w:val="single" w:sz="4" w:space="0" w:color="000000"/>
-              <w:insideH w:val="single" w:sz="4" w:space="0" w:color="000000"/>
-              <w:insideV w:val="single" w:sz="4" w:space="0" w:color="000000"/>
-            </w:tcBorders>
-            <w:tcMar>
-              <w:top w:w="80" w:type="dxa"/>
-              <w:start w:w="100" w:type="dxa"/>
-              <w:bottom w:w="80" w:type="dxa"/>
-              <w:end w:w="100" w:type="dxa"/>
-            </w:tcMar>
-            <w:vAlign w:val="center"/>
-          </w:tcPr>
-          <w:p>
-            <w:r>
-              <w:rPr>
-                <w:rFonts w:ascii="Arial" w:hAnsi="Arial" w:eastAsia="Arial"/>
-                <w:color w:val="000000"/>
-                <w:sz w:val="22"/>
-              </w:rPr>
-              <w:t>Confirmación y actualización de existencias.</w:t>
-            </w:r>
-          </w:p>
-        </w:tc>
-        <w:tc>
-          <w:tcPr>
-            <w:tcW w:type="dxa" w:w="2160"/>
-            <w:shd w:fill="FFFFFF"/>
-            <w:tcBorders>
-              <w:top w:val="single" w:sz="4" w:space="0" w:color="000000"/>
-              <w:left w:val="single" w:sz="4" w:space="0" w:color="000000"/>
-              <w:bottom w:val="single" w:sz="4" w:space="0" w:color="000000"/>
-              <w:right w:val="single" w:sz="4" w:space="0" w:color="000000"/>
-              <w:insideH w:val="single" w:sz="4" w:space="0" w:color="000000"/>
-              <w:insideV w:val="single" w:sz="4" w:space="0" w:color="000000"/>
-            </w:tcBorders>
-            <w:tcMar>
-              <w:top w:w="80" w:type="dxa"/>
-              <w:start w:w="100" w:type="dxa"/>
-              <w:bottom w:w="80" w:type="dxa"/>
-              <w:end w:w="100" w:type="dxa"/>
-            </w:tcMar>
-            <w:vAlign w:val="center"/>
-          </w:tcPr>
-          <w:p>
-            <w:r>
-              <w:rPr>
-                <w:rFonts w:ascii="Arial" w:hAnsi="Arial" w:eastAsia="Arial"/>
-                <w:color w:val="000000"/>
-                <w:sz w:val="22"/>
-              </w:rPr>
-              <w:t>Pendiente de revisión del equipo.</w:t>
-            </w:r>
-          </w:p>
-        </w:tc>
-      </w:tr>
-      <w:tr>
-        <w:trPr>
-          <w:cantSplit/>
-        </w:trPr>
-        <w:tc>
-          <w:tcPr>
-            <w:tcW w:type="dxa" w:w="2160"/>
-            <w:shd w:fill="FFFFFF"/>
-            <w:tcBorders>
-              <w:top w:val="single" w:sz="4" w:space="0" w:color="000000"/>
-              <w:left w:val="single" w:sz="4" w:space="0" w:color="000000"/>
-              <w:bottom w:val="single" w:sz="4" w:space="0" w:color="000000"/>
-              <w:right w:val="single" w:sz="4" w:space="0" w:color="000000"/>
-              <w:insideH w:val="single" w:sz="4" w:space="0" w:color="000000"/>
-              <w:insideV w:val="single" w:sz="4" w:space="0" w:color="000000"/>
-            </w:tcBorders>
-            <w:tcMar>
-              <w:top w:w="80" w:type="dxa"/>
-              <w:start w:w="100" w:type="dxa"/>
-              <w:bottom w:w="80" w:type="dxa"/>
-              <w:end w:w="100" w:type="dxa"/>
-            </w:tcMar>
-            <w:vAlign w:val="center"/>
-          </w:tcPr>
-          <w:p>
-            <w:r>
-              <w:rPr>
-                <w:rFonts w:ascii="Arial" w:hAnsi="Arial" w:eastAsia="Arial"/>
-                <w:color w:val="000000"/>
-                <w:sz w:val="22"/>
-              </w:rPr>
-              <w:t>UI-05</w:t>
-            </w:r>
-          </w:p>
-        </w:tc>
-        <w:tc>
-          <w:tcPr>
-            <w:tcW w:type="dxa" w:w="2160"/>
-            <w:shd w:fill="FFFFFF"/>
-            <w:tcBorders>
-              <w:top w:val="single" w:sz="4" w:space="0" w:color="000000"/>
-              <w:left w:val="single" w:sz="4" w:space="0" w:color="000000"/>
-              <w:bottom w:val="single" w:sz="4" w:space="0" w:color="000000"/>
-              <w:right w:val="single" w:sz="4" w:space="0" w:color="000000"/>
-              <w:insideH w:val="single" w:sz="4" w:space="0" w:color="000000"/>
-              <w:insideV w:val="single" w:sz="4" w:space="0" w:color="000000"/>
-            </w:tcBorders>
-            <w:tcMar>
-              <w:top w:w="80" w:type="dxa"/>
-              <w:start w:w="100" w:type="dxa"/>
-              <w:bottom w:w="80" w:type="dxa"/>
-              <w:end w:w="100" w:type="dxa"/>
-            </w:tcMar>
-            <w:vAlign w:val="center"/>
-          </w:tcPr>
-          <w:p>
-            <w:r>
-              <w:rPr>
-                <w:rFonts w:ascii="Arial" w:hAnsi="Arial" w:eastAsia="Arial"/>
-                <w:color w:val="000000"/>
-                <w:sz w:val="22"/>
-              </w:rPr>
-              <w:t>Intentar seleccionar más unidades que el stock.</w:t>
-            </w:r>
-          </w:p>
-        </w:tc>
-        <w:tc>
-          <w:tcPr>
-            <w:tcW w:type="dxa" w:w="2160"/>
-            <w:shd w:fill="FFFFFF"/>
-            <w:tcBorders>
-              <w:top w:val="single" w:sz="4" w:space="0" w:color="000000"/>
-              <w:left w:val="single" w:sz="4" w:space="0" w:color="000000"/>
-              <w:bottom w:val="single" w:sz="4" w:space="0" w:color="000000"/>
-              <w:right w:val="single" w:sz="4" w:space="0" w:color="000000"/>
-              <w:insideH w:val="single" w:sz="4" w:space="0" w:color="000000"/>
-              <w:insideV w:val="single" w:sz="4" w:space="0" w:color="000000"/>
-            </w:tcBorders>
-            <w:tcMar>
-              <w:top w:w="80" w:type="dxa"/>
-              <w:start w:w="100" w:type="dxa"/>
-              <w:bottom w:w="80" w:type="dxa"/>
-              <w:end w:w="100" w:type="dxa"/>
-            </w:tcMar>
-            <w:vAlign w:val="center"/>
-          </w:tcPr>
-          <w:p>
-            <w:r>
-              <w:rPr>
-                <w:rFonts w:ascii="Arial" w:hAnsi="Arial" w:eastAsia="Arial"/>
-                <w:color w:val="000000"/>
-                <w:sz w:val="22"/>
-              </w:rPr>
-              <w:t>La interfaz impide confirmar la venta.</w:t>
-            </w:r>
-          </w:p>
-        </w:tc>
-        <w:tc>
-          <w:tcPr>
-            <w:tcW w:type="dxa" w:w="2160"/>
-            <w:shd w:fill="FFFFFF"/>
-            <w:tcBorders>
-              <w:top w:val="single" w:sz="4" w:space="0" w:color="000000"/>
-              <w:left w:val="single" w:sz="4" w:space="0" w:color="000000"/>
-              <w:bottom w:val="single" w:sz="4" w:space="0" w:color="000000"/>
-              <w:right w:val="single" w:sz="4" w:space="0" w:color="000000"/>
-              <w:insideH w:val="single" w:sz="4" w:space="0" w:color="000000"/>
-              <w:insideV w:val="single" w:sz="4" w:space="0" w:color="000000"/>
-            </w:tcBorders>
-            <w:tcMar>
-              <w:top w:w="80" w:type="dxa"/>
-              <w:start w:w="100" w:type="dxa"/>
-              <w:bottom w:w="80" w:type="dxa"/>
-              <w:end w:w="100" w:type="dxa"/>
-            </w:tcMar>
-            <w:vAlign w:val="center"/>
-          </w:tcPr>
-          <w:p>
-            <w:r>
-              <w:rPr>
-                <w:rFonts w:ascii="Arial" w:hAnsi="Arial" w:eastAsia="Arial"/>
-                <w:color w:val="000000"/>
-                <w:sz w:val="22"/>
-              </w:rPr>
-              <w:t>Pendiente de revisión del equipo.</w:t>
-            </w:r>
-          </w:p>
-        </w:tc>
-      </w:tr>
-      <w:tr>
-        <w:trPr>
-          <w:cantSplit/>
-        </w:trPr>
-        <w:tc>
-          <w:tcPr>
-            <w:tcW w:type="dxa" w:w="2160"/>
-            <w:shd w:fill="FFFFFF"/>
-            <w:tcBorders>
-              <w:top w:val="single" w:sz="4" w:space="0" w:color="000000"/>
-              <w:left w:val="single" w:sz="4" w:space="0" w:color="000000"/>
-              <w:bottom w:val="single" w:sz="4" w:space="0" w:color="000000"/>
-              <w:right w:val="single" w:sz="4" w:space="0" w:color="000000"/>
-              <w:insideH w:val="single" w:sz="4" w:space="0" w:color="000000"/>
-              <w:insideV w:val="single" w:sz="4" w:space="0" w:color="000000"/>
-            </w:tcBorders>
-            <w:tcMar>
-              <w:top w:w="80" w:type="dxa"/>
-              <w:start w:w="100" w:type="dxa"/>
-              <w:bottom w:w="80" w:type="dxa"/>
-              <w:end w:w="100" w:type="dxa"/>
-            </w:tcMar>
-            <w:vAlign w:val="center"/>
-          </w:tcPr>
-          <w:p>
-            <w:r>
-              <w:rPr>
-                <w:rFonts w:ascii="Arial" w:hAnsi="Arial" w:eastAsia="Arial"/>
-                <w:color w:val="000000"/>
-                <w:sz w:val="22"/>
-              </w:rPr>
-              <w:t>UI-06</w:t>
-            </w:r>
-          </w:p>
-        </w:tc>
-        <w:tc>
-          <w:tcPr>
-            <w:tcW w:type="dxa" w:w="2160"/>
-            <w:shd w:fill="FFFFFF"/>
-            <w:tcBorders>
-              <w:top w:val="single" w:sz="4" w:space="0" w:color="000000"/>
-              <w:left w:val="single" w:sz="4" w:space="0" w:color="000000"/>
-              <w:bottom w:val="single" w:sz="4" w:space="0" w:color="000000"/>
-              <w:right w:val="single" w:sz="4" w:space="0" w:color="000000"/>
-              <w:insideH w:val="single" w:sz="4" w:space="0" w:color="000000"/>
-              <w:insideV w:val="single" w:sz="4" w:space="0" w:color="000000"/>
-            </w:tcBorders>
-            <w:tcMar>
-              <w:top w:w="80" w:type="dxa"/>
-              <w:start w:w="100" w:type="dxa"/>
-              <w:bottom w:w="80" w:type="dxa"/>
-              <w:end w:w="100" w:type="dxa"/>
-            </w:tcMar>
-            <w:vAlign w:val="center"/>
-          </w:tcPr>
-          <w:p>
-            <w:r>
-              <w:rPr>
-                <w:rFonts w:ascii="Arial" w:hAnsi="Arial" w:eastAsia="Arial"/>
-                <w:color w:val="000000"/>
-                <w:sz w:val="22"/>
-              </w:rPr>
-              <w:t>Exportar CSV.</w:t>
-            </w:r>
-          </w:p>
-        </w:tc>
-        <w:tc>
-          <w:tcPr>
-            <w:tcW w:type="dxa" w:w="2160"/>
-            <w:shd w:fill="FFFFFF"/>
-            <w:tcBorders>
-              <w:top w:val="single" w:sz="4" w:space="0" w:color="000000"/>
-              <w:left w:val="single" w:sz="4" w:space="0" w:color="000000"/>
-              <w:bottom w:val="single" w:sz="4" w:space="0" w:color="000000"/>
-              <w:right w:val="single" w:sz="4" w:space="0" w:color="000000"/>
-              <w:insideH w:val="single" w:sz="4" w:space="0" w:color="000000"/>
-              <w:insideV w:val="single" w:sz="4" w:space="0" w:color="000000"/>
-            </w:tcBorders>
-            <w:tcMar>
-              <w:top w:w="80" w:type="dxa"/>
-              <w:start w:w="100" w:type="dxa"/>
-              <w:bottom w:w="80" w:type="dxa"/>
-              <w:end w:w="100" w:type="dxa"/>
-            </w:tcMar>
-            <w:vAlign w:val="center"/>
-          </w:tcPr>
-          <w:p>
-            <w:r>
-              <w:rPr>
-                <w:rFonts w:ascii="Arial" w:hAnsi="Arial" w:eastAsia="Arial"/>
-                <w:color w:val="000000"/>
-                <w:sz w:val="22"/>
-              </w:rPr>
-              <w:t>Archivo válido y legible en hoja de cálculo.</w:t>
-            </w:r>
-          </w:p>
-        </w:tc>
-        <w:tc>
-          <w:tcPr>
-            <w:tcW w:type="dxa" w:w="2160"/>
-            <w:shd w:fill="FFFFFF"/>
-            <w:tcBorders>
-              <w:top w:val="single" w:sz="4" w:space="0" w:color="000000"/>
-              <w:left w:val="single" w:sz="4" w:space="0" w:color="000000"/>
-              <w:bottom w:val="single" w:sz="4" w:space="0" w:color="000000"/>
-              <w:right w:val="single" w:sz="4" w:space="0" w:color="000000"/>
-              <w:insideH w:val="single" w:sz="4" w:space="0" w:color="000000"/>
-              <w:insideV w:val="single" w:sz="4" w:space="0" w:color="000000"/>
-            </w:tcBorders>
-            <w:tcMar>
-              <w:top w:w="80" w:type="dxa"/>
-              <w:start w:w="100" w:type="dxa"/>
-              <w:bottom w:w="80" w:type="dxa"/>
-              <w:end w:w="100" w:type="dxa"/>
-            </w:tcMar>
-            <w:vAlign w:val="center"/>
-          </w:tcPr>
-          <w:p>
-            <w:r>
-              <w:rPr>
-                <w:rFonts w:ascii="Arial" w:hAnsi="Arial" w:eastAsia="Arial"/>
-                <w:color w:val="000000"/>
-                <w:sz w:val="22"/>
-              </w:rPr>
-              <w:t>Pendiente de revisión del equipo.</w:t>
-            </w:r>
-          </w:p>
-        </w:tc>
-      </w:tr>
-      <w:tr>
-        <w:trPr>
-          <w:cantSplit/>
-        </w:trPr>
-        <w:tc>
-          <w:tcPr>
-            <w:tcW w:type="dxa" w:w="2160"/>
-            <w:shd w:fill="FFFFFF"/>
-            <w:tcBorders>
-              <w:top w:val="single" w:sz="4" w:space="0" w:color="000000"/>
-              <w:left w:val="single" w:sz="4" w:space="0" w:color="000000"/>
-              <w:bottom w:val="single" w:sz="4" w:space="0" w:color="000000"/>
-              <w:right w:val="single" w:sz="4" w:space="0" w:color="000000"/>
-              <w:insideH w:val="single" w:sz="4" w:space="0" w:color="000000"/>
-              <w:insideV w:val="single" w:sz="4" w:space="0" w:color="000000"/>
-            </w:tcBorders>
-            <w:tcMar>
-              <w:top w:w="80" w:type="dxa"/>
-              <w:start w:w="100" w:type="dxa"/>
-              <w:bottom w:w="80" w:type="dxa"/>
-              <w:end w:w="100" w:type="dxa"/>
-            </w:tcMar>
-            <w:vAlign w:val="center"/>
-          </w:tcPr>
-          <w:p>
-            <w:r>
-              <w:rPr>
-                <w:rFonts w:ascii="Arial" w:hAnsi="Arial" w:eastAsia="Arial"/>
-                <w:color w:val="000000"/>
-                <w:sz w:val="22"/>
-              </w:rPr>
-              <w:t>UI-07</w:t>
-            </w:r>
-          </w:p>
-        </w:tc>
-        <w:tc>
-          <w:tcPr>
-            <w:tcW w:type="dxa" w:w="2160"/>
-            <w:shd w:fill="FFFFFF"/>
-            <w:tcBorders>
-              <w:top w:val="single" w:sz="4" w:space="0" w:color="000000"/>
-              <w:left w:val="single" w:sz="4" w:space="0" w:color="000000"/>
-              <w:bottom w:val="single" w:sz="4" w:space="0" w:color="000000"/>
-              <w:right w:val="single" w:sz="4" w:space="0" w:color="000000"/>
-              <w:insideH w:val="single" w:sz="4" w:space="0" w:color="000000"/>
-              <w:insideV w:val="single" w:sz="4" w:space="0" w:color="000000"/>
-            </w:tcBorders>
-            <w:tcMar>
-              <w:top w:w="80" w:type="dxa"/>
-              <w:start w:w="100" w:type="dxa"/>
-              <w:bottom w:w="80" w:type="dxa"/>
-              <w:end w:w="100" w:type="dxa"/>
-            </w:tcMar>
-            <w:vAlign w:val="center"/>
-          </w:tcPr>
-          <w:p>
-            <w:r>
-              <w:rPr>
-                <w:rFonts w:ascii="Arial" w:hAnsi="Arial" w:eastAsia="Arial"/>
-                <w:color w:val="000000"/>
-                <w:sz w:val="22"/>
-              </w:rPr>
-              <w:t>Revisar ventana de 390 px.</w:t>
-            </w:r>
-          </w:p>
-        </w:tc>
-        <w:tc>
-          <w:tcPr>
-            <w:tcW w:type="dxa" w:w="2160"/>
-            <w:shd w:fill="FFFFFF"/>
-            <w:tcBorders>
-              <w:top w:val="single" w:sz="4" w:space="0" w:color="000000"/>
-              <w:left w:val="single" w:sz="4" w:space="0" w:color="000000"/>
-              <w:bottom w:val="single" w:sz="4" w:space="0" w:color="000000"/>
-              <w:right w:val="single" w:sz="4" w:space="0" w:color="000000"/>
-              <w:insideH w:val="single" w:sz="4" w:space="0" w:color="000000"/>
-              <w:insideV w:val="single" w:sz="4" w:space="0" w:color="000000"/>
-            </w:tcBorders>
-            <w:tcMar>
-              <w:top w:w="80" w:type="dxa"/>
-              <w:start w:w="100" w:type="dxa"/>
-              <w:bottom w:w="80" w:type="dxa"/>
-              <w:end w:w="100" w:type="dxa"/>
-            </w:tcMar>
-            <w:vAlign w:val="center"/>
-          </w:tcPr>
-          <w:p>
-            <w:r>
-              <w:rPr>
-                <w:rFonts w:ascii="Arial" w:hAnsi="Arial" w:eastAsia="Arial"/>
-                <w:color w:val="000000"/>
-                <w:sz w:val="22"/>
-              </w:rPr>
-              <w:t>Controles utilizables sin desbordamiento crítico.</w:t>
-            </w:r>
-          </w:p>
-        </w:tc>
-        <w:tc>
-          <w:tcPr>
-            <w:tcW w:type="dxa" w:w="2160"/>
-            <w:shd w:fill="FFFFFF"/>
-            <w:tcBorders>
-              <w:top w:val="single" w:sz="4" w:space="0" w:color="000000"/>
-              <w:left w:val="single" w:sz="4" w:space="0" w:color="000000"/>
-              <w:bottom w:val="single" w:sz="4" w:space="0" w:color="000000"/>
-              <w:right w:val="single" w:sz="4" w:space="0" w:color="000000"/>
-              <w:insideH w:val="single" w:sz="4" w:space="0" w:color="000000"/>
-              <w:insideV w:val="single" w:sz="4" w:space="0" w:color="000000"/>
-            </w:tcBorders>
-            <w:tcMar>
-              <w:top w:w="80" w:type="dxa"/>
-              <w:start w:w="100" w:type="dxa"/>
-              <w:bottom w:w="80" w:type="dxa"/>
-              <w:end w:w="100" w:type="dxa"/>
-            </w:tcMar>
-            <w:vAlign w:val="center"/>
-          </w:tcPr>
-          <w:p>
-            <w:r>
-              <w:rPr>
-                <w:rFonts w:ascii="Arial" w:hAnsi="Arial" w:eastAsia="Arial"/>
-                <w:color w:val="000000"/>
-                <w:sz w:val="22"/>
-              </w:rPr>
-              <w:t>Pendiente de revisión del equipo.</w:t>
-            </w:r>
-          </w:p>
-        </w:tc>
-      </w:tr>
-      <w:tr>
-        <w:trPr>
-          <w:cantSplit/>
-        </w:trPr>
-        <w:tc>
-          <w:tcPr>
-            <w:tcW w:type="dxa" w:w="2160"/>
-            <w:shd w:fill="FFFFFF"/>
-            <w:tcBorders>
-              <w:top w:val="single" w:sz="4" w:space="0" w:color="000000"/>
-              <w:left w:val="single" w:sz="4" w:space="0" w:color="000000"/>
-              <w:bottom w:val="single" w:sz="4" w:space="0" w:color="000000"/>
-              <w:right w:val="single" w:sz="4" w:space="0" w:color="000000"/>
-              <w:insideH w:val="single" w:sz="4" w:space="0" w:color="000000"/>
-              <w:insideV w:val="single" w:sz="4" w:space="0" w:color="000000"/>
-            </w:tcBorders>
-            <w:tcMar>
-              <w:top w:w="80" w:type="dxa"/>
-              <w:start w:w="100" w:type="dxa"/>
-              <w:bottom w:w="80" w:type="dxa"/>
-              <w:end w:w="100" w:type="dxa"/>
-            </w:tcMar>
-            <w:vAlign w:val="center"/>
-          </w:tcPr>
-          <w:p>
-            <w:r>
-              <w:rPr>
-                <w:rFonts w:ascii="Arial" w:hAnsi="Arial" w:eastAsia="Arial"/>
-                <w:color w:val="000000"/>
-                <w:sz w:val="22"/>
-              </w:rPr>
-              <w:t>UI-08</w:t>
-            </w:r>
-          </w:p>
-        </w:tc>
-        <w:tc>
-          <w:tcPr>
-            <w:tcW w:type="dxa" w:w="2160"/>
-            <w:shd w:fill="FFFFFF"/>
-            <w:tcBorders>
-              <w:top w:val="single" w:sz="4" w:space="0" w:color="000000"/>
-              <w:left w:val="single" w:sz="4" w:space="0" w:color="000000"/>
-              <w:bottom w:val="single" w:sz="4" w:space="0" w:color="000000"/>
-              <w:right w:val="single" w:sz="4" w:space="0" w:color="000000"/>
-              <w:insideH w:val="single" w:sz="4" w:space="0" w:color="000000"/>
-              <w:insideV w:val="single" w:sz="4" w:space="0" w:color="000000"/>
-            </w:tcBorders>
-            <w:tcMar>
-              <w:top w:w="80" w:type="dxa"/>
-              <w:start w:w="100" w:type="dxa"/>
-              <w:bottom w:w="80" w:type="dxa"/>
-              <w:end w:w="100" w:type="dxa"/>
-            </w:tcMar>
-            <w:vAlign w:val="center"/>
-          </w:tcPr>
-          <w:p>
-            <w:r>
-              <w:rPr>
-                <w:rFonts w:ascii="Arial" w:hAnsi="Arial" w:eastAsia="Arial"/>
-                <w:color w:val="000000"/>
-                <w:sz w:val="22"/>
-              </w:rPr>
-              <w:t>Consultar el asistente local.</w:t>
-            </w:r>
-          </w:p>
-        </w:tc>
-        <w:tc>
-          <w:tcPr>
-            <w:tcW w:type="dxa" w:w="2160"/>
-            <w:shd w:fill="FFFFFF"/>
-            <w:tcBorders>
-              <w:top w:val="single" w:sz="4" w:space="0" w:color="000000"/>
-              <w:left w:val="single" w:sz="4" w:space="0" w:color="000000"/>
-              <w:bottom w:val="single" w:sz="4" w:space="0" w:color="000000"/>
-              <w:right w:val="single" w:sz="4" w:space="0" w:color="000000"/>
-              <w:insideH w:val="single" w:sz="4" w:space="0" w:color="000000"/>
-              <w:insideV w:val="single" w:sz="4" w:space="0" w:color="000000"/>
-            </w:tcBorders>
-            <w:tcMar>
-              <w:top w:w="80" w:type="dxa"/>
-              <w:start w:w="100" w:type="dxa"/>
-              <w:bottom w:w="80" w:type="dxa"/>
-              <w:end w:w="100" w:type="dxa"/>
-            </w:tcMar>
-            <w:vAlign w:val="center"/>
-          </w:tcPr>
-          <w:p>
-            <w:r>
-              <w:rPr>
-                <w:rFonts w:ascii="Arial" w:hAnsi="Arial" w:eastAsia="Arial"/>
-                <w:color w:val="000000"/>
-                <w:sz w:val="22"/>
-              </w:rPr>
-              <w:t>Respuesta de demostración; Watson no conectado.</w:t>
-            </w:r>
-          </w:p>
-        </w:tc>
-        <w:tc>
-          <w:tcPr>
-            <w:tcW w:type="dxa" w:w="2160"/>
-            <w:shd w:fill="FFFFFF"/>
-            <w:tcBorders>
-              <w:top w:val="single" w:sz="4" w:space="0" w:color="000000"/>
-              <w:left w:val="single" w:sz="4" w:space="0" w:color="000000"/>
-              <w:bottom w:val="single" w:sz="4" w:space="0" w:color="000000"/>
-              <w:right w:val="single" w:sz="4" w:space="0" w:color="000000"/>
-              <w:insideH w:val="single" w:sz="4" w:space="0" w:color="000000"/>
-              <w:insideV w:val="single" w:sz="4" w:space="0" w:color="000000"/>
-            </w:tcBorders>
-            <w:tcMar>
-              <w:top w:w="80" w:type="dxa"/>
-              <w:start w:w="100" w:type="dxa"/>
-              <w:bottom w:w="80" w:type="dxa"/>
-              <w:end w:w="100" w:type="dxa"/>
-            </w:tcMar>
-            <w:vAlign w:val="center"/>
-          </w:tcPr>
-          <w:p>
-            <w:r>
-              <w:rPr>
-                <w:rFonts w:ascii="Arial" w:hAnsi="Arial" w:eastAsia="Arial"/>
-                <w:color w:val="000000"/>
-                <w:sz w:val="22"/>
-              </w:rPr>
-              <w:t>Pendiente de revisión del equipo.</w:t>
-            </w:r>
-          </w:p>
-        </w:tc>
-      </w:tr>
-    </w:tbl>
-    <w:p/>
-    <w:p>
-      <w:pPr>
-        <w:pStyle w:val="Heading1"/>
-        <w:keepNext/>
-        <w:keepLines/>
-      </w:pPr>
-      <w:r>
-        <w:rPr>
-          <w:rFonts w:ascii="Arial" w:hAnsi="Arial" w:eastAsia="Arial"/>
-          <w:color w:val="000000"/>
-          <w:sz w:val="22"/>
-        </w:rPr>
-        <w:t>4. Registro de ejecución técnica</w:t>
+        <w:t>Validación final al 11 de octubre de 2026: 25 pruebas locales, 17 casos de backend HTTP con PostgreSQL aislado, 11 recorridos de interfaz y 8 consultas contra IBM real aprobados. El programa Java se ejecutó contra el backend de prueba. Las respuestas de Supabase Auth e IBM de los 17 casos son fixtures locales; las 8 consultas IBM tienen registro independiente de conexión real. La base principal no cambió durante las pruebas. La aceptación por personas del Grupo 10 o una bodega real y las horas de asistencia no se certifican con estas pruebas.</w:t>
       </w:r>
     </w:p>
     <w:tbl>
@@ -2109,7 +187,7 @@
                 <w:color w:val="FFFFFF"/>
                 <w:sz w:val="22"/>
               </w:rPr>
-              <w:t>Fecha</w:t>
+              <w:t>Suite</w:t>
             </w:r>
           </w:p>
         </w:tc>
@@ -2143,7 +221,7 @@
                 <w:color w:val="FFFFFF"/>
                 <w:sz w:val="22"/>
               </w:rPr>
-              <w:t>Ejecutor y ambiente</w:t>
+              <w:t>Casos</w:t>
             </w:r>
           </w:p>
         </w:tc>
@@ -2177,7 +255,7 @@
                 <w:color w:val="FFFFFF"/>
                 <w:sz w:val="22"/>
               </w:rPr>
-              <w:t>Observación</w:t>
+              <w:t>Entorno y resultado</w:t>
             </w:r>
           </w:p>
         </w:tc>
@@ -2188,7 +266,7 @@
         </w:trPr>
         <w:tc>
           <w:tcPr>
-            <w:tcW w:type="dxa" w:w="2880"/>
+            <w:tcW w:type="dxa" w:w="2268"/>
             <w:shd w:fill="FFFFFF"/>
             <w:tcBorders>
               <w:top w:val="single" w:sz="4" w:space="0" w:color="000000"/>
@@ -2213,13 +291,13 @@
                 <w:color w:val="000000"/>
                 <w:sz w:val="22"/>
               </w:rPr>
-              <w:t>28-09-2026</w:t>
+              <w:t>Dominio JavaScript</w:t>
             </w:r>
           </w:p>
         </w:tc>
         <w:tc>
           <w:tcPr>
-            <w:tcW w:type="dxa" w:w="2880"/>
+            <w:tcW w:type="dxa" w:w="1134"/>
             <w:shd w:fill="FFFFFF"/>
             <w:tcBorders>
               <w:top w:val="single" w:sz="4" w:space="0" w:color="000000"/>
@@ -2244,13 +322,13 @@
                 <w:color w:val="000000"/>
                 <w:sz w:val="22"/>
               </w:rPr>
-              <w:t>Verificación técnica local para preparar el paquete; Windows, .NET SDK, Java 22 y SQL Server LocalDB en la versión previa.</w:t>
+              <w:t>25</w:t>
             </w:r>
           </w:p>
         </w:tc>
         <w:tc>
           <w:tcPr>
-            <w:tcW w:type="dxa" w:w="2880"/>
+            <w:tcW w:type="dxa" w:w="5669"/>
             <w:shd w:fill="FFFFFF"/>
             <w:tcBorders>
               <w:top w:val="single" w:sz="4" w:space="0" w:color="000000"/>
@@ -2275,7 +353,301 @@
                 <w:color w:val="000000"/>
                 <w:sz w:val="22"/>
               </w:rPr>
-              <w:t>La prueba histórica creó una venta en una base desechable y luego se eliminó. No valida el backend Npgsql actual ni representa aceptación firmada del Grupo 10.</w:t>
+              <w:t>Aprobados con node --test; lógica local y demo.</w:t>
+            </w:r>
+          </w:p>
+        </w:tc>
+      </w:tr>
+      <w:tr>
+        <w:trPr>
+          <w:cantSplit/>
+        </w:trPr>
+        <w:tc>
+          <w:tcPr>
+            <w:tcW w:type="dxa" w:w="2268"/>
+            <w:shd w:fill="FFFFFF"/>
+            <w:tcBorders>
+              <w:top w:val="single" w:sz="4" w:space="0" w:color="000000"/>
+              <w:left w:val="single" w:sz="4" w:space="0" w:color="000000"/>
+              <w:bottom w:val="single" w:sz="4" w:space="0" w:color="000000"/>
+              <w:right w:val="single" w:sz="4" w:space="0" w:color="000000"/>
+              <w:insideH w:val="single" w:sz="4" w:space="0" w:color="000000"/>
+              <w:insideV w:val="single" w:sz="4" w:space="0" w:color="000000"/>
+            </w:tcBorders>
+            <w:tcMar>
+              <w:top w:w="80" w:type="dxa"/>
+              <w:start w:w="100" w:type="dxa"/>
+              <w:bottom w:w="80" w:type="dxa"/>
+              <w:end w:w="100" w:type="dxa"/>
+            </w:tcMar>
+            <w:vAlign w:val="center"/>
+          </w:tcPr>
+          <w:p>
+            <w:r>
+              <w:rPr>
+                <w:rFonts w:ascii="Arial" w:hAnsi="Arial" w:eastAsia="Arial"/>
+                <w:color w:val="000000"/>
+                <w:sz w:val="22"/>
+              </w:rPr>
+              <w:t>HTTP y PostgreSQL</w:t>
+            </w:r>
+          </w:p>
+        </w:tc>
+        <w:tc>
+          <w:tcPr>
+            <w:tcW w:type="dxa" w:w="1134"/>
+            <w:shd w:fill="FFFFFF"/>
+            <w:tcBorders>
+              <w:top w:val="single" w:sz="4" w:space="0" w:color="000000"/>
+              <w:left w:val="single" w:sz="4" w:space="0" w:color="000000"/>
+              <w:bottom w:val="single" w:sz="4" w:space="0" w:color="000000"/>
+              <w:right w:val="single" w:sz="4" w:space="0" w:color="000000"/>
+              <w:insideH w:val="single" w:sz="4" w:space="0" w:color="000000"/>
+              <w:insideV w:val="single" w:sz="4" w:space="0" w:color="000000"/>
+            </w:tcBorders>
+            <w:tcMar>
+              <w:top w:w="80" w:type="dxa"/>
+              <w:start w:w="100" w:type="dxa"/>
+              <w:bottom w:w="80" w:type="dxa"/>
+              <w:end w:w="100" w:type="dxa"/>
+            </w:tcMar>
+            <w:vAlign w:val="center"/>
+          </w:tcPr>
+          <w:p>
+            <w:r>
+              <w:rPr>
+                <w:rFonts w:ascii="Arial" w:hAnsi="Arial" w:eastAsia="Arial"/>
+                <w:color w:val="000000"/>
+                <w:sz w:val="22"/>
+              </w:rPr>
+              <w:t>17</w:t>
+            </w:r>
+          </w:p>
+        </w:tc>
+        <w:tc>
+          <w:tcPr>
+            <w:tcW w:type="dxa" w:w="5669"/>
+            <w:shd w:fill="FFFFFF"/>
+            <w:tcBorders>
+              <w:top w:val="single" w:sz="4" w:space="0" w:color="000000"/>
+              <w:left w:val="single" w:sz="4" w:space="0" w:color="000000"/>
+              <w:bottom w:val="single" w:sz="4" w:space="0" w:color="000000"/>
+              <w:right w:val="single" w:sz="4" w:space="0" w:color="000000"/>
+              <w:insideH w:val="single" w:sz="4" w:space="0" w:color="000000"/>
+              <w:insideV w:val="single" w:sz="4" w:space="0" w:color="000000"/>
+            </w:tcBorders>
+            <w:tcMar>
+              <w:top w:w="80" w:type="dxa"/>
+              <w:start w:w="100" w:type="dxa"/>
+              <w:bottom w:w="80" w:type="dxa"/>
+              <w:end w:w="100" w:type="dxa"/>
+            </w:tcMar>
+            <w:vAlign w:val="center"/>
+          </w:tcPr>
+          <w:p>
+            <w:r>
+              <w:rPr>
+                <w:rFonts w:ascii="Arial" w:hAnsi="Arial" w:eastAsia="Arial"/>
+                <w:color w:val="000000"/>
+                <w:sz w:val="22"/>
+              </w:rPr>
+              <w:t>Aprobados con Kestrel y PostgreSQL aislado; Auth e IBM son fixtures.</w:t>
+            </w:r>
+          </w:p>
+        </w:tc>
+      </w:tr>
+      <w:tr>
+        <w:trPr>
+          <w:cantSplit/>
+        </w:trPr>
+        <w:tc>
+          <w:tcPr>
+            <w:tcW w:type="dxa" w:w="2268"/>
+            <w:shd w:fill="FFFFFF"/>
+            <w:tcBorders>
+              <w:top w:val="single" w:sz="4" w:space="0" w:color="000000"/>
+              <w:left w:val="single" w:sz="4" w:space="0" w:color="000000"/>
+              <w:bottom w:val="single" w:sz="4" w:space="0" w:color="000000"/>
+              <w:right w:val="single" w:sz="4" w:space="0" w:color="000000"/>
+              <w:insideH w:val="single" w:sz="4" w:space="0" w:color="000000"/>
+              <w:insideV w:val="single" w:sz="4" w:space="0" w:color="000000"/>
+            </w:tcBorders>
+            <w:tcMar>
+              <w:top w:w="80" w:type="dxa"/>
+              <w:start w:w="100" w:type="dxa"/>
+              <w:bottom w:w="80" w:type="dxa"/>
+              <w:end w:w="100" w:type="dxa"/>
+            </w:tcMar>
+            <w:vAlign w:val="center"/>
+          </w:tcPr>
+          <w:p>
+            <w:r>
+              <w:rPr>
+                <w:rFonts w:ascii="Arial" w:hAnsi="Arial" w:eastAsia="Arial"/>
+                <w:color w:val="000000"/>
+                <w:sz w:val="22"/>
+              </w:rPr>
+              <w:t>Interfaz</w:t>
+            </w:r>
+          </w:p>
+        </w:tc>
+        <w:tc>
+          <w:tcPr>
+            <w:tcW w:type="dxa" w:w="1134"/>
+            <w:shd w:fill="FFFFFF"/>
+            <w:tcBorders>
+              <w:top w:val="single" w:sz="4" w:space="0" w:color="000000"/>
+              <w:left w:val="single" w:sz="4" w:space="0" w:color="000000"/>
+              <w:bottom w:val="single" w:sz="4" w:space="0" w:color="000000"/>
+              <w:right w:val="single" w:sz="4" w:space="0" w:color="000000"/>
+              <w:insideH w:val="single" w:sz="4" w:space="0" w:color="000000"/>
+              <w:insideV w:val="single" w:sz="4" w:space="0" w:color="000000"/>
+            </w:tcBorders>
+            <w:tcMar>
+              <w:top w:w="80" w:type="dxa"/>
+              <w:start w:w="100" w:type="dxa"/>
+              <w:bottom w:w="80" w:type="dxa"/>
+              <w:end w:w="100" w:type="dxa"/>
+            </w:tcMar>
+            <w:vAlign w:val="center"/>
+          </w:tcPr>
+          <w:p>
+            <w:r>
+              <w:rPr>
+                <w:rFonts w:ascii="Arial" w:hAnsi="Arial" w:eastAsia="Arial"/>
+                <w:color w:val="000000"/>
+                <w:sz w:val="22"/>
+              </w:rPr>
+              <w:t>11</w:t>
+            </w:r>
+          </w:p>
+        </w:tc>
+        <w:tc>
+          <w:tcPr>
+            <w:tcW w:type="dxa" w:w="5669"/>
+            <w:shd w:fill="FFFFFF"/>
+            <w:tcBorders>
+              <w:top w:val="single" w:sz="4" w:space="0" w:color="000000"/>
+              <w:left w:val="single" w:sz="4" w:space="0" w:color="000000"/>
+              <w:bottom w:val="single" w:sz="4" w:space="0" w:color="000000"/>
+              <w:right w:val="single" w:sz="4" w:space="0" w:color="000000"/>
+              <w:insideH w:val="single" w:sz="4" w:space="0" w:color="000000"/>
+              <w:insideV w:val="single" w:sz="4" w:space="0" w:color="000000"/>
+            </w:tcBorders>
+            <w:tcMar>
+              <w:top w:w="80" w:type="dxa"/>
+              <w:start w:w="100" w:type="dxa"/>
+              <w:bottom w:w="80" w:type="dxa"/>
+              <w:end w:w="100" w:type="dxa"/>
+            </w:tcMar>
+            <w:vAlign w:val="center"/>
+          </w:tcPr>
+          <w:p>
+            <w:r>
+              <w:rPr>
+                <w:rFonts w:ascii="Arial" w:hAnsi="Arial" w:eastAsia="Arial"/>
+                <w:color w:val="000000"/>
+                <w:sz w:val="22"/>
+              </w:rPr>
+              <w:t>Aprobados en Chrome limpio y datos demo; sin errores ni advertencias.</w:t>
+            </w:r>
+          </w:p>
+        </w:tc>
+      </w:tr>
+      <w:tr>
+        <w:trPr>
+          <w:cantSplit/>
+        </w:trPr>
+        <w:tc>
+          <w:tcPr>
+            <w:tcW w:type="dxa" w:w="2268"/>
+            <w:shd w:fill="FFFFFF"/>
+            <w:tcBorders>
+              <w:top w:val="single" w:sz="4" w:space="0" w:color="000000"/>
+              <w:left w:val="single" w:sz="4" w:space="0" w:color="000000"/>
+              <w:bottom w:val="single" w:sz="4" w:space="0" w:color="000000"/>
+              <w:right w:val="single" w:sz="4" w:space="0" w:color="000000"/>
+              <w:insideH w:val="single" w:sz="4" w:space="0" w:color="000000"/>
+              <w:insideV w:val="single" w:sz="4" w:space="0" w:color="000000"/>
+            </w:tcBorders>
+            <w:tcMar>
+              <w:top w:w="80" w:type="dxa"/>
+              <w:start w:w="100" w:type="dxa"/>
+              <w:bottom w:w="80" w:type="dxa"/>
+              <w:end w:w="100" w:type="dxa"/>
+            </w:tcMar>
+            <w:vAlign w:val="center"/>
+          </w:tcPr>
+          <w:p>
+            <w:r>
+              <w:rPr>
+                <w:rFonts w:ascii="Arial" w:hAnsi="Arial" w:eastAsia="Arial"/>
+                <w:color w:val="000000"/>
+                <w:sz w:val="22"/>
+              </w:rPr>
+              <w:t>IBM real</w:t>
+            </w:r>
+          </w:p>
+        </w:tc>
+        <w:tc>
+          <w:tcPr>
+            <w:tcW w:type="dxa" w:w="1134"/>
+            <w:shd w:fill="FFFFFF"/>
+            <w:tcBorders>
+              <w:top w:val="single" w:sz="4" w:space="0" w:color="000000"/>
+              <w:left w:val="single" w:sz="4" w:space="0" w:color="000000"/>
+              <w:bottom w:val="single" w:sz="4" w:space="0" w:color="000000"/>
+              <w:right w:val="single" w:sz="4" w:space="0" w:color="000000"/>
+              <w:insideH w:val="single" w:sz="4" w:space="0" w:color="000000"/>
+              <w:insideV w:val="single" w:sz="4" w:space="0" w:color="000000"/>
+            </w:tcBorders>
+            <w:tcMar>
+              <w:top w:w="80" w:type="dxa"/>
+              <w:start w:w="100" w:type="dxa"/>
+              <w:bottom w:w="80" w:type="dxa"/>
+              <w:end w:w="100" w:type="dxa"/>
+            </w:tcMar>
+            <w:vAlign w:val="center"/>
+          </w:tcPr>
+          <w:p>
+            <w:r>
+              <w:rPr>
+                <w:rFonts w:ascii="Arial" w:hAnsi="Arial" w:eastAsia="Arial"/>
+                <w:color w:val="000000"/>
+                <w:sz w:val="22"/>
+              </w:rPr>
+              <w:t>8</w:t>
+            </w:r>
+          </w:p>
+        </w:tc>
+        <w:tc>
+          <w:tcPr>
+            <w:tcW w:type="dxa" w:w="5669"/>
+            <w:shd w:fill="FFFFFF"/>
+            <w:tcBorders>
+              <w:top w:val="single" w:sz="4" w:space="0" w:color="000000"/>
+              <w:left w:val="single" w:sz="4" w:space="0" w:color="000000"/>
+              <w:bottom w:val="single" w:sz="4" w:space="0" w:color="000000"/>
+              <w:right w:val="single" w:sz="4" w:space="0" w:color="000000"/>
+              <w:insideH w:val="single" w:sz="4" w:space="0" w:color="000000"/>
+              <w:insideV w:val="single" w:sz="4" w:space="0" w:color="000000"/>
+            </w:tcBorders>
+            <w:tcMar>
+              <w:top w:w="80" w:type="dxa"/>
+              <w:start w:w="100" w:type="dxa"/>
+              <w:bottom w:w="80" w:type="dxa"/>
+              <w:end w:w="100" w:type="dxa"/>
+            </w:tcMar>
+            <w:vAlign w:val="center"/>
+          </w:tcPr>
+          <w:p>
+            <w:r>
+              <w:rPr>
+                <w:rFonts w:ascii="Arial" w:hAnsi="Arial" w:eastAsia="Arial"/>
+                <w:color w:val="000000"/>
+                <w:sz w:val="22"/>
+              </w:rPr>
+              <w:t>Aprobados en Assistant builder Live del Trial.</w:t>
             </w:r>
           </w:p>
         </w:tc>
@@ -2294,17 +666,7 @@
           <w:color w:val="000000"/>
           <w:sz w:val="22"/>
         </w:rPr>
-        <w:t>5. Registro del equipo</w:t>
-      </w:r>
-    </w:p>
-    <w:p>
-      <w:r>
-        <w:rPr>
-          <w:rFonts w:ascii="Arial" w:hAnsi="Arial" w:eastAsia="Arial"/>
-          <w:color w:val="000000"/>
-          <w:sz w:val="22"/>
-        </w:rPr>
-        <w:t>La aceptación manual debe ser registrada por integrantes del Grupo 10. No se incluyen firmas ni nombres de validadores que no hayan sido proporcionados.</w:t>
+        <w:t>Casos HTTP y PostgreSQL</w:t>
       </w:r>
     </w:p>
     <w:tbl>
@@ -2354,7 +716,7 @@
                 <w:color w:val="FFFFFF"/>
                 <w:sz w:val="22"/>
               </w:rPr>
-              <w:t>Responsable</w:t>
+              <w:t>ID</w:t>
             </w:r>
           </w:p>
         </w:tc>
@@ -2388,7 +750,7 @@
                 <w:color w:val="FFFFFF"/>
                 <w:sz w:val="22"/>
               </w:rPr>
-              <w:t>Fecha</w:t>
+              <w:t>Caso</w:t>
             </w:r>
           </w:p>
         </w:tc>
@@ -2422,7 +784,7 @@
                 <w:color w:val="FFFFFF"/>
                 <w:sz w:val="22"/>
               </w:rPr>
-              <w:t>Evidencia de aceptación</w:t>
+              <w:t>Resultado</w:t>
             </w:r>
           </w:p>
         </w:tc>
@@ -2433,7 +795,7 @@
         </w:trPr>
         <w:tc>
           <w:tcPr>
-            <w:tcW w:type="dxa" w:w="2880"/>
+            <w:tcW w:type="dxa" w:w="1247"/>
             <w:shd w:fill="FFFFFF"/>
             <w:tcBorders>
               <w:top w:val="single" w:sz="4" w:space="0" w:color="000000"/>
@@ -2458,13 +820,13 @@
                 <w:color w:val="000000"/>
                 <w:sz w:val="22"/>
               </w:rPr>
-              <w:t>Pendiente de registro por el equipo</w:t>
+              <w:t>HTTP-01</w:t>
             </w:r>
           </w:p>
         </w:tc>
         <w:tc>
           <w:tcPr>
-            <w:tcW w:type="dxa" w:w="2880"/>
+            <w:tcW w:type="dxa" w:w="6236"/>
             <w:shd w:fill="FFFFFF"/>
             <w:tcBorders>
               <w:top w:val="single" w:sz="4" w:space="0" w:color="000000"/>
@@ -2489,13 +851,13 @@
                 <w:color w:val="000000"/>
                 <w:sz w:val="22"/>
               </w:rPr>
-              <w:t>Pendiente</w:t>
+              <w:t>Disponibilidad y esquema migrado</w:t>
             </w:r>
           </w:p>
         </w:tc>
         <w:tc>
           <w:tcPr>
-            <w:tcW w:type="dxa" w:w="2880"/>
+            <w:tcW w:type="dxa" w:w="1587"/>
             <w:shd w:fill="FFFFFF"/>
             <w:tcBorders>
               <w:top w:val="single" w:sz="4" w:space="0" w:color="000000"/>
@@ -2520,7 +882,1575 @@
                 <w:color w:val="000000"/>
                 <w:sz w:val="22"/>
               </w:rPr>
-              <w:t>Captura o acta por adjuntar</w:t>
+              <w:t>Aprobado</w:t>
+            </w:r>
+          </w:p>
+        </w:tc>
+      </w:tr>
+      <w:tr>
+        <w:trPr>
+          <w:cantSplit/>
+        </w:trPr>
+        <w:tc>
+          <w:tcPr>
+            <w:tcW w:type="dxa" w:w="1247"/>
+            <w:shd w:fill="FFFFFF"/>
+            <w:tcBorders>
+              <w:top w:val="single" w:sz="4" w:space="0" w:color="000000"/>
+              <w:left w:val="single" w:sz="4" w:space="0" w:color="000000"/>
+              <w:bottom w:val="single" w:sz="4" w:space="0" w:color="000000"/>
+              <w:right w:val="single" w:sz="4" w:space="0" w:color="000000"/>
+              <w:insideH w:val="single" w:sz="4" w:space="0" w:color="000000"/>
+              <w:insideV w:val="single" w:sz="4" w:space="0" w:color="000000"/>
+            </w:tcBorders>
+            <w:tcMar>
+              <w:top w:w="80" w:type="dxa"/>
+              <w:start w:w="100" w:type="dxa"/>
+              <w:bottom w:w="80" w:type="dxa"/>
+              <w:end w:w="100" w:type="dxa"/>
+            </w:tcMar>
+            <w:vAlign w:val="center"/>
+          </w:tcPr>
+          <w:p>
+            <w:r>
+              <w:rPr>
+                <w:rFonts w:ascii="Arial" w:hAnsi="Arial" w:eastAsia="Arial"/>
+                <w:color w:val="000000"/>
+                <w:sz w:val="22"/>
+              </w:rPr>
+              <w:t>HTTP-02</w:t>
+            </w:r>
+          </w:p>
+        </w:tc>
+        <w:tc>
+          <w:tcPr>
+            <w:tcW w:type="dxa" w:w="6236"/>
+            <w:shd w:fill="FFFFFF"/>
+            <w:tcBorders>
+              <w:top w:val="single" w:sz="4" w:space="0" w:color="000000"/>
+              <w:left w:val="single" w:sz="4" w:space="0" w:color="000000"/>
+              <w:bottom w:val="single" w:sz="4" w:space="0" w:color="000000"/>
+              <w:right w:val="single" w:sz="4" w:space="0" w:color="000000"/>
+              <w:insideH w:val="single" w:sz="4" w:space="0" w:color="000000"/>
+              <w:insideV w:val="single" w:sz="4" w:space="0" w:color="000000"/>
+            </w:tcBorders>
+            <w:tcMar>
+              <w:top w:w="80" w:type="dxa"/>
+              <w:start w:w="100" w:type="dxa"/>
+              <w:bottom w:w="80" w:type="dxa"/>
+              <w:end w:w="100" w:type="dxa"/>
+            </w:tcMar>
+            <w:vAlign w:val="center"/>
+          </w:tcPr>
+          <w:p>
+            <w:r>
+              <w:rPr>
+                <w:rFonts w:ascii="Arial" w:hAnsi="Arial" w:eastAsia="Arial"/>
+                <w:color w:val="000000"/>
+                <w:sz w:val="22"/>
+              </w:rPr>
+              <w:t>Readiness rechaza un esquema que no está instalado</w:t>
+            </w:r>
+          </w:p>
+        </w:tc>
+        <w:tc>
+          <w:tcPr>
+            <w:tcW w:type="dxa" w:w="1587"/>
+            <w:shd w:fill="FFFFFF"/>
+            <w:tcBorders>
+              <w:top w:val="single" w:sz="4" w:space="0" w:color="000000"/>
+              <w:left w:val="single" w:sz="4" w:space="0" w:color="000000"/>
+              <w:bottom w:val="single" w:sz="4" w:space="0" w:color="000000"/>
+              <w:right w:val="single" w:sz="4" w:space="0" w:color="000000"/>
+              <w:insideH w:val="single" w:sz="4" w:space="0" w:color="000000"/>
+              <w:insideV w:val="single" w:sz="4" w:space="0" w:color="000000"/>
+            </w:tcBorders>
+            <w:tcMar>
+              <w:top w:w="80" w:type="dxa"/>
+              <w:start w:w="100" w:type="dxa"/>
+              <w:bottom w:w="80" w:type="dxa"/>
+              <w:end w:w="100" w:type="dxa"/>
+            </w:tcMar>
+            <w:vAlign w:val="center"/>
+          </w:tcPr>
+          <w:p>
+            <w:r>
+              <w:rPr>
+                <w:rFonts w:ascii="Arial" w:hAnsi="Arial" w:eastAsia="Arial"/>
+                <w:color w:val="000000"/>
+                <w:sz w:val="22"/>
+              </w:rPr>
+              <w:t>Aprobado</w:t>
+            </w:r>
+          </w:p>
+        </w:tc>
+      </w:tr>
+      <w:tr>
+        <w:trPr>
+          <w:cantSplit/>
+        </w:trPr>
+        <w:tc>
+          <w:tcPr>
+            <w:tcW w:type="dxa" w:w="1247"/>
+            <w:shd w:fill="FFFFFF"/>
+            <w:tcBorders>
+              <w:top w:val="single" w:sz="4" w:space="0" w:color="000000"/>
+              <w:left w:val="single" w:sz="4" w:space="0" w:color="000000"/>
+              <w:bottom w:val="single" w:sz="4" w:space="0" w:color="000000"/>
+              <w:right w:val="single" w:sz="4" w:space="0" w:color="000000"/>
+              <w:insideH w:val="single" w:sz="4" w:space="0" w:color="000000"/>
+              <w:insideV w:val="single" w:sz="4" w:space="0" w:color="000000"/>
+            </w:tcBorders>
+            <w:tcMar>
+              <w:top w:w="80" w:type="dxa"/>
+              <w:start w:w="100" w:type="dxa"/>
+              <w:bottom w:w="80" w:type="dxa"/>
+              <w:end w:w="100" w:type="dxa"/>
+            </w:tcMar>
+            <w:vAlign w:val="center"/>
+          </w:tcPr>
+          <w:p>
+            <w:r>
+              <w:rPr>
+                <w:rFonts w:ascii="Arial" w:hAnsi="Arial" w:eastAsia="Arial"/>
+                <w:color w:val="000000"/>
+                <w:sz w:val="22"/>
+              </w:rPr>
+              <w:t>AUTH-01</w:t>
+            </w:r>
+          </w:p>
+        </w:tc>
+        <w:tc>
+          <w:tcPr>
+            <w:tcW w:type="dxa" w:w="6236"/>
+            <w:shd w:fill="FFFFFF"/>
+            <w:tcBorders>
+              <w:top w:val="single" w:sz="4" w:space="0" w:color="000000"/>
+              <w:left w:val="single" w:sz="4" w:space="0" w:color="000000"/>
+              <w:bottom w:val="single" w:sz="4" w:space="0" w:color="000000"/>
+              <w:right w:val="single" w:sz="4" w:space="0" w:color="000000"/>
+              <w:insideH w:val="single" w:sz="4" w:space="0" w:color="000000"/>
+              <w:insideV w:val="single" w:sz="4" w:space="0" w:color="000000"/>
+            </w:tcBorders>
+            <w:tcMar>
+              <w:top w:w="80" w:type="dxa"/>
+              <w:start w:w="100" w:type="dxa"/>
+              <w:bottom w:w="80" w:type="dxa"/>
+              <w:end w:w="100" w:type="dxa"/>
+            </w:tcMar>
+            <w:vAlign w:val="center"/>
+          </w:tcPr>
+          <w:p>
+            <w:r>
+              <w:rPr>
+                <w:rFonts w:ascii="Arial" w:hAnsi="Arial" w:eastAsia="Arial"/>
+                <w:color w:val="000000"/>
+                <w:sz w:val="22"/>
+              </w:rPr>
+              <w:t>Acceso anónimo e identidades sin confirmar rechazados</w:t>
+            </w:r>
+          </w:p>
+        </w:tc>
+        <w:tc>
+          <w:tcPr>
+            <w:tcW w:type="dxa" w:w="1587"/>
+            <w:shd w:fill="FFFFFF"/>
+            <w:tcBorders>
+              <w:top w:val="single" w:sz="4" w:space="0" w:color="000000"/>
+              <w:left w:val="single" w:sz="4" w:space="0" w:color="000000"/>
+              <w:bottom w:val="single" w:sz="4" w:space="0" w:color="000000"/>
+              <w:right w:val="single" w:sz="4" w:space="0" w:color="000000"/>
+              <w:insideH w:val="single" w:sz="4" w:space="0" w:color="000000"/>
+              <w:insideV w:val="single" w:sz="4" w:space="0" w:color="000000"/>
+            </w:tcBorders>
+            <w:tcMar>
+              <w:top w:w="80" w:type="dxa"/>
+              <w:start w:w="100" w:type="dxa"/>
+              <w:bottom w:w="80" w:type="dxa"/>
+              <w:end w:w="100" w:type="dxa"/>
+            </w:tcMar>
+            <w:vAlign w:val="center"/>
+          </w:tcPr>
+          <w:p>
+            <w:r>
+              <w:rPr>
+                <w:rFonts w:ascii="Arial" w:hAnsi="Arial" w:eastAsia="Arial"/>
+                <w:color w:val="000000"/>
+                <w:sz w:val="22"/>
+              </w:rPr>
+              <w:t>Aprobado</w:t>
+            </w:r>
+          </w:p>
+        </w:tc>
+      </w:tr>
+      <w:tr>
+        <w:trPr>
+          <w:cantSplit/>
+        </w:trPr>
+        <w:tc>
+          <w:tcPr>
+            <w:tcW w:type="dxa" w:w="1247"/>
+            <w:shd w:fill="FFFFFF"/>
+            <w:tcBorders>
+              <w:top w:val="single" w:sz="4" w:space="0" w:color="000000"/>
+              <w:left w:val="single" w:sz="4" w:space="0" w:color="000000"/>
+              <w:bottom w:val="single" w:sz="4" w:space="0" w:color="000000"/>
+              <w:right w:val="single" w:sz="4" w:space="0" w:color="000000"/>
+              <w:insideH w:val="single" w:sz="4" w:space="0" w:color="000000"/>
+              <w:insideV w:val="single" w:sz="4" w:space="0" w:color="000000"/>
+            </w:tcBorders>
+            <w:tcMar>
+              <w:top w:w="80" w:type="dxa"/>
+              <w:start w:w="100" w:type="dxa"/>
+              <w:bottom w:w="80" w:type="dxa"/>
+              <w:end w:w="100" w:type="dxa"/>
+            </w:tcMar>
+            <w:vAlign w:val="center"/>
+          </w:tcPr>
+          <w:p>
+            <w:r>
+              <w:rPr>
+                <w:rFonts w:ascii="Arial" w:hAnsi="Arial" w:eastAsia="Arial"/>
+                <w:color w:val="000000"/>
+                <w:sz w:val="22"/>
+              </w:rPr>
+              <w:t>AUTH-02</w:t>
+            </w:r>
+          </w:p>
+        </w:tc>
+        <w:tc>
+          <w:tcPr>
+            <w:tcW w:type="dxa" w:w="6236"/>
+            <w:shd w:fill="FFFFFF"/>
+            <w:tcBorders>
+              <w:top w:val="single" w:sz="4" w:space="0" w:color="000000"/>
+              <w:left w:val="single" w:sz="4" w:space="0" w:color="000000"/>
+              <w:bottom w:val="single" w:sz="4" w:space="0" w:color="000000"/>
+              <w:right w:val="single" w:sz="4" w:space="0" w:color="000000"/>
+              <w:insideH w:val="single" w:sz="4" w:space="0" w:color="000000"/>
+              <w:insideV w:val="single" w:sz="4" w:space="0" w:color="000000"/>
+            </w:tcBorders>
+            <w:tcMar>
+              <w:top w:w="80" w:type="dxa"/>
+              <w:start w:w="100" w:type="dxa"/>
+              <w:bottom w:w="80" w:type="dxa"/>
+              <w:end w:w="100" w:type="dxa"/>
+            </w:tcMar>
+            <w:vAlign w:val="center"/>
+          </w:tcPr>
+          <w:p>
+            <w:r>
+              <w:rPr>
+                <w:rFonts w:ascii="Arial" w:hAnsi="Arial" w:eastAsia="Arial"/>
+                <w:color w:val="000000"/>
+                <w:sz w:val="22"/>
+              </w:rPr>
+              <w:t>Rol leído de members e intento de elevar user_metadata rechazado</w:t>
+            </w:r>
+          </w:p>
+        </w:tc>
+        <w:tc>
+          <w:tcPr>
+            <w:tcW w:type="dxa" w:w="1587"/>
+            <w:shd w:fill="FFFFFF"/>
+            <w:tcBorders>
+              <w:top w:val="single" w:sz="4" w:space="0" w:color="000000"/>
+              <w:left w:val="single" w:sz="4" w:space="0" w:color="000000"/>
+              <w:bottom w:val="single" w:sz="4" w:space="0" w:color="000000"/>
+              <w:right w:val="single" w:sz="4" w:space="0" w:color="000000"/>
+              <w:insideH w:val="single" w:sz="4" w:space="0" w:color="000000"/>
+              <w:insideV w:val="single" w:sz="4" w:space="0" w:color="000000"/>
+            </w:tcBorders>
+            <w:tcMar>
+              <w:top w:w="80" w:type="dxa"/>
+              <w:start w:w="100" w:type="dxa"/>
+              <w:bottom w:w="80" w:type="dxa"/>
+              <w:end w:w="100" w:type="dxa"/>
+            </w:tcMar>
+            <w:vAlign w:val="center"/>
+          </w:tcPr>
+          <w:p>
+            <w:r>
+              <w:rPr>
+                <w:rFonts w:ascii="Arial" w:hAnsi="Arial" w:eastAsia="Arial"/>
+                <w:color w:val="000000"/>
+                <w:sz w:val="22"/>
+              </w:rPr>
+              <w:t>Aprobado</w:t>
+            </w:r>
+          </w:p>
+        </w:tc>
+      </w:tr>
+      <w:tr>
+        <w:trPr>
+          <w:cantSplit/>
+        </w:trPr>
+        <w:tc>
+          <w:tcPr>
+            <w:tcW w:type="dxa" w:w="1247"/>
+            <w:shd w:fill="FFFFFF"/>
+            <w:tcBorders>
+              <w:top w:val="single" w:sz="4" w:space="0" w:color="000000"/>
+              <w:left w:val="single" w:sz="4" w:space="0" w:color="000000"/>
+              <w:bottom w:val="single" w:sz="4" w:space="0" w:color="000000"/>
+              <w:right w:val="single" w:sz="4" w:space="0" w:color="000000"/>
+              <w:insideH w:val="single" w:sz="4" w:space="0" w:color="000000"/>
+              <w:insideV w:val="single" w:sz="4" w:space="0" w:color="000000"/>
+            </w:tcBorders>
+            <w:tcMar>
+              <w:top w:w="80" w:type="dxa"/>
+              <w:start w:w="100" w:type="dxa"/>
+              <w:bottom w:w="80" w:type="dxa"/>
+              <w:end w:w="100" w:type="dxa"/>
+            </w:tcMar>
+            <w:vAlign w:val="center"/>
+          </w:tcPr>
+          <w:p>
+            <w:r>
+              <w:rPr>
+                <w:rFonts w:ascii="Arial" w:hAnsi="Arial" w:eastAsia="Arial"/>
+                <w:color w:val="000000"/>
+                <w:sz w:val="22"/>
+              </w:rPr>
+              <w:t>IBM-01</w:t>
+            </w:r>
+          </w:p>
+        </w:tc>
+        <w:tc>
+          <w:tcPr>
+            <w:tcW w:type="dxa" w:w="6236"/>
+            <w:shd w:fill="FFFFFF"/>
+            <w:tcBorders>
+              <w:top w:val="single" w:sz="4" w:space="0" w:color="000000"/>
+              <w:left w:val="single" w:sz="4" w:space="0" w:color="000000"/>
+              <w:bottom w:val="single" w:sz="4" w:space="0" w:color="000000"/>
+              <w:right w:val="single" w:sz="4" w:space="0" w:color="000000"/>
+              <w:insideH w:val="single" w:sz="4" w:space="0" w:color="000000"/>
+              <w:insideV w:val="single" w:sz="4" w:space="0" w:color="000000"/>
+            </w:tcBorders>
+            <w:tcMar>
+              <w:top w:w="80" w:type="dxa"/>
+              <w:start w:w="100" w:type="dxa"/>
+              <w:bottom w:w="80" w:type="dxa"/>
+              <w:end w:w="100" w:type="dxa"/>
+            </w:tcMar>
+            <w:vAlign w:val="center"/>
+          </w:tcPr>
+          <w:p>
+            <w:r>
+              <w:rPr>
+                <w:rFonts w:ascii="Arial" w:hAnsi="Arial" w:eastAsia="Arial"/>
+                <w:color w:val="000000"/>
+                <w:sz w:val="22"/>
+              </w:rPr>
+              <w:t>Contrato HTTP de Watson sin exponer credenciales ni registros</w:t>
+            </w:r>
+          </w:p>
+        </w:tc>
+        <w:tc>
+          <w:tcPr>
+            <w:tcW w:type="dxa" w:w="1587"/>
+            <w:shd w:fill="FFFFFF"/>
+            <w:tcBorders>
+              <w:top w:val="single" w:sz="4" w:space="0" w:color="000000"/>
+              <w:left w:val="single" w:sz="4" w:space="0" w:color="000000"/>
+              <w:bottom w:val="single" w:sz="4" w:space="0" w:color="000000"/>
+              <w:right w:val="single" w:sz="4" w:space="0" w:color="000000"/>
+              <w:insideH w:val="single" w:sz="4" w:space="0" w:color="000000"/>
+              <w:insideV w:val="single" w:sz="4" w:space="0" w:color="000000"/>
+            </w:tcBorders>
+            <w:tcMar>
+              <w:top w:w="80" w:type="dxa"/>
+              <w:start w:w="100" w:type="dxa"/>
+              <w:bottom w:w="80" w:type="dxa"/>
+              <w:end w:w="100" w:type="dxa"/>
+            </w:tcMar>
+            <w:vAlign w:val="center"/>
+          </w:tcPr>
+          <w:p>
+            <w:r>
+              <w:rPr>
+                <w:rFonts w:ascii="Arial" w:hAnsi="Arial" w:eastAsia="Arial"/>
+                <w:color w:val="000000"/>
+                <w:sz w:val="22"/>
+              </w:rPr>
+              <w:t>Aprobado</w:t>
+            </w:r>
+          </w:p>
+        </w:tc>
+      </w:tr>
+      <w:tr>
+        <w:trPr>
+          <w:cantSplit/>
+        </w:trPr>
+        <w:tc>
+          <w:tcPr>
+            <w:tcW w:type="dxa" w:w="1247"/>
+            <w:shd w:fill="FFFFFF"/>
+            <w:tcBorders>
+              <w:top w:val="single" w:sz="4" w:space="0" w:color="000000"/>
+              <w:left w:val="single" w:sz="4" w:space="0" w:color="000000"/>
+              <w:bottom w:val="single" w:sz="4" w:space="0" w:color="000000"/>
+              <w:right w:val="single" w:sz="4" w:space="0" w:color="000000"/>
+              <w:insideH w:val="single" w:sz="4" w:space="0" w:color="000000"/>
+              <w:insideV w:val="single" w:sz="4" w:space="0" w:color="000000"/>
+            </w:tcBorders>
+            <w:tcMar>
+              <w:top w:w="80" w:type="dxa"/>
+              <w:start w:w="100" w:type="dxa"/>
+              <w:bottom w:w="80" w:type="dxa"/>
+              <w:end w:w="100" w:type="dxa"/>
+            </w:tcMar>
+            <w:vAlign w:val="center"/>
+          </w:tcPr>
+          <w:p>
+            <w:r>
+              <w:rPr>
+                <w:rFonts w:ascii="Arial" w:hAnsi="Arial" w:eastAsia="Arial"/>
+                <w:color w:val="000000"/>
+                <w:sz w:val="22"/>
+              </w:rPr>
+              <w:t>IBM-02</w:t>
+            </w:r>
+          </w:p>
+        </w:tc>
+        <w:tc>
+          <w:tcPr>
+            <w:tcW w:type="dxa" w:w="6236"/>
+            <w:shd w:fill="FFFFFF"/>
+            <w:tcBorders>
+              <w:top w:val="single" w:sz="4" w:space="0" w:color="000000"/>
+              <w:left w:val="single" w:sz="4" w:space="0" w:color="000000"/>
+              <w:bottom w:val="single" w:sz="4" w:space="0" w:color="000000"/>
+              <w:right w:val="single" w:sz="4" w:space="0" w:color="000000"/>
+              <w:insideH w:val="single" w:sz="4" w:space="0" w:color="000000"/>
+              <w:insideV w:val="single" w:sz="4" w:space="0" w:color="000000"/>
+            </w:tcBorders>
+            <w:tcMar>
+              <w:top w:w="80" w:type="dxa"/>
+              <w:start w:w="100" w:type="dxa"/>
+              <w:bottom w:w="80" w:type="dxa"/>
+              <w:end w:w="100" w:type="dxa"/>
+            </w:tcMar>
+            <w:vAlign w:val="center"/>
+          </w:tcPr>
+          <w:p>
+            <w:r>
+              <w:rPr>
+                <w:rFonts w:ascii="Arial" w:hAnsi="Arial" w:eastAsia="Arial"/>
+                <w:color w:val="000000"/>
+                <w:sz w:val="22"/>
+              </w:rPr>
+              <w:t>Configuración ausente o URL ajena a IBM no envía consultas</w:t>
+            </w:r>
+          </w:p>
+        </w:tc>
+        <w:tc>
+          <w:tcPr>
+            <w:tcW w:type="dxa" w:w="1587"/>
+            <w:shd w:fill="FFFFFF"/>
+            <w:tcBorders>
+              <w:top w:val="single" w:sz="4" w:space="0" w:color="000000"/>
+              <w:left w:val="single" w:sz="4" w:space="0" w:color="000000"/>
+              <w:bottom w:val="single" w:sz="4" w:space="0" w:color="000000"/>
+              <w:right w:val="single" w:sz="4" w:space="0" w:color="000000"/>
+              <w:insideH w:val="single" w:sz="4" w:space="0" w:color="000000"/>
+              <w:insideV w:val="single" w:sz="4" w:space="0" w:color="000000"/>
+            </w:tcBorders>
+            <w:tcMar>
+              <w:top w:w="80" w:type="dxa"/>
+              <w:start w:w="100" w:type="dxa"/>
+              <w:bottom w:w="80" w:type="dxa"/>
+              <w:end w:w="100" w:type="dxa"/>
+            </w:tcMar>
+            <w:vAlign w:val="center"/>
+          </w:tcPr>
+          <w:p>
+            <w:r>
+              <w:rPr>
+                <w:rFonts w:ascii="Arial" w:hAnsi="Arial" w:eastAsia="Arial"/>
+                <w:color w:val="000000"/>
+                <w:sz w:val="22"/>
+              </w:rPr>
+              <w:t>Aprobado</w:t>
+            </w:r>
+          </w:p>
+        </w:tc>
+      </w:tr>
+      <w:tr>
+        <w:trPr>
+          <w:cantSplit/>
+        </w:trPr>
+        <w:tc>
+          <w:tcPr>
+            <w:tcW w:type="dxa" w:w="1247"/>
+            <w:shd w:fill="FFFFFF"/>
+            <w:tcBorders>
+              <w:top w:val="single" w:sz="4" w:space="0" w:color="000000"/>
+              <w:left w:val="single" w:sz="4" w:space="0" w:color="000000"/>
+              <w:bottom w:val="single" w:sz="4" w:space="0" w:color="000000"/>
+              <w:right w:val="single" w:sz="4" w:space="0" w:color="000000"/>
+              <w:insideH w:val="single" w:sz="4" w:space="0" w:color="000000"/>
+              <w:insideV w:val="single" w:sz="4" w:space="0" w:color="000000"/>
+            </w:tcBorders>
+            <w:tcMar>
+              <w:top w:w="80" w:type="dxa"/>
+              <w:start w:w="100" w:type="dxa"/>
+              <w:bottom w:w="80" w:type="dxa"/>
+              <w:end w:w="100" w:type="dxa"/>
+            </w:tcMar>
+            <w:vAlign w:val="center"/>
+          </w:tcPr>
+          <w:p>
+            <w:r>
+              <w:rPr>
+                <w:rFonts w:ascii="Arial" w:hAnsi="Arial" w:eastAsia="Arial"/>
+                <w:color w:val="000000"/>
+                <w:sz w:val="22"/>
+              </w:rPr>
+              <w:t>IBM-03</w:t>
+            </w:r>
+          </w:p>
+        </w:tc>
+        <w:tc>
+          <w:tcPr>
+            <w:tcW w:type="dxa" w:w="6236"/>
+            <w:shd w:fill="FFFFFF"/>
+            <w:tcBorders>
+              <w:top w:val="single" w:sz="4" w:space="0" w:color="000000"/>
+              <w:left w:val="single" w:sz="4" w:space="0" w:color="000000"/>
+              <w:bottom w:val="single" w:sz="4" w:space="0" w:color="000000"/>
+              <w:right w:val="single" w:sz="4" w:space="0" w:color="000000"/>
+              <w:insideH w:val="single" w:sz="4" w:space="0" w:color="000000"/>
+              <w:insideV w:val="single" w:sz="4" w:space="0" w:color="000000"/>
+            </w:tcBorders>
+            <w:tcMar>
+              <w:top w:w="80" w:type="dxa"/>
+              <w:start w:w="100" w:type="dxa"/>
+              <w:bottom w:w="80" w:type="dxa"/>
+              <w:end w:w="100" w:type="dxa"/>
+            </w:tcMar>
+            <w:vAlign w:val="center"/>
+          </w:tcPr>
+          <w:p>
+            <w:r>
+              <w:rPr>
+                <w:rFonts w:ascii="Arial" w:hAnsi="Arial" w:eastAsia="Arial"/>
+                <w:color w:val="000000"/>
+                <w:sz w:val="22"/>
+              </w:rPr>
+              <w:t>Límite de consultas protege la cuota del asistente</w:t>
+            </w:r>
+          </w:p>
+        </w:tc>
+        <w:tc>
+          <w:tcPr>
+            <w:tcW w:type="dxa" w:w="1587"/>
+            <w:shd w:fill="FFFFFF"/>
+            <w:tcBorders>
+              <w:top w:val="single" w:sz="4" w:space="0" w:color="000000"/>
+              <w:left w:val="single" w:sz="4" w:space="0" w:color="000000"/>
+              <w:bottom w:val="single" w:sz="4" w:space="0" w:color="000000"/>
+              <w:right w:val="single" w:sz="4" w:space="0" w:color="000000"/>
+              <w:insideH w:val="single" w:sz="4" w:space="0" w:color="000000"/>
+              <w:insideV w:val="single" w:sz="4" w:space="0" w:color="000000"/>
+            </w:tcBorders>
+            <w:tcMar>
+              <w:top w:w="80" w:type="dxa"/>
+              <w:start w:w="100" w:type="dxa"/>
+              <w:bottom w:w="80" w:type="dxa"/>
+              <w:end w:w="100" w:type="dxa"/>
+            </w:tcMar>
+            <w:vAlign w:val="center"/>
+          </w:tcPr>
+          <w:p>
+            <w:r>
+              <w:rPr>
+                <w:rFonts w:ascii="Arial" w:hAnsi="Arial" w:eastAsia="Arial"/>
+                <w:color w:val="000000"/>
+                <w:sz w:val="22"/>
+              </w:rPr>
+              <w:t>Aprobado</w:t>
+            </w:r>
+          </w:p>
+        </w:tc>
+      </w:tr>
+      <w:tr>
+        <w:trPr>
+          <w:cantSplit/>
+        </w:trPr>
+        <w:tc>
+          <w:tcPr>
+            <w:tcW w:type="dxa" w:w="1247"/>
+            <w:shd w:fill="FFFFFF"/>
+            <w:tcBorders>
+              <w:top w:val="single" w:sz="4" w:space="0" w:color="000000"/>
+              <w:left w:val="single" w:sz="4" w:space="0" w:color="000000"/>
+              <w:bottom w:val="single" w:sz="4" w:space="0" w:color="000000"/>
+              <w:right w:val="single" w:sz="4" w:space="0" w:color="000000"/>
+              <w:insideH w:val="single" w:sz="4" w:space="0" w:color="000000"/>
+              <w:insideV w:val="single" w:sz="4" w:space="0" w:color="000000"/>
+            </w:tcBorders>
+            <w:tcMar>
+              <w:top w:w="80" w:type="dxa"/>
+              <w:start w:w="100" w:type="dxa"/>
+              <w:bottom w:w="80" w:type="dxa"/>
+              <w:end w:w="100" w:type="dxa"/>
+            </w:tcMar>
+            <w:vAlign w:val="center"/>
+          </w:tcPr>
+          <w:p>
+            <w:r>
+              <w:rPr>
+                <w:rFonts w:ascii="Arial" w:hAnsi="Arial" w:eastAsia="Arial"/>
+                <w:color w:val="000000"/>
+                <w:sz w:val="22"/>
+              </w:rPr>
+              <w:t>DATA-01</w:t>
+            </w:r>
+          </w:p>
+        </w:tc>
+        <w:tc>
+          <w:tcPr>
+            <w:tcW w:type="dxa" w:w="6236"/>
+            <w:shd w:fill="FFFFFF"/>
+            <w:tcBorders>
+              <w:top w:val="single" w:sz="4" w:space="0" w:color="000000"/>
+              <w:left w:val="single" w:sz="4" w:space="0" w:color="000000"/>
+              <w:bottom w:val="single" w:sz="4" w:space="0" w:color="000000"/>
+              <w:right w:val="single" w:sz="4" w:space="0" w:color="000000"/>
+              <w:insideH w:val="single" w:sz="4" w:space="0" w:color="000000"/>
+              <w:insideV w:val="single" w:sz="4" w:space="0" w:color="000000"/>
+            </w:tcBorders>
+            <w:tcMar>
+              <w:top w:w="80" w:type="dxa"/>
+              <w:start w:w="100" w:type="dxa"/>
+              <w:bottom w:w="80" w:type="dxa"/>
+              <w:end w:w="100" w:type="dxa"/>
+            </w:tcMar>
+            <w:vAlign w:val="center"/>
+          </w:tcPr>
+          <w:p>
+            <w:r>
+              <w:rPr>
+                <w:rFonts w:ascii="Arial" w:hAnsi="Arial" w:eastAsia="Arial"/>
+                <w:color w:val="000000"/>
+                <w:sz w:val="22"/>
+              </w:rPr>
+              <w:t>Creación edición y archivo de producto con auditoría</w:t>
+            </w:r>
+          </w:p>
+        </w:tc>
+        <w:tc>
+          <w:tcPr>
+            <w:tcW w:type="dxa" w:w="1587"/>
+            <w:shd w:fill="FFFFFF"/>
+            <w:tcBorders>
+              <w:top w:val="single" w:sz="4" w:space="0" w:color="000000"/>
+              <w:left w:val="single" w:sz="4" w:space="0" w:color="000000"/>
+              <w:bottom w:val="single" w:sz="4" w:space="0" w:color="000000"/>
+              <w:right w:val="single" w:sz="4" w:space="0" w:color="000000"/>
+              <w:insideH w:val="single" w:sz="4" w:space="0" w:color="000000"/>
+              <w:insideV w:val="single" w:sz="4" w:space="0" w:color="000000"/>
+            </w:tcBorders>
+            <w:tcMar>
+              <w:top w:w="80" w:type="dxa"/>
+              <w:start w:w="100" w:type="dxa"/>
+              <w:bottom w:w="80" w:type="dxa"/>
+              <w:end w:w="100" w:type="dxa"/>
+            </w:tcMar>
+            <w:vAlign w:val="center"/>
+          </w:tcPr>
+          <w:p>
+            <w:r>
+              <w:rPr>
+                <w:rFonts w:ascii="Arial" w:hAnsi="Arial" w:eastAsia="Arial"/>
+                <w:color w:val="000000"/>
+                <w:sz w:val="22"/>
+              </w:rPr>
+              <w:t>Aprobado</w:t>
+            </w:r>
+          </w:p>
+        </w:tc>
+      </w:tr>
+      <w:tr>
+        <w:trPr>
+          <w:cantSplit/>
+        </w:trPr>
+        <w:tc>
+          <w:tcPr>
+            <w:tcW w:type="dxa" w:w="1247"/>
+            <w:shd w:fill="FFFFFF"/>
+            <w:tcBorders>
+              <w:top w:val="single" w:sz="4" w:space="0" w:color="000000"/>
+              <w:left w:val="single" w:sz="4" w:space="0" w:color="000000"/>
+              <w:bottom w:val="single" w:sz="4" w:space="0" w:color="000000"/>
+              <w:right w:val="single" w:sz="4" w:space="0" w:color="000000"/>
+              <w:insideH w:val="single" w:sz="4" w:space="0" w:color="000000"/>
+              <w:insideV w:val="single" w:sz="4" w:space="0" w:color="000000"/>
+            </w:tcBorders>
+            <w:tcMar>
+              <w:top w:w="80" w:type="dxa"/>
+              <w:start w:w="100" w:type="dxa"/>
+              <w:bottom w:w="80" w:type="dxa"/>
+              <w:end w:w="100" w:type="dxa"/>
+            </w:tcMar>
+            <w:vAlign w:val="center"/>
+          </w:tcPr>
+          <w:p>
+            <w:r>
+              <w:rPr>
+                <w:rFonts w:ascii="Arial" w:hAnsi="Arial" w:eastAsia="Arial"/>
+                <w:color w:val="000000"/>
+                <w:sz w:val="22"/>
+              </w:rPr>
+              <w:t>SALE-01</w:t>
+            </w:r>
+          </w:p>
+        </w:tc>
+        <w:tc>
+          <w:tcPr>
+            <w:tcW w:type="dxa" w:w="6236"/>
+            <w:shd w:fill="FFFFFF"/>
+            <w:tcBorders>
+              <w:top w:val="single" w:sz="4" w:space="0" w:color="000000"/>
+              <w:left w:val="single" w:sz="4" w:space="0" w:color="000000"/>
+              <w:bottom w:val="single" w:sz="4" w:space="0" w:color="000000"/>
+              <w:right w:val="single" w:sz="4" w:space="0" w:color="000000"/>
+              <w:insideH w:val="single" w:sz="4" w:space="0" w:color="000000"/>
+              <w:insideV w:val="single" w:sz="4" w:space="0" w:color="000000"/>
+            </w:tcBorders>
+            <w:tcMar>
+              <w:top w:w="80" w:type="dxa"/>
+              <w:start w:w="100" w:type="dxa"/>
+              <w:bottom w:w="80" w:type="dxa"/>
+              <w:end w:w="100" w:type="dxa"/>
+            </w:tcMar>
+            <w:vAlign w:val="center"/>
+          </w:tcPr>
+          <w:p>
+            <w:r>
+              <w:rPr>
+                <w:rFonts w:ascii="Arial" w:hAnsi="Arial" w:eastAsia="Arial"/>
+                <w:color w:val="000000"/>
+                <w:sz w:val="22"/>
+              </w:rPr>
+              <w:t>Venta válida reintento y descuento de stock una vez</w:t>
+            </w:r>
+          </w:p>
+        </w:tc>
+        <w:tc>
+          <w:tcPr>
+            <w:tcW w:type="dxa" w:w="1587"/>
+            <w:shd w:fill="FFFFFF"/>
+            <w:tcBorders>
+              <w:top w:val="single" w:sz="4" w:space="0" w:color="000000"/>
+              <w:left w:val="single" w:sz="4" w:space="0" w:color="000000"/>
+              <w:bottom w:val="single" w:sz="4" w:space="0" w:color="000000"/>
+              <w:right w:val="single" w:sz="4" w:space="0" w:color="000000"/>
+              <w:insideH w:val="single" w:sz="4" w:space="0" w:color="000000"/>
+              <w:insideV w:val="single" w:sz="4" w:space="0" w:color="000000"/>
+            </w:tcBorders>
+            <w:tcMar>
+              <w:top w:w="80" w:type="dxa"/>
+              <w:start w:w="100" w:type="dxa"/>
+              <w:bottom w:w="80" w:type="dxa"/>
+              <w:end w:w="100" w:type="dxa"/>
+            </w:tcMar>
+            <w:vAlign w:val="center"/>
+          </w:tcPr>
+          <w:p>
+            <w:r>
+              <w:rPr>
+                <w:rFonts w:ascii="Arial" w:hAnsi="Arial" w:eastAsia="Arial"/>
+                <w:color w:val="000000"/>
+                <w:sz w:val="22"/>
+              </w:rPr>
+              <w:t>Aprobado</w:t>
+            </w:r>
+          </w:p>
+        </w:tc>
+      </w:tr>
+      <w:tr>
+        <w:trPr>
+          <w:cantSplit/>
+        </w:trPr>
+        <w:tc>
+          <w:tcPr>
+            <w:tcW w:type="dxa" w:w="1247"/>
+            <w:shd w:fill="FFFFFF"/>
+            <w:tcBorders>
+              <w:top w:val="single" w:sz="4" w:space="0" w:color="000000"/>
+              <w:left w:val="single" w:sz="4" w:space="0" w:color="000000"/>
+              <w:bottom w:val="single" w:sz="4" w:space="0" w:color="000000"/>
+              <w:right w:val="single" w:sz="4" w:space="0" w:color="000000"/>
+              <w:insideH w:val="single" w:sz="4" w:space="0" w:color="000000"/>
+              <w:insideV w:val="single" w:sz="4" w:space="0" w:color="000000"/>
+            </w:tcBorders>
+            <w:tcMar>
+              <w:top w:w="80" w:type="dxa"/>
+              <w:start w:w="100" w:type="dxa"/>
+              <w:bottom w:w="80" w:type="dxa"/>
+              <w:end w:w="100" w:type="dxa"/>
+            </w:tcMar>
+            <w:vAlign w:val="center"/>
+          </w:tcPr>
+          <w:p>
+            <w:r>
+              <w:rPr>
+                <w:rFonts w:ascii="Arial" w:hAnsi="Arial" w:eastAsia="Arial"/>
+                <w:color w:val="000000"/>
+                <w:sz w:val="22"/>
+              </w:rPr>
+              <w:t>SALE-02</w:t>
+            </w:r>
+          </w:p>
+        </w:tc>
+        <w:tc>
+          <w:tcPr>
+            <w:tcW w:type="dxa" w:w="6236"/>
+            <w:shd w:fill="FFFFFF"/>
+            <w:tcBorders>
+              <w:top w:val="single" w:sz="4" w:space="0" w:color="000000"/>
+              <w:left w:val="single" w:sz="4" w:space="0" w:color="000000"/>
+              <w:bottom w:val="single" w:sz="4" w:space="0" w:color="000000"/>
+              <w:right w:val="single" w:sz="4" w:space="0" w:color="000000"/>
+              <w:insideH w:val="single" w:sz="4" w:space="0" w:color="000000"/>
+              <w:insideV w:val="single" w:sz="4" w:space="0" w:color="000000"/>
+            </w:tcBorders>
+            <w:tcMar>
+              <w:top w:w="80" w:type="dxa"/>
+              <w:start w:w="100" w:type="dxa"/>
+              <w:bottom w:w="80" w:type="dxa"/>
+              <w:end w:w="100" w:type="dxa"/>
+            </w:tcMar>
+            <w:vAlign w:val="center"/>
+          </w:tcPr>
+          <w:p>
+            <w:r>
+              <w:rPr>
+                <w:rFonts w:ascii="Arial" w:hAnsi="Arial" w:eastAsia="Arial"/>
+                <w:color w:val="000000"/>
+                <w:sz w:val="22"/>
+              </w:rPr>
+              <w:t>Reintentos concurrentes conservan una única venta</w:t>
+            </w:r>
+          </w:p>
+        </w:tc>
+        <w:tc>
+          <w:tcPr>
+            <w:tcW w:type="dxa" w:w="1587"/>
+            <w:shd w:fill="FFFFFF"/>
+            <w:tcBorders>
+              <w:top w:val="single" w:sz="4" w:space="0" w:color="000000"/>
+              <w:left w:val="single" w:sz="4" w:space="0" w:color="000000"/>
+              <w:bottom w:val="single" w:sz="4" w:space="0" w:color="000000"/>
+              <w:right w:val="single" w:sz="4" w:space="0" w:color="000000"/>
+              <w:insideH w:val="single" w:sz="4" w:space="0" w:color="000000"/>
+              <w:insideV w:val="single" w:sz="4" w:space="0" w:color="000000"/>
+            </w:tcBorders>
+            <w:tcMar>
+              <w:top w:w="80" w:type="dxa"/>
+              <w:start w:w="100" w:type="dxa"/>
+              <w:bottom w:w="80" w:type="dxa"/>
+              <w:end w:w="100" w:type="dxa"/>
+            </w:tcMar>
+            <w:vAlign w:val="center"/>
+          </w:tcPr>
+          <w:p>
+            <w:r>
+              <w:rPr>
+                <w:rFonts w:ascii="Arial" w:hAnsi="Arial" w:eastAsia="Arial"/>
+                <w:color w:val="000000"/>
+                <w:sz w:val="22"/>
+              </w:rPr>
+              <w:t>Aprobado</w:t>
+            </w:r>
+          </w:p>
+        </w:tc>
+      </w:tr>
+      <w:tr>
+        <w:trPr>
+          <w:cantSplit/>
+        </w:trPr>
+        <w:tc>
+          <w:tcPr>
+            <w:tcW w:type="dxa" w:w="1247"/>
+            <w:shd w:fill="FFFFFF"/>
+            <w:tcBorders>
+              <w:top w:val="single" w:sz="4" w:space="0" w:color="000000"/>
+              <w:left w:val="single" w:sz="4" w:space="0" w:color="000000"/>
+              <w:bottom w:val="single" w:sz="4" w:space="0" w:color="000000"/>
+              <w:right w:val="single" w:sz="4" w:space="0" w:color="000000"/>
+              <w:insideH w:val="single" w:sz="4" w:space="0" w:color="000000"/>
+              <w:insideV w:val="single" w:sz="4" w:space="0" w:color="000000"/>
+            </w:tcBorders>
+            <w:tcMar>
+              <w:top w:w="80" w:type="dxa"/>
+              <w:start w:w="100" w:type="dxa"/>
+              <w:bottom w:w="80" w:type="dxa"/>
+              <w:end w:w="100" w:type="dxa"/>
+            </w:tcMar>
+            <w:vAlign w:val="center"/>
+          </w:tcPr>
+          <w:p>
+            <w:r>
+              <w:rPr>
+                <w:rFonts w:ascii="Arial" w:hAnsi="Arial" w:eastAsia="Arial"/>
+                <w:color w:val="000000"/>
+                <w:sz w:val="22"/>
+              </w:rPr>
+              <w:t>SALE-03</w:t>
+            </w:r>
+          </w:p>
+        </w:tc>
+        <w:tc>
+          <w:tcPr>
+            <w:tcW w:type="dxa" w:w="6236"/>
+            <w:shd w:fill="FFFFFF"/>
+            <w:tcBorders>
+              <w:top w:val="single" w:sz="4" w:space="0" w:color="000000"/>
+              <w:left w:val="single" w:sz="4" w:space="0" w:color="000000"/>
+              <w:bottom w:val="single" w:sz="4" w:space="0" w:color="000000"/>
+              <w:right w:val="single" w:sz="4" w:space="0" w:color="000000"/>
+              <w:insideH w:val="single" w:sz="4" w:space="0" w:color="000000"/>
+              <w:insideV w:val="single" w:sz="4" w:space="0" w:color="000000"/>
+            </w:tcBorders>
+            <w:tcMar>
+              <w:top w:w="80" w:type="dxa"/>
+              <w:start w:w="100" w:type="dxa"/>
+              <w:bottom w:w="80" w:type="dxa"/>
+              <w:end w:w="100" w:type="dxa"/>
+            </w:tcMar>
+            <w:vAlign w:val="center"/>
+          </w:tcPr>
+          <w:p>
+            <w:r>
+              <w:rPr>
+                <w:rFonts w:ascii="Arial" w:hAnsi="Arial" w:eastAsia="Arial"/>
+                <w:color w:val="000000"/>
+                <w:sz w:val="22"/>
+              </w:rPr>
+              <w:t>Dos ventas concurrentes compiten por la última unidad</w:t>
+            </w:r>
+          </w:p>
+        </w:tc>
+        <w:tc>
+          <w:tcPr>
+            <w:tcW w:type="dxa" w:w="1587"/>
+            <w:shd w:fill="FFFFFF"/>
+            <w:tcBorders>
+              <w:top w:val="single" w:sz="4" w:space="0" w:color="000000"/>
+              <w:left w:val="single" w:sz="4" w:space="0" w:color="000000"/>
+              <w:bottom w:val="single" w:sz="4" w:space="0" w:color="000000"/>
+              <w:right w:val="single" w:sz="4" w:space="0" w:color="000000"/>
+              <w:insideH w:val="single" w:sz="4" w:space="0" w:color="000000"/>
+              <w:insideV w:val="single" w:sz="4" w:space="0" w:color="000000"/>
+            </w:tcBorders>
+            <w:tcMar>
+              <w:top w:w="80" w:type="dxa"/>
+              <w:start w:w="100" w:type="dxa"/>
+              <w:bottom w:w="80" w:type="dxa"/>
+              <w:end w:w="100" w:type="dxa"/>
+            </w:tcMar>
+            <w:vAlign w:val="center"/>
+          </w:tcPr>
+          <w:p>
+            <w:r>
+              <w:rPr>
+                <w:rFonts w:ascii="Arial" w:hAnsi="Arial" w:eastAsia="Arial"/>
+                <w:color w:val="000000"/>
+                <w:sz w:val="22"/>
+              </w:rPr>
+              <w:t>Aprobado</w:t>
+            </w:r>
+          </w:p>
+        </w:tc>
+      </w:tr>
+      <w:tr>
+        <w:trPr>
+          <w:cantSplit/>
+        </w:trPr>
+        <w:tc>
+          <w:tcPr>
+            <w:tcW w:type="dxa" w:w="1247"/>
+            <w:shd w:fill="FFFFFF"/>
+            <w:tcBorders>
+              <w:top w:val="single" w:sz="4" w:space="0" w:color="000000"/>
+              <w:left w:val="single" w:sz="4" w:space="0" w:color="000000"/>
+              <w:bottom w:val="single" w:sz="4" w:space="0" w:color="000000"/>
+              <w:right w:val="single" w:sz="4" w:space="0" w:color="000000"/>
+              <w:insideH w:val="single" w:sz="4" w:space="0" w:color="000000"/>
+              <w:insideV w:val="single" w:sz="4" w:space="0" w:color="000000"/>
+            </w:tcBorders>
+            <w:tcMar>
+              <w:top w:w="80" w:type="dxa"/>
+              <w:start w:w="100" w:type="dxa"/>
+              <w:bottom w:w="80" w:type="dxa"/>
+              <w:end w:w="100" w:type="dxa"/>
+            </w:tcMar>
+            <w:vAlign w:val="center"/>
+          </w:tcPr>
+          <w:p>
+            <w:r>
+              <w:rPr>
+                <w:rFonts w:ascii="Arial" w:hAnsi="Arial" w:eastAsia="Arial"/>
+                <w:color w:val="000000"/>
+                <w:sz w:val="22"/>
+              </w:rPr>
+              <w:t>STOCK-01</w:t>
+            </w:r>
+          </w:p>
+        </w:tc>
+        <w:tc>
+          <w:tcPr>
+            <w:tcW w:type="dxa" w:w="6236"/>
+            <w:shd w:fill="FFFFFF"/>
+            <w:tcBorders>
+              <w:top w:val="single" w:sz="4" w:space="0" w:color="000000"/>
+              <w:left w:val="single" w:sz="4" w:space="0" w:color="000000"/>
+              <w:bottom w:val="single" w:sz="4" w:space="0" w:color="000000"/>
+              <w:right w:val="single" w:sz="4" w:space="0" w:color="000000"/>
+              <w:insideH w:val="single" w:sz="4" w:space="0" w:color="000000"/>
+              <w:insideV w:val="single" w:sz="4" w:space="0" w:color="000000"/>
+            </w:tcBorders>
+            <w:tcMar>
+              <w:top w:w="80" w:type="dxa"/>
+              <w:start w:w="100" w:type="dxa"/>
+              <w:bottom w:w="80" w:type="dxa"/>
+              <w:end w:w="100" w:type="dxa"/>
+            </w:tcMar>
+            <w:vAlign w:val="center"/>
+          </w:tcPr>
+          <w:p>
+            <w:r>
+              <w:rPr>
+                <w:rFonts w:ascii="Arial" w:hAnsi="Arial" w:eastAsia="Arial"/>
+                <w:color w:val="000000"/>
+                <w:sz w:val="22"/>
+              </w:rPr>
+              <w:t>Ajustes concurrentes y versión desactualizada</w:t>
+            </w:r>
+          </w:p>
+        </w:tc>
+        <w:tc>
+          <w:tcPr>
+            <w:tcW w:type="dxa" w:w="1587"/>
+            <w:shd w:fill="FFFFFF"/>
+            <w:tcBorders>
+              <w:top w:val="single" w:sz="4" w:space="0" w:color="000000"/>
+              <w:left w:val="single" w:sz="4" w:space="0" w:color="000000"/>
+              <w:bottom w:val="single" w:sz="4" w:space="0" w:color="000000"/>
+              <w:right w:val="single" w:sz="4" w:space="0" w:color="000000"/>
+              <w:insideH w:val="single" w:sz="4" w:space="0" w:color="000000"/>
+              <w:insideV w:val="single" w:sz="4" w:space="0" w:color="000000"/>
+            </w:tcBorders>
+            <w:tcMar>
+              <w:top w:w="80" w:type="dxa"/>
+              <w:start w:w="100" w:type="dxa"/>
+              <w:bottom w:w="80" w:type="dxa"/>
+              <w:end w:w="100" w:type="dxa"/>
+            </w:tcMar>
+            <w:vAlign w:val="center"/>
+          </w:tcPr>
+          <w:p>
+            <w:r>
+              <w:rPr>
+                <w:rFonts w:ascii="Arial" w:hAnsi="Arial" w:eastAsia="Arial"/>
+                <w:color w:val="000000"/>
+                <w:sz w:val="22"/>
+              </w:rPr>
+              <w:t>Aprobado</w:t>
+            </w:r>
+          </w:p>
+        </w:tc>
+      </w:tr>
+      <w:tr>
+        <w:trPr>
+          <w:cantSplit/>
+        </w:trPr>
+        <w:tc>
+          <w:tcPr>
+            <w:tcW w:type="dxa" w:w="1247"/>
+            <w:shd w:fill="FFFFFF"/>
+            <w:tcBorders>
+              <w:top w:val="single" w:sz="4" w:space="0" w:color="000000"/>
+              <w:left w:val="single" w:sz="4" w:space="0" w:color="000000"/>
+              <w:bottom w:val="single" w:sz="4" w:space="0" w:color="000000"/>
+              <w:right w:val="single" w:sz="4" w:space="0" w:color="000000"/>
+              <w:insideH w:val="single" w:sz="4" w:space="0" w:color="000000"/>
+              <w:insideV w:val="single" w:sz="4" w:space="0" w:color="000000"/>
+            </w:tcBorders>
+            <w:tcMar>
+              <w:top w:w="80" w:type="dxa"/>
+              <w:start w:w="100" w:type="dxa"/>
+              <w:bottom w:w="80" w:type="dxa"/>
+              <w:end w:w="100" w:type="dxa"/>
+            </w:tcMar>
+            <w:vAlign w:val="center"/>
+          </w:tcPr>
+          <w:p>
+            <w:r>
+              <w:rPr>
+                <w:rFonts w:ascii="Arial" w:hAnsi="Arial" w:eastAsia="Arial"/>
+                <w:color w:val="000000"/>
+                <w:sz w:val="22"/>
+              </w:rPr>
+              <w:t>DATA-02</w:t>
+            </w:r>
+          </w:p>
+        </w:tc>
+        <w:tc>
+          <w:tcPr>
+            <w:tcW w:type="dxa" w:w="6236"/>
+            <w:shd w:fill="FFFFFF"/>
+            <w:tcBorders>
+              <w:top w:val="single" w:sz="4" w:space="0" w:color="000000"/>
+              <w:left w:val="single" w:sz="4" w:space="0" w:color="000000"/>
+              <w:bottom w:val="single" w:sz="4" w:space="0" w:color="000000"/>
+              <w:right w:val="single" w:sz="4" w:space="0" w:color="000000"/>
+              <w:insideH w:val="single" w:sz="4" w:space="0" w:color="000000"/>
+              <w:insideV w:val="single" w:sz="4" w:space="0" w:color="000000"/>
+            </w:tcBorders>
+            <w:tcMar>
+              <w:top w:w="80" w:type="dxa"/>
+              <w:start w:w="100" w:type="dxa"/>
+              <w:bottom w:w="80" w:type="dxa"/>
+              <w:end w:w="100" w:type="dxa"/>
+            </w:tcMar>
+            <w:vAlign w:val="center"/>
+          </w:tcPr>
+          <w:p>
+            <w:r>
+              <w:rPr>
+                <w:rFonts w:ascii="Arial" w:hAnsi="Arial" w:eastAsia="Arial"/>
+                <w:color w:val="000000"/>
+                <w:sz w:val="22"/>
+              </w:rPr>
+              <w:t>Proveedor con productos no puede eliminarse y configuración persiste</w:t>
+            </w:r>
+          </w:p>
+        </w:tc>
+        <w:tc>
+          <w:tcPr>
+            <w:tcW w:type="dxa" w:w="1587"/>
+            <w:shd w:fill="FFFFFF"/>
+            <w:tcBorders>
+              <w:top w:val="single" w:sz="4" w:space="0" w:color="000000"/>
+              <w:left w:val="single" w:sz="4" w:space="0" w:color="000000"/>
+              <w:bottom w:val="single" w:sz="4" w:space="0" w:color="000000"/>
+              <w:right w:val="single" w:sz="4" w:space="0" w:color="000000"/>
+              <w:insideH w:val="single" w:sz="4" w:space="0" w:color="000000"/>
+              <w:insideV w:val="single" w:sz="4" w:space="0" w:color="000000"/>
+            </w:tcBorders>
+            <w:tcMar>
+              <w:top w:w="80" w:type="dxa"/>
+              <w:start w:w="100" w:type="dxa"/>
+              <w:bottom w:w="80" w:type="dxa"/>
+              <w:end w:w="100" w:type="dxa"/>
+            </w:tcMar>
+            <w:vAlign w:val="center"/>
+          </w:tcPr>
+          <w:p>
+            <w:r>
+              <w:rPr>
+                <w:rFonts w:ascii="Arial" w:hAnsi="Arial" w:eastAsia="Arial"/>
+                <w:color w:val="000000"/>
+                <w:sz w:val="22"/>
+              </w:rPr>
+              <w:t>Aprobado</w:t>
+            </w:r>
+          </w:p>
+        </w:tc>
+      </w:tr>
+      <w:tr>
+        <w:trPr>
+          <w:cantSplit/>
+        </w:trPr>
+        <w:tc>
+          <w:tcPr>
+            <w:tcW w:type="dxa" w:w="1247"/>
+            <w:shd w:fill="FFFFFF"/>
+            <w:tcBorders>
+              <w:top w:val="single" w:sz="4" w:space="0" w:color="000000"/>
+              <w:left w:val="single" w:sz="4" w:space="0" w:color="000000"/>
+              <w:bottom w:val="single" w:sz="4" w:space="0" w:color="000000"/>
+              <w:right w:val="single" w:sz="4" w:space="0" w:color="000000"/>
+              <w:insideH w:val="single" w:sz="4" w:space="0" w:color="000000"/>
+              <w:insideV w:val="single" w:sz="4" w:space="0" w:color="000000"/>
+            </w:tcBorders>
+            <w:tcMar>
+              <w:top w:w="80" w:type="dxa"/>
+              <w:start w:w="100" w:type="dxa"/>
+              <w:bottom w:w="80" w:type="dxa"/>
+              <w:end w:w="100" w:type="dxa"/>
+            </w:tcMar>
+            <w:vAlign w:val="center"/>
+          </w:tcPr>
+          <w:p>
+            <w:r>
+              <w:rPr>
+                <w:rFonts w:ascii="Arial" w:hAnsi="Arial" w:eastAsia="Arial"/>
+                <w:color w:val="000000"/>
+                <w:sz w:val="22"/>
+              </w:rPr>
+              <w:t>JAVA-01</w:t>
+            </w:r>
+          </w:p>
+        </w:tc>
+        <w:tc>
+          <w:tcPr>
+            <w:tcW w:type="dxa" w:w="6236"/>
+            <w:shd w:fill="FFFFFF"/>
+            <w:tcBorders>
+              <w:top w:val="single" w:sz="4" w:space="0" w:color="000000"/>
+              <w:left w:val="single" w:sz="4" w:space="0" w:color="000000"/>
+              <w:bottom w:val="single" w:sz="4" w:space="0" w:color="000000"/>
+              <w:right w:val="single" w:sz="4" w:space="0" w:color="000000"/>
+              <w:insideH w:val="single" w:sz="4" w:space="0" w:color="000000"/>
+              <w:insideV w:val="single" w:sz="4" w:space="0" w:color="000000"/>
+            </w:tcBorders>
+            <w:tcMar>
+              <w:top w:w="80" w:type="dxa"/>
+              <w:start w:w="100" w:type="dxa"/>
+              <w:bottom w:w="80" w:type="dxa"/>
+              <w:end w:w="100" w:type="dxa"/>
+            </w:tcMar>
+            <w:vAlign w:val="center"/>
+          </w:tcPr>
+          <w:p>
+            <w:r>
+              <w:rPr>
+                <w:rFonts w:ascii="Arial" w:hAnsi="Arial" w:eastAsia="Arial"/>
+                <w:color w:val="000000"/>
+                <w:sz w:val="22"/>
+              </w:rPr>
+              <w:t>Programa Java ejecutado con rol administrador</w:t>
+            </w:r>
+          </w:p>
+        </w:tc>
+        <w:tc>
+          <w:tcPr>
+            <w:tcW w:type="dxa" w:w="1587"/>
+            <w:shd w:fill="FFFFFF"/>
+            <w:tcBorders>
+              <w:top w:val="single" w:sz="4" w:space="0" w:color="000000"/>
+              <w:left w:val="single" w:sz="4" w:space="0" w:color="000000"/>
+              <w:bottom w:val="single" w:sz="4" w:space="0" w:color="000000"/>
+              <w:right w:val="single" w:sz="4" w:space="0" w:color="000000"/>
+              <w:insideH w:val="single" w:sz="4" w:space="0" w:color="000000"/>
+              <w:insideV w:val="single" w:sz="4" w:space="0" w:color="000000"/>
+            </w:tcBorders>
+            <w:tcMar>
+              <w:top w:w="80" w:type="dxa"/>
+              <w:start w:w="100" w:type="dxa"/>
+              <w:bottom w:w="80" w:type="dxa"/>
+              <w:end w:w="100" w:type="dxa"/>
+            </w:tcMar>
+            <w:vAlign w:val="center"/>
+          </w:tcPr>
+          <w:p>
+            <w:r>
+              <w:rPr>
+                <w:rFonts w:ascii="Arial" w:hAnsi="Arial" w:eastAsia="Arial"/>
+                <w:color w:val="000000"/>
+                <w:sz w:val="22"/>
+              </w:rPr>
+              <w:t>Aprobado</w:t>
+            </w:r>
+          </w:p>
+        </w:tc>
+      </w:tr>
+      <w:tr>
+        <w:trPr>
+          <w:cantSplit/>
+        </w:trPr>
+        <w:tc>
+          <w:tcPr>
+            <w:tcW w:type="dxa" w:w="1247"/>
+            <w:shd w:fill="FFFFFF"/>
+            <w:tcBorders>
+              <w:top w:val="single" w:sz="4" w:space="0" w:color="000000"/>
+              <w:left w:val="single" w:sz="4" w:space="0" w:color="000000"/>
+              <w:bottom w:val="single" w:sz="4" w:space="0" w:color="000000"/>
+              <w:right w:val="single" w:sz="4" w:space="0" w:color="000000"/>
+              <w:insideH w:val="single" w:sz="4" w:space="0" w:color="000000"/>
+              <w:insideV w:val="single" w:sz="4" w:space="0" w:color="000000"/>
+            </w:tcBorders>
+            <w:tcMar>
+              <w:top w:w="80" w:type="dxa"/>
+              <w:start w:w="100" w:type="dxa"/>
+              <w:bottom w:w="80" w:type="dxa"/>
+              <w:end w:w="100" w:type="dxa"/>
+            </w:tcMar>
+            <w:vAlign w:val="center"/>
+          </w:tcPr>
+          <w:p>
+            <w:r>
+              <w:rPr>
+                <w:rFonts w:ascii="Arial" w:hAnsi="Arial" w:eastAsia="Arial"/>
+                <w:color w:val="000000"/>
+                <w:sz w:val="22"/>
+              </w:rPr>
+              <w:t>BACKUP-01</w:t>
+            </w:r>
+          </w:p>
+        </w:tc>
+        <w:tc>
+          <w:tcPr>
+            <w:tcW w:type="dxa" w:w="6236"/>
+            <w:shd w:fill="FFFFFF"/>
+            <w:tcBorders>
+              <w:top w:val="single" w:sz="4" w:space="0" w:color="000000"/>
+              <w:left w:val="single" w:sz="4" w:space="0" w:color="000000"/>
+              <w:bottom w:val="single" w:sz="4" w:space="0" w:color="000000"/>
+              <w:right w:val="single" w:sz="4" w:space="0" w:color="000000"/>
+              <w:insideH w:val="single" w:sz="4" w:space="0" w:color="000000"/>
+              <w:insideV w:val="single" w:sz="4" w:space="0" w:color="000000"/>
+            </w:tcBorders>
+            <w:tcMar>
+              <w:top w:w="80" w:type="dxa"/>
+              <w:start w:w="100" w:type="dxa"/>
+              <w:bottom w:w="80" w:type="dxa"/>
+              <w:end w:w="100" w:type="dxa"/>
+            </w:tcMar>
+            <w:vAlign w:val="center"/>
+          </w:tcPr>
+          <w:p>
+            <w:r>
+              <w:rPr>
+                <w:rFonts w:ascii="Arial" w:hAnsi="Arial" w:eastAsia="Arial"/>
+                <w:color w:val="000000"/>
+                <w:sz w:val="22"/>
+              </w:rPr>
+              <w:t>Exportación consistente y recuperación en un esquema nuevo</w:t>
+            </w:r>
+          </w:p>
+        </w:tc>
+        <w:tc>
+          <w:tcPr>
+            <w:tcW w:type="dxa" w:w="1587"/>
+            <w:shd w:fill="FFFFFF"/>
+            <w:tcBorders>
+              <w:top w:val="single" w:sz="4" w:space="0" w:color="000000"/>
+              <w:left w:val="single" w:sz="4" w:space="0" w:color="000000"/>
+              <w:bottom w:val="single" w:sz="4" w:space="0" w:color="000000"/>
+              <w:right w:val="single" w:sz="4" w:space="0" w:color="000000"/>
+              <w:insideH w:val="single" w:sz="4" w:space="0" w:color="000000"/>
+              <w:insideV w:val="single" w:sz="4" w:space="0" w:color="000000"/>
+            </w:tcBorders>
+            <w:tcMar>
+              <w:top w:w="80" w:type="dxa"/>
+              <w:start w:w="100" w:type="dxa"/>
+              <w:bottom w:w="80" w:type="dxa"/>
+              <w:end w:w="100" w:type="dxa"/>
+            </w:tcMar>
+            <w:vAlign w:val="center"/>
+          </w:tcPr>
+          <w:p>
+            <w:r>
+              <w:rPr>
+                <w:rFonts w:ascii="Arial" w:hAnsi="Arial" w:eastAsia="Arial"/>
+                <w:color w:val="000000"/>
+                <w:sz w:val="22"/>
+              </w:rPr>
+              <w:t>Aprobado</w:t>
+            </w:r>
+          </w:p>
+        </w:tc>
+      </w:tr>
+      <w:tr>
+        <w:trPr>
+          <w:cantSplit/>
+        </w:trPr>
+        <w:tc>
+          <w:tcPr>
+            <w:tcW w:type="dxa" w:w="1247"/>
+            <w:shd w:fill="FFFFFF"/>
+            <w:tcBorders>
+              <w:top w:val="single" w:sz="4" w:space="0" w:color="000000"/>
+              <w:left w:val="single" w:sz="4" w:space="0" w:color="000000"/>
+              <w:bottom w:val="single" w:sz="4" w:space="0" w:color="000000"/>
+              <w:right w:val="single" w:sz="4" w:space="0" w:color="000000"/>
+              <w:insideH w:val="single" w:sz="4" w:space="0" w:color="000000"/>
+              <w:insideV w:val="single" w:sz="4" w:space="0" w:color="000000"/>
+            </w:tcBorders>
+            <w:tcMar>
+              <w:top w:w="80" w:type="dxa"/>
+              <w:start w:w="100" w:type="dxa"/>
+              <w:bottom w:w="80" w:type="dxa"/>
+              <w:end w:w="100" w:type="dxa"/>
+            </w:tcMar>
+            <w:vAlign w:val="center"/>
+          </w:tcPr>
+          <w:p>
+            <w:r>
+              <w:rPr>
+                <w:rFonts w:ascii="Arial" w:hAnsi="Arial" w:eastAsia="Arial"/>
+                <w:color w:val="000000"/>
+                <w:sz w:val="22"/>
+              </w:rPr>
+              <w:t>AUDIT-01</w:t>
+            </w:r>
+          </w:p>
+        </w:tc>
+        <w:tc>
+          <w:tcPr>
+            <w:tcW w:type="dxa" w:w="6236"/>
+            <w:shd w:fill="FFFFFF"/>
+            <w:tcBorders>
+              <w:top w:val="single" w:sz="4" w:space="0" w:color="000000"/>
+              <w:left w:val="single" w:sz="4" w:space="0" w:color="000000"/>
+              <w:bottom w:val="single" w:sz="4" w:space="0" w:color="000000"/>
+              <w:right w:val="single" w:sz="4" w:space="0" w:color="000000"/>
+              <w:insideH w:val="single" w:sz="4" w:space="0" w:color="000000"/>
+              <w:insideV w:val="single" w:sz="4" w:space="0" w:color="000000"/>
+            </w:tcBorders>
+            <w:tcMar>
+              <w:top w:w="80" w:type="dxa"/>
+              <w:start w:w="100" w:type="dxa"/>
+              <w:bottom w:w="80" w:type="dxa"/>
+              <w:end w:w="100" w:type="dxa"/>
+            </w:tcMar>
+            <w:vAlign w:val="center"/>
+          </w:tcPr>
+          <w:p>
+            <w:r>
+              <w:rPr>
+                <w:rFonts w:ascii="Arial" w:hAnsi="Arial" w:eastAsia="Arial"/>
+                <w:color w:val="000000"/>
+                <w:sz w:val="22"/>
+              </w:rPr>
+              <w:t>Ventas ajustes y permisos administrativos dejan trazabilidad</w:t>
+            </w:r>
+          </w:p>
+        </w:tc>
+        <w:tc>
+          <w:tcPr>
+            <w:tcW w:type="dxa" w:w="1587"/>
+            <w:shd w:fill="FFFFFF"/>
+            <w:tcBorders>
+              <w:top w:val="single" w:sz="4" w:space="0" w:color="000000"/>
+              <w:left w:val="single" w:sz="4" w:space="0" w:color="000000"/>
+              <w:bottom w:val="single" w:sz="4" w:space="0" w:color="000000"/>
+              <w:right w:val="single" w:sz="4" w:space="0" w:color="000000"/>
+              <w:insideH w:val="single" w:sz="4" w:space="0" w:color="000000"/>
+              <w:insideV w:val="single" w:sz="4" w:space="0" w:color="000000"/>
+            </w:tcBorders>
+            <w:tcMar>
+              <w:top w:w="80" w:type="dxa"/>
+              <w:start w:w="100" w:type="dxa"/>
+              <w:bottom w:w="80" w:type="dxa"/>
+              <w:end w:w="100" w:type="dxa"/>
+            </w:tcMar>
+            <w:vAlign w:val="center"/>
+          </w:tcPr>
+          <w:p>
+            <w:r>
+              <w:rPr>
+                <w:rFonts w:ascii="Arial" w:hAnsi="Arial" w:eastAsia="Arial"/>
+                <w:color w:val="000000"/>
+                <w:sz w:val="22"/>
+              </w:rPr>
+              <w:t>Aprobado</w:t>
+            </w:r>
+          </w:p>
+        </w:tc>
+      </w:tr>
+      <w:tr>
+        <w:trPr>
+          <w:cantSplit/>
+        </w:trPr>
+        <w:tc>
+          <w:tcPr>
+            <w:tcW w:type="dxa" w:w="1247"/>
+            <w:shd w:fill="FFFFFF"/>
+            <w:tcBorders>
+              <w:top w:val="single" w:sz="4" w:space="0" w:color="000000"/>
+              <w:left w:val="single" w:sz="4" w:space="0" w:color="000000"/>
+              <w:bottom w:val="single" w:sz="4" w:space="0" w:color="000000"/>
+              <w:right w:val="single" w:sz="4" w:space="0" w:color="000000"/>
+              <w:insideH w:val="single" w:sz="4" w:space="0" w:color="000000"/>
+              <w:insideV w:val="single" w:sz="4" w:space="0" w:color="000000"/>
+            </w:tcBorders>
+            <w:tcMar>
+              <w:top w:w="80" w:type="dxa"/>
+              <w:start w:w="100" w:type="dxa"/>
+              <w:bottom w:w="80" w:type="dxa"/>
+              <w:end w:w="100" w:type="dxa"/>
+            </w:tcMar>
+            <w:vAlign w:val="center"/>
+          </w:tcPr>
+          <w:p>
+            <w:r>
+              <w:rPr>
+                <w:rFonts w:ascii="Arial" w:hAnsi="Arial" w:eastAsia="Arial"/>
+                <w:color w:val="000000"/>
+                <w:sz w:val="22"/>
+              </w:rPr>
+              <w:t>BACKUP-02</w:t>
+            </w:r>
+          </w:p>
+        </w:tc>
+        <w:tc>
+          <w:tcPr>
+            <w:tcW w:type="dxa" w:w="6236"/>
+            <w:shd w:fill="FFFFFF"/>
+            <w:tcBorders>
+              <w:top w:val="single" w:sz="4" w:space="0" w:color="000000"/>
+              <w:left w:val="single" w:sz="4" w:space="0" w:color="000000"/>
+              <w:bottom w:val="single" w:sz="4" w:space="0" w:color="000000"/>
+              <w:right w:val="single" w:sz="4" w:space="0" w:color="000000"/>
+              <w:insideH w:val="single" w:sz="4" w:space="0" w:color="000000"/>
+              <w:insideV w:val="single" w:sz="4" w:space="0" w:color="000000"/>
+            </w:tcBorders>
+            <w:tcMar>
+              <w:top w:w="80" w:type="dxa"/>
+              <w:start w:w="100" w:type="dxa"/>
+              <w:bottom w:w="80" w:type="dxa"/>
+              <w:end w:w="100" w:type="dxa"/>
+            </w:tcMar>
+            <w:vAlign w:val="center"/>
+          </w:tcPr>
+          <w:p>
+            <w:r>
+              <w:rPr>
+                <w:rFonts w:ascii="Arial" w:hAnsi="Arial" w:eastAsia="Arial"/>
+                <w:color w:val="000000"/>
+                <w:sz w:val="22"/>
+              </w:rPr>
+              <w:t>Un respaldo con datos inválidos revierte toda la recuperación</w:t>
+            </w:r>
+          </w:p>
+        </w:tc>
+        <w:tc>
+          <w:tcPr>
+            <w:tcW w:type="dxa" w:w="1587"/>
+            <w:shd w:fill="FFFFFF"/>
+            <w:tcBorders>
+              <w:top w:val="single" w:sz="4" w:space="0" w:color="000000"/>
+              <w:left w:val="single" w:sz="4" w:space="0" w:color="000000"/>
+              <w:bottom w:val="single" w:sz="4" w:space="0" w:color="000000"/>
+              <w:right w:val="single" w:sz="4" w:space="0" w:color="000000"/>
+              <w:insideH w:val="single" w:sz="4" w:space="0" w:color="000000"/>
+              <w:insideV w:val="single" w:sz="4" w:space="0" w:color="000000"/>
+            </w:tcBorders>
+            <w:tcMar>
+              <w:top w:w="80" w:type="dxa"/>
+              <w:start w:w="100" w:type="dxa"/>
+              <w:bottom w:w="80" w:type="dxa"/>
+              <w:end w:w="100" w:type="dxa"/>
+            </w:tcMar>
+            <w:vAlign w:val="center"/>
+          </w:tcPr>
+          <w:p>
+            <w:r>
+              <w:rPr>
+                <w:rFonts w:ascii="Arial" w:hAnsi="Arial" w:eastAsia="Arial"/>
+                <w:color w:val="000000"/>
+                <w:sz w:val="22"/>
+              </w:rPr>
+              <w:t>Aprobado</w:t>
             </w:r>
           </w:p>
         </w:tc>
@@ -2539,7 +2469,1860 @@
           <w:color w:val="000000"/>
           <w:sz w:val="22"/>
         </w:rPr>
-        <w:t>Actualización operativa al 04-10-2026</w:t>
+        <w:t>Recorridos de interfaz</w:t>
+      </w:r>
+    </w:p>
+    <w:tbl>
+      <w:tblPr>
+        <w:tblStyle w:val="TableGrid"/>
+        <w:tblW w:type="auto" w:w="0"/>
+        <w:jc w:val="center"/>
+        <w:tblLook w:firstColumn="1" w:firstRow="1" w:lastColumn="0" w:lastRow="0" w:noHBand="0" w:noVBand="1" w:val="04A0"/>
+      </w:tblPr>
+      <w:tblGrid>
+        <w:gridCol w:w="2880"/>
+        <w:gridCol w:w="2880"/>
+        <w:gridCol w:w="2880"/>
+      </w:tblGrid>
+      <w:tr>
+        <w:trPr>
+          <w:cantSplit/>
+          <w:tblHeader w:val="true"/>
+        </w:trPr>
+        <w:tc>
+          <w:tcPr>
+            <w:tcW w:type="dxa" w:w="2880"/>
+            <w:shd w:fill="000000"/>
+            <w:tcBorders>
+              <w:top w:val="single" w:sz="4" w:space="0" w:color="000000"/>
+              <w:left w:val="single" w:sz="4" w:space="0" w:color="000000"/>
+              <w:bottom w:val="single" w:sz="4" w:space="0" w:color="000000"/>
+              <w:right w:val="single" w:sz="4" w:space="0" w:color="000000"/>
+              <w:insideH w:val="single" w:sz="4" w:space="0" w:color="000000"/>
+              <w:insideV w:val="single" w:sz="4" w:space="0" w:color="000000"/>
+            </w:tcBorders>
+            <w:tcMar>
+              <w:top w:w="80" w:type="dxa"/>
+              <w:start w:w="100" w:type="dxa"/>
+              <w:bottom w:w="80" w:type="dxa"/>
+              <w:end w:w="100" w:type="dxa"/>
+            </w:tcMar>
+          </w:tcPr>
+          <w:p>
+            <w:pPr>
+              <w:keepNext/>
+            </w:pPr>
+            <w:r>
+              <w:rPr>
+                <w:rFonts w:ascii="Arial" w:hAnsi="Arial" w:eastAsia="Arial"/>
+                <w:b/>
+                <w:color w:val="FFFFFF"/>
+                <w:sz w:val="22"/>
+              </w:rPr>
+              <w:t>ID</w:t>
+            </w:r>
+          </w:p>
+        </w:tc>
+        <w:tc>
+          <w:tcPr>
+            <w:tcW w:type="dxa" w:w="2880"/>
+            <w:shd w:fill="000000"/>
+            <w:tcBorders>
+              <w:top w:val="single" w:sz="4" w:space="0" w:color="000000"/>
+              <w:left w:val="single" w:sz="4" w:space="0" w:color="000000"/>
+              <w:bottom w:val="single" w:sz="4" w:space="0" w:color="000000"/>
+              <w:right w:val="single" w:sz="4" w:space="0" w:color="000000"/>
+              <w:insideH w:val="single" w:sz="4" w:space="0" w:color="000000"/>
+              <w:insideV w:val="single" w:sz="4" w:space="0" w:color="000000"/>
+            </w:tcBorders>
+            <w:tcMar>
+              <w:top w:w="80" w:type="dxa"/>
+              <w:start w:w="100" w:type="dxa"/>
+              <w:bottom w:w="80" w:type="dxa"/>
+              <w:end w:w="100" w:type="dxa"/>
+            </w:tcMar>
+          </w:tcPr>
+          <w:p>
+            <w:pPr>
+              <w:keepNext/>
+            </w:pPr>
+            <w:r>
+              <w:rPr>
+                <w:rFonts w:ascii="Arial" w:hAnsi="Arial" w:eastAsia="Arial"/>
+                <w:b/>
+                <w:color w:val="FFFFFF"/>
+                <w:sz w:val="22"/>
+              </w:rPr>
+              <w:t>Caso</w:t>
+            </w:r>
+          </w:p>
+        </w:tc>
+        <w:tc>
+          <w:tcPr>
+            <w:tcW w:type="dxa" w:w="2880"/>
+            <w:shd w:fill="000000"/>
+            <w:tcBorders>
+              <w:top w:val="single" w:sz="4" w:space="0" w:color="000000"/>
+              <w:left w:val="single" w:sz="4" w:space="0" w:color="000000"/>
+              <w:bottom w:val="single" w:sz="4" w:space="0" w:color="000000"/>
+              <w:right w:val="single" w:sz="4" w:space="0" w:color="000000"/>
+              <w:insideH w:val="single" w:sz="4" w:space="0" w:color="000000"/>
+              <w:insideV w:val="single" w:sz="4" w:space="0" w:color="000000"/>
+            </w:tcBorders>
+            <w:tcMar>
+              <w:top w:w="80" w:type="dxa"/>
+              <w:start w:w="100" w:type="dxa"/>
+              <w:bottom w:w="80" w:type="dxa"/>
+              <w:end w:w="100" w:type="dxa"/>
+            </w:tcMar>
+          </w:tcPr>
+          <w:p>
+            <w:pPr>
+              <w:keepNext/>
+            </w:pPr>
+            <w:r>
+              <w:rPr>
+                <w:rFonts w:ascii="Arial" w:hAnsi="Arial" w:eastAsia="Arial"/>
+                <w:b/>
+                <w:color w:val="FFFFFF"/>
+                <w:sz w:val="22"/>
+              </w:rPr>
+              <w:t>Resultado</w:t>
+            </w:r>
+          </w:p>
+        </w:tc>
+      </w:tr>
+      <w:tr>
+        <w:trPr>
+          <w:cantSplit/>
+        </w:trPr>
+        <w:tc>
+          <w:tcPr>
+            <w:tcW w:type="dxa" w:w="1247"/>
+            <w:shd w:fill="FFFFFF"/>
+            <w:tcBorders>
+              <w:top w:val="single" w:sz="4" w:space="0" w:color="000000"/>
+              <w:left w:val="single" w:sz="4" w:space="0" w:color="000000"/>
+              <w:bottom w:val="single" w:sz="4" w:space="0" w:color="000000"/>
+              <w:right w:val="single" w:sz="4" w:space="0" w:color="000000"/>
+              <w:insideH w:val="single" w:sz="4" w:space="0" w:color="000000"/>
+              <w:insideV w:val="single" w:sz="4" w:space="0" w:color="000000"/>
+            </w:tcBorders>
+            <w:tcMar>
+              <w:top w:w="80" w:type="dxa"/>
+              <w:start w:w="100" w:type="dxa"/>
+              <w:bottom w:w="80" w:type="dxa"/>
+              <w:end w:w="100" w:type="dxa"/>
+            </w:tcMar>
+            <w:vAlign w:val="center"/>
+          </w:tcPr>
+          <w:p>
+            <w:r>
+              <w:rPr>
+                <w:rFonts w:ascii="Arial" w:hAnsi="Arial" w:eastAsia="Arial"/>
+                <w:color w:val="000000"/>
+                <w:sz w:val="22"/>
+              </w:rPr>
+              <w:t>UI-01</w:t>
+            </w:r>
+          </w:p>
+        </w:tc>
+        <w:tc>
+          <w:tcPr>
+            <w:tcW w:type="dxa" w:w="6236"/>
+            <w:shd w:fill="FFFFFF"/>
+            <w:tcBorders>
+              <w:top w:val="single" w:sz="4" w:space="0" w:color="000000"/>
+              <w:left w:val="single" w:sz="4" w:space="0" w:color="000000"/>
+              <w:bottom w:val="single" w:sz="4" w:space="0" w:color="000000"/>
+              <w:right w:val="single" w:sz="4" w:space="0" w:color="000000"/>
+              <w:insideH w:val="single" w:sz="4" w:space="0" w:color="000000"/>
+              <w:insideV w:val="single" w:sz="4" w:space="0" w:color="000000"/>
+            </w:tcBorders>
+            <w:tcMar>
+              <w:top w:w="80" w:type="dxa"/>
+              <w:start w:w="100" w:type="dxa"/>
+              <w:bottom w:w="80" w:type="dxa"/>
+              <w:end w:w="100" w:type="dxa"/>
+            </w:tcMar>
+            <w:vAlign w:val="center"/>
+          </w:tcPr>
+          <w:p>
+            <w:r>
+              <w:rPr>
+                <w:rFonts w:ascii="Arial" w:hAnsi="Arial" w:eastAsia="Arial"/>
+                <w:color w:val="000000"/>
+                <w:sz w:val="22"/>
+              </w:rPr>
+              <w:t>Inicio carga con catálogo y datos de demostración</w:t>
+            </w:r>
+          </w:p>
+        </w:tc>
+        <w:tc>
+          <w:tcPr>
+            <w:tcW w:type="dxa" w:w="1587"/>
+            <w:shd w:fill="FFFFFF"/>
+            <w:tcBorders>
+              <w:top w:val="single" w:sz="4" w:space="0" w:color="000000"/>
+              <w:left w:val="single" w:sz="4" w:space="0" w:color="000000"/>
+              <w:bottom w:val="single" w:sz="4" w:space="0" w:color="000000"/>
+              <w:right w:val="single" w:sz="4" w:space="0" w:color="000000"/>
+              <w:insideH w:val="single" w:sz="4" w:space="0" w:color="000000"/>
+              <w:insideV w:val="single" w:sz="4" w:space="0" w:color="000000"/>
+            </w:tcBorders>
+            <w:tcMar>
+              <w:top w:w="80" w:type="dxa"/>
+              <w:start w:w="100" w:type="dxa"/>
+              <w:bottom w:w="80" w:type="dxa"/>
+              <w:end w:w="100" w:type="dxa"/>
+            </w:tcMar>
+            <w:vAlign w:val="center"/>
+          </w:tcPr>
+          <w:p>
+            <w:r>
+              <w:rPr>
+                <w:rFonts w:ascii="Arial" w:hAnsi="Arial" w:eastAsia="Arial"/>
+                <w:color w:val="000000"/>
+                <w:sz w:val="22"/>
+              </w:rPr>
+              <w:t>Aprobado</w:t>
+            </w:r>
+          </w:p>
+        </w:tc>
+      </w:tr>
+      <w:tr>
+        <w:trPr>
+          <w:cantSplit/>
+        </w:trPr>
+        <w:tc>
+          <w:tcPr>
+            <w:tcW w:type="dxa" w:w="1247"/>
+            <w:shd w:fill="FFFFFF"/>
+            <w:tcBorders>
+              <w:top w:val="single" w:sz="4" w:space="0" w:color="000000"/>
+              <w:left w:val="single" w:sz="4" w:space="0" w:color="000000"/>
+              <w:bottom w:val="single" w:sz="4" w:space="0" w:color="000000"/>
+              <w:right w:val="single" w:sz="4" w:space="0" w:color="000000"/>
+              <w:insideH w:val="single" w:sz="4" w:space="0" w:color="000000"/>
+              <w:insideV w:val="single" w:sz="4" w:space="0" w:color="000000"/>
+            </w:tcBorders>
+            <w:tcMar>
+              <w:top w:w="80" w:type="dxa"/>
+              <w:start w:w="100" w:type="dxa"/>
+              <w:bottom w:w="80" w:type="dxa"/>
+              <w:end w:w="100" w:type="dxa"/>
+            </w:tcMar>
+            <w:vAlign w:val="center"/>
+          </w:tcPr>
+          <w:p>
+            <w:r>
+              <w:rPr>
+                <w:rFonts w:ascii="Arial" w:hAnsi="Arial" w:eastAsia="Arial"/>
+                <w:color w:val="000000"/>
+                <w:sz w:val="22"/>
+              </w:rPr>
+              <w:t>UI-02</w:t>
+            </w:r>
+          </w:p>
+        </w:tc>
+        <w:tc>
+          <w:tcPr>
+            <w:tcW w:type="dxa" w:w="6236"/>
+            <w:shd w:fill="FFFFFF"/>
+            <w:tcBorders>
+              <w:top w:val="single" w:sz="4" w:space="0" w:color="000000"/>
+              <w:left w:val="single" w:sz="4" w:space="0" w:color="000000"/>
+              <w:bottom w:val="single" w:sz="4" w:space="0" w:color="000000"/>
+              <w:right w:val="single" w:sz="4" w:space="0" w:color="000000"/>
+              <w:insideH w:val="single" w:sz="4" w:space="0" w:color="000000"/>
+              <w:insideV w:val="single" w:sz="4" w:space="0" w:color="000000"/>
+            </w:tcBorders>
+            <w:tcMar>
+              <w:top w:w="80" w:type="dxa"/>
+              <w:start w:w="100" w:type="dxa"/>
+              <w:bottom w:w="80" w:type="dxa"/>
+              <w:end w:w="100" w:type="dxa"/>
+            </w:tcMar>
+            <w:vAlign w:val="center"/>
+          </w:tcPr>
+          <w:p>
+            <w:r>
+              <w:rPr>
+                <w:rFonts w:ascii="Arial" w:hAnsi="Arial" w:eastAsia="Arial"/>
+                <w:color w:val="000000"/>
+                <w:sz w:val="22"/>
+              </w:rPr>
+              <w:t>Inventario filtra stock y descarga CSV</w:t>
+            </w:r>
+          </w:p>
+        </w:tc>
+        <w:tc>
+          <w:tcPr>
+            <w:tcW w:type="dxa" w:w="1587"/>
+            <w:shd w:fill="FFFFFF"/>
+            <w:tcBorders>
+              <w:top w:val="single" w:sz="4" w:space="0" w:color="000000"/>
+              <w:left w:val="single" w:sz="4" w:space="0" w:color="000000"/>
+              <w:bottom w:val="single" w:sz="4" w:space="0" w:color="000000"/>
+              <w:right w:val="single" w:sz="4" w:space="0" w:color="000000"/>
+              <w:insideH w:val="single" w:sz="4" w:space="0" w:color="000000"/>
+              <w:insideV w:val="single" w:sz="4" w:space="0" w:color="000000"/>
+            </w:tcBorders>
+            <w:tcMar>
+              <w:top w:w="80" w:type="dxa"/>
+              <w:start w:w="100" w:type="dxa"/>
+              <w:bottom w:w="80" w:type="dxa"/>
+              <w:end w:w="100" w:type="dxa"/>
+            </w:tcMar>
+            <w:vAlign w:val="center"/>
+          </w:tcPr>
+          <w:p>
+            <w:r>
+              <w:rPr>
+                <w:rFonts w:ascii="Arial" w:hAnsi="Arial" w:eastAsia="Arial"/>
+                <w:color w:val="000000"/>
+                <w:sz w:val="22"/>
+              </w:rPr>
+              <w:t>Aprobado</w:t>
+            </w:r>
+          </w:p>
+        </w:tc>
+      </w:tr>
+      <w:tr>
+        <w:trPr>
+          <w:cantSplit/>
+        </w:trPr>
+        <w:tc>
+          <w:tcPr>
+            <w:tcW w:type="dxa" w:w="1247"/>
+            <w:shd w:fill="FFFFFF"/>
+            <w:tcBorders>
+              <w:top w:val="single" w:sz="4" w:space="0" w:color="000000"/>
+              <w:left w:val="single" w:sz="4" w:space="0" w:color="000000"/>
+              <w:bottom w:val="single" w:sz="4" w:space="0" w:color="000000"/>
+              <w:right w:val="single" w:sz="4" w:space="0" w:color="000000"/>
+              <w:insideH w:val="single" w:sz="4" w:space="0" w:color="000000"/>
+              <w:insideV w:val="single" w:sz="4" w:space="0" w:color="000000"/>
+            </w:tcBorders>
+            <w:tcMar>
+              <w:top w:w="80" w:type="dxa"/>
+              <w:start w:w="100" w:type="dxa"/>
+              <w:bottom w:w="80" w:type="dxa"/>
+              <w:end w:w="100" w:type="dxa"/>
+            </w:tcMar>
+            <w:vAlign w:val="center"/>
+          </w:tcPr>
+          <w:p>
+            <w:r>
+              <w:rPr>
+                <w:rFonts w:ascii="Arial" w:hAnsi="Arial" w:eastAsia="Arial"/>
+                <w:color w:val="000000"/>
+                <w:sz w:val="22"/>
+              </w:rPr>
+              <w:t>UI-03</w:t>
+            </w:r>
+          </w:p>
+        </w:tc>
+        <w:tc>
+          <w:tcPr>
+            <w:tcW w:type="dxa" w:w="6236"/>
+            <w:shd w:fill="FFFFFF"/>
+            <w:tcBorders>
+              <w:top w:val="single" w:sz="4" w:space="0" w:color="000000"/>
+              <w:left w:val="single" w:sz="4" w:space="0" w:color="000000"/>
+              <w:bottom w:val="single" w:sz="4" w:space="0" w:color="000000"/>
+              <w:right w:val="single" w:sz="4" w:space="0" w:color="000000"/>
+              <w:insideH w:val="single" w:sz="4" w:space="0" w:color="000000"/>
+              <w:insideV w:val="single" w:sz="4" w:space="0" w:color="000000"/>
+            </w:tcBorders>
+            <w:tcMar>
+              <w:top w:w="80" w:type="dxa"/>
+              <w:start w:w="100" w:type="dxa"/>
+              <w:bottom w:w="80" w:type="dxa"/>
+              <w:end w:w="100" w:type="dxa"/>
+            </w:tcMar>
+            <w:vAlign w:val="center"/>
+          </w:tcPr>
+          <w:p>
+            <w:r>
+              <w:rPr>
+                <w:rFonts w:ascii="Arial" w:hAnsi="Arial" w:eastAsia="Arial"/>
+                <w:color w:val="000000"/>
+                <w:sz w:val="22"/>
+              </w:rPr>
+              <w:t>Producto puede crearse editarse y archivarse</w:t>
+            </w:r>
+          </w:p>
+        </w:tc>
+        <w:tc>
+          <w:tcPr>
+            <w:tcW w:type="dxa" w:w="1587"/>
+            <w:shd w:fill="FFFFFF"/>
+            <w:tcBorders>
+              <w:top w:val="single" w:sz="4" w:space="0" w:color="000000"/>
+              <w:left w:val="single" w:sz="4" w:space="0" w:color="000000"/>
+              <w:bottom w:val="single" w:sz="4" w:space="0" w:color="000000"/>
+              <w:right w:val="single" w:sz="4" w:space="0" w:color="000000"/>
+              <w:insideH w:val="single" w:sz="4" w:space="0" w:color="000000"/>
+              <w:insideV w:val="single" w:sz="4" w:space="0" w:color="000000"/>
+            </w:tcBorders>
+            <w:tcMar>
+              <w:top w:w="80" w:type="dxa"/>
+              <w:start w:w="100" w:type="dxa"/>
+              <w:bottom w:w="80" w:type="dxa"/>
+              <w:end w:w="100" w:type="dxa"/>
+            </w:tcMar>
+            <w:vAlign w:val="center"/>
+          </w:tcPr>
+          <w:p>
+            <w:r>
+              <w:rPr>
+                <w:rFonts w:ascii="Arial" w:hAnsi="Arial" w:eastAsia="Arial"/>
+                <w:color w:val="000000"/>
+                <w:sz w:val="22"/>
+              </w:rPr>
+              <w:t>Aprobado</w:t>
+            </w:r>
+          </w:p>
+        </w:tc>
+      </w:tr>
+      <w:tr>
+        <w:trPr>
+          <w:cantSplit/>
+        </w:trPr>
+        <w:tc>
+          <w:tcPr>
+            <w:tcW w:type="dxa" w:w="1247"/>
+            <w:shd w:fill="FFFFFF"/>
+            <w:tcBorders>
+              <w:top w:val="single" w:sz="4" w:space="0" w:color="000000"/>
+              <w:left w:val="single" w:sz="4" w:space="0" w:color="000000"/>
+              <w:bottom w:val="single" w:sz="4" w:space="0" w:color="000000"/>
+              <w:right w:val="single" w:sz="4" w:space="0" w:color="000000"/>
+              <w:insideH w:val="single" w:sz="4" w:space="0" w:color="000000"/>
+              <w:insideV w:val="single" w:sz="4" w:space="0" w:color="000000"/>
+            </w:tcBorders>
+            <w:tcMar>
+              <w:top w:w="80" w:type="dxa"/>
+              <w:start w:w="100" w:type="dxa"/>
+              <w:bottom w:w="80" w:type="dxa"/>
+              <w:end w:w="100" w:type="dxa"/>
+            </w:tcMar>
+            <w:vAlign w:val="center"/>
+          </w:tcPr>
+          <w:p>
+            <w:r>
+              <w:rPr>
+                <w:rFonts w:ascii="Arial" w:hAnsi="Arial" w:eastAsia="Arial"/>
+                <w:color w:val="000000"/>
+                <w:sz w:val="22"/>
+              </w:rPr>
+              <w:t>UI-04</w:t>
+            </w:r>
+          </w:p>
+        </w:tc>
+        <w:tc>
+          <w:tcPr>
+            <w:tcW w:type="dxa" w:w="6236"/>
+            <w:shd w:fill="FFFFFF"/>
+            <w:tcBorders>
+              <w:top w:val="single" w:sz="4" w:space="0" w:color="000000"/>
+              <w:left w:val="single" w:sz="4" w:space="0" w:color="000000"/>
+              <w:bottom w:val="single" w:sz="4" w:space="0" w:color="000000"/>
+              <w:right w:val="single" w:sz="4" w:space="0" w:color="000000"/>
+              <w:insideH w:val="single" w:sz="4" w:space="0" w:color="000000"/>
+              <w:insideV w:val="single" w:sz="4" w:space="0" w:color="000000"/>
+            </w:tcBorders>
+            <w:tcMar>
+              <w:top w:w="80" w:type="dxa"/>
+              <w:start w:w="100" w:type="dxa"/>
+              <w:bottom w:w="80" w:type="dxa"/>
+              <w:end w:w="100" w:type="dxa"/>
+            </w:tcMar>
+            <w:vAlign w:val="center"/>
+          </w:tcPr>
+          <w:p>
+            <w:r>
+              <w:rPr>
+                <w:rFonts w:ascii="Arial" w:hAnsi="Arial" w:eastAsia="Arial"/>
+                <w:color w:val="000000"/>
+                <w:sz w:val="22"/>
+              </w:rPr>
+              <w:t>Venta con Yape genera constancia y registra historial</w:t>
+            </w:r>
+          </w:p>
+        </w:tc>
+        <w:tc>
+          <w:tcPr>
+            <w:tcW w:type="dxa" w:w="1587"/>
+            <w:shd w:fill="FFFFFF"/>
+            <w:tcBorders>
+              <w:top w:val="single" w:sz="4" w:space="0" w:color="000000"/>
+              <w:left w:val="single" w:sz="4" w:space="0" w:color="000000"/>
+              <w:bottom w:val="single" w:sz="4" w:space="0" w:color="000000"/>
+              <w:right w:val="single" w:sz="4" w:space="0" w:color="000000"/>
+              <w:insideH w:val="single" w:sz="4" w:space="0" w:color="000000"/>
+              <w:insideV w:val="single" w:sz="4" w:space="0" w:color="000000"/>
+            </w:tcBorders>
+            <w:tcMar>
+              <w:top w:w="80" w:type="dxa"/>
+              <w:start w:w="100" w:type="dxa"/>
+              <w:bottom w:w="80" w:type="dxa"/>
+              <w:end w:w="100" w:type="dxa"/>
+            </w:tcMar>
+            <w:vAlign w:val="center"/>
+          </w:tcPr>
+          <w:p>
+            <w:r>
+              <w:rPr>
+                <w:rFonts w:ascii="Arial" w:hAnsi="Arial" w:eastAsia="Arial"/>
+                <w:color w:val="000000"/>
+                <w:sz w:val="22"/>
+              </w:rPr>
+              <w:t>Aprobado</w:t>
+            </w:r>
+          </w:p>
+        </w:tc>
+      </w:tr>
+      <w:tr>
+        <w:trPr>
+          <w:cantSplit/>
+        </w:trPr>
+        <w:tc>
+          <w:tcPr>
+            <w:tcW w:type="dxa" w:w="1247"/>
+            <w:shd w:fill="FFFFFF"/>
+            <w:tcBorders>
+              <w:top w:val="single" w:sz="4" w:space="0" w:color="000000"/>
+              <w:left w:val="single" w:sz="4" w:space="0" w:color="000000"/>
+              <w:bottom w:val="single" w:sz="4" w:space="0" w:color="000000"/>
+              <w:right w:val="single" w:sz="4" w:space="0" w:color="000000"/>
+              <w:insideH w:val="single" w:sz="4" w:space="0" w:color="000000"/>
+              <w:insideV w:val="single" w:sz="4" w:space="0" w:color="000000"/>
+            </w:tcBorders>
+            <w:tcMar>
+              <w:top w:w="80" w:type="dxa"/>
+              <w:start w:w="100" w:type="dxa"/>
+              <w:bottom w:w="80" w:type="dxa"/>
+              <w:end w:w="100" w:type="dxa"/>
+            </w:tcMar>
+            <w:vAlign w:val="center"/>
+          </w:tcPr>
+          <w:p>
+            <w:r>
+              <w:rPr>
+                <w:rFonts w:ascii="Arial" w:hAnsi="Arial" w:eastAsia="Arial"/>
+                <w:color w:val="000000"/>
+                <w:sz w:val="22"/>
+              </w:rPr>
+              <w:t>UI-05</w:t>
+            </w:r>
+          </w:p>
+        </w:tc>
+        <w:tc>
+          <w:tcPr>
+            <w:tcW w:type="dxa" w:w="6236"/>
+            <w:shd w:fill="FFFFFF"/>
+            <w:tcBorders>
+              <w:top w:val="single" w:sz="4" w:space="0" w:color="000000"/>
+              <w:left w:val="single" w:sz="4" w:space="0" w:color="000000"/>
+              <w:bottom w:val="single" w:sz="4" w:space="0" w:color="000000"/>
+              <w:right w:val="single" w:sz="4" w:space="0" w:color="000000"/>
+              <w:insideH w:val="single" w:sz="4" w:space="0" w:color="000000"/>
+              <w:insideV w:val="single" w:sz="4" w:space="0" w:color="000000"/>
+            </w:tcBorders>
+            <w:tcMar>
+              <w:top w:w="80" w:type="dxa"/>
+              <w:start w:w="100" w:type="dxa"/>
+              <w:bottom w:w="80" w:type="dxa"/>
+              <w:end w:w="100" w:type="dxa"/>
+            </w:tcMar>
+            <w:vAlign w:val="center"/>
+          </w:tcPr>
+          <w:p>
+            <w:r>
+              <w:rPr>
+                <w:rFonts w:ascii="Arial" w:hAnsi="Arial" w:eastAsia="Arial"/>
+                <w:color w:val="000000"/>
+                <w:sz w:val="22"/>
+              </w:rPr>
+              <w:t>Anulación devuelve existencias y queda trazada</w:t>
+            </w:r>
+          </w:p>
+        </w:tc>
+        <w:tc>
+          <w:tcPr>
+            <w:tcW w:type="dxa" w:w="1587"/>
+            <w:shd w:fill="FFFFFF"/>
+            <w:tcBorders>
+              <w:top w:val="single" w:sz="4" w:space="0" w:color="000000"/>
+              <w:left w:val="single" w:sz="4" w:space="0" w:color="000000"/>
+              <w:bottom w:val="single" w:sz="4" w:space="0" w:color="000000"/>
+              <w:right w:val="single" w:sz="4" w:space="0" w:color="000000"/>
+              <w:insideH w:val="single" w:sz="4" w:space="0" w:color="000000"/>
+              <w:insideV w:val="single" w:sz="4" w:space="0" w:color="000000"/>
+            </w:tcBorders>
+            <w:tcMar>
+              <w:top w:w="80" w:type="dxa"/>
+              <w:start w:w="100" w:type="dxa"/>
+              <w:bottom w:w="80" w:type="dxa"/>
+              <w:end w:w="100" w:type="dxa"/>
+            </w:tcMar>
+            <w:vAlign w:val="center"/>
+          </w:tcPr>
+          <w:p>
+            <w:r>
+              <w:rPr>
+                <w:rFonts w:ascii="Arial" w:hAnsi="Arial" w:eastAsia="Arial"/>
+                <w:color w:val="000000"/>
+                <w:sz w:val="22"/>
+              </w:rPr>
+              <w:t>Aprobado</w:t>
+            </w:r>
+          </w:p>
+        </w:tc>
+      </w:tr>
+      <w:tr>
+        <w:trPr>
+          <w:cantSplit/>
+        </w:trPr>
+        <w:tc>
+          <w:tcPr>
+            <w:tcW w:type="dxa" w:w="1247"/>
+            <w:shd w:fill="FFFFFF"/>
+            <w:tcBorders>
+              <w:top w:val="single" w:sz="4" w:space="0" w:color="000000"/>
+              <w:left w:val="single" w:sz="4" w:space="0" w:color="000000"/>
+              <w:bottom w:val="single" w:sz="4" w:space="0" w:color="000000"/>
+              <w:right w:val="single" w:sz="4" w:space="0" w:color="000000"/>
+              <w:insideH w:val="single" w:sz="4" w:space="0" w:color="000000"/>
+              <w:insideV w:val="single" w:sz="4" w:space="0" w:color="000000"/>
+            </w:tcBorders>
+            <w:tcMar>
+              <w:top w:w="80" w:type="dxa"/>
+              <w:start w:w="100" w:type="dxa"/>
+              <w:bottom w:w="80" w:type="dxa"/>
+              <w:end w:w="100" w:type="dxa"/>
+            </w:tcMar>
+            <w:vAlign w:val="center"/>
+          </w:tcPr>
+          <w:p>
+            <w:r>
+              <w:rPr>
+                <w:rFonts w:ascii="Arial" w:hAnsi="Arial" w:eastAsia="Arial"/>
+                <w:color w:val="000000"/>
+                <w:sz w:val="22"/>
+              </w:rPr>
+              <w:t>UI-06</w:t>
+            </w:r>
+          </w:p>
+        </w:tc>
+        <w:tc>
+          <w:tcPr>
+            <w:tcW w:type="dxa" w:w="6236"/>
+            <w:shd w:fill="FFFFFF"/>
+            <w:tcBorders>
+              <w:top w:val="single" w:sz="4" w:space="0" w:color="000000"/>
+              <w:left w:val="single" w:sz="4" w:space="0" w:color="000000"/>
+              <w:bottom w:val="single" w:sz="4" w:space="0" w:color="000000"/>
+              <w:right w:val="single" w:sz="4" w:space="0" w:color="000000"/>
+              <w:insideH w:val="single" w:sz="4" w:space="0" w:color="000000"/>
+              <w:insideV w:val="single" w:sz="4" w:space="0" w:color="000000"/>
+            </w:tcBorders>
+            <w:tcMar>
+              <w:top w:w="80" w:type="dxa"/>
+              <w:start w:w="100" w:type="dxa"/>
+              <w:bottom w:w="80" w:type="dxa"/>
+              <w:end w:w="100" w:type="dxa"/>
+            </w:tcMar>
+            <w:vAlign w:val="center"/>
+          </w:tcPr>
+          <w:p>
+            <w:r>
+              <w:rPr>
+                <w:rFonts w:ascii="Arial" w:hAnsi="Arial" w:eastAsia="Arial"/>
+                <w:color w:val="000000"/>
+                <w:sz w:val="22"/>
+              </w:rPr>
+              <w:t>Reportes muestran períodos reales y un día sin ventas da cero</w:t>
+            </w:r>
+          </w:p>
+        </w:tc>
+        <w:tc>
+          <w:tcPr>
+            <w:tcW w:type="dxa" w:w="1587"/>
+            <w:shd w:fill="FFFFFF"/>
+            <w:tcBorders>
+              <w:top w:val="single" w:sz="4" w:space="0" w:color="000000"/>
+              <w:left w:val="single" w:sz="4" w:space="0" w:color="000000"/>
+              <w:bottom w:val="single" w:sz="4" w:space="0" w:color="000000"/>
+              <w:right w:val="single" w:sz="4" w:space="0" w:color="000000"/>
+              <w:insideH w:val="single" w:sz="4" w:space="0" w:color="000000"/>
+              <w:insideV w:val="single" w:sz="4" w:space="0" w:color="000000"/>
+            </w:tcBorders>
+            <w:tcMar>
+              <w:top w:w="80" w:type="dxa"/>
+              <w:start w:w="100" w:type="dxa"/>
+              <w:bottom w:w="80" w:type="dxa"/>
+              <w:end w:w="100" w:type="dxa"/>
+            </w:tcMar>
+            <w:vAlign w:val="center"/>
+          </w:tcPr>
+          <w:p>
+            <w:r>
+              <w:rPr>
+                <w:rFonts w:ascii="Arial" w:hAnsi="Arial" w:eastAsia="Arial"/>
+                <w:color w:val="000000"/>
+                <w:sz w:val="22"/>
+              </w:rPr>
+              <w:t>Aprobado</w:t>
+            </w:r>
+          </w:p>
+        </w:tc>
+      </w:tr>
+      <w:tr>
+        <w:trPr>
+          <w:cantSplit/>
+        </w:trPr>
+        <w:tc>
+          <w:tcPr>
+            <w:tcW w:type="dxa" w:w="1247"/>
+            <w:shd w:fill="FFFFFF"/>
+            <w:tcBorders>
+              <w:top w:val="single" w:sz="4" w:space="0" w:color="000000"/>
+              <w:left w:val="single" w:sz="4" w:space="0" w:color="000000"/>
+              <w:bottom w:val="single" w:sz="4" w:space="0" w:color="000000"/>
+              <w:right w:val="single" w:sz="4" w:space="0" w:color="000000"/>
+              <w:insideH w:val="single" w:sz="4" w:space="0" w:color="000000"/>
+              <w:insideV w:val="single" w:sz="4" w:space="0" w:color="000000"/>
+            </w:tcBorders>
+            <w:tcMar>
+              <w:top w:w="80" w:type="dxa"/>
+              <w:start w:w="100" w:type="dxa"/>
+              <w:bottom w:w="80" w:type="dxa"/>
+              <w:end w:w="100" w:type="dxa"/>
+            </w:tcMar>
+            <w:vAlign w:val="center"/>
+          </w:tcPr>
+          <w:p>
+            <w:r>
+              <w:rPr>
+                <w:rFonts w:ascii="Arial" w:hAnsi="Arial" w:eastAsia="Arial"/>
+                <w:color w:val="000000"/>
+                <w:sz w:val="22"/>
+              </w:rPr>
+              <w:t>UI-07</w:t>
+            </w:r>
+          </w:p>
+        </w:tc>
+        <w:tc>
+          <w:tcPr>
+            <w:tcW w:type="dxa" w:w="6236"/>
+            <w:shd w:fill="FFFFFF"/>
+            <w:tcBorders>
+              <w:top w:val="single" w:sz="4" w:space="0" w:color="000000"/>
+              <w:left w:val="single" w:sz="4" w:space="0" w:color="000000"/>
+              <w:bottom w:val="single" w:sz="4" w:space="0" w:color="000000"/>
+              <w:right w:val="single" w:sz="4" w:space="0" w:color="000000"/>
+              <w:insideH w:val="single" w:sz="4" w:space="0" w:color="000000"/>
+              <w:insideV w:val="single" w:sz="4" w:space="0" w:color="000000"/>
+            </w:tcBorders>
+            <w:tcMar>
+              <w:top w:w="80" w:type="dxa"/>
+              <w:start w:w="100" w:type="dxa"/>
+              <w:bottom w:w="80" w:type="dxa"/>
+              <w:end w:w="100" w:type="dxa"/>
+            </w:tcMar>
+            <w:vAlign w:val="center"/>
+          </w:tcPr>
+          <w:p>
+            <w:r>
+              <w:rPr>
+                <w:rFonts w:ascii="Arial" w:hAnsi="Arial" w:eastAsia="Arial"/>
+                <w:color w:val="000000"/>
+                <w:sz w:val="22"/>
+              </w:rPr>
+              <w:t>Proveedores y permisos están disponibles al administrador</w:t>
+            </w:r>
+          </w:p>
+        </w:tc>
+        <w:tc>
+          <w:tcPr>
+            <w:tcW w:type="dxa" w:w="1587"/>
+            <w:shd w:fill="FFFFFF"/>
+            <w:tcBorders>
+              <w:top w:val="single" w:sz="4" w:space="0" w:color="000000"/>
+              <w:left w:val="single" w:sz="4" w:space="0" w:color="000000"/>
+              <w:bottom w:val="single" w:sz="4" w:space="0" w:color="000000"/>
+              <w:right w:val="single" w:sz="4" w:space="0" w:color="000000"/>
+              <w:insideH w:val="single" w:sz="4" w:space="0" w:color="000000"/>
+              <w:insideV w:val="single" w:sz="4" w:space="0" w:color="000000"/>
+            </w:tcBorders>
+            <w:tcMar>
+              <w:top w:w="80" w:type="dxa"/>
+              <w:start w:w="100" w:type="dxa"/>
+              <w:bottom w:w="80" w:type="dxa"/>
+              <w:end w:w="100" w:type="dxa"/>
+            </w:tcMar>
+            <w:vAlign w:val="center"/>
+          </w:tcPr>
+          <w:p>
+            <w:r>
+              <w:rPr>
+                <w:rFonts w:ascii="Arial" w:hAnsi="Arial" w:eastAsia="Arial"/>
+                <w:color w:val="000000"/>
+                <w:sz w:val="22"/>
+              </w:rPr>
+              <w:t>Aprobado</w:t>
+            </w:r>
+          </w:p>
+        </w:tc>
+      </w:tr>
+      <w:tr>
+        <w:trPr>
+          <w:cantSplit/>
+        </w:trPr>
+        <w:tc>
+          <w:tcPr>
+            <w:tcW w:type="dxa" w:w="1247"/>
+            <w:shd w:fill="FFFFFF"/>
+            <w:tcBorders>
+              <w:top w:val="single" w:sz="4" w:space="0" w:color="000000"/>
+              <w:left w:val="single" w:sz="4" w:space="0" w:color="000000"/>
+              <w:bottom w:val="single" w:sz="4" w:space="0" w:color="000000"/>
+              <w:right w:val="single" w:sz="4" w:space="0" w:color="000000"/>
+              <w:insideH w:val="single" w:sz="4" w:space="0" w:color="000000"/>
+              <w:insideV w:val="single" w:sz="4" w:space="0" w:color="000000"/>
+            </w:tcBorders>
+            <w:tcMar>
+              <w:top w:w="80" w:type="dxa"/>
+              <w:start w:w="100" w:type="dxa"/>
+              <w:bottom w:w="80" w:type="dxa"/>
+              <w:end w:w="100" w:type="dxa"/>
+            </w:tcMar>
+            <w:vAlign w:val="center"/>
+          </w:tcPr>
+          <w:p>
+            <w:r>
+              <w:rPr>
+                <w:rFonts w:ascii="Arial" w:hAnsi="Arial" w:eastAsia="Arial"/>
+                <w:color w:val="000000"/>
+                <w:sz w:val="22"/>
+              </w:rPr>
+              <w:t>UI-08</w:t>
+            </w:r>
+          </w:p>
+        </w:tc>
+        <w:tc>
+          <w:tcPr>
+            <w:tcW w:type="dxa" w:w="6236"/>
+            <w:shd w:fill="FFFFFF"/>
+            <w:tcBorders>
+              <w:top w:val="single" w:sz="4" w:space="0" w:color="000000"/>
+              <w:left w:val="single" w:sz="4" w:space="0" w:color="000000"/>
+              <w:bottom w:val="single" w:sz="4" w:space="0" w:color="000000"/>
+              <w:right w:val="single" w:sz="4" w:space="0" w:color="000000"/>
+              <w:insideH w:val="single" w:sz="4" w:space="0" w:color="000000"/>
+              <w:insideV w:val="single" w:sz="4" w:space="0" w:color="000000"/>
+            </w:tcBorders>
+            <w:tcMar>
+              <w:top w:w="80" w:type="dxa"/>
+              <w:start w:w="100" w:type="dxa"/>
+              <w:bottom w:w="80" w:type="dxa"/>
+              <w:end w:w="100" w:type="dxa"/>
+            </w:tcMar>
+            <w:vAlign w:val="center"/>
+          </w:tcPr>
+          <w:p>
+            <w:r>
+              <w:rPr>
+                <w:rFonts w:ascii="Arial" w:hAnsi="Arial" w:eastAsia="Arial"/>
+                <w:color w:val="000000"/>
+                <w:sz w:val="22"/>
+              </w:rPr>
+              <w:t>Respaldo descargado y recuperación validada desde Configuración</w:t>
+            </w:r>
+          </w:p>
+        </w:tc>
+        <w:tc>
+          <w:tcPr>
+            <w:tcW w:type="dxa" w:w="1587"/>
+            <w:shd w:fill="FFFFFF"/>
+            <w:tcBorders>
+              <w:top w:val="single" w:sz="4" w:space="0" w:color="000000"/>
+              <w:left w:val="single" w:sz="4" w:space="0" w:color="000000"/>
+              <w:bottom w:val="single" w:sz="4" w:space="0" w:color="000000"/>
+              <w:right w:val="single" w:sz="4" w:space="0" w:color="000000"/>
+              <w:insideH w:val="single" w:sz="4" w:space="0" w:color="000000"/>
+              <w:insideV w:val="single" w:sz="4" w:space="0" w:color="000000"/>
+            </w:tcBorders>
+            <w:tcMar>
+              <w:top w:w="80" w:type="dxa"/>
+              <w:start w:w="100" w:type="dxa"/>
+              <w:bottom w:w="80" w:type="dxa"/>
+              <w:end w:w="100" w:type="dxa"/>
+            </w:tcMar>
+            <w:vAlign w:val="center"/>
+          </w:tcPr>
+          <w:p>
+            <w:r>
+              <w:rPr>
+                <w:rFonts w:ascii="Arial" w:hAnsi="Arial" w:eastAsia="Arial"/>
+                <w:color w:val="000000"/>
+                <w:sz w:val="22"/>
+              </w:rPr>
+              <w:t>Aprobado</w:t>
+            </w:r>
+          </w:p>
+        </w:tc>
+      </w:tr>
+      <w:tr>
+        <w:trPr>
+          <w:cantSplit/>
+        </w:trPr>
+        <w:tc>
+          <w:tcPr>
+            <w:tcW w:type="dxa" w:w="1247"/>
+            <w:shd w:fill="FFFFFF"/>
+            <w:tcBorders>
+              <w:top w:val="single" w:sz="4" w:space="0" w:color="000000"/>
+              <w:left w:val="single" w:sz="4" w:space="0" w:color="000000"/>
+              <w:bottom w:val="single" w:sz="4" w:space="0" w:color="000000"/>
+              <w:right w:val="single" w:sz="4" w:space="0" w:color="000000"/>
+              <w:insideH w:val="single" w:sz="4" w:space="0" w:color="000000"/>
+              <w:insideV w:val="single" w:sz="4" w:space="0" w:color="000000"/>
+            </w:tcBorders>
+            <w:tcMar>
+              <w:top w:w="80" w:type="dxa"/>
+              <w:start w:w="100" w:type="dxa"/>
+              <w:bottom w:w="80" w:type="dxa"/>
+              <w:end w:w="100" w:type="dxa"/>
+            </w:tcMar>
+            <w:vAlign w:val="center"/>
+          </w:tcPr>
+          <w:p>
+            <w:r>
+              <w:rPr>
+                <w:rFonts w:ascii="Arial" w:hAnsi="Arial" w:eastAsia="Arial"/>
+                <w:color w:val="000000"/>
+                <w:sz w:val="22"/>
+              </w:rPr>
+              <w:t>UI-09</w:t>
+            </w:r>
+          </w:p>
+        </w:tc>
+        <w:tc>
+          <w:tcPr>
+            <w:tcW w:type="dxa" w:w="6236"/>
+            <w:shd w:fill="FFFFFF"/>
+            <w:tcBorders>
+              <w:top w:val="single" w:sz="4" w:space="0" w:color="000000"/>
+              <w:left w:val="single" w:sz="4" w:space="0" w:color="000000"/>
+              <w:bottom w:val="single" w:sz="4" w:space="0" w:color="000000"/>
+              <w:right w:val="single" w:sz="4" w:space="0" w:color="000000"/>
+              <w:insideH w:val="single" w:sz="4" w:space="0" w:color="000000"/>
+              <w:insideV w:val="single" w:sz="4" w:space="0" w:color="000000"/>
+            </w:tcBorders>
+            <w:tcMar>
+              <w:top w:w="80" w:type="dxa"/>
+              <w:start w:w="100" w:type="dxa"/>
+              <w:bottom w:w="80" w:type="dxa"/>
+              <w:end w:w="100" w:type="dxa"/>
+            </w:tcMar>
+            <w:vAlign w:val="center"/>
+          </w:tcPr>
+          <w:p>
+            <w:r>
+              <w:rPr>
+                <w:rFonts w:ascii="Arial" w:hAnsi="Arial" w:eastAsia="Arial"/>
+                <w:color w:val="000000"/>
+                <w:sz w:val="22"/>
+              </w:rPr>
+              <w:t>Cajero carece de acciones administrativas</w:t>
+            </w:r>
+          </w:p>
+        </w:tc>
+        <w:tc>
+          <w:tcPr>
+            <w:tcW w:type="dxa" w:w="1587"/>
+            <w:shd w:fill="FFFFFF"/>
+            <w:tcBorders>
+              <w:top w:val="single" w:sz="4" w:space="0" w:color="000000"/>
+              <w:left w:val="single" w:sz="4" w:space="0" w:color="000000"/>
+              <w:bottom w:val="single" w:sz="4" w:space="0" w:color="000000"/>
+              <w:right w:val="single" w:sz="4" w:space="0" w:color="000000"/>
+              <w:insideH w:val="single" w:sz="4" w:space="0" w:color="000000"/>
+              <w:insideV w:val="single" w:sz="4" w:space="0" w:color="000000"/>
+            </w:tcBorders>
+            <w:tcMar>
+              <w:top w:w="80" w:type="dxa"/>
+              <w:start w:w="100" w:type="dxa"/>
+              <w:bottom w:w="80" w:type="dxa"/>
+              <w:end w:w="100" w:type="dxa"/>
+            </w:tcMar>
+            <w:vAlign w:val="center"/>
+          </w:tcPr>
+          <w:p>
+            <w:r>
+              <w:rPr>
+                <w:rFonts w:ascii="Arial" w:hAnsi="Arial" w:eastAsia="Arial"/>
+                <w:color w:val="000000"/>
+                <w:sz w:val="22"/>
+              </w:rPr>
+              <w:t>Aprobado</w:t>
+            </w:r>
+          </w:p>
+        </w:tc>
+      </w:tr>
+      <w:tr>
+        <w:trPr>
+          <w:cantSplit/>
+        </w:trPr>
+        <w:tc>
+          <w:tcPr>
+            <w:tcW w:type="dxa" w:w="1247"/>
+            <w:shd w:fill="FFFFFF"/>
+            <w:tcBorders>
+              <w:top w:val="single" w:sz="4" w:space="0" w:color="000000"/>
+              <w:left w:val="single" w:sz="4" w:space="0" w:color="000000"/>
+              <w:bottom w:val="single" w:sz="4" w:space="0" w:color="000000"/>
+              <w:right w:val="single" w:sz="4" w:space="0" w:color="000000"/>
+              <w:insideH w:val="single" w:sz="4" w:space="0" w:color="000000"/>
+              <w:insideV w:val="single" w:sz="4" w:space="0" w:color="000000"/>
+            </w:tcBorders>
+            <w:tcMar>
+              <w:top w:w="80" w:type="dxa"/>
+              <w:start w:w="100" w:type="dxa"/>
+              <w:bottom w:w="80" w:type="dxa"/>
+              <w:end w:w="100" w:type="dxa"/>
+            </w:tcMar>
+            <w:vAlign w:val="center"/>
+          </w:tcPr>
+          <w:p>
+            <w:r>
+              <w:rPr>
+                <w:rFonts w:ascii="Arial" w:hAnsi="Arial" w:eastAsia="Arial"/>
+                <w:color w:val="000000"/>
+                <w:sz w:val="22"/>
+              </w:rPr>
+              <w:t>UI-10</w:t>
+            </w:r>
+          </w:p>
+        </w:tc>
+        <w:tc>
+          <w:tcPr>
+            <w:tcW w:type="dxa" w:w="6236"/>
+            <w:shd w:fill="FFFFFF"/>
+            <w:tcBorders>
+              <w:top w:val="single" w:sz="4" w:space="0" w:color="000000"/>
+              <w:left w:val="single" w:sz="4" w:space="0" w:color="000000"/>
+              <w:bottom w:val="single" w:sz="4" w:space="0" w:color="000000"/>
+              <w:right w:val="single" w:sz="4" w:space="0" w:color="000000"/>
+              <w:insideH w:val="single" w:sz="4" w:space="0" w:color="000000"/>
+              <w:insideV w:val="single" w:sz="4" w:space="0" w:color="000000"/>
+            </w:tcBorders>
+            <w:tcMar>
+              <w:top w:w="80" w:type="dxa"/>
+              <w:start w:w="100" w:type="dxa"/>
+              <w:bottom w:w="80" w:type="dxa"/>
+              <w:end w:w="100" w:type="dxa"/>
+            </w:tcMar>
+            <w:vAlign w:val="center"/>
+          </w:tcPr>
+          <w:p>
+            <w:r>
+              <w:rPr>
+                <w:rFonts w:ascii="Arial" w:hAnsi="Arial" w:eastAsia="Arial"/>
+                <w:color w:val="000000"/>
+                <w:sz w:val="22"/>
+              </w:rPr>
+              <w:t>Vista móvil y menú sin desbordamiento horizontal</w:t>
+            </w:r>
+          </w:p>
+        </w:tc>
+        <w:tc>
+          <w:tcPr>
+            <w:tcW w:type="dxa" w:w="1587"/>
+            <w:shd w:fill="FFFFFF"/>
+            <w:tcBorders>
+              <w:top w:val="single" w:sz="4" w:space="0" w:color="000000"/>
+              <w:left w:val="single" w:sz="4" w:space="0" w:color="000000"/>
+              <w:bottom w:val="single" w:sz="4" w:space="0" w:color="000000"/>
+              <w:right w:val="single" w:sz="4" w:space="0" w:color="000000"/>
+              <w:insideH w:val="single" w:sz="4" w:space="0" w:color="000000"/>
+              <w:insideV w:val="single" w:sz="4" w:space="0" w:color="000000"/>
+            </w:tcBorders>
+            <w:tcMar>
+              <w:top w:w="80" w:type="dxa"/>
+              <w:start w:w="100" w:type="dxa"/>
+              <w:bottom w:w="80" w:type="dxa"/>
+              <w:end w:w="100" w:type="dxa"/>
+            </w:tcMar>
+            <w:vAlign w:val="center"/>
+          </w:tcPr>
+          <w:p>
+            <w:r>
+              <w:rPr>
+                <w:rFonts w:ascii="Arial" w:hAnsi="Arial" w:eastAsia="Arial"/>
+                <w:color w:val="000000"/>
+                <w:sz w:val="22"/>
+              </w:rPr>
+              <w:t>Aprobado</w:t>
+            </w:r>
+          </w:p>
+        </w:tc>
+      </w:tr>
+      <w:tr>
+        <w:trPr>
+          <w:cantSplit/>
+        </w:trPr>
+        <w:tc>
+          <w:tcPr>
+            <w:tcW w:type="dxa" w:w="1247"/>
+            <w:shd w:fill="FFFFFF"/>
+            <w:tcBorders>
+              <w:top w:val="single" w:sz="4" w:space="0" w:color="000000"/>
+              <w:left w:val="single" w:sz="4" w:space="0" w:color="000000"/>
+              <w:bottom w:val="single" w:sz="4" w:space="0" w:color="000000"/>
+              <w:right w:val="single" w:sz="4" w:space="0" w:color="000000"/>
+              <w:insideH w:val="single" w:sz="4" w:space="0" w:color="000000"/>
+              <w:insideV w:val="single" w:sz="4" w:space="0" w:color="000000"/>
+            </w:tcBorders>
+            <w:tcMar>
+              <w:top w:w="80" w:type="dxa"/>
+              <w:start w:w="100" w:type="dxa"/>
+              <w:bottom w:w="80" w:type="dxa"/>
+              <w:end w:w="100" w:type="dxa"/>
+            </w:tcMar>
+            <w:vAlign w:val="center"/>
+          </w:tcPr>
+          <w:p>
+            <w:r>
+              <w:rPr>
+                <w:rFonts w:ascii="Arial" w:hAnsi="Arial" w:eastAsia="Arial"/>
+                <w:color w:val="000000"/>
+                <w:sz w:val="22"/>
+              </w:rPr>
+              <w:t>UI-11</w:t>
+            </w:r>
+          </w:p>
+        </w:tc>
+        <w:tc>
+          <w:tcPr>
+            <w:tcW w:type="dxa" w:w="6236"/>
+            <w:shd w:fill="FFFFFF"/>
+            <w:tcBorders>
+              <w:top w:val="single" w:sz="4" w:space="0" w:color="000000"/>
+              <w:left w:val="single" w:sz="4" w:space="0" w:color="000000"/>
+              <w:bottom w:val="single" w:sz="4" w:space="0" w:color="000000"/>
+              <w:right w:val="single" w:sz="4" w:space="0" w:color="000000"/>
+              <w:insideH w:val="single" w:sz="4" w:space="0" w:color="000000"/>
+              <w:insideV w:val="single" w:sz="4" w:space="0" w:color="000000"/>
+            </w:tcBorders>
+            <w:tcMar>
+              <w:top w:w="80" w:type="dxa"/>
+              <w:start w:w="100" w:type="dxa"/>
+              <w:bottom w:w="80" w:type="dxa"/>
+              <w:end w:w="100" w:type="dxa"/>
+            </w:tcMar>
+            <w:vAlign w:val="center"/>
+          </w:tcPr>
+          <w:p>
+            <w:r>
+              <w:rPr>
+                <w:rFonts w:ascii="Arial" w:hAnsi="Arial" w:eastAsia="Arial"/>
+                <w:color w:val="000000"/>
+                <w:sz w:val="22"/>
+              </w:rPr>
+              <w:t>Ayuda local identifica su proveedor y responde stock sin IBM</w:t>
+            </w:r>
+          </w:p>
+        </w:tc>
+        <w:tc>
+          <w:tcPr>
+            <w:tcW w:type="dxa" w:w="1587"/>
+            <w:shd w:fill="FFFFFF"/>
+            <w:tcBorders>
+              <w:top w:val="single" w:sz="4" w:space="0" w:color="000000"/>
+              <w:left w:val="single" w:sz="4" w:space="0" w:color="000000"/>
+              <w:bottom w:val="single" w:sz="4" w:space="0" w:color="000000"/>
+              <w:right w:val="single" w:sz="4" w:space="0" w:color="000000"/>
+              <w:insideH w:val="single" w:sz="4" w:space="0" w:color="000000"/>
+              <w:insideV w:val="single" w:sz="4" w:space="0" w:color="000000"/>
+            </w:tcBorders>
+            <w:tcMar>
+              <w:top w:w="80" w:type="dxa"/>
+              <w:start w:w="100" w:type="dxa"/>
+              <w:bottom w:w="80" w:type="dxa"/>
+              <w:end w:w="100" w:type="dxa"/>
+            </w:tcMar>
+            <w:vAlign w:val="center"/>
+          </w:tcPr>
+          <w:p>
+            <w:r>
+              <w:rPr>
+                <w:rFonts w:ascii="Arial" w:hAnsi="Arial" w:eastAsia="Arial"/>
+                <w:color w:val="000000"/>
+                <w:sz w:val="22"/>
+              </w:rPr>
+              <w:t>Aprobado</w:t>
+            </w:r>
+          </w:p>
+        </w:tc>
+      </w:tr>
+    </w:tbl>
+    <w:p/>
+    <w:p>
+      <w:pPr>
+        <w:pStyle w:val="Heading1"/>
+        <w:keepNext/>
+        <w:keepLines/>
+      </w:pPr>
+      <w:r>
+        <w:rPr>
+          <w:rFonts w:ascii="Arial" w:hAnsi="Arial" w:eastAsia="Arial"/>
+          <w:color w:val="000000"/>
+          <w:sz w:val="22"/>
+        </w:rPr>
+        <w:t>Consultas IBM reales</w:t>
+      </w:r>
+    </w:p>
+    <w:tbl>
+      <w:tblPr>
+        <w:tblStyle w:val="TableGrid"/>
+        <w:tblW w:type="auto" w:w="0"/>
+        <w:jc w:val="center"/>
+        <w:tblLook w:firstColumn="1" w:firstRow="1" w:lastColumn="0" w:lastRow="0" w:noHBand="0" w:noVBand="1" w:val="04A0"/>
+      </w:tblPr>
+      <w:tblGrid>
+        <w:gridCol w:w="4320"/>
+        <w:gridCol w:w="4320"/>
+      </w:tblGrid>
+      <w:tr>
+        <w:trPr>
+          <w:cantSplit/>
+          <w:tblHeader w:val="true"/>
+        </w:trPr>
+        <w:tc>
+          <w:tcPr>
+            <w:tcW w:type="dxa" w:w="4320"/>
+            <w:shd w:fill="000000"/>
+            <w:tcBorders>
+              <w:top w:val="single" w:sz="4" w:space="0" w:color="000000"/>
+              <w:left w:val="single" w:sz="4" w:space="0" w:color="000000"/>
+              <w:bottom w:val="single" w:sz="4" w:space="0" w:color="000000"/>
+              <w:right w:val="single" w:sz="4" w:space="0" w:color="000000"/>
+              <w:insideH w:val="single" w:sz="4" w:space="0" w:color="000000"/>
+              <w:insideV w:val="single" w:sz="4" w:space="0" w:color="000000"/>
+            </w:tcBorders>
+            <w:tcMar>
+              <w:top w:w="80" w:type="dxa"/>
+              <w:start w:w="100" w:type="dxa"/>
+              <w:bottom w:w="80" w:type="dxa"/>
+              <w:end w:w="100" w:type="dxa"/>
+            </w:tcMar>
+          </w:tcPr>
+          <w:p>
+            <w:pPr>
+              <w:keepNext/>
+            </w:pPr>
+            <w:r>
+              <w:rPr>
+                <w:rFonts w:ascii="Arial" w:hAnsi="Arial" w:eastAsia="Arial"/>
+                <w:b/>
+                <w:color w:val="FFFFFF"/>
+                <w:sz w:val="22"/>
+              </w:rPr>
+              <w:t>Pregunta</w:t>
+            </w:r>
+          </w:p>
+        </w:tc>
+        <w:tc>
+          <w:tcPr>
+            <w:tcW w:type="dxa" w:w="4320"/>
+            <w:shd w:fill="000000"/>
+            <w:tcBorders>
+              <w:top w:val="single" w:sz="4" w:space="0" w:color="000000"/>
+              <w:left w:val="single" w:sz="4" w:space="0" w:color="000000"/>
+              <w:bottom w:val="single" w:sz="4" w:space="0" w:color="000000"/>
+              <w:right w:val="single" w:sz="4" w:space="0" w:color="000000"/>
+              <w:insideH w:val="single" w:sz="4" w:space="0" w:color="000000"/>
+              <w:insideV w:val="single" w:sz="4" w:space="0" w:color="000000"/>
+            </w:tcBorders>
+            <w:tcMar>
+              <w:top w:w="80" w:type="dxa"/>
+              <w:start w:w="100" w:type="dxa"/>
+              <w:bottom w:w="80" w:type="dxa"/>
+              <w:end w:w="100" w:type="dxa"/>
+            </w:tcMar>
+          </w:tcPr>
+          <w:p>
+            <w:pPr>
+              <w:keepNext/>
+            </w:pPr>
+            <w:r>
+              <w:rPr>
+                <w:rFonts w:ascii="Arial" w:hAnsi="Arial" w:eastAsia="Arial"/>
+                <w:b/>
+                <w:color w:val="FFFFFF"/>
+                <w:sz w:val="22"/>
+              </w:rPr>
+              <w:t>Resultado</w:t>
+            </w:r>
+          </w:p>
+        </w:tc>
+      </w:tr>
+      <w:tr>
+        <w:trPr>
+          <w:cantSplit/>
+        </w:trPr>
+        <w:tc>
+          <w:tcPr>
+            <w:tcW w:type="dxa" w:w="5669"/>
+            <w:shd w:fill="FFFFFF"/>
+            <w:tcBorders>
+              <w:top w:val="single" w:sz="4" w:space="0" w:color="000000"/>
+              <w:left w:val="single" w:sz="4" w:space="0" w:color="000000"/>
+              <w:bottom w:val="single" w:sz="4" w:space="0" w:color="000000"/>
+              <w:right w:val="single" w:sz="4" w:space="0" w:color="000000"/>
+              <w:insideH w:val="single" w:sz="4" w:space="0" w:color="000000"/>
+              <w:insideV w:val="single" w:sz="4" w:space="0" w:color="000000"/>
+            </w:tcBorders>
+            <w:tcMar>
+              <w:top w:w="80" w:type="dxa"/>
+              <w:start w:w="100" w:type="dxa"/>
+              <w:bottom w:w="80" w:type="dxa"/>
+              <w:end w:w="100" w:type="dxa"/>
+            </w:tcMar>
+            <w:vAlign w:val="center"/>
+          </w:tcPr>
+          <w:p>
+            <w:r>
+              <w:rPr>
+                <w:rFonts w:ascii="Arial" w:hAnsi="Arial" w:eastAsia="Arial"/>
+                <w:color w:val="000000"/>
+                <w:sz w:val="22"/>
+              </w:rPr>
+              <w:t>Cómo registro una venta</w:t>
+            </w:r>
+          </w:p>
+        </w:tc>
+        <w:tc>
+          <w:tcPr>
+            <w:tcW w:type="dxa" w:w="3402"/>
+            <w:shd w:fill="FFFFFF"/>
+            <w:tcBorders>
+              <w:top w:val="single" w:sz="4" w:space="0" w:color="000000"/>
+              <w:left w:val="single" w:sz="4" w:space="0" w:color="000000"/>
+              <w:bottom w:val="single" w:sz="4" w:space="0" w:color="000000"/>
+              <w:right w:val="single" w:sz="4" w:space="0" w:color="000000"/>
+              <w:insideH w:val="single" w:sz="4" w:space="0" w:color="000000"/>
+              <w:insideV w:val="single" w:sz="4" w:space="0" w:color="000000"/>
+            </w:tcBorders>
+            <w:tcMar>
+              <w:top w:w="80" w:type="dxa"/>
+              <w:start w:w="100" w:type="dxa"/>
+              <w:bottom w:w="80" w:type="dxa"/>
+              <w:end w:w="100" w:type="dxa"/>
+            </w:tcMar>
+            <w:vAlign w:val="center"/>
+          </w:tcPr>
+          <w:p>
+            <w:r>
+              <w:rPr>
+                <w:rFonts w:ascii="Arial" w:hAnsi="Arial" w:eastAsia="Arial"/>
+                <w:color w:val="000000"/>
+                <w:sz w:val="22"/>
+              </w:rPr>
+              <w:t>Respuesta esperada recibida</w:t>
+            </w:r>
+          </w:p>
+        </w:tc>
+      </w:tr>
+      <w:tr>
+        <w:trPr>
+          <w:cantSplit/>
+        </w:trPr>
+        <w:tc>
+          <w:tcPr>
+            <w:tcW w:type="dxa" w:w="5669"/>
+            <w:shd w:fill="FFFFFF"/>
+            <w:tcBorders>
+              <w:top w:val="single" w:sz="4" w:space="0" w:color="000000"/>
+              <w:left w:val="single" w:sz="4" w:space="0" w:color="000000"/>
+              <w:bottom w:val="single" w:sz="4" w:space="0" w:color="000000"/>
+              <w:right w:val="single" w:sz="4" w:space="0" w:color="000000"/>
+              <w:insideH w:val="single" w:sz="4" w:space="0" w:color="000000"/>
+              <w:insideV w:val="single" w:sz="4" w:space="0" w:color="000000"/>
+            </w:tcBorders>
+            <w:tcMar>
+              <w:top w:w="80" w:type="dxa"/>
+              <w:start w:w="100" w:type="dxa"/>
+              <w:bottom w:w="80" w:type="dxa"/>
+              <w:end w:w="100" w:type="dxa"/>
+            </w:tcMar>
+            <w:vAlign w:val="center"/>
+          </w:tcPr>
+          <w:p>
+            <w:r>
+              <w:rPr>
+                <w:rFonts w:ascii="Arial" w:hAnsi="Arial" w:eastAsia="Arial"/>
+                <w:color w:val="000000"/>
+                <w:sz w:val="22"/>
+              </w:rPr>
+              <w:t>Cómo agrego un producto</w:t>
+            </w:r>
+          </w:p>
+        </w:tc>
+        <w:tc>
+          <w:tcPr>
+            <w:tcW w:type="dxa" w:w="3402"/>
+            <w:shd w:fill="FFFFFF"/>
+            <w:tcBorders>
+              <w:top w:val="single" w:sz="4" w:space="0" w:color="000000"/>
+              <w:left w:val="single" w:sz="4" w:space="0" w:color="000000"/>
+              <w:bottom w:val="single" w:sz="4" w:space="0" w:color="000000"/>
+              <w:right w:val="single" w:sz="4" w:space="0" w:color="000000"/>
+              <w:insideH w:val="single" w:sz="4" w:space="0" w:color="000000"/>
+              <w:insideV w:val="single" w:sz="4" w:space="0" w:color="000000"/>
+            </w:tcBorders>
+            <w:tcMar>
+              <w:top w:w="80" w:type="dxa"/>
+              <w:start w:w="100" w:type="dxa"/>
+              <w:bottom w:w="80" w:type="dxa"/>
+              <w:end w:w="100" w:type="dxa"/>
+            </w:tcMar>
+            <w:vAlign w:val="center"/>
+          </w:tcPr>
+          <w:p>
+            <w:r>
+              <w:rPr>
+                <w:rFonts w:ascii="Arial" w:hAnsi="Arial" w:eastAsia="Arial"/>
+                <w:color w:val="000000"/>
+                <w:sz w:val="22"/>
+              </w:rPr>
+              <w:t>Respuesta esperada recibida</w:t>
+            </w:r>
+          </w:p>
+        </w:tc>
+      </w:tr>
+      <w:tr>
+        <w:trPr>
+          <w:cantSplit/>
+        </w:trPr>
+        <w:tc>
+          <w:tcPr>
+            <w:tcW w:type="dxa" w:w="5669"/>
+            <w:shd w:fill="FFFFFF"/>
+            <w:tcBorders>
+              <w:top w:val="single" w:sz="4" w:space="0" w:color="000000"/>
+              <w:left w:val="single" w:sz="4" w:space="0" w:color="000000"/>
+              <w:bottom w:val="single" w:sz="4" w:space="0" w:color="000000"/>
+              <w:right w:val="single" w:sz="4" w:space="0" w:color="000000"/>
+              <w:insideH w:val="single" w:sz="4" w:space="0" w:color="000000"/>
+              <w:insideV w:val="single" w:sz="4" w:space="0" w:color="000000"/>
+            </w:tcBorders>
+            <w:tcMar>
+              <w:top w:w="80" w:type="dxa"/>
+              <w:start w:w="100" w:type="dxa"/>
+              <w:bottom w:w="80" w:type="dxa"/>
+              <w:end w:w="100" w:type="dxa"/>
+            </w:tcMar>
+            <w:vAlign w:val="center"/>
+          </w:tcPr>
+          <w:p>
+            <w:r>
+              <w:rPr>
+                <w:rFonts w:ascii="Arial" w:hAnsi="Arial" w:eastAsia="Arial"/>
+                <w:color w:val="000000"/>
+                <w:sz w:val="22"/>
+              </w:rPr>
+              <w:t>Cómo ajusto el stock</w:t>
+            </w:r>
+          </w:p>
+        </w:tc>
+        <w:tc>
+          <w:tcPr>
+            <w:tcW w:type="dxa" w:w="3402"/>
+            <w:shd w:fill="FFFFFF"/>
+            <w:tcBorders>
+              <w:top w:val="single" w:sz="4" w:space="0" w:color="000000"/>
+              <w:left w:val="single" w:sz="4" w:space="0" w:color="000000"/>
+              <w:bottom w:val="single" w:sz="4" w:space="0" w:color="000000"/>
+              <w:right w:val="single" w:sz="4" w:space="0" w:color="000000"/>
+              <w:insideH w:val="single" w:sz="4" w:space="0" w:color="000000"/>
+              <w:insideV w:val="single" w:sz="4" w:space="0" w:color="000000"/>
+            </w:tcBorders>
+            <w:tcMar>
+              <w:top w:w="80" w:type="dxa"/>
+              <w:start w:w="100" w:type="dxa"/>
+              <w:bottom w:w="80" w:type="dxa"/>
+              <w:end w:w="100" w:type="dxa"/>
+            </w:tcMar>
+            <w:vAlign w:val="center"/>
+          </w:tcPr>
+          <w:p>
+            <w:r>
+              <w:rPr>
+                <w:rFonts w:ascii="Arial" w:hAnsi="Arial" w:eastAsia="Arial"/>
+                <w:color w:val="000000"/>
+                <w:sz w:val="22"/>
+              </w:rPr>
+              <w:t>Respuesta esperada recibida</w:t>
+            </w:r>
+          </w:p>
+        </w:tc>
+      </w:tr>
+      <w:tr>
+        <w:trPr>
+          <w:cantSplit/>
+        </w:trPr>
+        <w:tc>
+          <w:tcPr>
+            <w:tcW w:type="dxa" w:w="5669"/>
+            <w:shd w:fill="FFFFFF"/>
+            <w:tcBorders>
+              <w:top w:val="single" w:sz="4" w:space="0" w:color="000000"/>
+              <w:left w:val="single" w:sz="4" w:space="0" w:color="000000"/>
+              <w:bottom w:val="single" w:sz="4" w:space="0" w:color="000000"/>
+              <w:right w:val="single" w:sz="4" w:space="0" w:color="000000"/>
+              <w:insideH w:val="single" w:sz="4" w:space="0" w:color="000000"/>
+              <w:insideV w:val="single" w:sz="4" w:space="0" w:color="000000"/>
+            </w:tcBorders>
+            <w:tcMar>
+              <w:top w:w="80" w:type="dxa"/>
+              <w:start w:w="100" w:type="dxa"/>
+              <w:bottom w:w="80" w:type="dxa"/>
+              <w:end w:w="100" w:type="dxa"/>
+            </w:tcMar>
+            <w:vAlign w:val="center"/>
+          </w:tcPr>
+          <w:p>
+            <w:r>
+              <w:rPr>
+                <w:rFonts w:ascii="Arial" w:hAnsi="Arial" w:eastAsia="Arial"/>
+                <w:color w:val="000000"/>
+                <w:sz w:val="22"/>
+              </w:rPr>
+              <w:t>Cómo anulo una venta</w:t>
+            </w:r>
+          </w:p>
+        </w:tc>
+        <w:tc>
+          <w:tcPr>
+            <w:tcW w:type="dxa" w:w="3402"/>
+            <w:shd w:fill="FFFFFF"/>
+            <w:tcBorders>
+              <w:top w:val="single" w:sz="4" w:space="0" w:color="000000"/>
+              <w:left w:val="single" w:sz="4" w:space="0" w:color="000000"/>
+              <w:bottom w:val="single" w:sz="4" w:space="0" w:color="000000"/>
+              <w:right w:val="single" w:sz="4" w:space="0" w:color="000000"/>
+              <w:insideH w:val="single" w:sz="4" w:space="0" w:color="000000"/>
+              <w:insideV w:val="single" w:sz="4" w:space="0" w:color="000000"/>
+            </w:tcBorders>
+            <w:tcMar>
+              <w:top w:w="80" w:type="dxa"/>
+              <w:start w:w="100" w:type="dxa"/>
+              <w:bottom w:w="80" w:type="dxa"/>
+              <w:end w:w="100" w:type="dxa"/>
+            </w:tcMar>
+            <w:vAlign w:val="center"/>
+          </w:tcPr>
+          <w:p>
+            <w:r>
+              <w:rPr>
+                <w:rFonts w:ascii="Arial" w:hAnsi="Arial" w:eastAsia="Arial"/>
+                <w:color w:val="000000"/>
+                <w:sz w:val="22"/>
+              </w:rPr>
+              <w:t>Respuesta esperada recibida</w:t>
+            </w:r>
+          </w:p>
+        </w:tc>
+      </w:tr>
+      <w:tr>
+        <w:trPr>
+          <w:cantSplit/>
+        </w:trPr>
+        <w:tc>
+          <w:tcPr>
+            <w:tcW w:type="dxa" w:w="5669"/>
+            <w:shd w:fill="FFFFFF"/>
+            <w:tcBorders>
+              <w:top w:val="single" w:sz="4" w:space="0" w:color="000000"/>
+              <w:left w:val="single" w:sz="4" w:space="0" w:color="000000"/>
+              <w:bottom w:val="single" w:sz="4" w:space="0" w:color="000000"/>
+              <w:right w:val="single" w:sz="4" w:space="0" w:color="000000"/>
+              <w:insideH w:val="single" w:sz="4" w:space="0" w:color="000000"/>
+              <w:insideV w:val="single" w:sz="4" w:space="0" w:color="000000"/>
+            </w:tcBorders>
+            <w:tcMar>
+              <w:top w:w="80" w:type="dxa"/>
+              <w:start w:w="100" w:type="dxa"/>
+              <w:bottom w:w="80" w:type="dxa"/>
+              <w:end w:w="100" w:type="dxa"/>
+            </w:tcMar>
+            <w:vAlign w:val="center"/>
+          </w:tcPr>
+          <w:p>
+            <w:r>
+              <w:rPr>
+                <w:rFonts w:ascii="Arial" w:hAnsi="Arial" w:eastAsia="Arial"/>
+                <w:color w:val="000000"/>
+                <w:sz w:val="22"/>
+              </w:rPr>
+              <w:t>Cómo consulto los reportes</w:t>
+            </w:r>
+          </w:p>
+        </w:tc>
+        <w:tc>
+          <w:tcPr>
+            <w:tcW w:type="dxa" w:w="3402"/>
+            <w:shd w:fill="FFFFFF"/>
+            <w:tcBorders>
+              <w:top w:val="single" w:sz="4" w:space="0" w:color="000000"/>
+              <w:left w:val="single" w:sz="4" w:space="0" w:color="000000"/>
+              <w:bottom w:val="single" w:sz="4" w:space="0" w:color="000000"/>
+              <w:right w:val="single" w:sz="4" w:space="0" w:color="000000"/>
+              <w:insideH w:val="single" w:sz="4" w:space="0" w:color="000000"/>
+              <w:insideV w:val="single" w:sz="4" w:space="0" w:color="000000"/>
+            </w:tcBorders>
+            <w:tcMar>
+              <w:top w:w="80" w:type="dxa"/>
+              <w:start w:w="100" w:type="dxa"/>
+              <w:bottom w:w="80" w:type="dxa"/>
+              <w:end w:w="100" w:type="dxa"/>
+            </w:tcMar>
+            <w:vAlign w:val="center"/>
+          </w:tcPr>
+          <w:p>
+            <w:r>
+              <w:rPr>
+                <w:rFonts w:ascii="Arial" w:hAnsi="Arial" w:eastAsia="Arial"/>
+                <w:color w:val="000000"/>
+                <w:sz w:val="22"/>
+              </w:rPr>
+              <w:t>Respuesta esperada recibida</w:t>
+            </w:r>
+          </w:p>
+        </w:tc>
+      </w:tr>
+      <w:tr>
+        <w:trPr>
+          <w:cantSplit/>
+        </w:trPr>
+        <w:tc>
+          <w:tcPr>
+            <w:tcW w:type="dxa" w:w="5669"/>
+            <w:shd w:fill="FFFFFF"/>
+            <w:tcBorders>
+              <w:top w:val="single" w:sz="4" w:space="0" w:color="000000"/>
+              <w:left w:val="single" w:sz="4" w:space="0" w:color="000000"/>
+              <w:bottom w:val="single" w:sz="4" w:space="0" w:color="000000"/>
+              <w:right w:val="single" w:sz="4" w:space="0" w:color="000000"/>
+              <w:insideH w:val="single" w:sz="4" w:space="0" w:color="000000"/>
+              <w:insideV w:val="single" w:sz="4" w:space="0" w:color="000000"/>
+            </w:tcBorders>
+            <w:tcMar>
+              <w:top w:w="80" w:type="dxa"/>
+              <w:start w:w="100" w:type="dxa"/>
+              <w:bottom w:w="80" w:type="dxa"/>
+              <w:end w:w="100" w:type="dxa"/>
+            </w:tcMar>
+            <w:vAlign w:val="center"/>
+          </w:tcPr>
+          <w:p>
+            <w:r>
+              <w:rPr>
+                <w:rFonts w:ascii="Arial" w:hAnsi="Arial" w:eastAsia="Arial"/>
+                <w:color w:val="000000"/>
+                <w:sz w:val="22"/>
+              </w:rPr>
+              <w:t>Cómo creo un respaldo</w:t>
+            </w:r>
+          </w:p>
+        </w:tc>
+        <w:tc>
+          <w:tcPr>
+            <w:tcW w:type="dxa" w:w="3402"/>
+            <w:shd w:fill="FFFFFF"/>
+            <w:tcBorders>
+              <w:top w:val="single" w:sz="4" w:space="0" w:color="000000"/>
+              <w:left w:val="single" w:sz="4" w:space="0" w:color="000000"/>
+              <w:bottom w:val="single" w:sz="4" w:space="0" w:color="000000"/>
+              <w:right w:val="single" w:sz="4" w:space="0" w:color="000000"/>
+              <w:insideH w:val="single" w:sz="4" w:space="0" w:color="000000"/>
+              <w:insideV w:val="single" w:sz="4" w:space="0" w:color="000000"/>
+            </w:tcBorders>
+            <w:tcMar>
+              <w:top w:w="80" w:type="dxa"/>
+              <w:start w:w="100" w:type="dxa"/>
+              <w:bottom w:w="80" w:type="dxa"/>
+              <w:end w:w="100" w:type="dxa"/>
+            </w:tcMar>
+            <w:vAlign w:val="center"/>
+          </w:tcPr>
+          <w:p>
+            <w:r>
+              <w:rPr>
+                <w:rFonts w:ascii="Arial" w:hAnsi="Arial" w:eastAsia="Arial"/>
+                <w:color w:val="000000"/>
+                <w:sz w:val="22"/>
+              </w:rPr>
+              <w:t>Respuesta esperada recibida</w:t>
+            </w:r>
+          </w:p>
+        </w:tc>
+      </w:tr>
+      <w:tr>
+        <w:trPr>
+          <w:cantSplit/>
+        </w:trPr>
+        <w:tc>
+          <w:tcPr>
+            <w:tcW w:type="dxa" w:w="5669"/>
+            <w:shd w:fill="FFFFFF"/>
+            <w:tcBorders>
+              <w:top w:val="single" w:sz="4" w:space="0" w:color="000000"/>
+              <w:left w:val="single" w:sz="4" w:space="0" w:color="000000"/>
+              <w:bottom w:val="single" w:sz="4" w:space="0" w:color="000000"/>
+              <w:right w:val="single" w:sz="4" w:space="0" w:color="000000"/>
+              <w:insideH w:val="single" w:sz="4" w:space="0" w:color="000000"/>
+              <w:insideV w:val="single" w:sz="4" w:space="0" w:color="000000"/>
+            </w:tcBorders>
+            <w:tcMar>
+              <w:top w:w="80" w:type="dxa"/>
+              <w:start w:w="100" w:type="dxa"/>
+              <w:bottom w:w="80" w:type="dxa"/>
+              <w:end w:w="100" w:type="dxa"/>
+            </w:tcMar>
+            <w:vAlign w:val="center"/>
+          </w:tcPr>
+          <w:p>
+            <w:r>
+              <w:rPr>
+                <w:rFonts w:ascii="Arial" w:hAnsi="Arial" w:eastAsia="Arial"/>
+                <w:color w:val="000000"/>
+                <w:sz w:val="22"/>
+              </w:rPr>
+              <w:t>Qué permisos tiene el cajero</w:t>
+            </w:r>
+          </w:p>
+        </w:tc>
+        <w:tc>
+          <w:tcPr>
+            <w:tcW w:type="dxa" w:w="3402"/>
+            <w:shd w:fill="FFFFFF"/>
+            <w:tcBorders>
+              <w:top w:val="single" w:sz="4" w:space="0" w:color="000000"/>
+              <w:left w:val="single" w:sz="4" w:space="0" w:color="000000"/>
+              <w:bottom w:val="single" w:sz="4" w:space="0" w:color="000000"/>
+              <w:right w:val="single" w:sz="4" w:space="0" w:color="000000"/>
+              <w:insideH w:val="single" w:sz="4" w:space="0" w:color="000000"/>
+              <w:insideV w:val="single" w:sz="4" w:space="0" w:color="000000"/>
+            </w:tcBorders>
+            <w:tcMar>
+              <w:top w:w="80" w:type="dxa"/>
+              <w:start w:w="100" w:type="dxa"/>
+              <w:bottom w:w="80" w:type="dxa"/>
+              <w:end w:w="100" w:type="dxa"/>
+            </w:tcMar>
+            <w:vAlign w:val="center"/>
+          </w:tcPr>
+          <w:p>
+            <w:r>
+              <w:rPr>
+                <w:rFonts w:ascii="Arial" w:hAnsi="Arial" w:eastAsia="Arial"/>
+                <w:color w:val="000000"/>
+                <w:sz w:val="22"/>
+              </w:rPr>
+              <w:t>Respuesta esperada recibida</w:t>
+            </w:r>
+          </w:p>
+        </w:tc>
+      </w:tr>
+      <w:tr>
+        <w:trPr>
+          <w:cantSplit/>
+        </w:trPr>
+        <w:tc>
+          <w:tcPr>
+            <w:tcW w:type="dxa" w:w="5669"/>
+            <w:shd w:fill="FFFFFF"/>
+            <w:tcBorders>
+              <w:top w:val="single" w:sz="4" w:space="0" w:color="000000"/>
+              <w:left w:val="single" w:sz="4" w:space="0" w:color="000000"/>
+              <w:bottom w:val="single" w:sz="4" w:space="0" w:color="000000"/>
+              <w:right w:val="single" w:sz="4" w:space="0" w:color="000000"/>
+              <w:insideH w:val="single" w:sz="4" w:space="0" w:color="000000"/>
+              <w:insideV w:val="single" w:sz="4" w:space="0" w:color="000000"/>
+            </w:tcBorders>
+            <w:tcMar>
+              <w:top w:w="80" w:type="dxa"/>
+              <w:start w:w="100" w:type="dxa"/>
+              <w:bottom w:w="80" w:type="dxa"/>
+              <w:end w:w="100" w:type="dxa"/>
+            </w:tcMar>
+            <w:vAlign w:val="center"/>
+          </w:tcPr>
+          <w:p>
+            <w:r>
+              <w:rPr>
+                <w:rFonts w:ascii="Arial" w:hAnsi="Arial" w:eastAsia="Arial"/>
+                <w:color w:val="000000"/>
+                <w:sz w:val="22"/>
+              </w:rPr>
+              <w:t>Qué hago si olvidé mi contraseña</w:t>
+            </w:r>
+          </w:p>
+        </w:tc>
+        <w:tc>
+          <w:tcPr>
+            <w:tcW w:type="dxa" w:w="3402"/>
+            <w:shd w:fill="FFFFFF"/>
+            <w:tcBorders>
+              <w:top w:val="single" w:sz="4" w:space="0" w:color="000000"/>
+              <w:left w:val="single" w:sz="4" w:space="0" w:color="000000"/>
+              <w:bottom w:val="single" w:sz="4" w:space="0" w:color="000000"/>
+              <w:right w:val="single" w:sz="4" w:space="0" w:color="000000"/>
+              <w:insideH w:val="single" w:sz="4" w:space="0" w:color="000000"/>
+              <w:insideV w:val="single" w:sz="4" w:space="0" w:color="000000"/>
+            </w:tcBorders>
+            <w:tcMar>
+              <w:top w:w="80" w:type="dxa"/>
+              <w:start w:w="100" w:type="dxa"/>
+              <w:bottom w:w="80" w:type="dxa"/>
+              <w:end w:w="100" w:type="dxa"/>
+            </w:tcMar>
+            <w:vAlign w:val="center"/>
+          </w:tcPr>
+          <w:p>
+            <w:r>
+              <w:rPr>
+                <w:rFonts w:ascii="Arial" w:hAnsi="Arial" w:eastAsia="Arial"/>
+                <w:color w:val="000000"/>
+                <w:sz w:val="22"/>
+              </w:rPr>
+              <w:t>Respuesta esperada recibida</w:t>
+            </w:r>
+          </w:p>
+        </w:tc>
+      </w:tr>
+    </w:tbl>
+    <w:p/>
+    <w:p>
+      <w:pPr>
+        <w:pStyle w:val="Heading1"/>
+        <w:keepNext/>
+        <w:keepLines/>
+      </w:pPr>
+      <w:r>
+        <w:rPr>
+          <w:rFonts w:ascii="Arial" w:hAnsi="Arial" w:eastAsia="Arial"/>
+          <w:color w:val="000000"/>
+          <w:sz w:val="22"/>
+        </w:rPr>
+        <w:t>Registros entregados</w:t>
       </w:r>
     </w:p>
     <w:p>
@@ -2549,17 +4332,7 @@
           <w:color w:val="000000"/>
           <w:sz w:val="22"/>
         </w:rPr>
-        <w:t>Se implementaron Supabase Auth y permisos administrador/cajero, ajustes con motivo y control de versión, venta con identificador de reintento, anulaciones con devolución única de stock, historial y constancia interna, proveedores y configuración persistentes, auditoría y respaldo JSON. Los reportes usan fecha de Lima y detalles de venta; no se inventan costos históricos.</w:t>
-      </w:r>
-    </w:p>
-    <w:p>
-      <w:r>
-        <w:rPr>
-          <w:rFonts w:ascii="Arial" w:hAnsi="Arial" w:eastAsia="Arial"/>
-          <w:color w:val="000000"/>
-          <w:sz w:val="22"/>
-        </w:rPr>
-        <w:t>Validación técnica: 18 pruebas locales aprobadas y compilaciones correctas. Render está publicado y conectado a Supabase con TLS y certificado validado; /api/health/ready responde HTTP 200 y las rutas privadas rechazan acceso anónimo. GitHub Pages usa la API remota. Falta confirmar la cuenta inicial, probar operaciones autenticadas y registrar aceptación del Grupo 10. Evidencia: docs/evidencias/validacion_tecnica_2026-10-04.md.</w:t>
+        <w:t>Los JSON de validación del backend, interfaz, IBM y despliegue se adjuntan en Evidencias. El anexo Word muestra resultados y capturas a color. Estas pruebas técnicas no sustituyen actas de aceptación, asistencia, horas ni una medición del impacto en una empresa real.</w:t>
       </w:r>
     </w:p>
     <w:sectPr>
